--- a/06-学生侧材料/讲义/6-有机化学/自由基反应.docx
+++ b/06-学生侧材料/讲义/6-有机化学/自由基反应.docx
@@ -17636,7 +17636,7 @@
         <w:t>典型例题</w:t>
       </w:r>
     </w:p>
-    <w:bookmarkStart w:id="43" w:name="例1-异丁烷溴代的选择性"/>
+    <w:bookmarkStart w:id="43" w:name="例1-异丁烷溴代的选择性基础"/>
     <w:p>
       <w:pPr>
         <w:pStyle w:val="Heading3"/>
@@ -17664,13 +17664,25 @@
         <w:rPr>
           <w:rFonts w:hint="eastAsia" w:ascii="Times New Roman" w:hAnsi="Times New Roman" w:eastAsia="SimHei" w:cs="Times New Roman"/>
         </w:rPr>
-        <w:t xml:space="preserve">异丁烷溴代的选择性</w:t>
-      </w:r>
-      <w:r>
-        <w:rPr>
-          <w:rFonts w:ascii="Times New Roman" w:hAnsi="Times New Roman" w:eastAsia="Times New Roman" w:cs="Times New Roman"/>
-        </w:rPr>
-        <w:t xml:space="preserve"> ⭐⭐</w:t>
+        <w:t>异丁烷溴代的选择性</w:t>
+      </w:r>
+      <w:r>
+        <w:rPr>
+          <w:rFonts w:hint="eastAsia" w:ascii="Times New Roman" w:hAnsi="Times New Roman" w:eastAsia="Times New Roman" w:cs="Times New Roman"/>
+        </w:rPr>
+        <w:t>（</w:t>
+      </w:r>
+      <w:r>
+        <w:rPr>
+          <w:rFonts w:hint="eastAsia" w:ascii="Times New Roman" w:hAnsi="Times New Roman" w:eastAsia="SimHei" w:cs="Times New Roman"/>
+        </w:rPr>
+        <w:t>基础</w:t>
+      </w:r>
+      <w:r>
+        <w:rPr>
+          <w:rFonts w:hint="eastAsia" w:ascii="Times New Roman" w:hAnsi="Times New Roman" w:eastAsia="Times New Roman" w:cs="Times New Roman"/>
+        </w:rPr>
+        <w:t>）</w:t>
       </w:r>
     </w:p>
     <w:p>
@@ -18614,7 +18626,7 @@
       </w:r>
     </w:p>
     <w:bookmarkEnd w:id="43"/>
-    <w:bookmarkStart w:id="44" w:name="例2-丙烯的-hbr-加成对比"/>
+    <w:bookmarkStart w:id="44" w:name="例2-丙烯的-hbr-加成对比进阶"/>
     <w:p>
       <w:pPr>
         <w:pStyle w:val="Heading3"/>
@@ -18654,13 +18666,25 @@
         <w:rPr>
           <w:rFonts w:hint="eastAsia" w:ascii="Times New Roman" w:hAnsi="Times New Roman" w:eastAsia="SimHei" w:cs="Times New Roman"/>
         </w:rPr>
-        <w:t xml:space="preserve">加成对比</w:t>
-      </w:r>
-      <w:r>
-        <w:rPr>
-          <w:rFonts w:ascii="Times New Roman" w:hAnsi="Times New Roman" w:eastAsia="Times New Roman" w:cs="Times New Roman"/>
-        </w:rPr>
-        <w:t xml:space="preserve"> ⭐⭐⭐</w:t>
+        <w:t>加成对比</w:t>
+      </w:r>
+      <w:r>
+        <w:rPr>
+          <w:rFonts w:hint="eastAsia" w:ascii="Times New Roman" w:hAnsi="Times New Roman" w:eastAsia="Times New Roman" w:cs="Times New Roman"/>
+        </w:rPr>
+        <w:t>（</w:t>
+      </w:r>
+      <w:r>
+        <w:rPr>
+          <w:rFonts w:hint="eastAsia" w:ascii="Times New Roman" w:hAnsi="Times New Roman" w:eastAsia="SimHei" w:cs="Times New Roman"/>
+        </w:rPr>
+        <w:t>进阶</w:t>
+      </w:r>
+      <w:r>
+        <w:rPr>
+          <w:rFonts w:hint="eastAsia" w:ascii="Times New Roman" w:hAnsi="Times New Roman" w:eastAsia="Times New Roman" w:cs="Times New Roman"/>
+        </w:rPr>
+        <w:t>）</w:t>
       </w:r>
     </w:p>
     <w:p>
@@ -19923,7 +19947,7 @@
       </w:r>
     </w:p>
     <w:bookmarkEnd w:id="44"/>
-    <w:bookmarkStart w:id="45" w:name="例3-完整链式反应机理书写"/>
+    <w:bookmarkStart w:id="45" w:name="例3-完整链式反应机理书写进阶"/>
     <w:p>
       <w:pPr>
         <w:pStyle w:val="Heading3"/>
@@ -19951,13 +19975,25 @@
         <w:rPr>
           <w:rFonts w:hint="eastAsia" w:ascii="Times New Roman" w:hAnsi="Times New Roman" w:eastAsia="SimHei" w:cs="Times New Roman"/>
         </w:rPr>
-        <w:t xml:space="preserve">完整链式反应机理书写</w:t>
-      </w:r>
-      <w:r>
-        <w:rPr>
-          <w:rFonts w:ascii="Times New Roman" w:hAnsi="Times New Roman" w:eastAsia="Times New Roman" w:cs="Times New Roman"/>
-        </w:rPr>
-        <w:t xml:space="preserve"> ⭐⭐⭐</w:t>
+        <w:t>完整链式反应机理书写</w:t>
+      </w:r>
+      <w:r>
+        <w:rPr>
+          <w:rFonts w:hint="eastAsia" w:ascii="Times New Roman" w:hAnsi="Times New Roman" w:eastAsia="Times New Roman" w:cs="Times New Roman"/>
+        </w:rPr>
+        <w:t>（</w:t>
+      </w:r>
+      <w:r>
+        <w:rPr>
+          <w:rFonts w:hint="eastAsia" w:ascii="Times New Roman" w:hAnsi="Times New Roman" w:eastAsia="SimHei" w:cs="Times New Roman"/>
+        </w:rPr>
+        <w:t>进阶</w:t>
+      </w:r>
+      <w:r>
+        <w:rPr>
+          <w:rFonts w:hint="eastAsia" w:ascii="Times New Roman" w:hAnsi="Times New Roman" w:eastAsia="Times New Roman" w:cs="Times New Roman"/>
+        </w:rPr>
+        <w:t>）</w:t>
       </w:r>
     </w:p>
     <w:p>
@@ -20938,7 +20974,7 @@
       </w:r>
     </w:p>
     <w:bookmarkEnd w:id="45"/>
-    <w:bookmarkStart w:id="49" w:name="例4-nbs-烯丙位溴代"/>
+    <w:bookmarkStart w:id="49" w:name="例4-nbs-烯丙位溴代进阶"/>
     <w:p>
       <w:pPr>
         <w:pStyle w:val="Heading3"/>
@@ -20966,13 +21002,25 @@
         <w:rPr>
           <w:rFonts w:hint="eastAsia" w:ascii="Times New Roman" w:hAnsi="Times New Roman" w:eastAsia="SimHei" w:cs="Times New Roman"/>
         </w:rPr>
-        <w:t xml:space="preserve">烯丙位溴代</w:t>
-      </w:r>
-      <w:r>
-        <w:rPr>
-          <w:rFonts w:ascii="Times New Roman" w:hAnsi="Times New Roman" w:eastAsia="Times New Roman" w:cs="Times New Roman"/>
-        </w:rPr>
-        <w:t xml:space="preserve"> ⭐⭐⭐</w:t>
+        <w:t>烯丙位溴代</w:t>
+      </w:r>
+      <w:r>
+        <w:rPr>
+          <w:rFonts w:hint="eastAsia" w:ascii="Times New Roman" w:hAnsi="Times New Roman" w:eastAsia="Times New Roman" w:cs="Times New Roman"/>
+        </w:rPr>
+        <w:t>（</w:t>
+      </w:r>
+      <w:r>
+        <w:rPr>
+          <w:rFonts w:hint="eastAsia" w:ascii="Times New Roman" w:hAnsi="Times New Roman" w:eastAsia="SimHei" w:cs="Times New Roman"/>
+        </w:rPr>
+        <w:t>进阶</w:t>
+      </w:r>
+      <w:r>
+        <w:rPr>
+          <w:rFonts w:hint="eastAsia" w:ascii="Times New Roman" w:hAnsi="Times New Roman" w:eastAsia="Times New Roman" w:cs="Times New Roman"/>
+        </w:rPr>
+        <w:t>）</w:t>
       </w:r>
     </w:p>
     <w:p>
@@ -22060,7 +22108,7 @@
       </w:r>
     </w:p>
     <w:bookmarkEnd w:id="49"/>
-    <w:bookmarkStart w:id="50" w:name="例5-自由基环化选择性"/>
+    <w:bookmarkStart w:id="50" w:name="例5-自由基环化选择性挑战"/>
     <w:p>
       <w:pPr>
         <w:pStyle w:val="Heading3"/>
@@ -22088,13 +22136,25 @@
         <w:rPr>
           <w:rFonts w:hint="eastAsia" w:ascii="Times New Roman" w:hAnsi="Times New Roman" w:eastAsia="SimHei" w:cs="Times New Roman"/>
         </w:rPr>
-        <w:t xml:space="preserve">自由基环化选择性</w:t>
-      </w:r>
-      <w:r>
-        <w:rPr>
-          <w:rFonts w:ascii="Times New Roman" w:hAnsi="Times New Roman" w:eastAsia="Times New Roman" w:cs="Times New Roman"/>
-        </w:rPr>
-        <w:t xml:space="preserve"> ⭐⭐⭐⭐</w:t>
+        <w:t>自由基环化选择性</w:t>
+      </w:r>
+      <w:r>
+        <w:rPr>
+          <w:rFonts w:hint="eastAsia" w:ascii="Times New Roman" w:hAnsi="Times New Roman" w:eastAsia="Times New Roman" w:cs="Times New Roman"/>
+        </w:rPr>
+        <w:t>（</w:t>
+      </w:r>
+      <w:r>
+        <w:rPr>
+          <w:rFonts w:hint="eastAsia" w:ascii="Times New Roman" w:hAnsi="Times New Roman" w:eastAsia="SimHei" w:cs="Times New Roman"/>
+        </w:rPr>
+        <w:t>挑战</w:t>
+      </w:r>
+      <w:r>
+        <w:rPr>
+          <w:rFonts w:hint="eastAsia" w:ascii="Times New Roman" w:hAnsi="Times New Roman" w:eastAsia="Times New Roman" w:cs="Times New Roman"/>
+        </w:rPr>
+        <w:t>）</w:t>
       </w:r>
     </w:p>
     <w:p>
@@ -23609,7 +23669,7 @@
       </w:r>
     </w:p>
     <w:bookmarkEnd w:id="50"/>
-    <w:bookmarkStart w:id="51" w:name="例6-自由基稳定性综合排序"/>
+    <w:bookmarkStart w:id="51" w:name="例6-自由基稳定性综合排序进阶"/>
     <w:p>
       <w:pPr>
         <w:pStyle w:val="Heading3"/>
@@ -23637,13 +23697,25 @@
         <w:rPr>
           <w:rFonts w:hint="eastAsia" w:ascii="Times New Roman" w:hAnsi="Times New Roman" w:eastAsia="SimHei" w:cs="Times New Roman"/>
         </w:rPr>
-        <w:t xml:space="preserve">自由基稳定性综合排序</w:t>
-      </w:r>
-      <w:r>
-        <w:rPr>
-          <w:rFonts w:ascii="Times New Roman" w:hAnsi="Times New Roman" w:eastAsia="Times New Roman" w:cs="Times New Roman"/>
-        </w:rPr>
-        <w:t xml:space="preserve"> ⭐⭐⭐</w:t>
+        <w:t>自由基稳定性综合排序</w:t>
+      </w:r>
+      <w:r>
+        <w:rPr>
+          <w:rFonts w:hint="eastAsia" w:ascii="Times New Roman" w:hAnsi="Times New Roman" w:eastAsia="Times New Roman" w:cs="Times New Roman"/>
+        </w:rPr>
+        <w:t>（</w:t>
+      </w:r>
+      <w:r>
+        <w:rPr>
+          <w:rFonts w:hint="eastAsia" w:ascii="Times New Roman" w:hAnsi="Times New Roman" w:eastAsia="SimHei" w:cs="Times New Roman"/>
+        </w:rPr>
+        <w:t>进阶</w:t>
+      </w:r>
+      <w:r>
+        <w:rPr>
+          <w:rFonts w:hint="eastAsia" w:ascii="Times New Roman" w:hAnsi="Times New Roman" w:eastAsia="Times New Roman" w:cs="Times New Roman"/>
+        </w:rPr>
+        <w:t>）</w:t>
       </w:r>
     </w:p>
     <w:p>
@@ -29213,13 +29285,7 @@
         <w:rPr>
           <w:rFonts w:hint="eastAsia" w:ascii="Times New Roman" w:hAnsi="Times New Roman" w:eastAsia="SimHei" w:cs="Times New Roman"/>
         </w:rPr>
-        <w:t>基础巩固</w:t>
-      </w:r>
-      <w:r>
-        <w:rPr>
-          <w:rFonts w:hint="eastAsia" w:ascii="Times New Roman" w:hAnsi="Times New Roman" w:eastAsia="Times New Roman" w:cs="Times New Roman"/>
-        </w:rPr>
-        <w:t>（⭐⭐）</w:t>
+        <w:t xml:space="preserve">基础巩固</w:t>
       </w:r>
     </w:p>
     <w:p>
@@ -29540,13 +29606,7 @@
         <w:rPr>
           <w:rFonts w:hint="eastAsia" w:ascii="Times New Roman" w:hAnsi="Times New Roman" w:eastAsia="SimHei" w:cs="Times New Roman"/>
         </w:rPr>
-        <w:t>提高训练</w:t>
-      </w:r>
-      <w:r>
-        <w:rPr>
-          <w:rFonts w:hint="eastAsia" w:ascii="Times New Roman" w:hAnsi="Times New Roman" w:eastAsia="Times New Roman" w:cs="Times New Roman"/>
-        </w:rPr>
-        <w:t>（⭐⭐⭐）</w:t>
+        <w:t xml:space="preserve">提高训练</w:t>
       </w:r>
     </w:p>
     <w:p>

--- a/06-学生侧材料/讲义/6-有机化学/自由基反应.docx
+++ b/06-学生侧材料/讲义/6-有机化学/自由基反应.docx
@@ -29290,11 +29290,22 @@
     </w:p>
     <w:p>
       <w:pPr>
-        <w:numPr>
-          <w:ilvl w:val="0"/>
-          <w:numId w:val="1018"/>
-        </w:numPr>
+        <w:pStyle w:val="FirstParagraph"/>
       </w:pPr>
+      <w:r>
+        <w:rPr>
+          <w:rFonts w:ascii="Times New Roman" w:hAnsi="Times New Roman" w:eastAsia="Times New Roman" w:cs="Times New Roman"/>
+          <w:b/>
+          <w:bCs/>
+        </w:rPr>
+        <w:t xml:space="preserve">1.</w:t>
+      </w:r>
+      <w:r>
+        <w:rPr>
+          <w:rFonts w:ascii="Times New Roman" w:hAnsi="Times New Roman" w:eastAsia="Times New Roman" w:cs="Times New Roman"/>
+        </w:rPr>
+        <w:t xml:space="preserve"> </w:t>
+      </w:r>
       <w:r>
         <w:rPr>
           <w:rFonts w:hint="eastAsia" w:ascii="Times New Roman" w:hAnsi="Times New Roman" w:eastAsia="FangSong" w:cs="Times New Roman"/>
@@ -29416,11 +29427,22 @@
     </w:p>
     <w:p>
       <w:pPr>
-        <w:numPr>
-          <w:ilvl w:val="0"/>
-          <w:numId w:val="1018"/>
-        </w:numPr>
+        <w:pStyle w:val="BodyText"/>
       </w:pPr>
+      <w:r>
+        <w:rPr>
+          <w:rFonts w:ascii="Times New Roman" w:hAnsi="Times New Roman" w:eastAsia="Times New Roman" w:cs="Times New Roman"/>
+          <w:b/>
+          <w:bCs/>
+        </w:rPr>
+        <w:t xml:space="preserve">2.</w:t>
+      </w:r>
+      <w:r>
+        <w:rPr>
+          <w:rFonts w:ascii="Times New Roman" w:hAnsi="Times New Roman" w:eastAsia="Times New Roman" w:cs="Times New Roman"/>
+        </w:rPr>
+        <w:t xml:space="preserve"> </w:t>
+      </w:r>
       <w:r>
         <w:rPr>
           <w:rFonts w:hint="eastAsia" w:ascii="Times New Roman" w:hAnsi="Times New Roman" w:eastAsia="FangSong" w:cs="Times New Roman"/>
@@ -29473,11 +29495,22 @@
     </w:p>
     <w:p>
       <w:pPr>
-        <w:numPr>
-          <w:ilvl w:val="0"/>
-          <w:numId w:val="1018"/>
-        </w:numPr>
+        <w:pStyle w:val="BodyText"/>
       </w:pPr>
+      <w:r>
+        <w:rPr>
+          <w:rFonts w:ascii="Times New Roman" w:hAnsi="Times New Roman" w:eastAsia="Times New Roman" w:cs="Times New Roman"/>
+          <w:b/>
+          <w:bCs/>
+        </w:rPr>
+        <w:t xml:space="preserve">3.</w:t>
+      </w:r>
+      <w:r>
+        <w:rPr>
+          <w:rFonts w:ascii="Times New Roman" w:hAnsi="Times New Roman" w:eastAsia="Times New Roman" w:cs="Times New Roman"/>
+        </w:rPr>
+        <w:t xml:space="preserve"> </w:t>
+      </w:r>
       <w:r>
         <w:rPr>
           <w:rFonts w:hint="eastAsia" w:ascii="Times New Roman" w:hAnsi="Times New Roman" w:eastAsia="FangSong" w:cs="Times New Roman"/>
@@ -29541,11 +29574,22 @@
     </w:p>
     <w:p>
       <w:pPr>
-        <w:numPr>
-          <w:ilvl w:val="0"/>
-          <w:numId w:val="1018"/>
-        </w:numPr>
+        <w:pStyle w:val="BodyText"/>
       </w:pPr>
+      <w:r>
+        <w:rPr>
+          <w:rFonts w:ascii="Times New Roman" w:hAnsi="Times New Roman" w:eastAsia="Times New Roman" w:cs="Times New Roman"/>
+          <w:b/>
+          <w:bCs/>
+        </w:rPr>
+        <w:t xml:space="preserve">4.</w:t>
+      </w:r>
+      <w:r>
+        <w:rPr>
+          <w:rFonts w:ascii="Times New Roman" w:hAnsi="Times New Roman" w:eastAsia="Times New Roman" w:cs="Times New Roman"/>
+        </w:rPr>
+        <w:t xml:space="preserve"> </w:t>
+      </w:r>
       <w:r>
         <w:rPr>
           <w:rFonts w:hint="eastAsia" w:ascii="Times New Roman" w:hAnsi="Times New Roman" w:eastAsia="FangSong" w:cs="Times New Roman"/>
@@ -29611,11 +29655,22 @@
     </w:p>
     <w:p>
       <w:pPr>
-        <w:numPr>
-          <w:ilvl w:val="0"/>
-          <w:numId w:val="1019"/>
-        </w:numPr>
+        <w:pStyle w:val="FirstParagraph"/>
       </w:pPr>
+      <w:r>
+        <w:rPr>
+          <w:rFonts w:ascii="Times New Roman" w:hAnsi="Times New Roman" w:eastAsia="Times New Roman" w:cs="Times New Roman"/>
+          <w:b/>
+          <w:bCs/>
+        </w:rPr>
+        <w:t xml:space="preserve">5.</w:t>
+      </w:r>
+      <w:r>
+        <w:rPr>
+          <w:rFonts w:ascii="Times New Roman" w:hAnsi="Times New Roman" w:eastAsia="Times New Roman" w:cs="Times New Roman"/>
+        </w:rPr>
+        <w:t xml:space="preserve"> </w:t>
+      </w:r>
       <w:r>
         <w:rPr>
           <w:rFonts w:hint="eastAsia" w:ascii="Times New Roman" w:hAnsi="Times New Roman" w:eastAsia="FangSong" w:cs="Times New Roman"/>
@@ -29733,11 +29788,22 @@
     </w:p>
     <w:p>
       <w:pPr>
-        <w:numPr>
-          <w:ilvl w:val="0"/>
-          <w:numId w:val="1019"/>
-        </w:numPr>
+        <w:pStyle w:val="BodyText"/>
       </w:pPr>
+      <w:r>
+        <w:rPr>
+          <w:rFonts w:ascii="Times New Roman" w:hAnsi="Times New Roman" w:eastAsia="Times New Roman" w:cs="Times New Roman"/>
+          <w:b/>
+          <w:bCs/>
+        </w:rPr>
+        <w:t xml:space="preserve">6.</w:t>
+      </w:r>
+      <w:r>
+        <w:rPr>
+          <w:rFonts w:ascii="Times New Roman" w:hAnsi="Times New Roman" w:eastAsia="Times New Roman" w:cs="Times New Roman"/>
+        </w:rPr>
+        <w:t xml:space="preserve"> </w:t>
+      </w:r>
       <w:r>
         <w:rPr>
           <w:rFonts w:hint="eastAsia" w:ascii="Times New Roman" w:hAnsi="Times New Roman" w:eastAsia="FangSong" w:cs="Times New Roman"/>
@@ -29875,11 +29941,22 @@
     </w:p>
     <w:p>
       <w:pPr>
-        <w:numPr>
-          <w:ilvl w:val="0"/>
-          <w:numId w:val="1019"/>
-        </w:numPr>
+        <w:pStyle w:val="BodyText"/>
       </w:pPr>
+      <w:r>
+        <w:rPr>
+          <w:rFonts w:ascii="Times New Roman" w:hAnsi="Times New Roman" w:eastAsia="Times New Roman" w:cs="Times New Roman"/>
+          <w:b/>
+          <w:bCs/>
+        </w:rPr>
+        <w:t xml:space="preserve">7.</w:t>
+      </w:r>
+      <w:r>
+        <w:rPr>
+          <w:rFonts w:ascii="Times New Roman" w:hAnsi="Times New Roman" w:eastAsia="Times New Roman" w:cs="Times New Roman"/>
+        </w:rPr>
+        <w:t xml:space="preserve"> </w:t>
+      </w:r>
       <w:r>
         <w:rPr>
           <w:rFonts w:hint="eastAsia" w:ascii="Times New Roman" w:hAnsi="Times New Roman" w:eastAsia="Times New Roman" w:cs="Times New Roman"/>
@@ -30043,11 +30120,22 @@
     </w:p>
     <w:p>
       <w:pPr>
-        <w:numPr>
-          <w:ilvl w:val="0"/>
-          <w:numId w:val="1019"/>
-        </w:numPr>
+        <w:pStyle w:val="BodyText"/>
       </w:pPr>
+      <w:r>
+        <w:rPr>
+          <w:rFonts w:ascii="Times New Roman" w:hAnsi="Times New Roman" w:eastAsia="Times New Roman" w:cs="Times New Roman"/>
+          <w:b/>
+          <w:bCs/>
+        </w:rPr>
+        <w:t xml:space="preserve">8.</w:t>
+      </w:r>
+      <w:r>
+        <w:rPr>
+          <w:rFonts w:ascii="Times New Roman" w:hAnsi="Times New Roman" w:eastAsia="Times New Roman" w:cs="Times New Roman"/>
+        </w:rPr>
+        <w:t xml:space="preserve"> </w:t>
+      </w:r>
       <w:r>
         <w:rPr>
           <w:rFonts w:hint="eastAsia" w:ascii="Times New Roman" w:hAnsi="Times New Roman" w:eastAsia="FangSong" w:cs="Times New Roman"/>
@@ -30186,11 +30274,22 @@
     </w:p>
     <w:p>
       <w:pPr>
-        <w:numPr>
-          <w:ilvl w:val="0"/>
-          <w:numId w:val="1020"/>
-        </w:numPr>
+        <w:pStyle w:val="FirstParagraph"/>
       </w:pPr>
+      <w:r>
+        <w:rPr>
+          <w:rFonts w:ascii="Times New Roman" w:hAnsi="Times New Roman" w:eastAsia="Times New Roman" w:cs="Times New Roman"/>
+          <w:b/>
+          <w:bCs/>
+        </w:rPr>
+        <w:t xml:space="preserve">1.</w:t>
+      </w:r>
+      <w:r>
+        <w:rPr>
+          <w:rFonts w:ascii="Times New Roman" w:hAnsi="Times New Roman" w:eastAsia="Times New Roman" w:cs="Times New Roman"/>
+        </w:rPr>
+        <w:t xml:space="preserve"> </w:t>
+      </w:r>
       <w:r>
         <w:rPr>
           <w:rFonts w:hint="eastAsia" w:ascii="Times New Roman" w:hAnsi="Times New Roman" w:eastAsia="FangSong" w:cs="Times New Roman"/>
@@ -30344,11 +30443,22 @@
     </w:p>
     <w:p>
       <w:pPr>
-        <w:numPr>
-          <w:ilvl w:val="0"/>
-          <w:numId w:val="1020"/>
-        </w:numPr>
+        <w:pStyle w:val="BodyText"/>
       </w:pPr>
+      <w:r>
+        <w:rPr>
+          <w:rFonts w:ascii="Times New Roman" w:hAnsi="Times New Roman" w:eastAsia="Times New Roman" w:cs="Times New Roman"/>
+          <w:b/>
+          <w:bCs/>
+        </w:rPr>
+        <w:t xml:space="preserve">2.</w:t>
+      </w:r>
+      <w:r>
+        <w:rPr>
+          <w:rFonts w:ascii="Times New Roman" w:hAnsi="Times New Roman" w:eastAsia="Times New Roman" w:cs="Times New Roman"/>
+        </w:rPr>
+        <w:t xml:space="preserve"> </w:t>
+      </w:r>
       <w:r>
         <w:rPr>
           <w:rFonts w:hint="eastAsia" w:ascii="Times New Roman" w:hAnsi="Times New Roman" w:eastAsia="Times New Roman" w:cs="Times New Roman"/>
@@ -30394,11 +30504,22 @@
     </w:p>
     <w:p>
       <w:pPr>
-        <w:numPr>
-          <w:ilvl w:val="0"/>
-          <w:numId w:val="1020"/>
-        </w:numPr>
+        <w:pStyle w:val="BodyText"/>
       </w:pPr>
+      <w:r>
+        <w:rPr>
+          <w:rFonts w:ascii="Times New Roman" w:hAnsi="Times New Roman" w:eastAsia="Times New Roman" w:cs="Times New Roman"/>
+          <w:b/>
+          <w:bCs/>
+        </w:rPr>
+        <w:t xml:space="preserve">3.</w:t>
+      </w:r>
+      <w:r>
+        <w:rPr>
+          <w:rFonts w:ascii="Times New Roman" w:hAnsi="Times New Roman" w:eastAsia="Times New Roman" w:cs="Times New Roman"/>
+        </w:rPr>
+        <w:t xml:space="preserve"> </w:t>
+      </w:r>
       <w:r>
         <w:rPr>
           <w:rFonts w:hint="eastAsia" w:ascii="Times New Roman" w:hAnsi="Times New Roman" w:eastAsia="FangSong" w:cs="Times New Roman"/>
@@ -30510,11 +30631,22 @@
     </w:p>
     <w:p>
       <w:pPr>
-        <w:numPr>
-          <w:ilvl w:val="0"/>
-          <w:numId w:val="1020"/>
-        </w:numPr>
+        <w:pStyle w:val="BodyText"/>
       </w:pPr>
+      <w:r>
+        <w:rPr>
+          <w:rFonts w:ascii="Times New Roman" w:hAnsi="Times New Roman" w:eastAsia="Times New Roman" w:cs="Times New Roman"/>
+          <w:b/>
+          <w:bCs/>
+        </w:rPr>
+        <w:t xml:space="preserve">4.</w:t>
+      </w:r>
+      <w:r>
+        <w:rPr>
+          <w:rFonts w:ascii="Times New Roman" w:hAnsi="Times New Roman" w:eastAsia="Times New Roman" w:cs="Times New Roman"/>
+        </w:rPr>
+        <w:t xml:space="preserve"> </w:t>
+      </w:r>
       <w:r>
         <w:rPr>
           <w:rFonts w:hint="eastAsia" w:ascii="Times New Roman" w:hAnsi="Times New Roman" w:eastAsia="Times New Roman" w:cs="Times New Roman"/>
@@ -30560,11 +30692,22 @@
     </w:p>
     <w:p>
       <w:pPr>
-        <w:numPr>
-          <w:ilvl w:val="0"/>
-          <w:numId w:val="1020"/>
-        </w:numPr>
+        <w:pStyle w:val="BodyText"/>
       </w:pPr>
+      <w:r>
+        <w:rPr>
+          <w:rFonts w:ascii="Times New Roman" w:hAnsi="Times New Roman" w:eastAsia="Times New Roman" w:cs="Times New Roman"/>
+          <w:b/>
+          <w:bCs/>
+        </w:rPr>
+        <w:t xml:space="preserve">5.</w:t>
+      </w:r>
+      <w:r>
+        <w:rPr>
+          <w:rFonts w:ascii="Times New Roman" w:hAnsi="Times New Roman" w:eastAsia="Times New Roman" w:cs="Times New Roman"/>
+        </w:rPr>
+        <w:t xml:space="preserve"> </w:t>
+      </w:r>
       <w:r>
         <w:rPr>
           <w:rFonts w:hint="eastAsia" w:ascii="Times New Roman" w:hAnsi="Times New Roman" w:eastAsia="FangSong" w:cs="Times New Roman"/>
@@ -30888,11 +31031,22 @@
     </w:p>
     <w:p>
       <w:pPr>
-        <w:numPr>
-          <w:ilvl w:val="0"/>
-          <w:numId w:val="1020"/>
-        </w:numPr>
+        <w:pStyle w:val="BodyText"/>
       </w:pPr>
+      <w:r>
+        <w:rPr>
+          <w:rFonts w:ascii="Times New Roman" w:hAnsi="Times New Roman" w:eastAsia="Times New Roman" w:cs="Times New Roman"/>
+          <w:b/>
+          <w:bCs/>
+        </w:rPr>
+        <w:t xml:space="preserve">6.</w:t>
+      </w:r>
+      <w:r>
+        <w:rPr>
+          <w:rFonts w:ascii="Times New Roman" w:hAnsi="Times New Roman" w:eastAsia="Times New Roman" w:cs="Times New Roman"/>
+        </w:rPr>
+        <w:t xml:space="preserve"> </w:t>
+      </w:r>
       <w:r>
         <w:rPr>
           <w:rFonts w:hint="eastAsia" w:ascii="Times New Roman" w:hAnsi="Times New Roman" w:eastAsia="Times New Roman" w:cs="Times New Roman"/>
@@ -31246,11 +31400,22 @@
     </w:p>
     <w:p>
       <w:pPr>
-        <w:numPr>
-          <w:ilvl w:val="0"/>
-          <w:numId w:val="1020"/>
-        </w:numPr>
+        <w:pStyle w:val="BodyText"/>
       </w:pPr>
+      <w:r>
+        <w:rPr>
+          <w:rFonts w:ascii="Times New Roman" w:hAnsi="Times New Roman" w:eastAsia="Times New Roman" w:cs="Times New Roman"/>
+          <w:b/>
+          <w:bCs/>
+        </w:rPr>
+        <w:t xml:space="preserve">7.</w:t>
+      </w:r>
+      <w:r>
+        <w:rPr>
+          <w:rFonts w:ascii="Times New Roman" w:hAnsi="Times New Roman" w:eastAsia="Times New Roman" w:cs="Times New Roman"/>
+        </w:rPr>
+        <w:t xml:space="preserve"> </w:t>
+      </w:r>
       <w:r>
         <w:rPr>
           <w:rFonts w:hint="eastAsia" w:ascii="Times New Roman" w:hAnsi="Times New Roman" w:eastAsia="Times New Roman" w:cs="Times New Roman"/>
@@ -31398,11 +31563,22 @@
     </w:p>
     <w:p>
       <w:pPr>
-        <w:numPr>
-          <w:ilvl w:val="0"/>
-          <w:numId w:val="1020"/>
-        </w:numPr>
+        <w:pStyle w:val="BodyText"/>
       </w:pPr>
+      <w:r>
+        <w:rPr>
+          <w:rFonts w:ascii="Times New Roman" w:hAnsi="Times New Roman" w:eastAsia="Times New Roman" w:cs="Times New Roman"/>
+          <w:b/>
+          <w:bCs/>
+        </w:rPr>
+        <w:t xml:space="preserve">8.</w:t>
+      </w:r>
+      <w:r>
+        <w:rPr>
+          <w:rFonts w:ascii="Times New Roman" w:hAnsi="Times New Roman" w:eastAsia="Times New Roman" w:cs="Times New Roman"/>
+        </w:rPr>
+        <w:t xml:space="preserve"> </w:t>
+      </w:r>
       <w:r>
         <w:rPr>
           <w:rFonts w:ascii="Times New Roman" w:hAnsi="Times New Roman" w:eastAsia="Times New Roman" w:cs="Times New Roman"/>
@@ -32380,91 +32556,6 @@
       </w:pPr>
     </w:lvl>
   </w:abstractNum>
-  <w:abstractNum w:abstractNumId="99415">
-    <w:nsid w:val="00A99415"/>
-    <w:multiLevelType w:val="multilevel"/>
-    <w:lvl w:ilvl="0">
-      <w:start w:val="5"/>
-      <w:numFmt w:val="decimal"/>
-      <w:lvlText w:val="%1."/>
-      <w:lvlJc w:val="left"/>
-      <w:pPr>
-        <w:ind w:left="720" w:hanging="360"/>
-      </w:pPr>
-    </w:lvl>
-    <w:lvl w:ilvl="1">
-      <w:start w:val="5"/>
-      <w:numFmt w:val="decimal"/>
-      <w:lvlText w:val="%2."/>
-      <w:lvlJc w:val="left"/>
-      <w:pPr>
-        <w:ind w:left="1440" w:hanging="360"/>
-      </w:pPr>
-    </w:lvl>
-    <w:lvl w:ilvl="2">
-      <w:start w:val="5"/>
-      <w:numFmt w:val="decimal"/>
-      <w:lvlText w:val="%3."/>
-      <w:lvlJc w:val="left"/>
-      <w:pPr>
-        <w:ind w:left="2160" w:hanging="360"/>
-      </w:pPr>
-    </w:lvl>
-    <w:lvl w:ilvl="3">
-      <w:start w:val="5"/>
-      <w:numFmt w:val="decimal"/>
-      <w:lvlText w:val="%4."/>
-      <w:lvlJc w:val="left"/>
-      <w:pPr>
-        <w:ind w:left="2880" w:hanging="360"/>
-      </w:pPr>
-    </w:lvl>
-    <w:lvl w:ilvl="4">
-      <w:start w:val="5"/>
-      <w:numFmt w:val="decimal"/>
-      <w:lvlText w:val="%5."/>
-      <w:lvlJc w:val="left"/>
-      <w:pPr>
-        <w:ind w:left="3600" w:hanging="360"/>
-      </w:pPr>
-    </w:lvl>
-    <w:lvl w:ilvl="5">
-      <w:start w:val="5"/>
-      <w:numFmt w:val="decimal"/>
-      <w:lvlText w:val="%6."/>
-      <w:lvlJc w:val="left"/>
-      <w:pPr>
-        <w:ind w:left="4320" w:hanging="360"/>
-      </w:pPr>
-    </w:lvl>
-    <w:lvl w:ilvl="6">
-      <w:start w:val="5"/>
-      <w:numFmt w:val="decimal"/>
-      <w:lvlText w:val="%7."/>
-      <w:lvlJc w:val="left"/>
-      <w:pPr>
-        <w:ind w:left="5040" w:hanging="360"/>
-      </w:pPr>
-    </w:lvl>
-    <w:lvl w:ilvl="7">
-      <w:start w:val="5"/>
-      <w:numFmt w:val="decimal"/>
-      <w:lvlText w:val="%8."/>
-      <w:lvlJc w:val="left"/>
-      <w:pPr>
-        <w:ind w:left="5760" w:hanging="360"/>
-      </w:pPr>
-    </w:lvl>
-    <w:lvl w:ilvl="8">
-      <w:start w:val="5"/>
-      <w:numFmt w:val="decimal"/>
-      <w:lvlText w:val="%9."/>
-      <w:lvlJc w:val="left"/>
-      <w:pPr>
-        <w:ind w:left="6480" w:hanging="360"/>
-      </w:pPr>
-    </w:lvl>
-  </w:abstractNum>
   <w:num w:numId="1000">
     <w:abstractNumId w:val="990"/>
   </w:num>
@@ -32707,96 +32798,6 @@
   </w:num>
   <w:num w:numId="1017">
     <w:abstractNumId w:val="991"/>
-  </w:num>
-  <w:num w:numId="1018">
-    <w:abstractNumId w:val="99411"/>
-    <w:lvlOverride w:ilvl="0">
-      <w:startOverride w:val="1"/>
-    </w:lvlOverride>
-    <w:lvlOverride w:ilvl="1">
-      <w:startOverride w:val="1"/>
-    </w:lvlOverride>
-    <w:lvlOverride w:ilvl="2">
-      <w:startOverride w:val="1"/>
-    </w:lvlOverride>
-    <w:lvlOverride w:ilvl="3">
-      <w:startOverride w:val="1"/>
-    </w:lvlOverride>
-    <w:lvlOverride w:ilvl="4">
-      <w:startOverride w:val="1"/>
-    </w:lvlOverride>
-    <w:lvlOverride w:ilvl="5">
-      <w:startOverride w:val="1"/>
-    </w:lvlOverride>
-    <w:lvlOverride w:ilvl="6">
-      <w:startOverride w:val="1"/>
-    </w:lvlOverride>
-    <w:lvlOverride w:ilvl="7">
-      <w:startOverride w:val="1"/>
-    </w:lvlOverride>
-    <w:lvlOverride w:ilvl="8">
-      <w:startOverride w:val="1"/>
-    </w:lvlOverride>
-  </w:num>
-  <w:num w:numId="1019">
-    <w:abstractNumId w:val="99415"/>
-    <w:lvlOverride w:ilvl="0">
-      <w:startOverride w:val="5"/>
-    </w:lvlOverride>
-    <w:lvlOverride w:ilvl="1">
-      <w:startOverride w:val="5"/>
-    </w:lvlOverride>
-    <w:lvlOverride w:ilvl="2">
-      <w:startOverride w:val="5"/>
-    </w:lvlOverride>
-    <w:lvlOverride w:ilvl="3">
-      <w:startOverride w:val="5"/>
-    </w:lvlOverride>
-    <w:lvlOverride w:ilvl="4">
-      <w:startOverride w:val="5"/>
-    </w:lvlOverride>
-    <w:lvlOverride w:ilvl="5">
-      <w:startOverride w:val="5"/>
-    </w:lvlOverride>
-    <w:lvlOverride w:ilvl="6">
-      <w:startOverride w:val="5"/>
-    </w:lvlOverride>
-    <w:lvlOverride w:ilvl="7">
-      <w:startOverride w:val="5"/>
-    </w:lvlOverride>
-    <w:lvlOverride w:ilvl="8">
-      <w:startOverride w:val="5"/>
-    </w:lvlOverride>
-  </w:num>
-  <w:num w:numId="1020">
-    <w:abstractNumId w:val="99411"/>
-    <w:lvlOverride w:ilvl="0">
-      <w:startOverride w:val="1"/>
-    </w:lvlOverride>
-    <w:lvlOverride w:ilvl="1">
-      <w:startOverride w:val="1"/>
-    </w:lvlOverride>
-    <w:lvlOverride w:ilvl="2">
-      <w:startOverride w:val="1"/>
-    </w:lvlOverride>
-    <w:lvlOverride w:ilvl="3">
-      <w:startOverride w:val="1"/>
-    </w:lvlOverride>
-    <w:lvlOverride w:ilvl="4">
-      <w:startOverride w:val="1"/>
-    </w:lvlOverride>
-    <w:lvlOverride w:ilvl="5">
-      <w:startOverride w:val="1"/>
-    </w:lvlOverride>
-    <w:lvlOverride w:ilvl="6">
-      <w:startOverride w:val="1"/>
-    </w:lvlOverride>
-    <w:lvlOverride w:ilvl="7">
-      <w:startOverride w:val="1"/>
-    </w:lvlOverride>
-    <w:lvlOverride w:ilvl="8">
-      <w:startOverride w:val="1"/>
-    </w:lvlOverride>
   </w:num>
 </w:numbering>
 </file>

--- a/06-学生侧材料/讲义/6-有机化学/自由基反应.docx
+++ b/06-学生侧材料/讲义/6-有机化学/自由基反应.docx
@@ -200,303 +200,651 @@
     </w:p>
     <w:p>
       <w:pPr>
-        <w:pStyle w:val="Compact"/>
-        <w:numPr>
-          <w:ilvl w:val="0"/>
-          <w:numId w:val="1001"/>
-        </w:numPr>
+        <w:pStyle w:val="BlockText"/>
+        <w:spacing w:after="80"/>
       </w:pPr>
       <w:r>
         <w:rPr>
           <w:rFonts w:hint="eastAsia" w:ascii="Times New Roman" w:hAnsi="Times New Roman" w:eastAsia="FangSong" w:cs="Times New Roman"/>
         </w:rPr>
-        <w:t>能识别常见自由基引发信号</w:t>
-      </w:r>
-      <w:r>
-        <w:rPr>
-          <w:rFonts w:hint="eastAsia" w:ascii="Times New Roman" w:hAnsi="Times New Roman" w:eastAsia="Times New Roman" w:cs="Times New Roman"/>
-        </w:rPr>
-        <w:t>（hv、ROOR、AIBN、NBS、SET）</w:t>
+        <w:t>对齐考纲</w:t>
+      </w:r>
+      <w:r>
+        <w:rPr>
+          <w:rFonts w:hint="eastAsia" w:ascii="Times New Roman" w:hAnsi="Times New Roman" w:eastAsia="Times New Roman" w:cs="Times New Roman"/>
+        </w:rPr>
+        <w:t>：§34</w:t>
+      </w:r>
+      <w:r>
+        <w:rPr>
+          <w:rFonts w:ascii="Times New Roman" w:hAnsi="Times New Roman" w:eastAsia="Times New Roman" w:cs="Times New Roman"/>
+        </w:rPr>
+        <w:t xml:space="preserve"> </w:t>
+      </w:r>
+      <w:r>
+        <w:rPr>
+          <w:rFonts w:hint="eastAsia" w:ascii="Times New Roman" w:hAnsi="Times New Roman" w:eastAsia="FangSong" w:cs="Times New Roman"/>
+        </w:rPr>
+        <w:t xml:space="preserve">有机活性中间体</w:t>
+      </w:r>
+      <w:r>
+        <w:rPr>
+          <w:rFonts w:ascii="Times New Roman" w:hAnsi="Times New Roman" w:eastAsia="Times New Roman" w:cs="Times New Roman"/>
+        </w:rPr>
+        <w:t xml:space="preserve"> · §36 </w:t>
+      </w:r>
+      <w:r>
+        <w:rPr>
+          <w:rFonts w:hint="eastAsia" w:ascii="Times New Roman" w:hAnsi="Times New Roman" w:eastAsia="FangSong" w:cs="Times New Roman"/>
+        </w:rPr>
+        <w:t xml:space="preserve">取代反应</w:t>
+      </w:r>
+      <w:r>
+        <w:rPr>
+          <w:rFonts w:ascii="Times New Roman" w:hAnsi="Times New Roman" w:eastAsia="Times New Roman" w:cs="Times New Roman"/>
+        </w:rPr>
+        <w:t xml:space="preserve"> · §37 </w:t>
+      </w:r>
+      <w:r>
+        <w:rPr>
+          <w:rFonts w:hint="eastAsia" w:ascii="Times New Roman" w:hAnsi="Times New Roman" w:eastAsia="FangSong" w:cs="Times New Roman"/>
+        </w:rPr>
+        <w:t xml:space="preserve">加成反应</w:t>
       </w:r>
     </w:p>
-    <w:p>
-      <w:pPr>
-        <w:pStyle w:val="Compact"/>
-        <w:numPr>
-          <w:ilvl w:val="0"/>
-          <w:numId w:val="1001"/>
-        </w:numPr>
-      </w:pPr>
-      <w:r>
-        <w:rPr>
-          <w:rFonts w:hint="eastAsia" w:ascii="Times New Roman" w:hAnsi="Times New Roman" w:eastAsia="FangSong" w:cs="Times New Roman"/>
-        </w:rPr>
-        <w:t>能用链式反应三阶段</w:t>
-      </w:r>
-      <w:r>
-        <w:rPr>
-          <w:rFonts w:hint="eastAsia" w:ascii="Times New Roman" w:hAnsi="Times New Roman" w:eastAsia="Times New Roman" w:cs="Times New Roman"/>
-        </w:rPr>
-        <w:t>（</w:t>
-      </w:r>
-      <w:r>
-        <w:rPr>
-          <w:rFonts w:hint="eastAsia" w:ascii="Times New Roman" w:hAnsi="Times New Roman" w:eastAsia="FangSong" w:cs="Times New Roman"/>
-        </w:rPr>
-        <w:t>引发</w:t>
-      </w:r>
-      <w:r>
-        <w:rPr>
-          <w:rFonts w:hint="eastAsia" w:ascii="Times New Roman" w:hAnsi="Times New Roman" w:eastAsia="Times New Roman" w:cs="Times New Roman"/>
-        </w:rPr>
-        <w:t>→</w:t>
-      </w:r>
-      <w:r>
-        <w:rPr>
-          <w:rFonts w:hint="eastAsia" w:ascii="Times New Roman" w:hAnsi="Times New Roman" w:eastAsia="FangSong" w:cs="Times New Roman"/>
-        </w:rPr>
-        <w:t>增长</w:t>
-      </w:r>
-      <w:r>
-        <w:rPr>
-          <w:rFonts w:hint="eastAsia" w:ascii="Times New Roman" w:hAnsi="Times New Roman" w:eastAsia="Times New Roman" w:cs="Times New Roman"/>
-        </w:rPr>
-        <w:t>→</w:t>
-      </w:r>
-      <w:r>
-        <w:rPr>
-          <w:rFonts w:hint="eastAsia" w:ascii="Times New Roman" w:hAnsi="Times New Roman" w:eastAsia="FangSong" w:cs="Times New Roman"/>
-        </w:rPr>
-        <w:t>终止</w:t>
-      </w:r>
-      <w:r>
-        <w:rPr>
-          <w:rFonts w:hint="eastAsia" w:ascii="Times New Roman" w:hAnsi="Times New Roman" w:eastAsia="Times New Roman" w:cs="Times New Roman"/>
-        </w:rPr>
-        <w:t>）</w:t>
-      </w:r>
-      <w:r>
-        <w:rPr>
-          <w:rFonts w:hint="eastAsia" w:ascii="Times New Roman" w:hAnsi="Times New Roman" w:eastAsia="FangSong" w:cs="Times New Roman"/>
-        </w:rPr>
-        <w:t>完整书写自由基机理</w:t>
-      </w:r>
-    </w:p>
-    <w:p>
-      <w:pPr>
-        <w:pStyle w:val="Compact"/>
-        <w:numPr>
-          <w:ilvl w:val="0"/>
-          <w:numId w:val="1001"/>
-        </w:numPr>
-      </w:pPr>
-      <w:r>
-        <w:rPr>
-          <w:rFonts w:hint="eastAsia" w:ascii="Times New Roman" w:hAnsi="Times New Roman" w:eastAsia="FangSong" w:cs="Times New Roman"/>
-        </w:rPr>
-        <w:t xml:space="preserve">能解释</w:t>
-      </w:r>
-      <w:r>
-        <w:rPr>
-          <w:rFonts w:ascii="Times New Roman" w:hAnsi="Times New Roman" w:eastAsia="Times New Roman" w:cs="Times New Roman"/>
-        </w:rPr>
-        <w:t xml:space="preserve"> Cl</w:t>
-      </w:r>
-      <w:r>
-        <w:rPr>
-          <w:rFonts w:ascii="Times New Roman" w:hAnsi="Times New Roman" w:eastAsia="Times New Roman" w:cs="Times New Roman"/>
-          <w:vertAlign w:val="subscript"/>
-        </w:rPr>
-        <w:t>2</w:t>
-      </w:r>
-      <w:r>
-        <w:rPr>
-          <w:rFonts w:ascii="Times New Roman" w:hAnsi="Times New Roman" w:eastAsia="Times New Roman" w:cs="Times New Roman"/>
-        </w:rPr>
-        <w:t xml:space="preserve"> </w:t>
-      </w:r>
-      <w:r>
-        <w:rPr>
-          <w:rFonts w:hint="eastAsia" w:ascii="Times New Roman" w:hAnsi="Times New Roman" w:eastAsia="FangSong" w:cs="Times New Roman"/>
-        </w:rPr>
-        <w:t xml:space="preserve">与</w:t>
-      </w:r>
-      <w:r>
-        <w:rPr>
-          <w:rFonts w:ascii="Times New Roman" w:hAnsi="Times New Roman" w:eastAsia="Times New Roman" w:cs="Times New Roman"/>
-        </w:rPr>
-        <w:t xml:space="preserve"> Br</w:t>
-      </w:r>
-      <w:r>
-        <w:rPr>
-          <w:rFonts w:ascii="Times New Roman" w:hAnsi="Times New Roman" w:eastAsia="Times New Roman" w:cs="Times New Roman"/>
-          <w:vertAlign w:val="subscript"/>
-        </w:rPr>
-        <w:t>2</w:t>
-      </w:r>
-      <w:r>
-        <w:rPr>
-          <w:rFonts w:ascii="Times New Roman" w:hAnsi="Times New Roman" w:eastAsia="Times New Roman" w:cs="Times New Roman"/>
-        </w:rPr>
-        <w:t xml:space="preserve"> </w:t>
-      </w:r>
-      <w:r>
-        <w:rPr>
-          <w:rFonts w:hint="eastAsia" w:ascii="Times New Roman" w:hAnsi="Times New Roman" w:eastAsia="FangSong" w:cs="Times New Roman"/>
-        </w:rPr>
-        <w:t>卤代选择性的差异</w:t>
-      </w:r>
-      <w:r>
-        <w:rPr>
-          <w:rFonts w:hint="eastAsia" w:ascii="Times New Roman" w:hAnsi="Times New Roman" w:eastAsia="Times New Roman" w:cs="Times New Roman"/>
-        </w:rPr>
-        <w:t>（Hammond</w:t>
-      </w:r>
-      <w:r>
-        <w:rPr>
-          <w:rFonts w:ascii="Times New Roman" w:hAnsi="Times New Roman" w:eastAsia="Times New Roman" w:cs="Times New Roman"/>
-        </w:rPr>
-        <w:t xml:space="preserve"> </w:t>
-      </w:r>
-      <w:r>
-        <w:rPr>
-          <w:rFonts w:hint="eastAsia" w:ascii="Times New Roman" w:hAnsi="Times New Roman" w:eastAsia="FangSong" w:cs="Times New Roman"/>
-        </w:rPr>
-        <w:t xml:space="preserve">假设</w:t>
-      </w:r>
-      <w:r>
-        <w:rPr>
-          <w:rFonts w:ascii="Times New Roman" w:hAnsi="Times New Roman" w:eastAsia="Times New Roman" w:cs="Times New Roman"/>
-        </w:rPr>
-        <w:t xml:space="preserve"> + </w:t>
-      </w:r>
-      <w:r>
-        <w:rPr>
-          <w:rFonts w:hint="eastAsia" w:ascii="Times New Roman" w:hAnsi="Times New Roman" w:eastAsia="Times New Roman" w:cs="Times New Roman"/>
-        </w:rPr>
-        <w:t xml:space="preserve">BDE）</w:t>
-      </w:r>
-    </w:p>
-    <w:p>
-      <w:pPr>
-        <w:pStyle w:val="Compact"/>
-        <w:numPr>
-          <w:ilvl w:val="0"/>
-          <w:numId w:val="1001"/>
-        </w:numPr>
-      </w:pPr>
-      <w:r>
-        <w:rPr>
-          <w:rFonts w:hint="eastAsia" w:ascii="Times New Roman" w:hAnsi="Times New Roman" w:eastAsia="FangSong" w:cs="Times New Roman"/>
-        </w:rPr>
-        <w:t xml:space="preserve">能用自由基稳定性解释</w:t>
-      </w:r>
-      <w:r>
-        <w:rPr>
-          <w:rFonts w:ascii="Times New Roman" w:hAnsi="Times New Roman" w:eastAsia="Times New Roman" w:cs="Times New Roman"/>
-        </w:rPr>
-        <w:t xml:space="preserve"> HBr/ROOR </w:t>
-      </w:r>
-      <w:r>
-        <w:rPr>
-          <w:rFonts w:hint="eastAsia" w:ascii="Times New Roman" w:hAnsi="Times New Roman" w:eastAsia="FangSong" w:cs="Times New Roman"/>
-        </w:rPr>
-        <w:t xml:space="preserve">反马氏加成</w:t>
-      </w:r>
-    </w:p>
-    <w:p>
-      <w:pPr>
-        <w:pStyle w:val="Compact"/>
-        <w:numPr>
-          <w:ilvl w:val="0"/>
-          <w:numId w:val="1001"/>
-        </w:numPr>
-      </w:pPr>
-      <w:r>
-        <w:rPr>
-          <w:rFonts w:hint="eastAsia" w:ascii="Times New Roman" w:hAnsi="Times New Roman" w:eastAsia="FangSong" w:cs="Times New Roman"/>
-        </w:rPr>
-        <w:t xml:space="preserve">能写出</w:t>
-      </w:r>
-      <w:r>
-        <w:rPr>
-          <w:rFonts w:ascii="Times New Roman" w:hAnsi="Times New Roman" w:eastAsia="Times New Roman" w:cs="Times New Roman"/>
-        </w:rPr>
-        <w:t xml:space="preserve"> NBS </w:t>
-      </w:r>
-      <w:r>
-        <w:rPr>
-          <w:rFonts w:hint="eastAsia" w:ascii="Times New Roman" w:hAnsi="Times New Roman" w:eastAsia="FangSong" w:cs="Times New Roman"/>
-        </w:rPr>
-        <w:t>烯丙位溴代的机理</w:t>
-      </w:r>
-      <w:r>
-        <w:rPr>
-          <w:rFonts w:hint="eastAsia" w:ascii="Times New Roman" w:hAnsi="Times New Roman" w:eastAsia="Times New Roman" w:cs="Times New Roman"/>
-        </w:rPr>
-        <w:t>，</w:t>
-      </w:r>
-      <w:r>
-        <w:rPr>
-          <w:rFonts w:hint="eastAsia" w:ascii="Times New Roman" w:hAnsi="Times New Roman" w:eastAsia="FangSong" w:cs="Times New Roman"/>
-        </w:rPr>
-        <w:t>区分取代与加成</w:t>
-      </w:r>
-    </w:p>
-    <w:p>
-      <w:pPr>
-        <w:pStyle w:val="Compact"/>
-        <w:numPr>
-          <w:ilvl w:val="0"/>
-          <w:numId w:val="1001"/>
-        </w:numPr>
-      </w:pPr>
-      <w:r>
-        <w:rPr>
-          <w:rFonts w:hint="eastAsia" w:ascii="Times New Roman" w:hAnsi="Times New Roman" w:eastAsia="FangSong" w:cs="Times New Roman"/>
-        </w:rPr>
-        <w:t xml:space="preserve">能判断自由基环化的</w:t>
-      </w:r>
-      <w:r>
-        <w:rPr>
-          <w:rFonts w:ascii="Times New Roman" w:hAnsi="Times New Roman" w:eastAsia="Times New Roman" w:cs="Times New Roman"/>
-        </w:rPr>
-        <w:t xml:space="preserve"> 5-exo-trig / 6-endo-trig </w:t>
-      </w:r>
-      <w:r>
-        <w:rPr>
-          <w:rFonts w:hint="eastAsia" w:ascii="Times New Roman" w:hAnsi="Times New Roman" w:eastAsia="FangSong" w:cs="Times New Roman"/>
-        </w:rPr>
-        <w:t xml:space="preserve">选择性</w:t>
-      </w:r>
-    </w:p>
-    <w:p>
-      <w:pPr>
-        <w:pStyle w:val="Compact"/>
-        <w:numPr>
-          <w:ilvl w:val="0"/>
-          <w:numId w:val="1001"/>
-        </w:numPr>
-      </w:pPr>
-      <w:r>
-        <w:rPr>
-          <w:rFonts w:hint="eastAsia" w:ascii="Times New Roman" w:hAnsi="Times New Roman" w:eastAsia="FangSong" w:cs="Times New Roman"/>
-        </w:rPr>
-        <w:t>能比较自由基与碳正离子的稳定性差异</w:t>
-      </w:r>
-      <w:r>
-        <w:rPr>
-          <w:rFonts w:hint="eastAsia" w:ascii="Times New Roman" w:hAnsi="Times New Roman" w:eastAsia="Times New Roman" w:cs="Times New Roman"/>
-        </w:rPr>
-        <w:t>，</w:t>
-      </w:r>
-      <w:r>
-        <w:rPr>
-          <w:rFonts w:hint="eastAsia" w:ascii="Times New Roman" w:hAnsi="Times New Roman" w:eastAsia="FangSong" w:cs="Times New Roman"/>
-        </w:rPr>
-        <w:t>用电子效应解释</w:t>
-      </w:r>
-    </w:p>
+    <w:tbl>
+      <w:tblPr>
+        <w:tblStyle w:val="Table"/>
+        <w:tblW w:type="pct" w:w="5000"/>
+        <w:tblLayout w:type="fixed"/>
+        <w:tblLook w:firstRow="1" w:lastRow="0" w:firstColumn="0" w:lastColumn="0" w:noHBand="0" w:noVBand="0" w:val="0020"/>
+      </w:tblPr>
+      <w:tblGrid>
+        <w:gridCol w:w="3960"/>
+        <w:gridCol w:w="3960"/>
+      </w:tblGrid>
+      <w:tr>
+        <w:trPr>
+          <w:tblHeader w:val="on"/>
+        </w:trPr>
+        <w:tc>
+          <w:tcPr/>
+          <w:p>
+            <w:pPr>
+              <w:pStyle w:val="Compact"/>
+              <w:jc w:val="center"/>
+            </w:pPr>
+            <w:r>
+              <w:rPr>
+                <w:rFonts w:hint="eastAsia" w:ascii="Times New Roman" w:hAnsi="Times New Roman" w:eastAsia="SimHei" w:cs="Times New Roman"/>
+                <w:b/>
+              </w:rPr>
+              <w:t xml:space="preserve">考纲条目</w:t>
+            </w:r>
+          </w:p>
+        </w:tc>
+        <w:tc>
+          <w:tcPr/>
+          <w:p>
+            <w:pPr>
+              <w:pStyle w:val="Compact"/>
+              <w:jc w:val="center"/>
+            </w:pPr>
+            <w:r>
+              <w:rPr>
+                <w:rFonts w:hint="eastAsia" w:ascii="Times New Roman" w:hAnsi="Times New Roman" w:eastAsia="SimHei" w:cs="Times New Roman"/>
+                <w:b/>
+              </w:rPr>
+              <w:t xml:space="preserve">学完本讲你应能</w:t>
+            </w:r>
+          </w:p>
+        </w:tc>
+      </w:tr>
+      <w:tr>
+        <w:tc>
+          <w:tcPr/>
+          <w:p>
+            <w:pPr>
+              <w:pStyle w:val="Compact"/>
+              <w:jc w:val="center"/>
+            </w:pPr>
+            <w:r>
+              <w:rPr>
+                <w:rFonts w:ascii="Times New Roman" w:hAnsi="Times New Roman" w:eastAsia="Times New Roman" w:cs="Times New Roman"/>
+              </w:rPr>
+              <w:t xml:space="preserve">§34 </w:t>
+            </w:r>
+            <w:r>
+              <w:rPr>
+                <w:rFonts w:hint="eastAsia" w:ascii="Times New Roman" w:hAnsi="Times New Roman" w:eastAsia="FangSong" w:cs="Times New Roman"/>
+              </w:rPr>
+              <w:t xml:space="preserve">有机活性中间体</w:t>
+            </w:r>
+            <w:r>
+              <w:rPr>
+                <w:rFonts w:ascii="Times New Roman" w:hAnsi="Times New Roman" w:eastAsia="Times New Roman" w:cs="Times New Roman"/>
+              </w:rPr>
+              <w:t xml:space="preserve"> · </w:t>
+            </w:r>
+            <w:r>
+              <w:rPr>
+                <w:rFonts w:hint="eastAsia" w:ascii="Times New Roman" w:hAnsi="Times New Roman" w:eastAsia="FangSong" w:cs="Times New Roman"/>
+              </w:rPr>
+              <w:t xml:space="preserve">自由基引发信号</w:t>
+            </w:r>
+          </w:p>
+        </w:tc>
+        <w:tc>
+          <w:tcPr/>
+          <w:p>
+            <w:pPr>
+              <w:pStyle w:val="Compact"/>
+              <w:jc w:val="center"/>
+            </w:pPr>
+            <w:r>
+              <w:rPr>
+                <w:rFonts w:hint="eastAsia" w:ascii="Times New Roman" w:hAnsi="Times New Roman" w:eastAsia="FangSong" w:cs="Times New Roman"/>
+              </w:rPr>
+              <w:t>能识别常见自由基引发信号</w:t>
+            </w:r>
+            <w:r>
+              <w:rPr>
+                <w:rFonts w:hint="eastAsia" w:ascii="Times New Roman" w:hAnsi="Times New Roman" w:eastAsia="Times New Roman" w:cs="Times New Roman"/>
+              </w:rPr>
+              <w:t>（hv、ROOR、AIBN、NBS、SET）</w:t>
+            </w:r>
+          </w:p>
+        </w:tc>
+      </w:tr>
+      <w:tr>
+        <w:tc>
+          <w:tcPr/>
+          <w:p>
+            <w:pPr>
+              <w:pStyle w:val="Compact"/>
+              <w:jc w:val="center"/>
+            </w:pPr>
+            <w:r>
+              <w:rPr>
+                <w:rFonts w:ascii="Times New Roman" w:hAnsi="Times New Roman" w:eastAsia="Times New Roman" w:cs="Times New Roman"/>
+              </w:rPr>
+              <w:t xml:space="preserve">§34 </w:t>
+            </w:r>
+            <w:r>
+              <w:rPr>
+                <w:rFonts w:hint="eastAsia" w:ascii="Times New Roman" w:hAnsi="Times New Roman" w:eastAsia="FangSong" w:cs="Times New Roman"/>
+              </w:rPr>
+              <w:t xml:space="preserve">有机活性中间体</w:t>
+            </w:r>
+            <w:r>
+              <w:rPr>
+                <w:rFonts w:ascii="Times New Roman" w:hAnsi="Times New Roman" w:eastAsia="Times New Roman" w:cs="Times New Roman"/>
+              </w:rPr>
+              <w:t xml:space="preserve"> · </w:t>
+            </w:r>
+            <w:r>
+              <w:rPr>
+                <w:rFonts w:hint="eastAsia" w:ascii="Times New Roman" w:hAnsi="Times New Roman" w:eastAsia="FangSong" w:cs="Times New Roman"/>
+              </w:rPr>
+              <w:t xml:space="preserve">链式反应三阶段</w:t>
+            </w:r>
+          </w:p>
+        </w:tc>
+        <w:tc>
+          <w:tcPr/>
+          <w:p>
+            <w:pPr>
+              <w:pStyle w:val="Compact"/>
+              <w:jc w:val="center"/>
+            </w:pPr>
+            <w:r>
+              <w:rPr>
+                <w:rFonts w:hint="eastAsia" w:ascii="Times New Roman" w:hAnsi="Times New Roman" w:eastAsia="FangSong" w:cs="Times New Roman"/>
+              </w:rPr>
+              <w:t>能用链式反应三阶段</w:t>
+            </w:r>
+            <w:r>
+              <w:rPr>
+                <w:rFonts w:hint="eastAsia" w:ascii="Times New Roman" w:hAnsi="Times New Roman" w:eastAsia="Times New Roman" w:cs="Times New Roman"/>
+              </w:rPr>
+              <w:t>（</w:t>
+            </w:r>
+            <w:r>
+              <w:rPr>
+                <w:rFonts w:hint="eastAsia" w:ascii="Times New Roman" w:hAnsi="Times New Roman" w:eastAsia="FangSong" w:cs="Times New Roman"/>
+              </w:rPr>
+              <w:t>引发</w:t>
+            </w:r>
+            <w:r>
+              <w:rPr>
+                <w:rFonts w:hint="eastAsia" w:ascii="Times New Roman" w:hAnsi="Times New Roman" w:eastAsia="Times New Roman" w:cs="Times New Roman"/>
+              </w:rPr>
+              <w:t>→</w:t>
+            </w:r>
+            <w:r>
+              <w:rPr>
+                <w:rFonts w:hint="eastAsia" w:ascii="Times New Roman" w:hAnsi="Times New Roman" w:eastAsia="FangSong" w:cs="Times New Roman"/>
+              </w:rPr>
+              <w:t>增长</w:t>
+            </w:r>
+            <w:r>
+              <w:rPr>
+                <w:rFonts w:hint="eastAsia" w:ascii="Times New Roman" w:hAnsi="Times New Roman" w:eastAsia="Times New Roman" w:cs="Times New Roman"/>
+              </w:rPr>
+              <w:t>→</w:t>
+            </w:r>
+            <w:r>
+              <w:rPr>
+                <w:rFonts w:hint="eastAsia" w:ascii="Times New Roman" w:hAnsi="Times New Roman" w:eastAsia="FangSong" w:cs="Times New Roman"/>
+              </w:rPr>
+              <w:t>终止</w:t>
+            </w:r>
+            <w:r>
+              <w:rPr>
+                <w:rFonts w:hint="eastAsia" w:ascii="Times New Roman" w:hAnsi="Times New Roman" w:eastAsia="Times New Roman" w:cs="Times New Roman"/>
+              </w:rPr>
+              <w:t>）</w:t>
+            </w:r>
+            <w:r>
+              <w:rPr>
+                <w:rFonts w:hint="eastAsia" w:ascii="Times New Roman" w:hAnsi="Times New Roman" w:eastAsia="FangSong" w:cs="Times New Roman"/>
+              </w:rPr>
+              <w:t>完整书写自由基机理</w:t>
+            </w:r>
+          </w:p>
+        </w:tc>
+      </w:tr>
+      <w:tr>
+        <w:tc>
+          <w:tcPr/>
+          <w:p>
+            <w:pPr>
+              <w:pStyle w:val="Compact"/>
+              <w:jc w:val="center"/>
+            </w:pPr>
+            <w:r>
+              <w:rPr>
+                <w:rFonts w:ascii="Times New Roman" w:hAnsi="Times New Roman" w:eastAsia="Times New Roman" w:cs="Times New Roman"/>
+              </w:rPr>
+              <w:t xml:space="preserve">§34 </w:t>
+            </w:r>
+            <w:r>
+              <w:rPr>
+                <w:rFonts w:hint="eastAsia" w:ascii="Times New Roman" w:hAnsi="Times New Roman" w:eastAsia="FangSong" w:cs="Times New Roman"/>
+              </w:rPr>
+              <w:t xml:space="preserve">有机活性中间体</w:t>
+            </w:r>
+            <w:r>
+              <w:rPr>
+                <w:rFonts w:ascii="Times New Roman" w:hAnsi="Times New Roman" w:eastAsia="Times New Roman" w:cs="Times New Roman"/>
+              </w:rPr>
+              <w:t xml:space="preserve"> · </w:t>
+            </w:r>
+            <w:r>
+              <w:rPr>
+                <w:rFonts w:hint="eastAsia" w:ascii="Times New Roman" w:hAnsi="Times New Roman" w:eastAsia="FangSong" w:cs="Times New Roman"/>
+              </w:rPr>
+              <w:t xml:space="preserve">自由基环化选择性</w:t>
+            </w:r>
+          </w:p>
+        </w:tc>
+        <w:tc>
+          <w:tcPr/>
+          <w:p>
+            <w:pPr>
+              <w:pStyle w:val="Compact"/>
+              <w:jc w:val="center"/>
+            </w:pPr>
+            <w:r>
+              <w:rPr>
+                <w:rFonts w:hint="eastAsia" w:ascii="Times New Roman" w:hAnsi="Times New Roman" w:eastAsia="FangSong" w:cs="Times New Roman"/>
+              </w:rPr>
+              <w:t xml:space="preserve">能判断自由基环化的</w:t>
+            </w:r>
+            <w:r>
+              <w:rPr>
+                <w:rFonts w:ascii="Times New Roman" w:hAnsi="Times New Roman" w:eastAsia="Times New Roman" w:cs="Times New Roman"/>
+              </w:rPr>
+              <w:t xml:space="preserve"> 5-exo-trig / 6-endo-trig </w:t>
+            </w:r>
+            <w:r>
+              <w:rPr>
+                <w:rFonts w:hint="eastAsia" w:ascii="Times New Roman" w:hAnsi="Times New Roman" w:eastAsia="FangSong" w:cs="Times New Roman"/>
+              </w:rPr>
+              <w:t xml:space="preserve">选择性</w:t>
+            </w:r>
+          </w:p>
+        </w:tc>
+      </w:tr>
+      <w:tr>
+        <w:tc>
+          <w:tcPr/>
+          <w:p>
+            <w:pPr>
+              <w:pStyle w:val="Compact"/>
+              <w:jc w:val="center"/>
+            </w:pPr>
+            <w:r>
+              <w:rPr>
+                <w:rFonts w:ascii="Times New Roman" w:hAnsi="Times New Roman" w:eastAsia="Times New Roman" w:cs="Times New Roman"/>
+              </w:rPr>
+              <w:t xml:space="preserve">§34 </w:t>
+            </w:r>
+            <w:r>
+              <w:rPr>
+                <w:rFonts w:hint="eastAsia" w:ascii="Times New Roman" w:hAnsi="Times New Roman" w:eastAsia="FangSong" w:cs="Times New Roman"/>
+              </w:rPr>
+              <w:t xml:space="preserve">有机活性中间体</w:t>
+            </w:r>
+            <w:r>
+              <w:rPr>
+                <w:rFonts w:ascii="Times New Roman" w:hAnsi="Times New Roman" w:eastAsia="Times New Roman" w:cs="Times New Roman"/>
+              </w:rPr>
+              <w:t xml:space="preserve"> · </w:t>
+            </w:r>
+            <w:r>
+              <w:rPr>
+                <w:rFonts w:hint="eastAsia" w:ascii="Times New Roman" w:hAnsi="Times New Roman" w:eastAsia="FangSong" w:cs="Times New Roman"/>
+              </w:rPr>
+              <w:t xml:space="preserve">中间体稳定性比较</w:t>
+            </w:r>
+          </w:p>
+        </w:tc>
+        <w:tc>
+          <w:tcPr/>
+          <w:p>
+            <w:pPr>
+              <w:pStyle w:val="Compact"/>
+              <w:jc w:val="center"/>
+            </w:pPr>
+            <w:r>
+              <w:rPr>
+                <w:rFonts w:hint="eastAsia" w:ascii="Times New Roman" w:hAnsi="Times New Roman" w:eastAsia="FangSong" w:cs="Times New Roman"/>
+              </w:rPr>
+              <w:t>能比较自由基与碳正离子的稳定性差异</w:t>
+            </w:r>
+            <w:r>
+              <w:rPr>
+                <w:rFonts w:hint="eastAsia" w:ascii="Times New Roman" w:hAnsi="Times New Roman" w:eastAsia="Times New Roman" w:cs="Times New Roman"/>
+              </w:rPr>
+              <w:t>，</w:t>
+            </w:r>
+            <w:r>
+              <w:rPr>
+                <w:rFonts w:hint="eastAsia" w:ascii="Times New Roman" w:hAnsi="Times New Roman" w:eastAsia="FangSong" w:cs="Times New Roman"/>
+              </w:rPr>
+              <w:t>用电子效应解释</w:t>
+            </w:r>
+          </w:p>
+        </w:tc>
+      </w:tr>
+      <w:tr>
+        <w:tc>
+          <w:tcPr/>
+          <w:p>
+            <w:pPr>
+              <w:pStyle w:val="Compact"/>
+              <w:jc w:val="center"/>
+            </w:pPr>
+            <w:r>
+              <w:rPr>
+                <w:rFonts w:ascii="Times New Roman" w:hAnsi="Times New Roman" w:eastAsia="Times New Roman" w:cs="Times New Roman"/>
+              </w:rPr>
+              <w:t xml:space="preserve">§36 </w:t>
+            </w:r>
+            <w:r>
+              <w:rPr>
+                <w:rFonts w:hint="eastAsia" w:ascii="Times New Roman" w:hAnsi="Times New Roman" w:eastAsia="FangSong" w:cs="Times New Roman"/>
+              </w:rPr>
+              <w:t xml:space="preserve">取代反应</w:t>
+            </w:r>
+            <w:r>
+              <w:rPr>
+                <w:rFonts w:ascii="Times New Roman" w:hAnsi="Times New Roman" w:eastAsia="Times New Roman" w:cs="Times New Roman"/>
+              </w:rPr>
+              <w:t xml:space="preserve"> · </w:t>
+            </w:r>
+            <w:r>
+              <w:rPr>
+                <w:rFonts w:hint="eastAsia" w:ascii="Times New Roman" w:hAnsi="Times New Roman" w:eastAsia="FangSong" w:cs="Times New Roman"/>
+              </w:rPr>
+              <w:t xml:space="preserve">卤代选择性差异</w:t>
+            </w:r>
+          </w:p>
+        </w:tc>
+        <w:tc>
+          <w:tcPr/>
+          <w:p>
+            <w:pPr>
+              <w:pStyle w:val="Compact"/>
+              <w:jc w:val="center"/>
+            </w:pPr>
+            <w:r>
+              <w:rPr>
+                <w:rFonts w:hint="eastAsia" w:ascii="Times New Roman" w:hAnsi="Times New Roman" w:eastAsia="FangSong" w:cs="Times New Roman"/>
+              </w:rPr>
+              <w:t xml:space="preserve">能解释</w:t>
+            </w:r>
+            <w:r>
+              <w:rPr>
+                <w:rFonts w:ascii="Times New Roman" w:hAnsi="Times New Roman" w:eastAsia="Times New Roman" w:cs="Times New Roman"/>
+              </w:rPr>
+              <w:t xml:space="preserve"> Cl</w:t>
+            </w:r>
+            <w:r>
+              <w:rPr>
+                <w:rFonts w:ascii="Times New Roman" w:hAnsi="Times New Roman" w:eastAsia="Times New Roman" w:cs="Times New Roman"/>
+                <w:vertAlign w:val="subscript"/>
+              </w:rPr>
+              <w:t>2</w:t>
+            </w:r>
+            <w:r>
+              <w:rPr>
+                <w:rFonts w:ascii="Times New Roman" w:hAnsi="Times New Roman" w:eastAsia="Times New Roman" w:cs="Times New Roman"/>
+              </w:rPr>
+              <w:t xml:space="preserve"> </w:t>
+            </w:r>
+            <w:r>
+              <w:rPr>
+                <w:rFonts w:hint="eastAsia" w:ascii="Times New Roman" w:hAnsi="Times New Roman" w:eastAsia="FangSong" w:cs="Times New Roman"/>
+              </w:rPr>
+              <w:t xml:space="preserve">与</w:t>
+            </w:r>
+            <w:r>
+              <w:rPr>
+                <w:rFonts w:ascii="Times New Roman" w:hAnsi="Times New Roman" w:eastAsia="Times New Roman" w:cs="Times New Roman"/>
+              </w:rPr>
+              <w:t xml:space="preserve"> Br</w:t>
+            </w:r>
+            <w:r>
+              <w:rPr>
+                <w:rFonts w:ascii="Times New Roman" w:hAnsi="Times New Roman" w:eastAsia="Times New Roman" w:cs="Times New Roman"/>
+                <w:vertAlign w:val="subscript"/>
+              </w:rPr>
+              <w:t>2</w:t>
+            </w:r>
+            <w:r>
+              <w:rPr>
+                <w:rFonts w:ascii="Times New Roman" w:hAnsi="Times New Roman" w:eastAsia="Times New Roman" w:cs="Times New Roman"/>
+              </w:rPr>
+              <w:t xml:space="preserve"> </w:t>
+            </w:r>
+            <w:r>
+              <w:rPr>
+                <w:rFonts w:hint="eastAsia" w:ascii="Times New Roman" w:hAnsi="Times New Roman" w:eastAsia="FangSong" w:cs="Times New Roman"/>
+              </w:rPr>
+              <w:t>卤代选择性的差异</w:t>
+            </w:r>
+            <w:r>
+              <w:rPr>
+                <w:rFonts w:hint="eastAsia" w:ascii="Times New Roman" w:hAnsi="Times New Roman" w:eastAsia="Times New Roman" w:cs="Times New Roman"/>
+              </w:rPr>
+              <w:t>（Hammond</w:t>
+            </w:r>
+            <w:r>
+              <w:rPr>
+                <w:rFonts w:ascii="Times New Roman" w:hAnsi="Times New Roman" w:eastAsia="Times New Roman" w:cs="Times New Roman"/>
+              </w:rPr>
+              <w:t xml:space="preserve"> </w:t>
+            </w:r>
+            <w:r>
+              <w:rPr>
+                <w:rFonts w:hint="eastAsia" w:ascii="Times New Roman" w:hAnsi="Times New Roman" w:eastAsia="FangSong" w:cs="Times New Roman"/>
+              </w:rPr>
+              <w:t xml:space="preserve">假设</w:t>
+            </w:r>
+            <w:r>
+              <w:rPr>
+                <w:rFonts w:ascii="Times New Roman" w:hAnsi="Times New Roman" w:eastAsia="Times New Roman" w:cs="Times New Roman"/>
+              </w:rPr>
+              <w:t xml:space="preserve"> + </w:t>
+            </w:r>
+            <w:r>
+              <w:rPr>
+                <w:rFonts w:hint="eastAsia" w:ascii="Times New Roman" w:hAnsi="Times New Roman" w:eastAsia="Times New Roman" w:cs="Times New Roman"/>
+              </w:rPr>
+              <w:t xml:space="preserve">BDE）</w:t>
+            </w:r>
+          </w:p>
+        </w:tc>
+      </w:tr>
+      <w:tr>
+        <w:tc>
+          <w:tcPr/>
+          <w:p>
+            <w:pPr>
+              <w:pStyle w:val="Compact"/>
+              <w:jc w:val="center"/>
+            </w:pPr>
+            <w:r>
+              <w:rPr>
+                <w:rFonts w:ascii="Times New Roman" w:hAnsi="Times New Roman" w:eastAsia="Times New Roman" w:cs="Times New Roman"/>
+              </w:rPr>
+              <w:t xml:space="preserve">§36 </w:t>
+            </w:r>
+            <w:r>
+              <w:rPr>
+                <w:rFonts w:hint="eastAsia" w:ascii="Times New Roman" w:hAnsi="Times New Roman" w:eastAsia="FangSong" w:cs="Times New Roman"/>
+              </w:rPr>
+              <w:t xml:space="preserve">取代反应</w:t>
+            </w:r>
+            <w:r>
+              <w:rPr>
+                <w:rFonts w:ascii="Times New Roman" w:hAnsi="Times New Roman" w:eastAsia="Times New Roman" w:cs="Times New Roman"/>
+              </w:rPr>
+              <w:t xml:space="preserve"> · NBS </w:t>
+            </w:r>
+            <w:r>
+              <w:rPr>
+                <w:rFonts w:hint="eastAsia" w:ascii="Times New Roman" w:hAnsi="Times New Roman" w:eastAsia="FangSong" w:cs="Times New Roman"/>
+              </w:rPr>
+              <w:t xml:space="preserve">烯丙位溴代</w:t>
+            </w:r>
+          </w:p>
+        </w:tc>
+        <w:tc>
+          <w:tcPr/>
+          <w:p>
+            <w:pPr>
+              <w:pStyle w:val="Compact"/>
+              <w:jc w:val="center"/>
+            </w:pPr>
+            <w:r>
+              <w:rPr>
+                <w:rFonts w:hint="eastAsia" w:ascii="Times New Roman" w:hAnsi="Times New Roman" w:eastAsia="FangSong" w:cs="Times New Roman"/>
+              </w:rPr>
+              <w:t xml:space="preserve">能写出</w:t>
+            </w:r>
+            <w:r>
+              <w:rPr>
+                <w:rFonts w:ascii="Times New Roman" w:hAnsi="Times New Roman" w:eastAsia="Times New Roman" w:cs="Times New Roman"/>
+              </w:rPr>
+              <w:t xml:space="preserve"> NBS </w:t>
+            </w:r>
+            <w:r>
+              <w:rPr>
+                <w:rFonts w:hint="eastAsia" w:ascii="Times New Roman" w:hAnsi="Times New Roman" w:eastAsia="FangSong" w:cs="Times New Roman"/>
+              </w:rPr>
+              <w:t>烯丙位溴代的机理</w:t>
+            </w:r>
+            <w:r>
+              <w:rPr>
+                <w:rFonts w:hint="eastAsia" w:ascii="Times New Roman" w:hAnsi="Times New Roman" w:eastAsia="Times New Roman" w:cs="Times New Roman"/>
+              </w:rPr>
+              <w:t>，</w:t>
+            </w:r>
+            <w:r>
+              <w:rPr>
+                <w:rFonts w:hint="eastAsia" w:ascii="Times New Roman" w:hAnsi="Times New Roman" w:eastAsia="FangSong" w:cs="Times New Roman"/>
+              </w:rPr>
+              <w:t>区分取代与加成</w:t>
+            </w:r>
+          </w:p>
+        </w:tc>
+      </w:tr>
+      <w:tr>
+        <w:tc>
+          <w:tcPr/>
+          <w:p>
+            <w:pPr>
+              <w:pStyle w:val="Compact"/>
+              <w:jc w:val="center"/>
+            </w:pPr>
+            <w:r>
+              <w:rPr>
+                <w:rFonts w:ascii="Times New Roman" w:hAnsi="Times New Roman" w:eastAsia="Times New Roman" w:cs="Times New Roman"/>
+              </w:rPr>
+              <w:t xml:space="preserve">§37 </w:t>
+            </w:r>
+            <w:r>
+              <w:rPr>
+                <w:rFonts w:hint="eastAsia" w:ascii="Times New Roman" w:hAnsi="Times New Roman" w:eastAsia="FangSong" w:cs="Times New Roman"/>
+              </w:rPr>
+              <w:t xml:space="preserve">加成反应</w:t>
+            </w:r>
+            <w:r>
+              <w:rPr>
+                <w:rFonts w:ascii="Times New Roman" w:hAnsi="Times New Roman" w:eastAsia="Times New Roman" w:cs="Times New Roman"/>
+              </w:rPr>
+              <w:t xml:space="preserve"> · HBr/ROOR </w:t>
+            </w:r>
+            <w:r>
+              <w:rPr>
+                <w:rFonts w:hint="eastAsia" w:ascii="Times New Roman" w:hAnsi="Times New Roman" w:eastAsia="FangSong" w:cs="Times New Roman"/>
+              </w:rPr>
+              <w:t xml:space="preserve">反马氏加成</w:t>
+            </w:r>
+          </w:p>
+        </w:tc>
+        <w:tc>
+          <w:tcPr/>
+          <w:p>
+            <w:pPr>
+              <w:pStyle w:val="Compact"/>
+              <w:jc w:val="center"/>
+            </w:pPr>
+            <w:r>
+              <w:rPr>
+                <w:rFonts w:hint="eastAsia" w:ascii="Times New Roman" w:hAnsi="Times New Roman" w:eastAsia="FangSong" w:cs="Times New Roman"/>
+              </w:rPr>
+              <w:t xml:space="preserve">能用自由基稳定性解释</w:t>
+            </w:r>
+            <w:r>
+              <w:rPr>
+                <w:rFonts w:ascii="Times New Roman" w:hAnsi="Times New Roman" w:eastAsia="Times New Roman" w:cs="Times New Roman"/>
+              </w:rPr>
+              <w:t xml:space="preserve"> HBr/ROOR </w:t>
+            </w:r>
+            <w:r>
+              <w:rPr>
+                <w:rFonts w:hint="eastAsia" w:ascii="Times New Roman" w:hAnsi="Times New Roman" w:eastAsia="FangSong" w:cs="Times New Roman"/>
+              </w:rPr>
+              <w:t xml:space="preserve">反马氏加成</w:t>
+            </w:r>
+          </w:p>
+        </w:tc>
+      </w:tr>
+    </w:tbl>
     <w:p>
       <w:pPr>
         <w:spacing w:before="160" w:after="80"/>
@@ -18903,46 +19251,386 @@
         <w:pStyle w:val="Compact"/>
         <w:numPr>
           <w:ilvl w:val="0"/>
+          <w:numId w:val="1001"/>
+        </w:numPr>
+      </w:pPr>
+      <w:r>
+        <w:rPr>
+          <w:rFonts w:hint="eastAsia" w:ascii="Times New Roman" w:hAnsi="Times New Roman" w:eastAsia="FangSong" w:cs="Times New Roman"/>
+          <w:b/>
+          <w:bCs/>
+        </w:rPr>
+        <w:t>离子型加成</w:t>
+      </w:r>
+      <w:r>
+        <w:rPr>
+          <w:rFonts w:hint="eastAsia" w:ascii="Times New Roman" w:hAnsi="Times New Roman" w:eastAsia="Times New Roman" w:cs="Times New Roman"/>
+          <w:b/>
+          <w:bCs/>
+        </w:rPr>
+        <w:t>（</w:t>
+      </w:r>
+      <w:r>
+        <w:rPr>
+          <w:rFonts w:hint="eastAsia" w:ascii="Times New Roman" w:hAnsi="Times New Roman" w:eastAsia="FangSong" w:cs="Times New Roman"/>
+          <w:b/>
+          <w:bCs/>
+        </w:rPr>
+        <w:t>马氏规则</w:t>
+      </w:r>
+      <w:r>
+        <w:rPr>
+          <w:rFonts w:hint="eastAsia" w:ascii="Times New Roman" w:hAnsi="Times New Roman" w:eastAsia="Times New Roman" w:cs="Times New Roman"/>
+          <w:b/>
+          <w:bCs/>
+        </w:rPr>
+        <w:t>）</w:t>
+      </w:r>
+      <w:r>
+        <w:rPr>
+          <w:rFonts w:hint="eastAsia" w:ascii="Times New Roman" w:hAnsi="Times New Roman" w:eastAsia="Times New Roman" w:cs="Times New Roman"/>
+        </w:rPr>
+        <w:t xml:space="preserve">：</w:t>
+      </w:r>
+    </w:p>
+    <w:p>
+      <w:pPr>
+        <w:pStyle w:val="Compact"/>
+        <w:numPr>
+          <w:ilvl w:val="0"/>
           <w:numId w:val="1002"/>
         </w:numPr>
       </w:pPr>
       <w:r>
         <w:rPr>
-          <w:rFonts w:hint="eastAsia" w:ascii="Times New Roman" w:hAnsi="Times New Roman" w:eastAsia="FangSong" w:cs="Times New Roman"/>
+          <w:rFonts w:ascii="Times New Roman" w:hAnsi="Times New Roman" w:eastAsia="Times New Roman" w:cs="Times New Roman"/>
+        </w:rPr>
+        <w:t>H</w:t>
+      </w:r>
+      <w:r>
+        <w:rPr>
+          <w:rFonts w:ascii="Times New Roman" w:hAnsi="Times New Roman" w:eastAsia="Times New Roman" w:cs="Times New Roman"/>
+          <w:vertAlign w:val="superscript"/>
+        </w:rPr>
+        <w:t>+</w:t>
+      </w:r>
+      <w:r>
+        <w:rPr>
+          <w:rFonts w:ascii="Times New Roman" w:hAnsi="Times New Roman" w:eastAsia="Times New Roman" w:cs="Times New Roman"/>
+        </w:rPr>
+        <w:t xml:space="preserve"> </w:t>
+      </w:r>
+      <w:r>
+        <w:rPr>
+          <w:rFonts w:hint="eastAsia" w:ascii="Times New Roman" w:hAnsi="Times New Roman" w:eastAsia="FangSong" w:cs="Times New Roman"/>
+        </w:rPr>
+        <w:t>进攻双键</w:t>
+      </w:r>
+      <w:r>
+        <w:rPr>
+          <w:rFonts w:hint="eastAsia" w:ascii="Times New Roman" w:hAnsi="Times New Roman" w:eastAsia="Times New Roman" w:cs="Times New Roman"/>
+        </w:rPr>
+        <w:t>：H</w:t>
+      </w:r>
+      <w:r>
+        <w:rPr>
+          <w:rFonts w:hint="eastAsia" w:ascii="Times New Roman" w:hAnsi="Times New Roman" w:eastAsia="Times New Roman" w:cs="Times New Roman"/>
+          <w:vertAlign w:val="superscript"/>
+        </w:rPr>
+        <w:t>+</w:t>
+      </w:r>
+      <w:r>
+        <w:rPr>
+          <w:rFonts w:ascii="Times New Roman" w:hAnsi="Times New Roman" w:eastAsia="Times New Roman" w:cs="Times New Roman"/>
+        </w:rPr>
+        <w:t xml:space="preserve"> </w:t>
+      </w:r>
+      <w:r>
+        <w:rPr>
+          <w:rFonts w:hint="eastAsia" w:ascii="Times New Roman" w:hAnsi="Times New Roman" w:eastAsia="FangSong" w:cs="Times New Roman"/>
+        </w:rPr>
+        <w:t xml:space="preserve">加在</w:t>
+      </w:r>
+      <w:r>
+        <w:rPr>
+          <w:rFonts w:ascii="Times New Roman" w:hAnsi="Times New Roman" w:eastAsia="Times New Roman" w:cs="Times New Roman"/>
+        </w:rPr>
+        <w:t xml:space="preserve"> CH</w:t>
+      </w:r>
+      <w:r>
+        <w:rPr>
+          <w:rFonts w:ascii="Times New Roman" w:hAnsi="Times New Roman" w:eastAsia="Times New Roman" w:cs="Times New Roman"/>
+          <w:vertAlign w:val="subscript"/>
+        </w:rPr>
+        <w:t>2</w:t>
+      </w:r>
+      <w:r>
+        <w:rPr>
+          <w:rFonts w:ascii="Times New Roman" w:hAnsi="Times New Roman" w:eastAsia="Times New Roman" w:cs="Times New Roman"/>
+        </w:rPr>
+        <w:t xml:space="preserve"> </w:t>
+      </w:r>
+      <w:r>
+        <w:rPr>
+          <w:rFonts w:hint="eastAsia" w:ascii="Times New Roman" w:hAnsi="Times New Roman" w:eastAsia="FangSong" w:cs="Times New Roman"/>
+        </w:rPr>
+        <w:t>端</w:t>
+      </w:r>
+      <w:r>
+        <w:rPr>
+          <w:rFonts w:hint="eastAsia" w:ascii="Times New Roman" w:hAnsi="Times New Roman" w:eastAsia="Times New Roman" w:cs="Times New Roman"/>
+        </w:rPr>
+        <w:t>（</w:t>
+      </w:r>
+      <w:r>
+        <w:rPr>
+          <w:rFonts w:hint="eastAsia" w:ascii="Times New Roman" w:hAnsi="Times New Roman" w:eastAsia="FangSong" w:cs="Times New Roman"/>
+        </w:rPr>
+        <w:t>生成更稳定的</w:t>
+      </w:r>
+      <w:r>
+        <w:rPr>
+          <w:rFonts w:ascii="Times New Roman" w:hAnsi="Times New Roman" w:eastAsia="Times New Roman" w:cs="Times New Roman"/>
+        </w:rPr>
+        <w:t xml:space="preserve"> 2° </w:t>
+      </w:r>
+      <w:r>
+        <w:rPr>
+          <w:rFonts w:hint="eastAsia" w:ascii="Times New Roman" w:hAnsi="Times New Roman" w:eastAsia="FangSong" w:cs="Times New Roman"/>
+        </w:rPr>
+        <w:t>碳正离子</w:t>
+      </w:r>
+      <w:r>
+        <w:rPr>
+          <w:rFonts w:hint="eastAsia" w:ascii="Times New Roman" w:hAnsi="Times New Roman" w:eastAsia="Times New Roman" w:cs="Times New Roman"/>
+        </w:rPr>
+        <w:t>）</w:t>
+      </w:r>
+    </w:p>
+    <w:p>
+      <w:pPr>
+        <w:pStyle w:val="Compact"/>
+        <w:numPr>
+          <w:ilvl w:val="0"/>
+          <w:numId w:val="1002"/>
+        </w:numPr>
+      </w:pPr>
+      <w:r>
+        <w:rPr>
+          <w:rFonts w:hint="eastAsia" w:ascii="Times New Roman" w:hAnsi="Times New Roman" w:eastAsia="FangSong" w:cs="Times New Roman"/>
+        </w:rPr>
+        <w:t>产物</w:t>
+      </w:r>
+      <w:r>
+        <w:rPr>
+          <w:rFonts w:hint="eastAsia" w:ascii="Times New Roman" w:hAnsi="Times New Roman" w:eastAsia="Times New Roman" w:cs="Times New Roman"/>
+        </w:rPr>
+        <w:t>：</w:t>
+      </w:r>
+      <w:r>
+        <w:rPr>
+          <w:rFonts w:hint="eastAsia" w:ascii="Times New Roman" w:hAnsi="Times New Roman" w:eastAsia="Times New Roman" w:cs="Times New Roman"/>
           <w:b/>
           <w:bCs/>
         </w:rPr>
-        <w:t>离子型加成</w:t>
-      </w:r>
-      <w:r>
-        <w:rPr>
-          <w:rFonts w:hint="eastAsia" w:ascii="Times New Roman" w:hAnsi="Times New Roman" w:eastAsia="Times New Roman" w:cs="Times New Roman"/>
+        <w:t>2-</w:t>
+      </w:r>
+      <w:r>
+        <w:rPr>
+          <w:rFonts w:hint="eastAsia" w:ascii="Times New Roman" w:hAnsi="Times New Roman" w:eastAsia="FangSong" w:cs="Times New Roman"/>
           <w:b/>
           <w:bCs/>
         </w:rPr>
-        <w:t>（</w:t>
-      </w:r>
-      <w:r>
-        <w:rPr>
-          <w:rFonts w:hint="eastAsia" w:ascii="Times New Roman" w:hAnsi="Times New Roman" w:eastAsia="FangSong" w:cs="Times New Roman"/>
-          <w:b/>
-          <w:bCs/>
-        </w:rPr>
-        <w:t>马氏规则</w:t>
-      </w:r>
-      <w:r>
-        <w:rPr>
-          <w:rFonts w:hint="eastAsia" w:ascii="Times New Roman" w:hAnsi="Times New Roman" w:eastAsia="Times New Roman" w:cs="Times New Roman"/>
-          <w:b/>
-          <w:bCs/>
-        </w:rPr>
-        <w:t>）</w:t>
-      </w:r>
-      <w:r>
-        <w:rPr>
-          <w:rFonts w:hint="eastAsia" w:ascii="Times New Roman" w:hAnsi="Times New Roman" w:eastAsia="Times New Roman" w:cs="Times New Roman"/>
-        </w:rPr>
-        <w:t xml:space="preserve">：</w:t>
+        <w:t>溴丙烷</w:t>
+      </w:r>
+      <w:r>
+        <w:rPr>
+          <w:rFonts w:hint="eastAsia" w:ascii="Times New Roman" w:hAnsi="Times New Roman" w:eastAsia="Times New Roman" w:cs="Times New Roman"/>
+        </w:rPr>
+        <w:t xml:space="preserve">（Br</w:t>
+      </w:r>
+      <w:r>
+        <w:rPr>
+          <w:rFonts w:ascii="Times New Roman" w:hAnsi="Times New Roman" w:eastAsia="Times New Roman" w:cs="Times New Roman"/>
+        </w:rPr>
+        <w:t xml:space="preserve"> </w:t>
+      </w:r>
+      <w:r>
+        <w:rPr>
+          <w:rFonts w:hint="eastAsia" w:ascii="Times New Roman" w:hAnsi="Times New Roman" w:eastAsia="FangSong" w:cs="Times New Roman"/>
+        </w:rPr>
+        <w:t xml:space="preserve">在</w:t>
+      </w:r>
+      <w:r>
+        <w:rPr>
+          <w:rFonts w:ascii="Times New Roman" w:hAnsi="Times New Roman" w:eastAsia="Times New Roman" w:cs="Times New Roman"/>
+        </w:rPr>
+        <w:t xml:space="preserve"> </w:t>
+      </w:r>
+      <w:r>
+        <w:rPr>
+          <w:rFonts w:hint="eastAsia" w:ascii="Times New Roman" w:hAnsi="Times New Roman" w:eastAsia="Times New Roman" w:cs="Times New Roman"/>
+        </w:rPr>
+        <w:t xml:space="preserve">C2）</w:t>
+      </w:r>
+      <w:r>
+        <w:rPr>
+          <w:rFonts w:ascii="Times New Roman" w:hAnsi="Times New Roman" w:eastAsia="Times New Roman" w:cs="Times New Roman"/>
+        </w:rPr>
+        <w:t xml:space="preserve"> </w:t>
+      </w:r>
+      <w:r>
+        <w:rPr>
+          <w:rFonts w:ascii="Times New Roman" w:hAnsi="Times New Roman" w:eastAsia="Times New Roman" w:cs="Times New Roman"/>
+        </w:rPr>
+        <w:t>CH</w:t>
+      </w:r>
+      <w:r>
+        <w:rPr>
+          <w:rFonts w:ascii="Times New Roman" w:hAnsi="Times New Roman" w:eastAsia="Times New Roman" w:cs="Times New Roman"/>
+          <w:vertAlign w:val="subscript"/>
+        </w:rPr>
+        <w:t>3</w:t>
+      </w:r>
+      <w:r>
+        <w:rPr>
+          <w:rFonts w:ascii="Times New Roman" w:hAnsi="Times New Roman" w:eastAsia="Times New Roman" w:cs="Times New Roman"/>
+        </w:rPr>
+        <w:t>CH=CH</w:t>
+      </w:r>
+      <w:r>
+        <w:rPr>
+          <w:rFonts w:ascii="Times New Roman" w:hAnsi="Times New Roman" w:eastAsia="Times New Roman" w:cs="Times New Roman"/>
+          <w:vertAlign w:val="subscript"/>
+        </w:rPr>
+        <w:t>2</w:t>
+      </w:r>
+      <w:r>
+        <w:rPr>
+          <w:rFonts w:ascii="Times New Roman" w:hAnsi="Times New Roman" w:eastAsia="Times New Roman" w:cs="Times New Roman"/>
+        </w:rPr>
+        <w:t xml:space="preserve"> + H</w:t>
+      </w:r>
+      <w:r>
+        <w:rPr>
+          <w:rFonts w:ascii="Times New Roman" w:hAnsi="Times New Roman" w:eastAsia="Times New Roman" w:cs="Times New Roman"/>
+          <w:vertAlign w:val="superscript"/>
+        </w:rPr>
+        <w:t>+</w:t>
+      </w:r>
+      <w:r>
+        <w:rPr>
+          <w:rFonts w:ascii="Times New Roman" w:hAnsi="Times New Roman" w:eastAsia="Times New Roman" w:cs="Times New Roman"/>
+        </w:rPr>
+        <w:t xml:space="preserve"> → CH</w:t>
+      </w:r>
+      <w:r>
+        <w:rPr>
+          <w:rFonts w:ascii="Times New Roman" w:hAnsi="Times New Roman" w:eastAsia="Times New Roman" w:cs="Times New Roman"/>
+          <w:vertAlign w:val="subscript"/>
+        </w:rPr>
+        <w:t>3</w:t>
+      </w:r>
+      <w:r>
+        <w:rPr>
+          <w:rFonts w:ascii="Times New Roman" w:hAnsi="Times New Roman" w:eastAsia="Times New Roman" w:cs="Times New Roman"/>
+        </w:rPr>
+        <w:t>-ĊH-CH</w:t>
+      </w:r>
+      <w:r>
+        <w:rPr>
+          <w:rFonts w:ascii="Times New Roman" w:hAnsi="Times New Roman" w:eastAsia="Times New Roman" w:cs="Times New Roman"/>
+          <w:vertAlign w:val="subscript"/>
+        </w:rPr>
+        <w:t>3</w:t>
+      </w:r>
+      <w:r>
+        <w:rPr>
+          <w:rFonts w:ascii="Times New Roman" w:hAnsi="Times New Roman" w:eastAsia="Times New Roman" w:cs="Times New Roman"/>
+        </w:rPr>
+        <w:t xml:space="preserve"> (2° </w:t>
+      </w:r>
+      <w:r>
+        <w:rPr>
+          <w:rFonts w:hint="eastAsia" w:ascii="Times New Roman" w:hAnsi="Times New Roman" w:eastAsia="FangSong" w:cs="Times New Roman"/>
+        </w:rPr>
+        <w:t>碳正离子</w:t>
+      </w:r>
+      <w:r>
+        <w:rPr>
+          <w:rFonts w:hint="eastAsia" w:ascii="Times New Roman" w:hAnsi="Times New Roman" w:eastAsia="Times New Roman" w:cs="Times New Roman"/>
+        </w:rPr>
+        <w:t>)</w:t>
+      </w:r>
+    </w:p>
+    <w:p>
+      <w:pPr>
+        <w:pStyle w:val="FirstParagraph"/>
+      </w:pPr>
+      <w:r>
+        <w:rPr>
+          <w:rFonts w:ascii="Times New Roman" w:hAnsi="Times New Roman" w:eastAsia="Times New Roman" w:cs="Times New Roman"/>
+        </w:rPr>
+        <w:t>CH</w:t>
+      </w:r>
+      <w:r>
+        <w:rPr>
+          <w:rFonts w:ascii="Times New Roman" w:hAnsi="Times New Roman" w:eastAsia="Times New Roman" w:cs="Times New Roman"/>
+          <w:vertAlign w:val="subscript"/>
+        </w:rPr>
+        <w:t>3</w:t>
+      </w:r>
+      <w:r>
+        <w:rPr>
+          <w:rFonts w:ascii="Times New Roman" w:hAnsi="Times New Roman" w:eastAsia="Times New Roman" w:cs="Times New Roman"/>
+        </w:rPr>
+        <w:t>-ĊH-CH</w:t>
+      </w:r>
+      <w:r>
+        <w:rPr>
+          <w:rFonts w:ascii="Times New Roman" w:hAnsi="Times New Roman" w:eastAsia="Times New Roman" w:cs="Times New Roman"/>
+          <w:vertAlign w:val="subscript"/>
+        </w:rPr>
+        <w:t>3</w:t>
+      </w:r>
+      <w:r>
+        <w:rPr>
+          <w:rFonts w:ascii="Times New Roman" w:hAnsi="Times New Roman" w:eastAsia="Times New Roman" w:cs="Times New Roman"/>
+        </w:rPr>
+        <w:t xml:space="preserve"> + Br</w:t>
+      </w:r>
+      <w:r>
+        <w:rPr>
+          <w:rFonts w:ascii="Times New Roman" w:hAnsi="Times New Roman" w:eastAsia="Times New Roman" w:cs="Times New Roman"/>
+          <w:vertAlign w:val="superscript"/>
+        </w:rPr>
+        <w:t>-</w:t>
+      </w:r>
+      <w:r>
+        <w:rPr>
+          <w:rFonts w:ascii="Times New Roman" w:hAnsi="Times New Roman" w:eastAsia="Times New Roman" w:cs="Times New Roman"/>
+        </w:rPr>
+        <w:t xml:space="preserve"> → CH</w:t>
+      </w:r>
+      <w:r>
+        <w:rPr>
+          <w:rFonts w:ascii="Times New Roman" w:hAnsi="Times New Roman" w:eastAsia="Times New Roman" w:cs="Times New Roman"/>
+          <w:vertAlign w:val="subscript"/>
+        </w:rPr>
+        <w:t>3</w:t>
+      </w:r>
+      <w:r>
+        <w:rPr>
+          <w:rFonts w:ascii="Times New Roman" w:hAnsi="Times New Roman" w:eastAsia="Times New Roman" w:cs="Times New Roman"/>
+        </w:rPr>
+        <w:t>CHBrCH</w:t>
+      </w:r>
+      <w:r>
+        <w:rPr>
+          <w:rFonts w:ascii="Times New Roman" w:hAnsi="Times New Roman" w:eastAsia="Times New Roman" w:cs="Times New Roman"/>
+          <w:vertAlign w:val="subscript"/>
+        </w:rPr>
+        <w:t>3</w:t>
       </w:r>
     </w:p>
     <w:p>
@@ -18955,334 +19643,57 @@
       </w:pPr>
       <w:r>
         <w:rPr>
-          <w:rFonts w:ascii="Times New Roman" w:hAnsi="Times New Roman" w:eastAsia="Times New Roman" w:cs="Times New Roman"/>
-        </w:rPr>
-        <w:t>H</w:t>
-      </w:r>
-      <w:r>
-        <w:rPr>
-          <w:rFonts w:ascii="Times New Roman" w:hAnsi="Times New Roman" w:eastAsia="Times New Roman" w:cs="Times New Roman"/>
-          <w:vertAlign w:val="superscript"/>
-        </w:rPr>
-        <w:t>+</w:t>
-      </w:r>
-      <w:r>
-        <w:rPr>
-          <w:rFonts w:ascii="Times New Roman" w:hAnsi="Times New Roman" w:eastAsia="Times New Roman" w:cs="Times New Roman"/>
-        </w:rPr>
-        <w:t xml:space="preserve"> </w:t>
-      </w:r>
-      <w:r>
-        <w:rPr>
-          <w:rFonts w:hint="eastAsia" w:ascii="Times New Roman" w:hAnsi="Times New Roman" w:eastAsia="FangSong" w:cs="Times New Roman"/>
-        </w:rPr>
-        <w:t>进攻双键</w:t>
-      </w:r>
-      <w:r>
-        <w:rPr>
-          <w:rFonts w:hint="eastAsia" w:ascii="Times New Roman" w:hAnsi="Times New Roman" w:eastAsia="Times New Roman" w:cs="Times New Roman"/>
-        </w:rPr>
-        <w:t>：H</w:t>
-      </w:r>
-      <w:r>
-        <w:rPr>
-          <w:rFonts w:hint="eastAsia" w:ascii="Times New Roman" w:hAnsi="Times New Roman" w:eastAsia="Times New Roman" w:cs="Times New Roman"/>
-          <w:vertAlign w:val="superscript"/>
-        </w:rPr>
-        <w:t>+</w:t>
-      </w:r>
-      <w:r>
-        <w:rPr>
-          <w:rFonts w:ascii="Times New Roman" w:hAnsi="Times New Roman" w:eastAsia="Times New Roman" w:cs="Times New Roman"/>
-        </w:rPr>
-        <w:t xml:space="preserve"> </w:t>
-      </w:r>
-      <w:r>
-        <w:rPr>
-          <w:rFonts w:hint="eastAsia" w:ascii="Times New Roman" w:hAnsi="Times New Roman" w:eastAsia="FangSong" w:cs="Times New Roman"/>
-        </w:rPr>
-        <w:t xml:space="preserve">加在</w:t>
-      </w:r>
-      <w:r>
-        <w:rPr>
-          <w:rFonts w:ascii="Times New Roman" w:hAnsi="Times New Roman" w:eastAsia="Times New Roman" w:cs="Times New Roman"/>
-        </w:rPr>
-        <w:t xml:space="preserve"> CH</w:t>
-      </w:r>
-      <w:r>
-        <w:rPr>
-          <w:rFonts w:ascii="Times New Roman" w:hAnsi="Times New Roman" w:eastAsia="Times New Roman" w:cs="Times New Roman"/>
-          <w:vertAlign w:val="subscript"/>
-        </w:rPr>
-        <w:t>2</w:t>
-      </w:r>
-      <w:r>
-        <w:rPr>
-          <w:rFonts w:ascii="Times New Roman" w:hAnsi="Times New Roman" w:eastAsia="Times New Roman" w:cs="Times New Roman"/>
-        </w:rPr>
-        <w:t xml:space="preserve"> </w:t>
-      </w:r>
-      <w:r>
-        <w:rPr>
-          <w:rFonts w:hint="eastAsia" w:ascii="Times New Roman" w:hAnsi="Times New Roman" w:eastAsia="FangSong" w:cs="Times New Roman"/>
-        </w:rPr>
-        <w:t>端</w:t>
-      </w:r>
-      <w:r>
-        <w:rPr>
-          <w:rFonts w:hint="eastAsia" w:ascii="Times New Roman" w:hAnsi="Times New Roman" w:eastAsia="Times New Roman" w:cs="Times New Roman"/>
-        </w:rPr>
-        <w:t>（</w:t>
-      </w:r>
-      <w:r>
-        <w:rPr>
-          <w:rFonts w:hint="eastAsia" w:ascii="Times New Roman" w:hAnsi="Times New Roman" w:eastAsia="FangSong" w:cs="Times New Roman"/>
-        </w:rPr>
-        <w:t>生成更稳定的</w:t>
-      </w:r>
-      <w:r>
-        <w:rPr>
-          <w:rFonts w:ascii="Times New Roman" w:hAnsi="Times New Roman" w:eastAsia="Times New Roman" w:cs="Times New Roman"/>
-        </w:rPr>
-        <w:t xml:space="preserve"> 2° </w:t>
-      </w:r>
-      <w:r>
-        <w:rPr>
-          <w:rFonts w:hint="eastAsia" w:ascii="Times New Roman" w:hAnsi="Times New Roman" w:eastAsia="FangSong" w:cs="Times New Roman"/>
-        </w:rPr>
-        <w:t>碳正离子</w:t>
-      </w:r>
-      <w:r>
-        <w:rPr>
-          <w:rFonts w:hint="eastAsia" w:ascii="Times New Roman" w:hAnsi="Times New Roman" w:eastAsia="Times New Roman" w:cs="Times New Roman"/>
-        </w:rPr>
-        <w:t>）</w:t>
-      </w:r>
-    </w:p>
-    <w:p>
-      <w:pPr>
-        <w:pStyle w:val="Compact"/>
-        <w:numPr>
-          <w:ilvl w:val="0"/>
-          <w:numId w:val="1003"/>
-        </w:numPr>
-      </w:pPr>
-      <w:r>
-        <w:rPr>
-          <w:rFonts w:hint="eastAsia" w:ascii="Times New Roman" w:hAnsi="Times New Roman" w:eastAsia="FangSong" w:cs="Times New Roman"/>
-        </w:rPr>
-        <w:t>产物</w:t>
-      </w:r>
-      <w:r>
-        <w:rPr>
-          <w:rFonts w:hint="eastAsia" w:ascii="Times New Roman" w:hAnsi="Times New Roman" w:eastAsia="Times New Roman" w:cs="Times New Roman"/>
-        </w:rPr>
-        <w:t>：</w:t>
-      </w:r>
-      <w:r>
-        <w:rPr>
-          <w:rFonts w:hint="eastAsia" w:ascii="Times New Roman" w:hAnsi="Times New Roman" w:eastAsia="Times New Roman" w:cs="Times New Roman"/>
+          <w:rFonts w:hint="eastAsia" w:ascii="Times New Roman" w:hAnsi="Times New Roman" w:eastAsia="FangSong" w:cs="Times New Roman"/>
           <w:b/>
           <w:bCs/>
         </w:rPr>
-        <w:t>2-</w:t>
-      </w:r>
-      <w:r>
-        <w:rPr>
-          <w:rFonts w:hint="eastAsia" w:ascii="Times New Roman" w:hAnsi="Times New Roman" w:eastAsia="FangSong" w:cs="Times New Roman"/>
+        <w:t>自由基型加成</w:t>
+      </w:r>
+      <w:r>
+        <w:rPr>
+          <w:rFonts w:hint="eastAsia" w:ascii="Times New Roman" w:hAnsi="Times New Roman" w:eastAsia="Times New Roman" w:cs="Times New Roman"/>
           <w:b/>
           <w:bCs/>
         </w:rPr>
-        <w:t>溴丙烷</w:t>
-      </w:r>
-      <w:r>
-        <w:rPr>
-          <w:rFonts w:hint="eastAsia" w:ascii="Times New Roman" w:hAnsi="Times New Roman" w:eastAsia="Times New Roman" w:cs="Times New Roman"/>
-        </w:rPr>
-        <w:t xml:space="preserve">（Br</w:t>
-      </w:r>
-      <w:r>
-        <w:rPr>
-          <w:rFonts w:ascii="Times New Roman" w:hAnsi="Times New Roman" w:eastAsia="Times New Roman" w:cs="Times New Roman"/>
-        </w:rPr>
-        <w:t xml:space="preserve"> </w:t>
-      </w:r>
-      <w:r>
-        <w:rPr>
-          <w:rFonts w:hint="eastAsia" w:ascii="Times New Roman" w:hAnsi="Times New Roman" w:eastAsia="FangSong" w:cs="Times New Roman"/>
-        </w:rPr>
-        <w:t xml:space="preserve">在</w:t>
-      </w:r>
-      <w:r>
-        <w:rPr>
-          <w:rFonts w:ascii="Times New Roman" w:hAnsi="Times New Roman" w:eastAsia="Times New Roman" w:cs="Times New Roman"/>
-        </w:rPr>
-        <w:t xml:space="preserve"> </w:t>
-      </w:r>
-      <w:r>
-        <w:rPr>
-          <w:rFonts w:hint="eastAsia" w:ascii="Times New Roman" w:hAnsi="Times New Roman" w:eastAsia="Times New Roman" w:cs="Times New Roman"/>
-        </w:rPr>
-        <w:t xml:space="preserve">C2）</w:t>
-      </w:r>
-      <w:r>
-        <w:rPr>
-          <w:rFonts w:ascii="Times New Roman" w:hAnsi="Times New Roman" w:eastAsia="Times New Roman" w:cs="Times New Roman"/>
-        </w:rPr>
-        <w:t xml:space="preserve"> </w:t>
-      </w:r>
-      <w:r>
-        <w:rPr>
-          <w:rFonts w:ascii="Times New Roman" w:hAnsi="Times New Roman" w:eastAsia="Times New Roman" w:cs="Times New Roman"/>
-        </w:rPr>
-        <w:t>CH</w:t>
-      </w:r>
-      <w:r>
-        <w:rPr>
-          <w:rFonts w:ascii="Times New Roman" w:hAnsi="Times New Roman" w:eastAsia="Times New Roman" w:cs="Times New Roman"/>
-          <w:vertAlign w:val="subscript"/>
-        </w:rPr>
-        <w:t>3</w:t>
-      </w:r>
-      <w:r>
-        <w:rPr>
-          <w:rFonts w:ascii="Times New Roman" w:hAnsi="Times New Roman" w:eastAsia="Times New Roman" w:cs="Times New Roman"/>
-        </w:rPr>
-        <w:t>CH=CH</w:t>
-      </w:r>
-      <w:r>
-        <w:rPr>
-          <w:rFonts w:ascii="Times New Roman" w:hAnsi="Times New Roman" w:eastAsia="Times New Roman" w:cs="Times New Roman"/>
-          <w:vertAlign w:val="subscript"/>
-        </w:rPr>
-        <w:t>2</w:t>
-      </w:r>
-      <w:r>
-        <w:rPr>
-          <w:rFonts w:ascii="Times New Roman" w:hAnsi="Times New Roman" w:eastAsia="Times New Roman" w:cs="Times New Roman"/>
-        </w:rPr>
-        <w:t xml:space="preserve"> + H</w:t>
-      </w:r>
-      <w:r>
-        <w:rPr>
-          <w:rFonts w:ascii="Times New Roman" w:hAnsi="Times New Roman" w:eastAsia="Times New Roman" w:cs="Times New Roman"/>
-          <w:vertAlign w:val="superscript"/>
-        </w:rPr>
-        <w:t>+</w:t>
-      </w:r>
-      <w:r>
-        <w:rPr>
-          <w:rFonts w:ascii="Times New Roman" w:hAnsi="Times New Roman" w:eastAsia="Times New Roman" w:cs="Times New Roman"/>
-        </w:rPr>
-        <w:t xml:space="preserve"> → CH</w:t>
-      </w:r>
-      <w:r>
-        <w:rPr>
-          <w:rFonts w:ascii="Times New Roman" w:hAnsi="Times New Roman" w:eastAsia="Times New Roman" w:cs="Times New Roman"/>
-          <w:vertAlign w:val="subscript"/>
-        </w:rPr>
-        <w:t>3</w:t>
-      </w:r>
-      <w:r>
-        <w:rPr>
-          <w:rFonts w:ascii="Times New Roman" w:hAnsi="Times New Roman" w:eastAsia="Times New Roman" w:cs="Times New Roman"/>
-        </w:rPr>
-        <w:t>-ĊH-CH</w:t>
-      </w:r>
-      <w:r>
-        <w:rPr>
-          <w:rFonts w:ascii="Times New Roman" w:hAnsi="Times New Roman" w:eastAsia="Times New Roman" w:cs="Times New Roman"/>
-          <w:vertAlign w:val="subscript"/>
-        </w:rPr>
-        <w:t>3</w:t>
-      </w:r>
-      <w:r>
-        <w:rPr>
-          <w:rFonts w:ascii="Times New Roman" w:hAnsi="Times New Roman" w:eastAsia="Times New Roman" w:cs="Times New Roman"/>
-        </w:rPr>
-        <w:t xml:space="preserve"> (2° </w:t>
-      </w:r>
-      <w:r>
-        <w:rPr>
-          <w:rFonts w:hint="eastAsia" w:ascii="Times New Roman" w:hAnsi="Times New Roman" w:eastAsia="FangSong" w:cs="Times New Roman"/>
-        </w:rPr>
-        <w:t>碳正离子</w:t>
-      </w:r>
-      <w:r>
-        <w:rPr>
-          <w:rFonts w:hint="eastAsia" w:ascii="Times New Roman" w:hAnsi="Times New Roman" w:eastAsia="Times New Roman" w:cs="Times New Roman"/>
-        </w:rPr>
-        <w:t>)</w:t>
-      </w:r>
-    </w:p>
-    <w:p>
-      <w:pPr>
-        <w:pStyle w:val="FirstParagraph"/>
-      </w:pPr>
-      <w:r>
-        <w:rPr>
-          <w:rFonts w:ascii="Times New Roman" w:hAnsi="Times New Roman" w:eastAsia="Times New Roman" w:cs="Times New Roman"/>
-        </w:rPr>
-        <w:t>CH</w:t>
-      </w:r>
-      <w:r>
-        <w:rPr>
-          <w:rFonts w:ascii="Times New Roman" w:hAnsi="Times New Roman" w:eastAsia="Times New Roman" w:cs="Times New Roman"/>
-          <w:vertAlign w:val="subscript"/>
-        </w:rPr>
-        <w:t>3</w:t>
-      </w:r>
-      <w:r>
-        <w:rPr>
-          <w:rFonts w:ascii="Times New Roman" w:hAnsi="Times New Roman" w:eastAsia="Times New Roman" w:cs="Times New Roman"/>
-        </w:rPr>
-        <w:t>-ĊH-CH</w:t>
-      </w:r>
-      <w:r>
-        <w:rPr>
-          <w:rFonts w:ascii="Times New Roman" w:hAnsi="Times New Roman" w:eastAsia="Times New Roman" w:cs="Times New Roman"/>
-          <w:vertAlign w:val="subscript"/>
-        </w:rPr>
-        <w:t>3</w:t>
-      </w:r>
-      <w:r>
-        <w:rPr>
-          <w:rFonts w:ascii="Times New Roman" w:hAnsi="Times New Roman" w:eastAsia="Times New Roman" w:cs="Times New Roman"/>
-        </w:rPr>
-        <w:t xml:space="preserve"> + Br</w:t>
-      </w:r>
-      <w:r>
-        <w:rPr>
-          <w:rFonts w:ascii="Times New Roman" w:hAnsi="Times New Roman" w:eastAsia="Times New Roman" w:cs="Times New Roman"/>
-          <w:vertAlign w:val="superscript"/>
-        </w:rPr>
-        <w:t>-</w:t>
-      </w:r>
-      <w:r>
-        <w:rPr>
-          <w:rFonts w:ascii="Times New Roman" w:hAnsi="Times New Roman" w:eastAsia="Times New Roman" w:cs="Times New Roman"/>
-        </w:rPr>
-        <w:t xml:space="preserve"> → CH</w:t>
-      </w:r>
-      <w:r>
-        <w:rPr>
-          <w:rFonts w:ascii="Times New Roman" w:hAnsi="Times New Roman" w:eastAsia="Times New Roman" w:cs="Times New Roman"/>
-          <w:vertAlign w:val="subscript"/>
-        </w:rPr>
-        <w:t>3</w:t>
-      </w:r>
-      <w:r>
-        <w:rPr>
-          <w:rFonts w:ascii="Times New Roman" w:hAnsi="Times New Roman" w:eastAsia="Times New Roman" w:cs="Times New Roman"/>
-        </w:rPr>
-        <w:t>CHBrCH</w:t>
-      </w:r>
-      <w:r>
-        <w:rPr>
-          <w:rFonts w:ascii="Times New Roman" w:hAnsi="Times New Roman" w:eastAsia="Times New Roman" w:cs="Times New Roman"/>
-          <w:vertAlign w:val="subscript"/>
-        </w:rPr>
-        <w:t>3</w:t>
+        <w:t>（</w:t>
+      </w:r>
+      <w:r>
+        <w:rPr>
+          <w:rFonts w:hint="eastAsia" w:ascii="Times New Roman" w:hAnsi="Times New Roman" w:eastAsia="FangSong" w:cs="Times New Roman"/>
+          <w:b/>
+          <w:bCs/>
+        </w:rPr>
+        <w:t>反马氏</w:t>
+      </w:r>
+      <w:r>
+        <w:rPr>
+          <w:rFonts w:hint="eastAsia" w:ascii="Times New Roman" w:hAnsi="Times New Roman" w:eastAsia="Times New Roman" w:cs="Times New Roman"/>
+          <w:b/>
+          <w:bCs/>
+        </w:rPr>
+        <w:t>，</w:t>
+      </w:r>
+      <w:r>
+        <w:rPr>
+          <w:rFonts w:hint="eastAsia" w:ascii="Times New Roman" w:hAnsi="Times New Roman" w:eastAsia="FangSong" w:cs="Times New Roman"/>
+          <w:b/>
+          <w:bCs/>
+        </w:rPr>
+        <w:t>过氧化物效应</w:t>
+      </w:r>
+      <w:r>
+        <w:rPr>
+          <w:rFonts w:hint="eastAsia" w:ascii="Times New Roman" w:hAnsi="Times New Roman" w:eastAsia="Times New Roman" w:cs="Times New Roman"/>
+          <w:b/>
+          <w:bCs/>
+        </w:rPr>
+        <w:t>）</w:t>
+      </w:r>
+      <w:r>
+        <w:rPr>
+          <w:rFonts w:hint="eastAsia" w:ascii="Times New Roman" w:hAnsi="Times New Roman" w:eastAsia="Times New Roman" w:cs="Times New Roman"/>
+        </w:rPr>
+        <w:t xml:space="preserve">：</w:t>
       </w:r>
     </w:p>
     <w:p>
@@ -19295,57 +19706,1030 @@
       </w:pPr>
       <w:r>
         <w:rPr>
-          <w:rFonts w:hint="eastAsia" w:ascii="Times New Roman" w:hAnsi="Times New Roman" w:eastAsia="FangSong" w:cs="Times New Roman"/>
+          <w:rFonts w:ascii="Times New Roman" w:hAnsi="Times New Roman" w:eastAsia="Times New Roman" w:cs="Times New Roman"/>
+        </w:rPr>
+        <w:t xml:space="preserve">ROOR </w:t>
+      </w:r>
+      <w:r>
+        <w:rPr>
+          <w:rFonts w:hint="eastAsia" w:ascii="Times New Roman" w:hAnsi="Times New Roman" w:eastAsia="FangSong" w:cs="Times New Roman"/>
+        </w:rPr>
+        <w:t xml:space="preserve">均裂产生</w:t>
+      </w:r>
+      <w:r>
+        <w:rPr>
+          <w:rFonts w:ascii="Times New Roman" w:hAnsi="Times New Roman" w:eastAsia="Times New Roman" w:cs="Times New Roman"/>
+        </w:rPr>
+        <w:t xml:space="preserve"> </w:t>
+      </w:r>
+      <w:r>
+        <w:rPr>
+          <w:rFonts w:hint="eastAsia" w:ascii="Times New Roman" w:hAnsi="Times New Roman" w:eastAsia="Times New Roman" w:cs="Times New Roman"/>
+        </w:rPr>
+        <w:t>Br·（</w:t>
+      </w:r>
+      <w:r>
+        <w:rPr>
+          <w:rFonts w:hint="eastAsia" w:ascii="Times New Roman" w:hAnsi="Times New Roman" w:eastAsia="FangSong" w:cs="Times New Roman"/>
+        </w:rPr>
+        <w:t>见</w:t>
+      </w:r>
+      <w:r>
+        <w:rPr>
+          <w:rFonts w:ascii="Times New Roman" w:hAnsi="Times New Roman" w:eastAsia="Times New Roman" w:cs="Times New Roman"/>
+        </w:rPr>
+        <w:t xml:space="preserve"> §4.2 </w:t>
+      </w:r>
+      <w:r>
+        <w:rPr>
+          <w:rFonts w:hint="eastAsia" w:ascii="Times New Roman" w:hAnsi="Times New Roman" w:eastAsia="FangSong" w:cs="Times New Roman"/>
+        </w:rPr>
+        <w:t>机理</w:t>
+      </w:r>
+      <w:r>
+        <w:rPr>
+          <w:rFonts w:hint="eastAsia" w:ascii="Times New Roman" w:hAnsi="Times New Roman" w:eastAsia="Times New Roman" w:cs="Times New Roman"/>
+        </w:rPr>
+        <w:t>）</w:t>
+      </w:r>
+    </w:p>
+    <w:p>
+      <w:pPr>
+        <w:pStyle w:val="Compact"/>
+        <w:numPr>
+          <w:ilvl w:val="0"/>
+          <w:numId w:val="1004"/>
+        </w:numPr>
+      </w:pPr>
+      <w:r>
+        <w:rPr>
+          <w:rFonts w:ascii="Times New Roman" w:hAnsi="Times New Roman" w:eastAsia="Times New Roman" w:cs="Times New Roman"/>
+        </w:rPr>
+        <w:t xml:space="preserve">Br· </w:t>
+      </w:r>
+      <w:r>
+        <w:rPr>
+          <w:rFonts w:hint="eastAsia" w:ascii="Times New Roman" w:hAnsi="Times New Roman" w:eastAsia="FangSong" w:cs="Times New Roman"/>
+        </w:rPr>
+        <w:t xml:space="preserve">优先进攻末端</w:t>
+      </w:r>
+      <w:r>
+        <w:rPr>
+          <w:rFonts w:ascii="Times New Roman" w:hAnsi="Times New Roman" w:eastAsia="Times New Roman" w:cs="Times New Roman"/>
+        </w:rPr>
+        <w:t xml:space="preserve"> </w:t>
+      </w:r>
+      <w:r>
+        <w:rPr>
+          <w:rFonts w:hint="eastAsia" w:ascii="Times New Roman" w:hAnsi="Times New Roman" w:eastAsia="Times New Roman" w:cs="Times New Roman"/>
+        </w:rPr>
+        <w:t>CH</w:t>
+      </w:r>
+      <w:r>
+        <w:rPr>
+          <w:rFonts w:hint="eastAsia" w:ascii="Times New Roman" w:hAnsi="Times New Roman" w:eastAsia="Times New Roman" w:cs="Times New Roman"/>
+          <w:vertAlign w:val="subscript"/>
+        </w:rPr>
+        <w:t>2</w:t>
+      </w:r>
+      <w:r>
+        <w:rPr>
+          <w:rFonts w:hint="eastAsia" w:ascii="Times New Roman" w:hAnsi="Times New Roman" w:eastAsia="Times New Roman" w:cs="Times New Roman"/>
+        </w:rPr>
+        <w:t>（</w:t>
+      </w:r>
+      <w:r>
+        <w:rPr>
+          <w:rFonts w:hint="eastAsia" w:ascii="Times New Roman" w:hAnsi="Times New Roman" w:eastAsia="FangSong" w:cs="Times New Roman"/>
+        </w:rPr>
+        <w:t>生成更稳定的</w:t>
+      </w:r>
+      <w:r>
+        <w:rPr>
+          <w:rFonts w:ascii="Times New Roman" w:hAnsi="Times New Roman" w:eastAsia="Times New Roman" w:cs="Times New Roman"/>
+        </w:rPr>
+        <w:t xml:space="preserve"> 2° </w:t>
+      </w:r>
+      <w:r>
+        <w:rPr>
+          <w:rFonts w:hint="eastAsia" w:ascii="Times New Roman" w:hAnsi="Times New Roman" w:eastAsia="FangSong" w:cs="Times New Roman"/>
+        </w:rPr>
+        <w:t>自由基</w:t>
+      </w:r>
+      <w:r>
+        <w:rPr>
+          <w:rFonts w:hint="eastAsia" w:ascii="Times New Roman" w:hAnsi="Times New Roman" w:eastAsia="Times New Roman" w:cs="Times New Roman"/>
+        </w:rPr>
+        <w:t>）</w:t>
+      </w:r>
+    </w:p>
+    <w:p>
+      <w:pPr>
+        <w:pStyle w:val="Compact"/>
+        <w:numPr>
+          <w:ilvl w:val="0"/>
+          <w:numId w:val="1004"/>
+        </w:numPr>
+      </w:pPr>
+      <w:r>
+        <w:rPr>
+          <w:rFonts w:hint="eastAsia" w:ascii="Times New Roman" w:hAnsi="Times New Roman" w:eastAsia="FangSong" w:cs="Times New Roman"/>
+        </w:rPr>
+        <w:t>产物</w:t>
+      </w:r>
+      <w:r>
+        <w:rPr>
+          <w:rFonts w:hint="eastAsia" w:ascii="Times New Roman" w:hAnsi="Times New Roman" w:eastAsia="Times New Roman" w:cs="Times New Roman"/>
+        </w:rPr>
+        <w:t>：</w:t>
+      </w:r>
+      <w:r>
+        <w:rPr>
+          <w:rFonts w:hint="eastAsia" w:ascii="Times New Roman" w:hAnsi="Times New Roman" w:eastAsia="Times New Roman" w:cs="Times New Roman"/>
           <w:b/>
           <w:bCs/>
         </w:rPr>
-        <w:t>自由基型加成</w:t>
-      </w:r>
-      <w:r>
-        <w:rPr>
-          <w:rFonts w:hint="eastAsia" w:ascii="Times New Roman" w:hAnsi="Times New Roman" w:eastAsia="Times New Roman" w:cs="Times New Roman"/>
+        <w:t>1-</w:t>
+      </w:r>
+      <w:r>
+        <w:rPr>
+          <w:rFonts w:hint="eastAsia" w:ascii="Times New Roman" w:hAnsi="Times New Roman" w:eastAsia="FangSong" w:cs="Times New Roman"/>
           <w:b/>
           <w:bCs/>
         </w:rPr>
-        <w:t>（</w:t>
-      </w:r>
+        <w:t>溴丙烷</w:t>
+      </w:r>
+      <w:r>
+        <w:rPr>
+          <w:rFonts w:hint="eastAsia" w:ascii="Times New Roman" w:hAnsi="Times New Roman" w:eastAsia="Times New Roman" w:cs="Times New Roman"/>
+        </w:rPr>
+        <w:t xml:space="preserve">（Br</w:t>
+      </w:r>
+      <w:r>
+        <w:rPr>
+          <w:rFonts w:ascii="Times New Roman" w:hAnsi="Times New Roman" w:eastAsia="Times New Roman" w:cs="Times New Roman"/>
+        </w:rPr>
+        <w:t xml:space="preserve"> </w:t>
+      </w:r>
+      <w:r>
+        <w:rPr>
+          <w:rFonts w:hint="eastAsia" w:ascii="Times New Roman" w:hAnsi="Times New Roman" w:eastAsia="FangSong" w:cs="Times New Roman"/>
+        </w:rPr>
+        <w:t xml:space="preserve">在</w:t>
+      </w:r>
+      <w:r>
+        <w:rPr>
+          <w:rFonts w:ascii="Times New Roman" w:hAnsi="Times New Roman" w:eastAsia="Times New Roman" w:cs="Times New Roman"/>
+        </w:rPr>
+        <w:t xml:space="preserve"> </w:t>
+      </w:r>
+      <w:r>
+        <w:rPr>
+          <w:rFonts w:hint="eastAsia" w:ascii="Times New Roman" w:hAnsi="Times New Roman" w:eastAsia="Times New Roman" w:cs="Times New Roman"/>
+        </w:rPr>
+        <w:t xml:space="preserve">C1）</w:t>
+      </w:r>
+      <w:r>
+        <w:rPr>
+          <w:rFonts w:ascii="Times New Roman" w:hAnsi="Times New Roman" w:eastAsia="Times New Roman" w:cs="Times New Roman"/>
+        </w:rPr>
+        <w:t xml:space="preserve"> </w:t>
+      </w:r>
+      <w:r>
+        <w:rPr>
+          <w:rFonts w:ascii="Times New Roman" w:hAnsi="Times New Roman" w:eastAsia="Times New Roman" w:cs="Times New Roman"/>
+        </w:rPr>
+        <w:t>Br· + CH</w:t>
+      </w:r>
+      <w:r>
+        <w:rPr>
+          <w:rFonts w:ascii="Times New Roman" w:hAnsi="Times New Roman" w:eastAsia="Times New Roman" w:cs="Times New Roman"/>
+          <w:vertAlign w:val="subscript"/>
+        </w:rPr>
+        <w:t>3</w:t>
+      </w:r>
+      <w:r>
+        <w:rPr>
+          <w:rFonts w:ascii="Times New Roman" w:hAnsi="Times New Roman" w:eastAsia="Times New Roman" w:cs="Times New Roman"/>
+        </w:rPr>
+        <w:t>CH=CH</w:t>
+      </w:r>
+      <w:r>
+        <w:rPr>
+          <w:rFonts w:ascii="Times New Roman" w:hAnsi="Times New Roman" w:eastAsia="Times New Roman" w:cs="Times New Roman"/>
+          <w:vertAlign w:val="subscript"/>
+        </w:rPr>
+        <w:t>2</w:t>
+      </w:r>
+      <w:r>
+        <w:rPr>
+          <w:rFonts w:ascii="Times New Roman" w:hAnsi="Times New Roman" w:eastAsia="Times New Roman" w:cs="Times New Roman"/>
+        </w:rPr>
+        <w:t xml:space="preserve"> → CH</w:t>
+      </w:r>
+      <w:r>
+        <w:rPr>
+          <w:rFonts w:ascii="Times New Roman" w:hAnsi="Times New Roman" w:eastAsia="Times New Roman" w:cs="Times New Roman"/>
+          <w:vertAlign w:val="subscript"/>
+        </w:rPr>
+        <w:t>3</w:t>
+      </w:r>
+      <w:r>
+        <w:rPr>
+          <w:rFonts w:ascii="Times New Roman" w:hAnsi="Times New Roman" w:eastAsia="Times New Roman" w:cs="Times New Roman"/>
+        </w:rPr>
+        <w:t>-ĊH-CH</w:t>
+      </w:r>
+      <w:r>
+        <w:rPr>
+          <w:rFonts w:ascii="Times New Roman" w:hAnsi="Times New Roman" w:eastAsia="Times New Roman" w:cs="Times New Roman"/>
+          <w:vertAlign w:val="subscript"/>
+        </w:rPr>
+        <w:t>2</w:t>
+      </w:r>
+      <w:r>
+        <w:rPr>
+          <w:rFonts w:ascii="Times New Roman" w:hAnsi="Times New Roman" w:eastAsia="Times New Roman" w:cs="Times New Roman"/>
+        </w:rPr>
+        <w:t xml:space="preserve">Br (2° </w:t>
+      </w:r>
+      <w:r>
+        <w:rPr>
+          <w:rFonts w:hint="eastAsia" w:ascii="Times New Roman" w:hAnsi="Times New Roman" w:eastAsia="FangSong" w:cs="Times New Roman"/>
+        </w:rPr>
+        <w:t>自由基</w:t>
+      </w:r>
+      <w:r>
+        <w:rPr>
+          <w:rFonts w:hint="eastAsia" w:ascii="Times New Roman" w:hAnsi="Times New Roman" w:eastAsia="Times New Roman" w:cs="Times New Roman"/>
+        </w:rPr>
+        <w:t>)</w:t>
+      </w:r>
+    </w:p>
+    <w:p>
+      <w:pPr>
+        <w:pStyle w:val="FirstParagraph"/>
+      </w:pPr>
+      <w:r>
+        <w:rPr>
+          <w:rFonts w:ascii="Times New Roman" w:hAnsi="Times New Roman" w:eastAsia="Times New Roman" w:cs="Times New Roman"/>
+        </w:rPr>
+        <w:t>CH</w:t>
+      </w:r>
+      <w:r>
+        <w:rPr>
+          <w:rFonts w:ascii="Times New Roman" w:hAnsi="Times New Roman" w:eastAsia="Times New Roman" w:cs="Times New Roman"/>
+          <w:vertAlign w:val="subscript"/>
+        </w:rPr>
+        <w:t>3</w:t>
+      </w:r>
+      <w:r>
+        <w:rPr>
+          <w:rFonts w:ascii="Times New Roman" w:hAnsi="Times New Roman" w:eastAsia="Times New Roman" w:cs="Times New Roman"/>
+        </w:rPr>
+        <w:t>-ĊH-CH</w:t>
+      </w:r>
+      <w:r>
+        <w:rPr>
+          <w:rFonts w:ascii="Times New Roman" w:hAnsi="Times New Roman" w:eastAsia="Times New Roman" w:cs="Times New Roman"/>
+          <w:vertAlign w:val="subscript"/>
+        </w:rPr>
+        <w:t>2</w:t>
+      </w:r>
+      <w:r>
+        <w:rPr>
+          <w:rFonts w:ascii="Times New Roman" w:hAnsi="Times New Roman" w:eastAsia="Times New Roman" w:cs="Times New Roman"/>
+        </w:rPr>
+        <w:t>Br + HBr → CH</w:t>
+      </w:r>
+      <w:r>
+        <w:rPr>
+          <w:rFonts w:ascii="Times New Roman" w:hAnsi="Times New Roman" w:eastAsia="Times New Roman" w:cs="Times New Roman"/>
+          <w:vertAlign w:val="subscript"/>
+        </w:rPr>
+        <w:t>3</w:t>
+      </w:r>
+      <w:r>
+        <w:rPr>
+          <w:rFonts w:ascii="Times New Roman" w:hAnsi="Times New Roman" w:eastAsia="Times New Roman" w:cs="Times New Roman"/>
+        </w:rPr>
+        <w:t>CH</w:t>
+      </w:r>
+      <w:r>
+        <w:rPr>
+          <w:rFonts w:ascii="Times New Roman" w:hAnsi="Times New Roman" w:eastAsia="Times New Roman" w:cs="Times New Roman"/>
+          <w:vertAlign w:val="subscript"/>
+        </w:rPr>
+        <w:t>2</w:t>
+      </w:r>
+      <w:r>
+        <w:rPr>
+          <w:rFonts w:ascii="Times New Roman" w:hAnsi="Times New Roman" w:eastAsia="Times New Roman" w:cs="Times New Roman"/>
+        </w:rPr>
+        <w:t>CH</w:t>
+      </w:r>
+      <w:r>
+        <w:rPr>
+          <w:rFonts w:ascii="Times New Roman" w:hAnsi="Times New Roman" w:eastAsia="Times New Roman" w:cs="Times New Roman"/>
+          <w:vertAlign w:val="subscript"/>
+        </w:rPr>
+        <w:t>2</w:t>
+      </w:r>
+      <w:r>
+        <w:rPr>
+          <w:rFonts w:ascii="Times New Roman" w:hAnsi="Times New Roman" w:eastAsia="Times New Roman" w:cs="Times New Roman"/>
+        </w:rPr>
+        <w:t>Br + Br·</w:t>
+      </w:r>
+    </w:p>
+    <w:p>
+      <w:pPr>
+        <w:pStyle w:val="BodyText"/>
+      </w:pPr>
       <w:r>
         <w:rPr>
           <w:rFonts w:hint="eastAsia" w:ascii="Times New Roman" w:hAnsi="Times New Roman" w:eastAsia="FangSong" w:cs="Times New Roman"/>
           <w:b/>
           <w:bCs/>
         </w:rPr>
-        <w:t>反马氏</w:t>
-      </w:r>
-      <w:r>
-        <w:rPr>
-          <w:rFonts w:hint="eastAsia" w:ascii="Times New Roman" w:hAnsi="Times New Roman" w:eastAsia="Times New Roman" w:cs="Times New Roman"/>
+        <w:t xml:space="preserve">答案</w:t>
+      </w:r>
+      <w:r>
+        <w:rPr>
+          <w:rFonts w:hint="eastAsia" w:ascii="Times New Roman" w:hAnsi="Times New Roman" w:eastAsia="Times New Roman" w:cs="Times New Roman"/>
+        </w:rPr>
+        <w:t xml:space="preserve">：(a)</w:t>
+      </w:r>
+      <w:r>
+        <w:rPr>
+          <w:rFonts w:ascii="Times New Roman" w:hAnsi="Times New Roman" w:eastAsia="Times New Roman" w:cs="Times New Roman"/>
+        </w:rPr>
+        <w:t xml:space="preserve"> </w:t>
+      </w:r>
+      <w:r>
+        <w:rPr>
+          <w:rFonts w:hint="eastAsia" w:ascii="Times New Roman" w:hAnsi="Times New Roman" w:eastAsia="Times New Roman" w:cs="Times New Roman"/>
+        </w:rPr>
+        <w:t>2-</w:t>
+      </w:r>
+      <w:r>
+        <w:rPr>
+          <w:rFonts w:hint="eastAsia" w:ascii="Times New Roman" w:hAnsi="Times New Roman" w:eastAsia="FangSong" w:cs="Times New Roman"/>
+        </w:rPr>
+        <w:t>溴丙烷</w:t>
+      </w:r>
+      <w:r>
+        <w:rPr>
+          <w:rFonts w:hint="eastAsia" w:ascii="Times New Roman" w:hAnsi="Times New Roman" w:eastAsia="Times New Roman" w:cs="Times New Roman"/>
+        </w:rPr>
+        <w:t>（</w:t>
+      </w:r>
+      <w:r>
+        <w:rPr>
+          <w:rFonts w:hint="eastAsia" w:ascii="Times New Roman" w:hAnsi="Times New Roman" w:eastAsia="FangSong" w:cs="Times New Roman"/>
+        </w:rPr>
+        <w:t>马氏产物</w:t>
+      </w:r>
+      <w:r>
+        <w:rPr>
+          <w:rFonts w:hint="eastAsia" w:ascii="Times New Roman" w:hAnsi="Times New Roman" w:eastAsia="Times New Roman" w:cs="Times New Roman"/>
+        </w:rPr>
+        <w:t>），(b)</w:t>
+      </w:r>
+      <w:r>
+        <w:rPr>
+          <w:rFonts w:ascii="Times New Roman" w:hAnsi="Times New Roman" w:eastAsia="Times New Roman" w:cs="Times New Roman"/>
+        </w:rPr>
+        <w:t xml:space="preserve"> </w:t>
+      </w:r>
+      <w:r>
+        <w:rPr>
+          <w:rFonts w:hint="eastAsia" w:ascii="Times New Roman" w:hAnsi="Times New Roman" w:eastAsia="Times New Roman" w:cs="Times New Roman"/>
+        </w:rPr>
+        <w:t>1-</w:t>
+      </w:r>
+      <w:r>
+        <w:rPr>
+          <w:rFonts w:hint="eastAsia" w:ascii="Times New Roman" w:hAnsi="Times New Roman" w:eastAsia="FangSong" w:cs="Times New Roman"/>
+        </w:rPr>
+        <w:t>溴丙烷</w:t>
+      </w:r>
+      <w:r>
+        <w:rPr>
+          <w:rFonts w:hint="eastAsia" w:ascii="Times New Roman" w:hAnsi="Times New Roman" w:eastAsia="Times New Roman" w:cs="Times New Roman"/>
+        </w:rPr>
+        <w:t>（</w:t>
+      </w:r>
+      <w:r>
+        <w:rPr>
+          <w:rFonts w:hint="eastAsia" w:ascii="Times New Roman" w:hAnsi="Times New Roman" w:eastAsia="FangSong" w:cs="Times New Roman"/>
+        </w:rPr>
+        <w:t>反马氏产物</w:t>
+      </w:r>
+      <w:r>
+        <w:rPr>
+          <w:rFonts w:hint="eastAsia" w:ascii="Times New Roman" w:hAnsi="Times New Roman" w:eastAsia="Times New Roman" w:cs="Times New Roman"/>
+        </w:rPr>
+        <w:t>）。</w:t>
+      </w:r>
+    </w:p>
+    <w:p>
+      <w:pPr>
+        <w:pStyle w:val="BodyText"/>
+      </w:pPr>
+      <w:r>
+        <w:rPr>
+          <w:rFonts w:hint="eastAsia" w:ascii="Times New Roman" w:hAnsi="Times New Roman" w:eastAsia="FangSong" w:cs="Times New Roman"/>
           <w:b/>
           <w:bCs/>
         </w:rPr>
+        <w:t xml:space="preserve">反思</w:t>
+      </w:r>
+      <w:r>
+        <w:rPr>
+          <w:rFonts w:hint="eastAsia" w:ascii="Times New Roman" w:hAnsi="Times New Roman" w:eastAsia="Times New Roman" w:cs="Times New Roman"/>
+        </w:rPr>
+        <w:t xml:space="preserve">：</w:t>
+      </w:r>
+      <w:r>
+        <w:rPr>
+          <w:rFonts w:ascii="Times New Roman" w:hAnsi="Times New Roman" w:eastAsia="Times New Roman" w:cs="Times New Roman"/>
+        </w:rPr>
+        <w:t xml:space="preserve"> </w:t>
+      </w:r>
+      <w:r>
+        <w:rPr>
+          <w:rFonts w:ascii="Times New Roman" w:hAnsi="Times New Roman" w:eastAsia="Times New Roman" w:cs="Times New Roman"/>
+        </w:rPr>
+        <w:t xml:space="preserve">- </w:t>
+      </w:r>
+      <w:r>
+        <w:rPr>
+          <w:rFonts w:hint="eastAsia" w:ascii="Times New Roman" w:hAnsi="Times New Roman" w:eastAsia="FangSong" w:cs="Times New Roman"/>
+        </w:rPr>
+        <w:t>同一个底物</w:t>
+      </w:r>
+      <w:r>
+        <w:rPr>
+          <w:rFonts w:hint="eastAsia" w:ascii="Times New Roman" w:hAnsi="Times New Roman" w:eastAsia="Times New Roman" w:cs="Times New Roman"/>
+        </w:rPr>
+        <w:t>+</w:t>
+      </w:r>
+      <w:r>
+        <w:rPr>
+          <w:rFonts w:hint="eastAsia" w:ascii="Times New Roman" w:hAnsi="Times New Roman" w:eastAsia="FangSong" w:cs="Times New Roman"/>
+        </w:rPr>
+        <w:t>不同条件</w:t>
+      </w:r>
+      <w:r>
+        <w:rPr>
+          <w:rFonts w:hint="eastAsia" w:ascii="Times New Roman" w:hAnsi="Times New Roman" w:eastAsia="Times New Roman" w:cs="Times New Roman"/>
+        </w:rPr>
+        <w:t>→</w:t>
+      </w:r>
+      <w:r>
+        <w:rPr>
+          <w:rFonts w:hint="eastAsia" w:ascii="Times New Roman" w:hAnsi="Times New Roman" w:eastAsia="FangSong" w:cs="Times New Roman"/>
+        </w:rPr>
+        <w:t>不同机理</w:t>
+      </w:r>
+      <w:r>
+        <w:rPr>
+          <w:rFonts w:hint="eastAsia" w:ascii="Times New Roman" w:hAnsi="Times New Roman" w:eastAsia="Times New Roman" w:cs="Times New Roman"/>
+        </w:rPr>
+        <w:t>→</w:t>
+      </w:r>
+      <w:r>
+        <w:rPr>
+          <w:rFonts w:hint="eastAsia" w:ascii="Times New Roman" w:hAnsi="Times New Roman" w:eastAsia="FangSong" w:cs="Times New Roman"/>
+        </w:rPr>
+        <w:t>不同产物</w:t>
+      </w:r>
+      <w:r>
+        <w:rPr>
+          <w:rFonts w:hint="eastAsia" w:ascii="Times New Roman" w:hAnsi="Times New Roman" w:eastAsia="Times New Roman" w:cs="Times New Roman"/>
+        </w:rPr>
         <w:t>，</w:t>
       </w:r>
+      <w:r>
+        <w:rPr>
+          <w:rFonts w:hint="eastAsia" w:ascii="Times New Roman" w:hAnsi="Times New Roman" w:eastAsia="FangSong" w:cs="Times New Roman"/>
+        </w:rPr>
+        <w:t>这是竞赛中</w:t>
+      </w:r>
+      <w:r>
+        <w:rPr>
+          <w:rFonts w:hint="eastAsia" w:ascii="Times New Roman" w:hAnsi="Times New Roman" w:eastAsia="Times New Roman" w:cs="Times New Roman"/>
+        </w:rPr>
+        <w:t>”</w:t>
+      </w:r>
+      <w:r>
+        <w:rPr>
+          <w:rFonts w:hint="eastAsia" w:ascii="Times New Roman" w:hAnsi="Times New Roman" w:eastAsia="FangSong" w:cs="Times New Roman"/>
+        </w:rPr>
+        <w:t>机理决定产物</w:t>
+      </w:r>
+      <w:r>
+        <w:rPr>
+          <w:rFonts w:hint="eastAsia" w:ascii="Times New Roman" w:hAnsi="Times New Roman" w:eastAsia="Times New Roman" w:cs="Times New Roman"/>
+        </w:rPr>
+        <w:t>”</w:t>
+      </w:r>
+      <w:r>
+        <w:rPr>
+          <w:rFonts w:hint="eastAsia" w:ascii="Times New Roman" w:hAnsi="Times New Roman" w:eastAsia="FangSong" w:cs="Times New Roman"/>
+        </w:rPr>
+        <w:t>的经典案例</w:t>
+      </w:r>
+      <w:r>
+        <w:rPr>
+          <w:rFonts w:ascii="Times New Roman" w:hAnsi="Times New Roman" w:eastAsia="Times New Roman" w:cs="Times New Roman"/>
+        </w:rPr>
+        <w:t xml:space="preserve"> </w:t>
+      </w:r>
+      <w:r>
+        <w:rPr>
+          <w:rFonts w:ascii="Times New Roman" w:hAnsi="Times New Roman" w:eastAsia="Times New Roman" w:cs="Times New Roman"/>
+        </w:rPr>
+        <w:t xml:space="preserve">- </w:t>
+      </w:r>
+      <w:r>
+        <w:rPr>
+          <w:rFonts w:hint="eastAsia" w:ascii="Times New Roman" w:hAnsi="Times New Roman" w:eastAsia="FangSong" w:cs="Times New Roman"/>
+        </w:rPr>
+        <w:t xml:space="preserve">注意两题中</w:t>
+      </w:r>
+      <w:r>
+        <w:rPr>
+          <w:rFonts w:ascii="Times New Roman" w:hAnsi="Times New Roman" w:eastAsia="Times New Roman" w:cs="Times New Roman"/>
+        </w:rPr>
+        <w:t xml:space="preserve"> Br </w:t>
+      </w:r>
+      <w:r>
+        <w:rPr>
+          <w:rFonts w:hint="eastAsia" w:ascii="Times New Roman" w:hAnsi="Times New Roman" w:eastAsia="FangSong" w:cs="Times New Roman"/>
+        </w:rPr>
+        <w:t>的位置正好相反</w:t>
+      </w:r>
+      <w:r>
+        <w:rPr>
+          <w:rFonts w:hint="eastAsia" w:ascii="Times New Roman" w:hAnsi="Times New Roman" w:eastAsia="Times New Roman" w:cs="Times New Roman"/>
+        </w:rPr>
+        <w:t>——</w:t>
+      </w:r>
+      <w:r>
+        <w:rPr>
+          <w:rFonts w:hint="eastAsia" w:ascii="Times New Roman" w:hAnsi="Times New Roman" w:eastAsia="FangSong" w:cs="Times New Roman"/>
+        </w:rPr>
+        <w:t>考试中常作为对比题考查</w:t>
+      </w:r>
+    </w:p>
+    <w:p>
+      <w:pPr>
+        <w:spacing w:before="160" w:after="80"/>
+      </w:pPr>
+      <w:r>
+        <w:pict>
+          <v:rect style="width:0;height:1.5pt" o:hralign="center" o:hrstd="t" o:hr="t"/>
+        </w:pict>
+      </w:r>
+    </w:p>
+    <w:bookmarkEnd w:id="44"/>
+    <w:bookmarkStart w:id="45" w:name="例3-完整链式反应机理书写进阶"/>
+    <w:p>
+      <w:pPr>
+        <w:pStyle w:val="Heading3"/>
+        <w:spacing w:before="280" w:after="120"/>
+      </w:pPr>
+      <w:r>
+        <w:rPr>
+          <w:rFonts w:hint="eastAsia" w:ascii="Times New Roman" w:hAnsi="Times New Roman" w:eastAsia="SimHei" w:cs="Times New Roman"/>
+        </w:rPr>
+        <w:t>例</w:t>
+      </w:r>
+      <w:r>
+        <w:rPr>
+          <w:rFonts w:hint="eastAsia" w:ascii="Times New Roman" w:hAnsi="Times New Roman" w:eastAsia="Times New Roman" w:cs="Times New Roman"/>
+        </w:rPr>
+        <w:t>3</w:t>
+      </w:r>
+      <w:r>
+        <w:rPr>
+          <w:rFonts w:ascii="Times New Roman" w:hAnsi="Times New Roman" w:eastAsia="Times New Roman" w:cs="Times New Roman"/>
+        </w:rPr>
+        <w:t xml:space="preserve"> </w:t>
+      </w:r>
+      <w:r>
+        <w:rPr>
+          <w:rFonts w:hint="eastAsia" w:ascii="Times New Roman" w:hAnsi="Times New Roman" w:eastAsia="SimHei" w:cs="Times New Roman"/>
+        </w:rPr>
+        <w:t>完整链式反应机理书写</w:t>
+      </w:r>
+      <w:r>
+        <w:rPr>
+          <w:rFonts w:hint="eastAsia" w:ascii="Times New Roman" w:hAnsi="Times New Roman" w:eastAsia="Times New Roman" w:cs="Times New Roman"/>
+        </w:rPr>
+        <w:t>（</w:t>
+      </w:r>
+      <w:r>
+        <w:rPr>
+          <w:rFonts w:hint="eastAsia" w:ascii="Times New Roman" w:hAnsi="Times New Roman" w:eastAsia="SimHei" w:cs="Times New Roman"/>
+        </w:rPr>
+        <w:t>进阶</w:t>
+      </w:r>
+      <w:r>
+        <w:rPr>
+          <w:rFonts w:hint="eastAsia" w:ascii="Times New Roman" w:hAnsi="Times New Roman" w:eastAsia="Times New Roman" w:cs="Times New Roman"/>
+        </w:rPr>
+        <w:t>）</w:t>
+      </w:r>
+    </w:p>
+    <w:p>
+      <w:pPr>
+        <w:pStyle w:val="FirstParagraph"/>
+      </w:pPr>
       <w:r>
         <w:rPr>
           <w:rFonts w:hint="eastAsia" w:ascii="Times New Roman" w:hAnsi="Times New Roman" w:eastAsia="FangSong" w:cs="Times New Roman"/>
           <w:b/>
           <w:bCs/>
         </w:rPr>
-        <w:t>过氧化物效应</w:t>
-      </w:r>
-      <w:r>
-        <w:rPr>
-          <w:rFonts w:hint="eastAsia" w:ascii="Times New Roman" w:hAnsi="Times New Roman" w:eastAsia="Times New Roman" w:cs="Times New Roman"/>
+        <w:t xml:space="preserve">题干</w:t>
+      </w:r>
+      <w:r>
+        <w:rPr>
+          <w:rFonts w:hint="eastAsia" w:ascii="Times New Roman" w:hAnsi="Times New Roman" w:eastAsia="Times New Roman" w:cs="Times New Roman"/>
+        </w:rPr>
+        <w:t>：</w:t>
+      </w:r>
+      <w:r>
+        <w:rPr>
+          <w:rFonts w:hint="eastAsia" w:ascii="Times New Roman" w:hAnsi="Times New Roman" w:eastAsia="FangSong" w:cs="Times New Roman"/>
+        </w:rPr>
+        <w:t>过氧化物存在下</w:t>
+      </w:r>
+      <w:r>
+        <w:rPr>
+          <w:rFonts w:hint="eastAsia" w:ascii="Times New Roman" w:hAnsi="Times New Roman" w:eastAsia="Times New Roman" w:cs="Times New Roman"/>
+        </w:rPr>
+        <w:t>，</w:t>
+      </w:r>
+      <w:r>
+        <w:rPr>
+          <w:rFonts w:hint="eastAsia" w:ascii="Times New Roman" w:hAnsi="Times New Roman" w:eastAsia="FangSong" w:cs="Times New Roman"/>
+        </w:rPr>
+        <w:t>写出</w:t>
+      </w:r>
+      <w:r>
+        <w:rPr>
+          <w:rFonts w:ascii="Times New Roman" w:hAnsi="Times New Roman" w:eastAsia="Times New Roman" w:cs="Times New Roman"/>
+        </w:rPr>
+        <w:t xml:space="preserve"> HBr </w:t>
+      </w:r>
+      <w:r>
+        <w:rPr>
+          <w:rFonts w:hint="eastAsia" w:ascii="Times New Roman" w:hAnsi="Times New Roman" w:eastAsia="FangSong" w:cs="Times New Roman"/>
+        </w:rPr>
+        <w:t xml:space="preserve">与</w:t>
+      </w:r>
+      <w:r>
+        <w:rPr>
+          <w:rFonts w:ascii="Times New Roman" w:hAnsi="Times New Roman" w:eastAsia="Times New Roman" w:cs="Times New Roman"/>
+        </w:rPr>
+        <w:t xml:space="preserve"> </w:t>
+      </w:r>
+      <w:r>
+        <w:rPr>
+          <w:rFonts w:hint="eastAsia" w:ascii="Times New Roman" w:hAnsi="Times New Roman" w:eastAsia="Times New Roman" w:cs="Times New Roman"/>
+        </w:rPr>
+        <w:t>2-</w:t>
+      </w:r>
+      <w:r>
+        <w:rPr>
+          <w:rFonts w:hint="eastAsia" w:ascii="Times New Roman" w:hAnsi="Times New Roman" w:eastAsia="FangSong" w:cs="Times New Roman"/>
+        </w:rPr>
+        <w:t>甲基丙烯反应形成</w:t>
+      </w:r>
+      <w:r>
+        <w:rPr>
+          <w:rFonts w:ascii="Times New Roman" w:hAnsi="Times New Roman" w:eastAsia="Times New Roman" w:cs="Times New Roman"/>
+        </w:rPr>
+        <w:t xml:space="preserve"> </w:t>
+      </w:r>
+      <w:r>
+        <w:rPr>
+          <w:rFonts w:hint="eastAsia" w:ascii="Times New Roman" w:hAnsi="Times New Roman" w:eastAsia="Times New Roman" w:cs="Times New Roman"/>
+        </w:rPr>
+        <w:t>1-</w:t>
+      </w:r>
+      <w:r>
+        <w:rPr>
+          <w:rFonts w:hint="eastAsia" w:ascii="Times New Roman" w:hAnsi="Times New Roman" w:eastAsia="FangSong" w:cs="Times New Roman"/>
+        </w:rPr>
+        <w:t>溴</w:t>
+      </w:r>
+      <w:r>
+        <w:rPr>
+          <w:rFonts w:hint="eastAsia" w:ascii="Times New Roman" w:hAnsi="Times New Roman" w:eastAsia="Times New Roman" w:cs="Times New Roman"/>
+        </w:rPr>
+        <w:t>-2-</w:t>
+      </w:r>
+      <w:r>
+        <w:rPr>
+          <w:rFonts w:hint="eastAsia" w:ascii="Times New Roman" w:hAnsi="Times New Roman" w:eastAsia="FangSong" w:cs="Times New Roman"/>
+        </w:rPr>
+        <w:t>甲基丙烷的完整链式机理</w:t>
+      </w:r>
+      <w:r>
+        <w:rPr>
+          <w:rFonts w:hint="eastAsia" w:ascii="Times New Roman" w:hAnsi="Times New Roman" w:eastAsia="Times New Roman" w:cs="Times New Roman"/>
+        </w:rPr>
+        <w:t>（</w:t>
+      </w:r>
+      <w:r>
+        <w:rPr>
+          <w:rFonts w:hint="eastAsia" w:ascii="Times New Roman" w:hAnsi="Times New Roman" w:eastAsia="FangSong" w:cs="Times New Roman"/>
+        </w:rPr>
+        <w:t>三步</w:t>
+      </w:r>
+      <w:r>
+        <w:rPr>
+          <w:rFonts w:hint="eastAsia" w:ascii="Times New Roman" w:hAnsi="Times New Roman" w:eastAsia="Times New Roman" w:cs="Times New Roman"/>
+        </w:rPr>
+        <w:t>：</w:t>
+      </w:r>
+      <w:r>
+        <w:rPr>
+          <w:rFonts w:hint="eastAsia" w:ascii="Times New Roman" w:hAnsi="Times New Roman" w:eastAsia="FangSong" w:cs="Times New Roman"/>
+        </w:rPr>
+        <w:t>引发</w:t>
+      </w:r>
+      <w:r>
+        <w:rPr>
+          <w:rFonts w:hint="eastAsia" w:ascii="Times New Roman" w:hAnsi="Times New Roman" w:eastAsia="Times New Roman" w:cs="Times New Roman"/>
+        </w:rPr>
+        <w:t>、</w:t>
+      </w:r>
+      <w:r>
+        <w:rPr>
+          <w:rFonts w:hint="eastAsia" w:ascii="Times New Roman" w:hAnsi="Times New Roman" w:eastAsia="FangSong" w:cs="Times New Roman"/>
+        </w:rPr>
+        <w:t>增长</w:t>
+      </w:r>
+      <w:r>
+        <w:rPr>
+          <w:rFonts w:hint="eastAsia" w:ascii="Times New Roman" w:hAnsi="Times New Roman" w:eastAsia="Times New Roman" w:cs="Times New Roman"/>
+        </w:rPr>
+        <w:t>、</w:t>
+      </w:r>
+      <w:r>
+        <w:rPr>
+          <w:rFonts w:hint="eastAsia" w:ascii="Times New Roman" w:hAnsi="Times New Roman" w:eastAsia="FangSong" w:cs="Times New Roman"/>
+        </w:rPr>
+        <w:t>终止</w:t>
+      </w:r>
+      <w:r>
+        <w:rPr>
+          <w:rFonts w:hint="eastAsia" w:ascii="Times New Roman" w:hAnsi="Times New Roman" w:eastAsia="Times New Roman" w:cs="Times New Roman"/>
+        </w:rPr>
+        <w:t>）。</w:t>
+      </w:r>
+    </w:p>
+    <w:p>
+      <w:pPr>
+        <w:pStyle w:val="BodyText"/>
+      </w:pPr>
+      <w:r>
+        <w:rPr>
+          <w:rFonts w:hint="eastAsia" w:ascii="Times New Roman" w:hAnsi="Times New Roman" w:eastAsia="FangSong" w:cs="Times New Roman"/>
           <w:b/>
           <w:bCs/>
         </w:rPr>
-        <w:t>）</w:t>
+        <w:t xml:space="preserve">思路</w:t>
+      </w:r>
+      <w:r>
+        <w:rPr>
+          <w:rFonts w:hint="eastAsia" w:ascii="Times New Roman" w:hAnsi="Times New Roman" w:eastAsia="Times New Roman" w:cs="Times New Roman"/>
+        </w:rPr>
+        <w:t>：</w:t>
+      </w:r>
+      <w:r>
+        <w:rPr>
+          <w:rFonts w:hint="eastAsia" w:ascii="Times New Roman" w:hAnsi="Times New Roman" w:eastAsia="FangSong" w:cs="Times New Roman"/>
+        </w:rPr>
+        <w:t>先写引发产生</w:t>
+      </w:r>
+      <w:r>
+        <w:rPr>
+          <w:rFonts w:ascii="Times New Roman" w:hAnsi="Times New Roman" w:eastAsia="Times New Roman" w:cs="Times New Roman"/>
+        </w:rPr>
+        <w:t xml:space="preserve"> </w:t>
+      </w:r>
+      <w:r>
+        <w:rPr>
+          <w:rFonts w:hint="eastAsia" w:ascii="Times New Roman" w:hAnsi="Times New Roman" w:eastAsia="Times New Roman" w:cs="Times New Roman"/>
+        </w:rPr>
+        <w:t>Br·，</w:t>
+      </w:r>
+      <w:r>
+        <w:rPr>
+          <w:rFonts w:hint="eastAsia" w:ascii="Times New Roman" w:hAnsi="Times New Roman" w:eastAsia="FangSong" w:cs="Times New Roman"/>
+        </w:rPr>
+        <w:t>再写</w:t>
+      </w:r>
+      <w:r>
+        <w:rPr>
+          <w:rFonts w:ascii="Times New Roman" w:hAnsi="Times New Roman" w:eastAsia="Times New Roman" w:cs="Times New Roman"/>
+        </w:rPr>
+        <w:t xml:space="preserve"> Br· </w:t>
+      </w:r>
+      <w:r>
+        <w:rPr>
+          <w:rFonts w:hint="eastAsia" w:ascii="Times New Roman" w:hAnsi="Times New Roman" w:eastAsia="FangSong" w:cs="Times New Roman"/>
+        </w:rPr>
+        <w:t>对烯烃的加成</w:t>
+      </w:r>
+      <w:r>
+        <w:rPr>
+          <w:rFonts w:hint="eastAsia" w:ascii="Times New Roman" w:hAnsi="Times New Roman" w:eastAsia="Times New Roman" w:cs="Times New Roman"/>
+        </w:rPr>
+        <w:t>（</w:t>
+      </w:r>
+      <w:r>
+        <w:rPr>
+          <w:rFonts w:hint="eastAsia" w:ascii="Times New Roman" w:hAnsi="Times New Roman" w:eastAsia="FangSong" w:cs="Times New Roman"/>
+        </w:rPr>
+        <w:t>注意区域选择性</w:t>
+      </w:r>
+      <w:r>
+        <w:rPr>
+          <w:rFonts w:hint="eastAsia" w:ascii="Times New Roman" w:hAnsi="Times New Roman" w:eastAsia="Times New Roman" w:cs="Times New Roman"/>
+        </w:rPr>
+        <w:t>），</w:t>
+      </w:r>
+      <w:r>
+        <w:rPr>
+          <w:rFonts w:hint="eastAsia" w:ascii="Times New Roman" w:hAnsi="Times New Roman" w:eastAsia="FangSong" w:cs="Times New Roman"/>
+        </w:rPr>
+        <w:t>再写链转移生成产物和再生</w:t>
+      </w:r>
+      <w:r>
+        <w:rPr>
+          <w:rFonts w:ascii="Times New Roman" w:hAnsi="Times New Roman" w:eastAsia="Times New Roman" w:cs="Times New Roman"/>
+        </w:rPr>
+        <w:t xml:space="preserve"> </w:t>
+      </w:r>
+      <w:r>
+        <w:rPr>
+          <w:rFonts w:hint="eastAsia" w:ascii="Times New Roman" w:hAnsi="Times New Roman" w:eastAsia="Times New Roman" w:cs="Times New Roman"/>
+        </w:rPr>
+        <w:t>Br·，</w:t>
+      </w:r>
+      <w:r>
+        <w:rPr>
+          <w:rFonts w:hint="eastAsia" w:ascii="Times New Roman" w:hAnsi="Times New Roman" w:eastAsia="FangSong" w:cs="Times New Roman"/>
+        </w:rPr>
+        <w:t>最后写可能的终止方式</w:t>
+      </w:r>
+      <w:r>
+        <w:rPr>
+          <w:rFonts w:hint="eastAsia" w:ascii="Times New Roman" w:hAnsi="Times New Roman" w:eastAsia="Times New Roman" w:cs="Times New Roman"/>
+        </w:rPr>
+        <w:t>。</w:t>
+      </w:r>
+    </w:p>
+    <w:p>
+      <w:pPr>
+        <w:pStyle w:val="BodyText"/>
+      </w:pPr>
+      <w:r>
+        <w:rPr>
+          <w:rFonts w:hint="eastAsia" w:ascii="Times New Roman" w:hAnsi="Times New Roman" w:eastAsia="FangSong" w:cs="Times New Roman"/>
+          <w:b/>
+          <w:bCs/>
+        </w:rPr>
+        <w:t xml:space="preserve">解析</w:t>
       </w:r>
       <w:r>
         <w:rPr>
           <w:rFonts w:hint="eastAsia" w:ascii="Times New Roman" w:hAnsi="Times New Roman" w:eastAsia="Times New Roman" w:cs="Times New Roman"/>
         </w:rPr>
         <w:t xml:space="preserve">：</w:t>
+      </w:r>
+    </w:p>
+    <w:p>
+      <w:pPr>
+        <w:pStyle w:val="BodyText"/>
+      </w:pPr>
+      <w:r>
+        <w:rPr>
+          <w:rFonts w:hint="eastAsia" w:ascii="Times New Roman" w:hAnsi="Times New Roman" w:eastAsia="FangSong" w:cs="Times New Roman"/>
+          <w:b/>
+          <w:bCs/>
+        </w:rPr>
+        <w:t xml:space="preserve">链引发</w:t>
+      </w:r>
+      <w:r>
+        <w:rPr>
+          <w:rFonts w:hint="eastAsia" w:ascii="Times New Roman" w:hAnsi="Times New Roman" w:eastAsia="Times New Roman" w:cs="Times New Roman"/>
+        </w:rPr>
+        <w:t xml:space="preserve">：</w:t>
+      </w:r>
+      <w:r>
+        <w:rPr>
+          <w:rFonts w:ascii="Times New Roman" w:hAnsi="Times New Roman" w:eastAsia="Times New Roman" w:cs="Times New Roman"/>
+        </w:rPr>
+        <w:t xml:space="preserve"> </w:t>
+      </w:r>
+      <w:r>
+        <w:rPr>
+          <w:rFonts w:ascii="Times New Roman" w:hAnsi="Times New Roman" w:eastAsia="Times New Roman" w:cs="Times New Roman"/>
+        </w:rPr>
+        <w:t xml:space="preserve">RO-OR →Δ 2 RO· </w:t>
+      </w:r>
+      <w:r>
+        <w:rPr>
+          <w:rFonts w:hint="eastAsia" w:ascii="Times New Roman" w:hAnsi="Times New Roman" w:eastAsia="Times New Roman" w:cs="Times New Roman"/>
+        </w:rPr>
+        <w:t>(</w:t>
+      </w:r>
+      <w:r>
+        <w:rPr>
+          <w:rFonts w:hint="eastAsia" w:ascii="Times New Roman" w:hAnsi="Times New Roman" w:eastAsia="FangSong" w:cs="Times New Roman"/>
+        </w:rPr>
+        <w:t>过氧化物均裂</w:t>
+      </w:r>
+      <w:r>
+        <w:rPr>
+          <w:rFonts w:hint="eastAsia" w:ascii="Times New Roman" w:hAnsi="Times New Roman" w:eastAsia="Times New Roman" w:cs="Times New Roman"/>
+        </w:rPr>
+        <w:t>)</w:t>
+      </w:r>
+    </w:p>
+    <w:p>
+      <w:pPr>
+        <w:pStyle w:val="BodyText"/>
+      </w:pPr>
+      <w:r>
+        <w:rPr>
+          <w:rFonts w:ascii="Times New Roman" w:hAnsi="Times New Roman" w:eastAsia="Times New Roman" w:cs="Times New Roman"/>
+        </w:rPr>
+        <w:t xml:space="preserve">RO· + HBr → ROH + Br· </w:t>
+      </w:r>
+      <w:r>
+        <w:rPr>
+          <w:rFonts w:hint="eastAsia" w:ascii="Times New Roman" w:hAnsi="Times New Roman" w:eastAsia="Times New Roman" w:cs="Times New Roman"/>
+        </w:rPr>
+        <w:t>(</w:t>
+      </w:r>
+      <w:r>
+        <w:rPr>
+          <w:rFonts w:hint="eastAsia" w:ascii="Times New Roman" w:hAnsi="Times New Roman" w:eastAsia="FangSong" w:cs="Times New Roman"/>
+        </w:rPr>
+        <w:t>产生</w:t>
+      </w:r>
+      <w:r>
+        <w:rPr>
+          <w:rFonts w:ascii="Times New Roman" w:hAnsi="Times New Roman" w:eastAsia="Times New Roman" w:cs="Times New Roman"/>
+        </w:rPr>
+        <w:t xml:space="preserve"> Br·)</w:t>
+      </w:r>
+    </w:p>
+    <w:p>
+      <w:pPr>
+        <w:pStyle w:val="BodyText"/>
+      </w:pPr>
+      <w:r>
+        <w:rPr>
+          <w:rFonts w:hint="eastAsia" w:ascii="Times New Roman" w:hAnsi="Times New Roman" w:eastAsia="FangSong" w:cs="Times New Roman"/>
+          <w:b/>
+          <w:bCs/>
+        </w:rPr>
+        <w:t xml:space="preserve">链增长</w:t>
+      </w:r>
+      <w:r>
+        <w:rPr>
+          <w:rFonts w:hint="eastAsia" w:ascii="Times New Roman" w:hAnsi="Times New Roman" w:eastAsia="Times New Roman" w:cs="Times New Roman"/>
+        </w:rPr>
+        <w:t xml:space="preserve">：</w:t>
+      </w:r>
+      <w:r>
+        <w:rPr>
+          <w:rFonts w:ascii="Times New Roman" w:hAnsi="Times New Roman" w:eastAsia="Times New Roman" w:cs="Times New Roman"/>
+        </w:rPr>
+        <w:t xml:space="preserve"> </w:t>
+      </w:r>
+      <w:r>
+        <w:rPr>
+          <w:rFonts w:hint="eastAsia" w:ascii="Times New Roman" w:hAnsi="Times New Roman" w:eastAsia="FangSong" w:cs="Times New Roman"/>
+        </w:rPr>
+        <w:t>链增长分两步</w:t>
+      </w:r>
+      <w:r>
+        <w:rPr>
+          <w:rFonts w:hint="eastAsia" w:ascii="Times New Roman" w:hAnsi="Times New Roman" w:eastAsia="Times New Roman" w:cs="Times New Roman"/>
+        </w:rPr>
+        <w:t>：</w:t>
       </w:r>
     </w:p>
     <w:p>
@@ -19359,14 +20743,24 @@
       <w:r>
         <w:rPr>
           <w:rFonts w:ascii="Times New Roman" w:hAnsi="Times New Roman" w:eastAsia="Times New Roman" w:cs="Times New Roman"/>
-        </w:rPr>
-        <w:t xml:space="preserve">ROOR </w:t>
-      </w:r>
-      <w:r>
-        <w:rPr>
-          <w:rFonts w:hint="eastAsia" w:ascii="Times New Roman" w:hAnsi="Times New Roman" w:eastAsia="FangSong" w:cs="Times New Roman"/>
-        </w:rPr>
-        <w:t xml:space="preserve">均裂产生</w:t>
+          <w:b/>
+          <w:bCs/>
+        </w:rPr>
+        <w:t xml:space="preserve">Br· </w:t>
+      </w:r>
+      <w:r>
+        <w:rPr>
+          <w:rFonts w:hint="eastAsia" w:ascii="Times New Roman" w:hAnsi="Times New Roman" w:eastAsia="FangSong" w:cs="Times New Roman"/>
+          <w:b/>
+          <w:bCs/>
+        </w:rPr>
+        <w:t xml:space="preserve">加成</w:t>
+      </w:r>
+      <w:r>
+        <w:rPr>
+          <w:rFonts w:hint="eastAsia" w:ascii="Times New Roman" w:hAnsi="Times New Roman" w:eastAsia="Times New Roman" w:cs="Times New Roman"/>
+        </w:rPr>
+        <w:t xml:space="preserve">：Br·</w:t>
       </w:r>
       <w:r>
         <w:rPr>
@@ -19376,33 +20770,208 @@
       </w:r>
       <w:r>
         <w:rPr>
-          <w:rFonts w:hint="eastAsia" w:ascii="Times New Roman" w:hAnsi="Times New Roman" w:eastAsia="Times New Roman" w:cs="Times New Roman"/>
-        </w:rPr>
-        <w:t>Br·（</w:t>
-      </w:r>
-      <w:r>
-        <w:rPr>
-          <w:rFonts w:hint="eastAsia" w:ascii="Times New Roman" w:hAnsi="Times New Roman" w:eastAsia="FangSong" w:cs="Times New Roman"/>
-        </w:rPr>
-        <w:t>见</w:t>
-      </w:r>
-      <w:r>
-        <w:rPr>
-          <w:rFonts w:ascii="Times New Roman" w:hAnsi="Times New Roman" w:eastAsia="Times New Roman" w:cs="Times New Roman"/>
-        </w:rPr>
-        <w:t xml:space="preserve"> §4.2 </w:t>
-      </w:r>
-      <w:r>
-        <w:rPr>
-          <w:rFonts w:hint="eastAsia" w:ascii="Times New Roman" w:hAnsi="Times New Roman" w:eastAsia="FangSong" w:cs="Times New Roman"/>
-        </w:rPr>
-        <w:t>机理</w:t>
+          <w:rFonts w:hint="eastAsia" w:ascii="Times New Roman" w:hAnsi="Times New Roman" w:eastAsia="FangSong" w:cs="Times New Roman"/>
+        </w:rPr>
+        <w:t xml:space="preserve">加到异丁烯</w:t>
+      </w:r>
+      <w:r>
+        <w:rPr>
+          <w:rFonts w:ascii="Times New Roman" w:hAnsi="Times New Roman" w:eastAsia="Times New Roman" w:cs="Times New Roman"/>
+        </w:rPr>
+        <w:t xml:space="preserve"> </w:t>
+      </w:r>
+      <w:r>
+        <w:rPr>
+          <w:rFonts w:hint="eastAsia" w:ascii="Times New Roman" w:hAnsi="Times New Roman" w:eastAsia="Times New Roman" w:cs="Times New Roman"/>
+        </w:rPr>
+        <w:t>（CH</w:t>
+      </w:r>
+      <w:r>
+        <w:rPr>
+          <w:rFonts w:hint="eastAsia" w:ascii="Times New Roman" w:hAnsi="Times New Roman" w:eastAsia="Times New Roman" w:cs="Times New Roman"/>
+          <w:vertAlign w:val="subscript"/>
+        </w:rPr>
+        <w:t>3</w:t>
       </w:r>
       <w:r>
         <w:rPr>
           <w:rFonts w:hint="eastAsia" w:ascii="Times New Roman" w:hAnsi="Times New Roman" w:eastAsia="Times New Roman" w:cs="Times New Roman"/>
         </w:rPr>
         <w:t>）</w:t>
+      </w:r>
+      <w:r>
+        <w:rPr>
+          <w:rFonts w:hint="eastAsia" w:ascii="Times New Roman" w:hAnsi="Times New Roman" w:eastAsia="Times New Roman" w:cs="Times New Roman"/>
+          <w:vertAlign w:val="subscript"/>
+        </w:rPr>
+        <w:t>2</w:t>
+      </w:r>
+      <w:r>
+        <w:rPr>
+          <w:rFonts w:hint="eastAsia" w:ascii="Times New Roman" w:hAnsi="Times New Roman" w:eastAsia="Times New Roman" w:cs="Times New Roman"/>
+        </w:rPr>
+        <w:t>C=CH</w:t>
+      </w:r>
+      <w:r>
+        <w:rPr>
+          <w:rFonts w:hint="eastAsia" w:ascii="Times New Roman" w:hAnsi="Times New Roman" w:eastAsia="Times New Roman" w:cs="Times New Roman"/>
+          <w:vertAlign w:val="subscript"/>
+        </w:rPr>
+        <w:t>2</w:t>
+      </w:r>
+      <w:r>
+        <w:rPr>
+          <w:rFonts w:ascii="Times New Roman" w:hAnsi="Times New Roman" w:eastAsia="Times New Roman" w:cs="Times New Roman"/>
+        </w:rPr>
+        <w:t xml:space="preserve"> </w:t>
+      </w:r>
+      <w:r>
+        <w:rPr>
+          <w:rFonts w:hint="eastAsia" w:ascii="Times New Roman" w:hAnsi="Times New Roman" w:eastAsia="FangSong" w:cs="Times New Roman"/>
+        </w:rPr>
+        <w:t xml:space="preserve">的末端</w:t>
+      </w:r>
+      <w:r>
+        <w:rPr>
+          <w:rFonts w:ascii="Times New Roman" w:hAnsi="Times New Roman" w:eastAsia="Times New Roman" w:cs="Times New Roman"/>
+        </w:rPr>
+        <w:t xml:space="preserve"> CH</w:t>
+      </w:r>
+      <w:r>
+        <w:rPr>
+          <w:rFonts w:ascii="Times New Roman" w:hAnsi="Times New Roman" w:eastAsia="Times New Roman" w:cs="Times New Roman"/>
+          <w:vertAlign w:val="subscript"/>
+        </w:rPr>
+        <w:t>2</w:t>
+      </w:r>
+      <w:r>
+        <w:rPr>
+          <w:rFonts w:ascii="Times New Roman" w:hAnsi="Times New Roman" w:eastAsia="Times New Roman" w:cs="Times New Roman"/>
+        </w:rPr>
+        <w:t xml:space="preserve"> </w:t>
+      </w:r>
+      <w:r>
+        <w:rPr>
+          <w:rFonts w:hint="eastAsia" w:ascii="Times New Roman" w:hAnsi="Times New Roman" w:eastAsia="FangSong" w:cs="Times New Roman"/>
+        </w:rPr>
+        <w:t>上</w:t>
+      </w:r>
+      <w:r>
+        <w:rPr>
+          <w:rFonts w:hint="eastAsia" w:ascii="Times New Roman" w:hAnsi="Times New Roman" w:eastAsia="Times New Roman" w:cs="Times New Roman"/>
+        </w:rPr>
+        <w:t>，</w:t>
+      </w:r>
+      <w:r>
+        <w:rPr>
+          <w:rFonts w:hint="eastAsia" w:ascii="Times New Roman" w:hAnsi="Times New Roman" w:eastAsia="FangSong" w:cs="Times New Roman"/>
+        </w:rPr>
+        <w:t>生成</w:t>
+      </w:r>
+      <w:r>
+        <w:rPr>
+          <w:rFonts w:ascii="Times New Roman" w:hAnsi="Times New Roman" w:eastAsia="Times New Roman" w:cs="Times New Roman"/>
+        </w:rPr>
+        <w:t xml:space="preserve"> 3° </w:t>
+      </w:r>
+      <w:r>
+        <w:rPr>
+          <w:rFonts w:hint="eastAsia" w:ascii="Times New Roman" w:hAnsi="Times New Roman" w:eastAsia="FangSong" w:cs="Times New Roman"/>
+        </w:rPr>
+        <w:t xml:space="preserve">自由基</w:t>
+      </w:r>
+      <w:r>
+        <w:rPr>
+          <w:rFonts w:ascii="Times New Roman" w:hAnsi="Times New Roman" w:eastAsia="Times New Roman" w:cs="Times New Roman"/>
+        </w:rPr>
+        <w:t xml:space="preserve"> </w:t>
+      </w:r>
+      <w:r>
+        <w:rPr>
+          <w:rFonts w:hint="eastAsia" w:ascii="Times New Roman" w:hAnsi="Times New Roman" w:eastAsia="Times New Roman" w:cs="Times New Roman"/>
+        </w:rPr>
+        <w:t>（CH</w:t>
+      </w:r>
+      <w:r>
+        <w:rPr>
+          <w:rFonts w:hint="eastAsia" w:ascii="Times New Roman" w:hAnsi="Times New Roman" w:eastAsia="Times New Roman" w:cs="Times New Roman"/>
+          <w:vertAlign w:val="subscript"/>
+        </w:rPr>
+        <w:t>3</w:t>
+      </w:r>
+      <w:r>
+        <w:rPr>
+          <w:rFonts w:hint="eastAsia" w:ascii="Times New Roman" w:hAnsi="Times New Roman" w:eastAsia="Times New Roman" w:cs="Times New Roman"/>
+        </w:rPr>
+        <w:t>）</w:t>
+      </w:r>
+      <w:r>
+        <w:rPr>
+          <w:rFonts w:hint="eastAsia" w:ascii="Times New Roman" w:hAnsi="Times New Roman" w:eastAsia="Times New Roman" w:cs="Times New Roman"/>
+          <w:vertAlign w:val="subscript"/>
+        </w:rPr>
+        <w:t>2</w:t>
+      </w:r>
+      <w:r>
+        <w:rPr>
+          <w:rFonts w:hint="eastAsia" w:ascii="Times New Roman" w:hAnsi="Times New Roman" w:eastAsia="Times New Roman" w:cs="Times New Roman"/>
+        </w:rPr>
+        <w:t>Ċ–CH</w:t>
+      </w:r>
+      <w:r>
+        <w:rPr>
+          <w:rFonts w:hint="eastAsia" w:ascii="Times New Roman" w:hAnsi="Times New Roman" w:eastAsia="Times New Roman" w:cs="Times New Roman"/>
+          <w:vertAlign w:val="subscript"/>
+        </w:rPr>
+        <w:t>2</w:t>
+      </w:r>
+      <w:r>
+        <w:rPr>
+          <w:rFonts w:hint="eastAsia" w:ascii="Times New Roman" w:hAnsi="Times New Roman" w:eastAsia="Times New Roman" w:cs="Times New Roman"/>
+        </w:rPr>
+        <w:t>Br（3°</w:t>
+      </w:r>
+      <w:r>
+        <w:rPr>
+          <w:rFonts w:ascii="Times New Roman" w:hAnsi="Times New Roman" w:eastAsia="Times New Roman" w:cs="Times New Roman"/>
+        </w:rPr>
+        <w:t xml:space="preserve"> </w:t>
+      </w:r>
+      <w:r>
+        <w:rPr>
+          <w:rFonts w:hint="eastAsia" w:ascii="Times New Roman" w:hAnsi="Times New Roman" w:eastAsia="FangSong" w:cs="Times New Roman"/>
+        </w:rPr>
+        <w:t>自由基更稳定</w:t>
+      </w:r>
+      <w:r>
+        <w:rPr>
+          <w:rFonts w:hint="eastAsia" w:ascii="Times New Roman" w:hAnsi="Times New Roman" w:eastAsia="Times New Roman" w:cs="Times New Roman"/>
+        </w:rPr>
+        <w:t>，</w:t>
+      </w:r>
+      <w:r>
+        <w:rPr>
+          <w:rFonts w:hint="eastAsia" w:ascii="Times New Roman" w:hAnsi="Times New Roman" w:eastAsia="FangSong" w:cs="Times New Roman"/>
+        </w:rPr>
+        <w:t>故</w:t>
+      </w:r>
+      <w:r>
+        <w:rPr>
+          <w:rFonts w:ascii="Times New Roman" w:hAnsi="Times New Roman" w:eastAsia="Times New Roman" w:cs="Times New Roman"/>
+        </w:rPr>
+        <w:t xml:space="preserve"> Br </w:t>
+      </w:r>
+      <w:r>
+        <w:rPr>
+          <w:rFonts w:hint="eastAsia" w:ascii="Times New Roman" w:hAnsi="Times New Roman" w:eastAsia="FangSong" w:cs="Times New Roman"/>
+        </w:rPr>
+        <w:t>优先加到取代基少的一端</w:t>
+      </w:r>
+      <w:r>
+        <w:rPr>
+          <w:rFonts w:hint="eastAsia" w:ascii="Times New Roman" w:hAnsi="Times New Roman" w:eastAsia="Times New Roman" w:cs="Times New Roman"/>
+        </w:rPr>
+        <w:t>）。</w:t>
       </w:r>
     </w:p>
     <w:p>
@@ -19411,1227 +20980,6 @@
         <w:numPr>
           <w:ilvl w:val="0"/>
           <w:numId w:val="1005"/>
-        </w:numPr>
-      </w:pPr>
-      <w:r>
-        <w:rPr>
-          <w:rFonts w:ascii="Times New Roman" w:hAnsi="Times New Roman" w:eastAsia="Times New Roman" w:cs="Times New Roman"/>
-        </w:rPr>
-        <w:t xml:space="preserve">Br· </w:t>
-      </w:r>
-      <w:r>
-        <w:rPr>
-          <w:rFonts w:hint="eastAsia" w:ascii="Times New Roman" w:hAnsi="Times New Roman" w:eastAsia="FangSong" w:cs="Times New Roman"/>
-        </w:rPr>
-        <w:t xml:space="preserve">优先进攻末端</w:t>
-      </w:r>
-      <w:r>
-        <w:rPr>
-          <w:rFonts w:ascii="Times New Roman" w:hAnsi="Times New Roman" w:eastAsia="Times New Roman" w:cs="Times New Roman"/>
-        </w:rPr>
-        <w:t xml:space="preserve"> </w:t>
-      </w:r>
-      <w:r>
-        <w:rPr>
-          <w:rFonts w:hint="eastAsia" w:ascii="Times New Roman" w:hAnsi="Times New Roman" w:eastAsia="Times New Roman" w:cs="Times New Roman"/>
-        </w:rPr>
-        <w:t>CH</w:t>
-      </w:r>
-      <w:r>
-        <w:rPr>
-          <w:rFonts w:hint="eastAsia" w:ascii="Times New Roman" w:hAnsi="Times New Roman" w:eastAsia="Times New Roman" w:cs="Times New Roman"/>
-          <w:vertAlign w:val="subscript"/>
-        </w:rPr>
-        <w:t>2</w:t>
-      </w:r>
-      <w:r>
-        <w:rPr>
-          <w:rFonts w:hint="eastAsia" w:ascii="Times New Roman" w:hAnsi="Times New Roman" w:eastAsia="Times New Roman" w:cs="Times New Roman"/>
-        </w:rPr>
-        <w:t>（</w:t>
-      </w:r>
-      <w:r>
-        <w:rPr>
-          <w:rFonts w:hint="eastAsia" w:ascii="Times New Roman" w:hAnsi="Times New Roman" w:eastAsia="FangSong" w:cs="Times New Roman"/>
-        </w:rPr>
-        <w:t>生成更稳定的</w:t>
-      </w:r>
-      <w:r>
-        <w:rPr>
-          <w:rFonts w:ascii="Times New Roman" w:hAnsi="Times New Roman" w:eastAsia="Times New Roman" w:cs="Times New Roman"/>
-        </w:rPr>
-        <w:t xml:space="preserve"> 2° </w:t>
-      </w:r>
-      <w:r>
-        <w:rPr>
-          <w:rFonts w:hint="eastAsia" w:ascii="Times New Roman" w:hAnsi="Times New Roman" w:eastAsia="FangSong" w:cs="Times New Roman"/>
-        </w:rPr>
-        <w:t>自由基</w:t>
-      </w:r>
-      <w:r>
-        <w:rPr>
-          <w:rFonts w:hint="eastAsia" w:ascii="Times New Roman" w:hAnsi="Times New Roman" w:eastAsia="Times New Roman" w:cs="Times New Roman"/>
-        </w:rPr>
-        <w:t>）</w:t>
-      </w:r>
-    </w:p>
-    <w:p>
-      <w:pPr>
-        <w:pStyle w:val="Compact"/>
-        <w:numPr>
-          <w:ilvl w:val="0"/>
-          <w:numId w:val="1005"/>
-        </w:numPr>
-      </w:pPr>
-      <w:r>
-        <w:rPr>
-          <w:rFonts w:hint="eastAsia" w:ascii="Times New Roman" w:hAnsi="Times New Roman" w:eastAsia="FangSong" w:cs="Times New Roman"/>
-        </w:rPr>
-        <w:t>产物</w:t>
-      </w:r>
-      <w:r>
-        <w:rPr>
-          <w:rFonts w:hint="eastAsia" w:ascii="Times New Roman" w:hAnsi="Times New Roman" w:eastAsia="Times New Roman" w:cs="Times New Roman"/>
-        </w:rPr>
-        <w:t>：</w:t>
-      </w:r>
-      <w:r>
-        <w:rPr>
-          <w:rFonts w:hint="eastAsia" w:ascii="Times New Roman" w:hAnsi="Times New Roman" w:eastAsia="Times New Roman" w:cs="Times New Roman"/>
-          <w:b/>
-          <w:bCs/>
-        </w:rPr>
-        <w:t>1-</w:t>
-      </w:r>
-      <w:r>
-        <w:rPr>
-          <w:rFonts w:hint="eastAsia" w:ascii="Times New Roman" w:hAnsi="Times New Roman" w:eastAsia="FangSong" w:cs="Times New Roman"/>
-          <w:b/>
-          <w:bCs/>
-        </w:rPr>
-        <w:t>溴丙烷</w:t>
-      </w:r>
-      <w:r>
-        <w:rPr>
-          <w:rFonts w:hint="eastAsia" w:ascii="Times New Roman" w:hAnsi="Times New Roman" w:eastAsia="Times New Roman" w:cs="Times New Roman"/>
-        </w:rPr>
-        <w:t xml:space="preserve">（Br</w:t>
-      </w:r>
-      <w:r>
-        <w:rPr>
-          <w:rFonts w:ascii="Times New Roman" w:hAnsi="Times New Roman" w:eastAsia="Times New Roman" w:cs="Times New Roman"/>
-        </w:rPr>
-        <w:t xml:space="preserve"> </w:t>
-      </w:r>
-      <w:r>
-        <w:rPr>
-          <w:rFonts w:hint="eastAsia" w:ascii="Times New Roman" w:hAnsi="Times New Roman" w:eastAsia="FangSong" w:cs="Times New Roman"/>
-        </w:rPr>
-        <w:t xml:space="preserve">在</w:t>
-      </w:r>
-      <w:r>
-        <w:rPr>
-          <w:rFonts w:ascii="Times New Roman" w:hAnsi="Times New Roman" w:eastAsia="Times New Roman" w:cs="Times New Roman"/>
-        </w:rPr>
-        <w:t xml:space="preserve"> </w:t>
-      </w:r>
-      <w:r>
-        <w:rPr>
-          <w:rFonts w:hint="eastAsia" w:ascii="Times New Roman" w:hAnsi="Times New Roman" w:eastAsia="Times New Roman" w:cs="Times New Roman"/>
-        </w:rPr>
-        <w:t xml:space="preserve">C1）</w:t>
-      </w:r>
-      <w:r>
-        <w:rPr>
-          <w:rFonts w:ascii="Times New Roman" w:hAnsi="Times New Roman" w:eastAsia="Times New Roman" w:cs="Times New Roman"/>
-        </w:rPr>
-        <w:t xml:space="preserve"> </w:t>
-      </w:r>
-      <w:r>
-        <w:rPr>
-          <w:rFonts w:ascii="Times New Roman" w:hAnsi="Times New Roman" w:eastAsia="Times New Roman" w:cs="Times New Roman"/>
-        </w:rPr>
-        <w:t>Br· + CH</w:t>
-      </w:r>
-      <w:r>
-        <w:rPr>
-          <w:rFonts w:ascii="Times New Roman" w:hAnsi="Times New Roman" w:eastAsia="Times New Roman" w:cs="Times New Roman"/>
-          <w:vertAlign w:val="subscript"/>
-        </w:rPr>
-        <w:t>3</w:t>
-      </w:r>
-      <w:r>
-        <w:rPr>
-          <w:rFonts w:ascii="Times New Roman" w:hAnsi="Times New Roman" w:eastAsia="Times New Roman" w:cs="Times New Roman"/>
-        </w:rPr>
-        <w:t>CH=CH</w:t>
-      </w:r>
-      <w:r>
-        <w:rPr>
-          <w:rFonts w:ascii="Times New Roman" w:hAnsi="Times New Roman" w:eastAsia="Times New Roman" w:cs="Times New Roman"/>
-          <w:vertAlign w:val="subscript"/>
-        </w:rPr>
-        <w:t>2</w:t>
-      </w:r>
-      <w:r>
-        <w:rPr>
-          <w:rFonts w:ascii="Times New Roman" w:hAnsi="Times New Roman" w:eastAsia="Times New Roman" w:cs="Times New Roman"/>
-        </w:rPr>
-        <w:t xml:space="preserve"> → CH</w:t>
-      </w:r>
-      <w:r>
-        <w:rPr>
-          <w:rFonts w:ascii="Times New Roman" w:hAnsi="Times New Roman" w:eastAsia="Times New Roman" w:cs="Times New Roman"/>
-          <w:vertAlign w:val="subscript"/>
-        </w:rPr>
-        <w:t>3</w:t>
-      </w:r>
-      <w:r>
-        <w:rPr>
-          <w:rFonts w:ascii="Times New Roman" w:hAnsi="Times New Roman" w:eastAsia="Times New Roman" w:cs="Times New Roman"/>
-        </w:rPr>
-        <w:t>-ĊH-CH</w:t>
-      </w:r>
-      <w:r>
-        <w:rPr>
-          <w:rFonts w:ascii="Times New Roman" w:hAnsi="Times New Roman" w:eastAsia="Times New Roman" w:cs="Times New Roman"/>
-          <w:vertAlign w:val="subscript"/>
-        </w:rPr>
-        <w:t>2</w:t>
-      </w:r>
-      <w:r>
-        <w:rPr>
-          <w:rFonts w:ascii="Times New Roman" w:hAnsi="Times New Roman" w:eastAsia="Times New Roman" w:cs="Times New Roman"/>
-        </w:rPr>
-        <w:t xml:space="preserve">Br (2° </w:t>
-      </w:r>
-      <w:r>
-        <w:rPr>
-          <w:rFonts w:hint="eastAsia" w:ascii="Times New Roman" w:hAnsi="Times New Roman" w:eastAsia="FangSong" w:cs="Times New Roman"/>
-        </w:rPr>
-        <w:t>自由基</w:t>
-      </w:r>
-      <w:r>
-        <w:rPr>
-          <w:rFonts w:hint="eastAsia" w:ascii="Times New Roman" w:hAnsi="Times New Roman" w:eastAsia="Times New Roman" w:cs="Times New Roman"/>
-        </w:rPr>
-        <w:t>)</w:t>
-      </w:r>
-    </w:p>
-    <w:p>
-      <w:pPr>
-        <w:pStyle w:val="FirstParagraph"/>
-      </w:pPr>
-      <w:r>
-        <w:rPr>
-          <w:rFonts w:ascii="Times New Roman" w:hAnsi="Times New Roman" w:eastAsia="Times New Roman" w:cs="Times New Roman"/>
-        </w:rPr>
-        <w:t>CH</w:t>
-      </w:r>
-      <w:r>
-        <w:rPr>
-          <w:rFonts w:ascii="Times New Roman" w:hAnsi="Times New Roman" w:eastAsia="Times New Roman" w:cs="Times New Roman"/>
-          <w:vertAlign w:val="subscript"/>
-        </w:rPr>
-        <w:t>3</w:t>
-      </w:r>
-      <w:r>
-        <w:rPr>
-          <w:rFonts w:ascii="Times New Roman" w:hAnsi="Times New Roman" w:eastAsia="Times New Roman" w:cs="Times New Roman"/>
-        </w:rPr>
-        <w:t>-ĊH-CH</w:t>
-      </w:r>
-      <w:r>
-        <w:rPr>
-          <w:rFonts w:ascii="Times New Roman" w:hAnsi="Times New Roman" w:eastAsia="Times New Roman" w:cs="Times New Roman"/>
-          <w:vertAlign w:val="subscript"/>
-        </w:rPr>
-        <w:t>2</w:t>
-      </w:r>
-      <w:r>
-        <w:rPr>
-          <w:rFonts w:ascii="Times New Roman" w:hAnsi="Times New Roman" w:eastAsia="Times New Roman" w:cs="Times New Roman"/>
-        </w:rPr>
-        <w:t>Br + HBr → CH</w:t>
-      </w:r>
-      <w:r>
-        <w:rPr>
-          <w:rFonts w:ascii="Times New Roman" w:hAnsi="Times New Roman" w:eastAsia="Times New Roman" w:cs="Times New Roman"/>
-          <w:vertAlign w:val="subscript"/>
-        </w:rPr>
-        <w:t>3</w:t>
-      </w:r>
-      <w:r>
-        <w:rPr>
-          <w:rFonts w:ascii="Times New Roman" w:hAnsi="Times New Roman" w:eastAsia="Times New Roman" w:cs="Times New Roman"/>
-        </w:rPr>
-        <w:t>CH</w:t>
-      </w:r>
-      <w:r>
-        <w:rPr>
-          <w:rFonts w:ascii="Times New Roman" w:hAnsi="Times New Roman" w:eastAsia="Times New Roman" w:cs="Times New Roman"/>
-          <w:vertAlign w:val="subscript"/>
-        </w:rPr>
-        <w:t>2</w:t>
-      </w:r>
-      <w:r>
-        <w:rPr>
-          <w:rFonts w:ascii="Times New Roman" w:hAnsi="Times New Roman" w:eastAsia="Times New Roman" w:cs="Times New Roman"/>
-        </w:rPr>
-        <w:t>CH</w:t>
-      </w:r>
-      <w:r>
-        <w:rPr>
-          <w:rFonts w:ascii="Times New Roman" w:hAnsi="Times New Roman" w:eastAsia="Times New Roman" w:cs="Times New Roman"/>
-          <w:vertAlign w:val="subscript"/>
-        </w:rPr>
-        <w:t>2</w:t>
-      </w:r>
-      <w:r>
-        <w:rPr>
-          <w:rFonts w:ascii="Times New Roman" w:hAnsi="Times New Roman" w:eastAsia="Times New Roman" w:cs="Times New Roman"/>
-        </w:rPr>
-        <w:t>Br + Br·</w:t>
-      </w:r>
-    </w:p>
-    <w:p>
-      <w:pPr>
-        <w:pStyle w:val="BodyText"/>
-      </w:pPr>
-      <w:r>
-        <w:rPr>
-          <w:rFonts w:hint="eastAsia" w:ascii="Times New Roman" w:hAnsi="Times New Roman" w:eastAsia="FangSong" w:cs="Times New Roman"/>
-          <w:b/>
-          <w:bCs/>
-        </w:rPr>
-        <w:t xml:space="preserve">答案</w:t>
-      </w:r>
-      <w:r>
-        <w:rPr>
-          <w:rFonts w:hint="eastAsia" w:ascii="Times New Roman" w:hAnsi="Times New Roman" w:eastAsia="Times New Roman" w:cs="Times New Roman"/>
-        </w:rPr>
-        <w:t xml:space="preserve">：(a)</w:t>
-      </w:r>
-      <w:r>
-        <w:rPr>
-          <w:rFonts w:ascii="Times New Roman" w:hAnsi="Times New Roman" w:eastAsia="Times New Roman" w:cs="Times New Roman"/>
-        </w:rPr>
-        <w:t xml:space="preserve"> </w:t>
-      </w:r>
-      <w:r>
-        <w:rPr>
-          <w:rFonts w:hint="eastAsia" w:ascii="Times New Roman" w:hAnsi="Times New Roman" w:eastAsia="Times New Roman" w:cs="Times New Roman"/>
-        </w:rPr>
-        <w:t>2-</w:t>
-      </w:r>
-      <w:r>
-        <w:rPr>
-          <w:rFonts w:hint="eastAsia" w:ascii="Times New Roman" w:hAnsi="Times New Roman" w:eastAsia="FangSong" w:cs="Times New Roman"/>
-        </w:rPr>
-        <w:t>溴丙烷</w:t>
-      </w:r>
-      <w:r>
-        <w:rPr>
-          <w:rFonts w:hint="eastAsia" w:ascii="Times New Roman" w:hAnsi="Times New Roman" w:eastAsia="Times New Roman" w:cs="Times New Roman"/>
-        </w:rPr>
-        <w:t>（</w:t>
-      </w:r>
-      <w:r>
-        <w:rPr>
-          <w:rFonts w:hint="eastAsia" w:ascii="Times New Roman" w:hAnsi="Times New Roman" w:eastAsia="FangSong" w:cs="Times New Roman"/>
-        </w:rPr>
-        <w:t>马氏产物</w:t>
-      </w:r>
-      <w:r>
-        <w:rPr>
-          <w:rFonts w:hint="eastAsia" w:ascii="Times New Roman" w:hAnsi="Times New Roman" w:eastAsia="Times New Roman" w:cs="Times New Roman"/>
-        </w:rPr>
-        <w:t>），(b)</w:t>
-      </w:r>
-      <w:r>
-        <w:rPr>
-          <w:rFonts w:ascii="Times New Roman" w:hAnsi="Times New Roman" w:eastAsia="Times New Roman" w:cs="Times New Roman"/>
-        </w:rPr>
-        <w:t xml:space="preserve"> </w:t>
-      </w:r>
-      <w:r>
-        <w:rPr>
-          <w:rFonts w:hint="eastAsia" w:ascii="Times New Roman" w:hAnsi="Times New Roman" w:eastAsia="Times New Roman" w:cs="Times New Roman"/>
-        </w:rPr>
-        <w:t>1-</w:t>
-      </w:r>
-      <w:r>
-        <w:rPr>
-          <w:rFonts w:hint="eastAsia" w:ascii="Times New Roman" w:hAnsi="Times New Roman" w:eastAsia="FangSong" w:cs="Times New Roman"/>
-        </w:rPr>
-        <w:t>溴丙烷</w:t>
-      </w:r>
-      <w:r>
-        <w:rPr>
-          <w:rFonts w:hint="eastAsia" w:ascii="Times New Roman" w:hAnsi="Times New Roman" w:eastAsia="Times New Roman" w:cs="Times New Roman"/>
-        </w:rPr>
-        <w:t>（</w:t>
-      </w:r>
-      <w:r>
-        <w:rPr>
-          <w:rFonts w:hint="eastAsia" w:ascii="Times New Roman" w:hAnsi="Times New Roman" w:eastAsia="FangSong" w:cs="Times New Roman"/>
-        </w:rPr>
-        <w:t>反马氏产物</w:t>
-      </w:r>
-      <w:r>
-        <w:rPr>
-          <w:rFonts w:hint="eastAsia" w:ascii="Times New Roman" w:hAnsi="Times New Roman" w:eastAsia="Times New Roman" w:cs="Times New Roman"/>
-        </w:rPr>
-        <w:t>）。</w:t>
-      </w:r>
-    </w:p>
-    <w:p>
-      <w:pPr>
-        <w:pStyle w:val="BodyText"/>
-      </w:pPr>
-      <w:r>
-        <w:rPr>
-          <w:rFonts w:hint="eastAsia" w:ascii="Times New Roman" w:hAnsi="Times New Roman" w:eastAsia="FangSong" w:cs="Times New Roman"/>
-          <w:b/>
-          <w:bCs/>
-        </w:rPr>
-        <w:t xml:space="preserve">反思</w:t>
-      </w:r>
-      <w:r>
-        <w:rPr>
-          <w:rFonts w:hint="eastAsia" w:ascii="Times New Roman" w:hAnsi="Times New Roman" w:eastAsia="Times New Roman" w:cs="Times New Roman"/>
-        </w:rPr>
-        <w:t xml:space="preserve">：</w:t>
-      </w:r>
-      <w:r>
-        <w:rPr>
-          <w:rFonts w:ascii="Times New Roman" w:hAnsi="Times New Roman" w:eastAsia="Times New Roman" w:cs="Times New Roman"/>
-        </w:rPr>
-        <w:t xml:space="preserve"> </w:t>
-      </w:r>
-      <w:r>
-        <w:rPr>
-          <w:rFonts w:ascii="Times New Roman" w:hAnsi="Times New Roman" w:eastAsia="Times New Roman" w:cs="Times New Roman"/>
-        </w:rPr>
-        <w:t xml:space="preserve">- </w:t>
-      </w:r>
-      <w:r>
-        <w:rPr>
-          <w:rFonts w:hint="eastAsia" w:ascii="Times New Roman" w:hAnsi="Times New Roman" w:eastAsia="FangSong" w:cs="Times New Roman"/>
-        </w:rPr>
-        <w:t>同一个底物</w:t>
-      </w:r>
-      <w:r>
-        <w:rPr>
-          <w:rFonts w:hint="eastAsia" w:ascii="Times New Roman" w:hAnsi="Times New Roman" w:eastAsia="Times New Roman" w:cs="Times New Roman"/>
-        </w:rPr>
-        <w:t>+</w:t>
-      </w:r>
-      <w:r>
-        <w:rPr>
-          <w:rFonts w:hint="eastAsia" w:ascii="Times New Roman" w:hAnsi="Times New Roman" w:eastAsia="FangSong" w:cs="Times New Roman"/>
-        </w:rPr>
-        <w:t>不同条件</w:t>
-      </w:r>
-      <w:r>
-        <w:rPr>
-          <w:rFonts w:hint="eastAsia" w:ascii="Times New Roman" w:hAnsi="Times New Roman" w:eastAsia="Times New Roman" w:cs="Times New Roman"/>
-        </w:rPr>
-        <w:t>→</w:t>
-      </w:r>
-      <w:r>
-        <w:rPr>
-          <w:rFonts w:hint="eastAsia" w:ascii="Times New Roman" w:hAnsi="Times New Roman" w:eastAsia="FangSong" w:cs="Times New Roman"/>
-        </w:rPr>
-        <w:t>不同机理</w:t>
-      </w:r>
-      <w:r>
-        <w:rPr>
-          <w:rFonts w:hint="eastAsia" w:ascii="Times New Roman" w:hAnsi="Times New Roman" w:eastAsia="Times New Roman" w:cs="Times New Roman"/>
-        </w:rPr>
-        <w:t>→</w:t>
-      </w:r>
-      <w:r>
-        <w:rPr>
-          <w:rFonts w:hint="eastAsia" w:ascii="Times New Roman" w:hAnsi="Times New Roman" w:eastAsia="FangSong" w:cs="Times New Roman"/>
-        </w:rPr>
-        <w:t>不同产物</w:t>
-      </w:r>
-      <w:r>
-        <w:rPr>
-          <w:rFonts w:hint="eastAsia" w:ascii="Times New Roman" w:hAnsi="Times New Roman" w:eastAsia="Times New Roman" w:cs="Times New Roman"/>
-        </w:rPr>
-        <w:t>，</w:t>
-      </w:r>
-      <w:r>
-        <w:rPr>
-          <w:rFonts w:hint="eastAsia" w:ascii="Times New Roman" w:hAnsi="Times New Roman" w:eastAsia="FangSong" w:cs="Times New Roman"/>
-        </w:rPr>
-        <w:t>这是竞赛中</w:t>
-      </w:r>
-      <w:r>
-        <w:rPr>
-          <w:rFonts w:hint="eastAsia" w:ascii="Times New Roman" w:hAnsi="Times New Roman" w:eastAsia="Times New Roman" w:cs="Times New Roman"/>
-        </w:rPr>
-        <w:t>”</w:t>
-      </w:r>
-      <w:r>
-        <w:rPr>
-          <w:rFonts w:hint="eastAsia" w:ascii="Times New Roman" w:hAnsi="Times New Roman" w:eastAsia="FangSong" w:cs="Times New Roman"/>
-        </w:rPr>
-        <w:t>机理决定产物</w:t>
-      </w:r>
-      <w:r>
-        <w:rPr>
-          <w:rFonts w:hint="eastAsia" w:ascii="Times New Roman" w:hAnsi="Times New Roman" w:eastAsia="Times New Roman" w:cs="Times New Roman"/>
-        </w:rPr>
-        <w:t>”</w:t>
-      </w:r>
-      <w:r>
-        <w:rPr>
-          <w:rFonts w:hint="eastAsia" w:ascii="Times New Roman" w:hAnsi="Times New Roman" w:eastAsia="FangSong" w:cs="Times New Roman"/>
-        </w:rPr>
-        <w:t>的经典案例</w:t>
-      </w:r>
-      <w:r>
-        <w:rPr>
-          <w:rFonts w:ascii="Times New Roman" w:hAnsi="Times New Roman" w:eastAsia="Times New Roman" w:cs="Times New Roman"/>
-        </w:rPr>
-        <w:t xml:space="preserve"> </w:t>
-      </w:r>
-      <w:r>
-        <w:rPr>
-          <w:rFonts w:ascii="Times New Roman" w:hAnsi="Times New Roman" w:eastAsia="Times New Roman" w:cs="Times New Roman"/>
-        </w:rPr>
-        <w:t xml:space="preserve">- </w:t>
-      </w:r>
-      <w:r>
-        <w:rPr>
-          <w:rFonts w:hint="eastAsia" w:ascii="Times New Roman" w:hAnsi="Times New Roman" w:eastAsia="FangSong" w:cs="Times New Roman"/>
-        </w:rPr>
-        <w:t xml:space="preserve">注意两题中</w:t>
-      </w:r>
-      <w:r>
-        <w:rPr>
-          <w:rFonts w:ascii="Times New Roman" w:hAnsi="Times New Roman" w:eastAsia="Times New Roman" w:cs="Times New Roman"/>
-        </w:rPr>
-        <w:t xml:space="preserve"> Br </w:t>
-      </w:r>
-      <w:r>
-        <w:rPr>
-          <w:rFonts w:hint="eastAsia" w:ascii="Times New Roman" w:hAnsi="Times New Roman" w:eastAsia="FangSong" w:cs="Times New Roman"/>
-        </w:rPr>
-        <w:t>的位置正好相反</w:t>
-      </w:r>
-      <w:r>
-        <w:rPr>
-          <w:rFonts w:hint="eastAsia" w:ascii="Times New Roman" w:hAnsi="Times New Roman" w:eastAsia="Times New Roman" w:cs="Times New Roman"/>
-        </w:rPr>
-        <w:t>——</w:t>
-      </w:r>
-      <w:r>
-        <w:rPr>
-          <w:rFonts w:hint="eastAsia" w:ascii="Times New Roman" w:hAnsi="Times New Roman" w:eastAsia="FangSong" w:cs="Times New Roman"/>
-        </w:rPr>
-        <w:t>考试中常作为对比题考查</w:t>
-      </w:r>
-    </w:p>
-    <w:p>
-      <w:pPr>
-        <w:spacing w:before="160" w:after="80"/>
-      </w:pPr>
-      <w:r>
-        <w:pict>
-          <v:rect style="width:0;height:1.5pt" o:hralign="center" o:hrstd="t" o:hr="t"/>
-        </w:pict>
-      </w:r>
-    </w:p>
-    <w:bookmarkEnd w:id="44"/>
-    <w:bookmarkStart w:id="45" w:name="例3-完整链式反应机理书写进阶"/>
-    <w:p>
-      <w:pPr>
-        <w:pStyle w:val="Heading3"/>
-        <w:spacing w:before="280" w:after="120"/>
-      </w:pPr>
-      <w:r>
-        <w:rPr>
-          <w:rFonts w:hint="eastAsia" w:ascii="Times New Roman" w:hAnsi="Times New Roman" w:eastAsia="SimHei" w:cs="Times New Roman"/>
-        </w:rPr>
-        <w:t>例</w:t>
-      </w:r>
-      <w:r>
-        <w:rPr>
-          <w:rFonts w:hint="eastAsia" w:ascii="Times New Roman" w:hAnsi="Times New Roman" w:eastAsia="Times New Roman" w:cs="Times New Roman"/>
-        </w:rPr>
-        <w:t>3</w:t>
-      </w:r>
-      <w:r>
-        <w:rPr>
-          <w:rFonts w:ascii="Times New Roman" w:hAnsi="Times New Roman" w:eastAsia="Times New Roman" w:cs="Times New Roman"/>
-        </w:rPr>
-        <w:t xml:space="preserve"> </w:t>
-      </w:r>
-      <w:r>
-        <w:rPr>
-          <w:rFonts w:hint="eastAsia" w:ascii="Times New Roman" w:hAnsi="Times New Roman" w:eastAsia="SimHei" w:cs="Times New Roman"/>
-        </w:rPr>
-        <w:t>完整链式反应机理书写</w:t>
-      </w:r>
-      <w:r>
-        <w:rPr>
-          <w:rFonts w:hint="eastAsia" w:ascii="Times New Roman" w:hAnsi="Times New Roman" w:eastAsia="Times New Roman" w:cs="Times New Roman"/>
-        </w:rPr>
-        <w:t>（</w:t>
-      </w:r>
-      <w:r>
-        <w:rPr>
-          <w:rFonts w:hint="eastAsia" w:ascii="Times New Roman" w:hAnsi="Times New Roman" w:eastAsia="SimHei" w:cs="Times New Roman"/>
-        </w:rPr>
-        <w:t>进阶</w:t>
-      </w:r>
-      <w:r>
-        <w:rPr>
-          <w:rFonts w:hint="eastAsia" w:ascii="Times New Roman" w:hAnsi="Times New Roman" w:eastAsia="Times New Roman" w:cs="Times New Roman"/>
-        </w:rPr>
-        <w:t>）</w:t>
-      </w:r>
-    </w:p>
-    <w:p>
-      <w:pPr>
-        <w:pStyle w:val="FirstParagraph"/>
-      </w:pPr>
-      <w:r>
-        <w:rPr>
-          <w:rFonts w:hint="eastAsia" w:ascii="Times New Roman" w:hAnsi="Times New Roman" w:eastAsia="FangSong" w:cs="Times New Roman"/>
-          <w:b/>
-          <w:bCs/>
-        </w:rPr>
-        <w:t xml:space="preserve">题干</w:t>
-      </w:r>
-      <w:r>
-        <w:rPr>
-          <w:rFonts w:hint="eastAsia" w:ascii="Times New Roman" w:hAnsi="Times New Roman" w:eastAsia="Times New Roman" w:cs="Times New Roman"/>
-        </w:rPr>
-        <w:t>：</w:t>
-      </w:r>
-      <w:r>
-        <w:rPr>
-          <w:rFonts w:hint="eastAsia" w:ascii="Times New Roman" w:hAnsi="Times New Roman" w:eastAsia="FangSong" w:cs="Times New Roman"/>
-        </w:rPr>
-        <w:t>过氧化物存在下</w:t>
-      </w:r>
-      <w:r>
-        <w:rPr>
-          <w:rFonts w:hint="eastAsia" w:ascii="Times New Roman" w:hAnsi="Times New Roman" w:eastAsia="Times New Roman" w:cs="Times New Roman"/>
-        </w:rPr>
-        <w:t>，</w:t>
-      </w:r>
-      <w:r>
-        <w:rPr>
-          <w:rFonts w:hint="eastAsia" w:ascii="Times New Roman" w:hAnsi="Times New Roman" w:eastAsia="FangSong" w:cs="Times New Roman"/>
-        </w:rPr>
-        <w:t>写出</w:t>
-      </w:r>
-      <w:r>
-        <w:rPr>
-          <w:rFonts w:ascii="Times New Roman" w:hAnsi="Times New Roman" w:eastAsia="Times New Roman" w:cs="Times New Roman"/>
-        </w:rPr>
-        <w:t xml:space="preserve"> HBr </w:t>
-      </w:r>
-      <w:r>
-        <w:rPr>
-          <w:rFonts w:hint="eastAsia" w:ascii="Times New Roman" w:hAnsi="Times New Roman" w:eastAsia="FangSong" w:cs="Times New Roman"/>
-        </w:rPr>
-        <w:t xml:space="preserve">与</w:t>
-      </w:r>
-      <w:r>
-        <w:rPr>
-          <w:rFonts w:ascii="Times New Roman" w:hAnsi="Times New Roman" w:eastAsia="Times New Roman" w:cs="Times New Roman"/>
-        </w:rPr>
-        <w:t xml:space="preserve"> </w:t>
-      </w:r>
-      <w:r>
-        <w:rPr>
-          <w:rFonts w:hint="eastAsia" w:ascii="Times New Roman" w:hAnsi="Times New Roman" w:eastAsia="Times New Roman" w:cs="Times New Roman"/>
-        </w:rPr>
-        <w:t>2-</w:t>
-      </w:r>
-      <w:r>
-        <w:rPr>
-          <w:rFonts w:hint="eastAsia" w:ascii="Times New Roman" w:hAnsi="Times New Roman" w:eastAsia="FangSong" w:cs="Times New Roman"/>
-        </w:rPr>
-        <w:t>甲基丙烯反应形成</w:t>
-      </w:r>
-      <w:r>
-        <w:rPr>
-          <w:rFonts w:ascii="Times New Roman" w:hAnsi="Times New Roman" w:eastAsia="Times New Roman" w:cs="Times New Roman"/>
-        </w:rPr>
-        <w:t xml:space="preserve"> </w:t>
-      </w:r>
-      <w:r>
-        <w:rPr>
-          <w:rFonts w:hint="eastAsia" w:ascii="Times New Roman" w:hAnsi="Times New Roman" w:eastAsia="Times New Roman" w:cs="Times New Roman"/>
-        </w:rPr>
-        <w:t>1-</w:t>
-      </w:r>
-      <w:r>
-        <w:rPr>
-          <w:rFonts w:hint="eastAsia" w:ascii="Times New Roman" w:hAnsi="Times New Roman" w:eastAsia="FangSong" w:cs="Times New Roman"/>
-        </w:rPr>
-        <w:t>溴</w:t>
-      </w:r>
-      <w:r>
-        <w:rPr>
-          <w:rFonts w:hint="eastAsia" w:ascii="Times New Roman" w:hAnsi="Times New Roman" w:eastAsia="Times New Roman" w:cs="Times New Roman"/>
-        </w:rPr>
-        <w:t>-2-</w:t>
-      </w:r>
-      <w:r>
-        <w:rPr>
-          <w:rFonts w:hint="eastAsia" w:ascii="Times New Roman" w:hAnsi="Times New Roman" w:eastAsia="FangSong" w:cs="Times New Roman"/>
-        </w:rPr>
-        <w:t>甲基丙烷的完整链式机理</w:t>
-      </w:r>
-      <w:r>
-        <w:rPr>
-          <w:rFonts w:hint="eastAsia" w:ascii="Times New Roman" w:hAnsi="Times New Roman" w:eastAsia="Times New Roman" w:cs="Times New Roman"/>
-        </w:rPr>
-        <w:t>（</w:t>
-      </w:r>
-      <w:r>
-        <w:rPr>
-          <w:rFonts w:hint="eastAsia" w:ascii="Times New Roman" w:hAnsi="Times New Roman" w:eastAsia="FangSong" w:cs="Times New Roman"/>
-        </w:rPr>
-        <w:t>三步</w:t>
-      </w:r>
-      <w:r>
-        <w:rPr>
-          <w:rFonts w:hint="eastAsia" w:ascii="Times New Roman" w:hAnsi="Times New Roman" w:eastAsia="Times New Roman" w:cs="Times New Roman"/>
-        </w:rPr>
-        <w:t>：</w:t>
-      </w:r>
-      <w:r>
-        <w:rPr>
-          <w:rFonts w:hint="eastAsia" w:ascii="Times New Roman" w:hAnsi="Times New Roman" w:eastAsia="FangSong" w:cs="Times New Roman"/>
-        </w:rPr>
-        <w:t>引发</w:t>
-      </w:r>
-      <w:r>
-        <w:rPr>
-          <w:rFonts w:hint="eastAsia" w:ascii="Times New Roman" w:hAnsi="Times New Roman" w:eastAsia="Times New Roman" w:cs="Times New Roman"/>
-        </w:rPr>
-        <w:t>、</w:t>
-      </w:r>
-      <w:r>
-        <w:rPr>
-          <w:rFonts w:hint="eastAsia" w:ascii="Times New Roman" w:hAnsi="Times New Roman" w:eastAsia="FangSong" w:cs="Times New Roman"/>
-        </w:rPr>
-        <w:t>增长</w:t>
-      </w:r>
-      <w:r>
-        <w:rPr>
-          <w:rFonts w:hint="eastAsia" w:ascii="Times New Roman" w:hAnsi="Times New Roman" w:eastAsia="Times New Roman" w:cs="Times New Roman"/>
-        </w:rPr>
-        <w:t>、</w:t>
-      </w:r>
-      <w:r>
-        <w:rPr>
-          <w:rFonts w:hint="eastAsia" w:ascii="Times New Roman" w:hAnsi="Times New Roman" w:eastAsia="FangSong" w:cs="Times New Roman"/>
-        </w:rPr>
-        <w:t>终止</w:t>
-      </w:r>
-      <w:r>
-        <w:rPr>
-          <w:rFonts w:hint="eastAsia" w:ascii="Times New Roman" w:hAnsi="Times New Roman" w:eastAsia="Times New Roman" w:cs="Times New Roman"/>
-        </w:rPr>
-        <w:t>）。</w:t>
-      </w:r>
-    </w:p>
-    <w:p>
-      <w:pPr>
-        <w:pStyle w:val="BodyText"/>
-      </w:pPr>
-      <w:r>
-        <w:rPr>
-          <w:rFonts w:hint="eastAsia" w:ascii="Times New Roman" w:hAnsi="Times New Roman" w:eastAsia="FangSong" w:cs="Times New Roman"/>
-          <w:b/>
-          <w:bCs/>
-        </w:rPr>
-        <w:t xml:space="preserve">思路</w:t>
-      </w:r>
-      <w:r>
-        <w:rPr>
-          <w:rFonts w:hint="eastAsia" w:ascii="Times New Roman" w:hAnsi="Times New Roman" w:eastAsia="Times New Roman" w:cs="Times New Roman"/>
-        </w:rPr>
-        <w:t>：</w:t>
-      </w:r>
-      <w:r>
-        <w:rPr>
-          <w:rFonts w:hint="eastAsia" w:ascii="Times New Roman" w:hAnsi="Times New Roman" w:eastAsia="FangSong" w:cs="Times New Roman"/>
-        </w:rPr>
-        <w:t>先写引发产生</w:t>
-      </w:r>
-      <w:r>
-        <w:rPr>
-          <w:rFonts w:ascii="Times New Roman" w:hAnsi="Times New Roman" w:eastAsia="Times New Roman" w:cs="Times New Roman"/>
-        </w:rPr>
-        <w:t xml:space="preserve"> </w:t>
-      </w:r>
-      <w:r>
-        <w:rPr>
-          <w:rFonts w:hint="eastAsia" w:ascii="Times New Roman" w:hAnsi="Times New Roman" w:eastAsia="Times New Roman" w:cs="Times New Roman"/>
-        </w:rPr>
-        <w:t>Br·，</w:t>
-      </w:r>
-      <w:r>
-        <w:rPr>
-          <w:rFonts w:hint="eastAsia" w:ascii="Times New Roman" w:hAnsi="Times New Roman" w:eastAsia="FangSong" w:cs="Times New Roman"/>
-        </w:rPr>
-        <w:t>再写</w:t>
-      </w:r>
-      <w:r>
-        <w:rPr>
-          <w:rFonts w:ascii="Times New Roman" w:hAnsi="Times New Roman" w:eastAsia="Times New Roman" w:cs="Times New Roman"/>
-        </w:rPr>
-        <w:t xml:space="preserve"> Br· </w:t>
-      </w:r>
-      <w:r>
-        <w:rPr>
-          <w:rFonts w:hint="eastAsia" w:ascii="Times New Roman" w:hAnsi="Times New Roman" w:eastAsia="FangSong" w:cs="Times New Roman"/>
-        </w:rPr>
-        <w:t>对烯烃的加成</w:t>
-      </w:r>
-      <w:r>
-        <w:rPr>
-          <w:rFonts w:hint="eastAsia" w:ascii="Times New Roman" w:hAnsi="Times New Roman" w:eastAsia="Times New Roman" w:cs="Times New Roman"/>
-        </w:rPr>
-        <w:t>（</w:t>
-      </w:r>
-      <w:r>
-        <w:rPr>
-          <w:rFonts w:hint="eastAsia" w:ascii="Times New Roman" w:hAnsi="Times New Roman" w:eastAsia="FangSong" w:cs="Times New Roman"/>
-        </w:rPr>
-        <w:t>注意区域选择性</w:t>
-      </w:r>
-      <w:r>
-        <w:rPr>
-          <w:rFonts w:hint="eastAsia" w:ascii="Times New Roman" w:hAnsi="Times New Roman" w:eastAsia="Times New Roman" w:cs="Times New Roman"/>
-        </w:rPr>
-        <w:t>），</w:t>
-      </w:r>
-      <w:r>
-        <w:rPr>
-          <w:rFonts w:hint="eastAsia" w:ascii="Times New Roman" w:hAnsi="Times New Roman" w:eastAsia="FangSong" w:cs="Times New Roman"/>
-        </w:rPr>
-        <w:t>再写链转移生成产物和再生</w:t>
-      </w:r>
-      <w:r>
-        <w:rPr>
-          <w:rFonts w:ascii="Times New Roman" w:hAnsi="Times New Roman" w:eastAsia="Times New Roman" w:cs="Times New Roman"/>
-        </w:rPr>
-        <w:t xml:space="preserve"> </w:t>
-      </w:r>
-      <w:r>
-        <w:rPr>
-          <w:rFonts w:hint="eastAsia" w:ascii="Times New Roman" w:hAnsi="Times New Roman" w:eastAsia="Times New Roman" w:cs="Times New Roman"/>
-        </w:rPr>
-        <w:t>Br·，</w:t>
-      </w:r>
-      <w:r>
-        <w:rPr>
-          <w:rFonts w:hint="eastAsia" w:ascii="Times New Roman" w:hAnsi="Times New Roman" w:eastAsia="FangSong" w:cs="Times New Roman"/>
-        </w:rPr>
-        <w:t>最后写可能的终止方式</w:t>
-      </w:r>
-      <w:r>
-        <w:rPr>
-          <w:rFonts w:hint="eastAsia" w:ascii="Times New Roman" w:hAnsi="Times New Roman" w:eastAsia="Times New Roman" w:cs="Times New Roman"/>
-        </w:rPr>
-        <w:t>。</w:t>
-      </w:r>
-    </w:p>
-    <w:p>
-      <w:pPr>
-        <w:pStyle w:val="BodyText"/>
-      </w:pPr>
-      <w:r>
-        <w:rPr>
-          <w:rFonts w:hint="eastAsia" w:ascii="Times New Roman" w:hAnsi="Times New Roman" w:eastAsia="FangSong" w:cs="Times New Roman"/>
-          <w:b/>
-          <w:bCs/>
-        </w:rPr>
-        <w:t xml:space="preserve">解析</w:t>
-      </w:r>
-      <w:r>
-        <w:rPr>
-          <w:rFonts w:hint="eastAsia" w:ascii="Times New Roman" w:hAnsi="Times New Roman" w:eastAsia="Times New Roman" w:cs="Times New Roman"/>
-        </w:rPr>
-        <w:t xml:space="preserve">：</w:t>
-      </w:r>
-    </w:p>
-    <w:p>
-      <w:pPr>
-        <w:pStyle w:val="BodyText"/>
-      </w:pPr>
-      <w:r>
-        <w:rPr>
-          <w:rFonts w:hint="eastAsia" w:ascii="Times New Roman" w:hAnsi="Times New Roman" w:eastAsia="FangSong" w:cs="Times New Roman"/>
-          <w:b/>
-          <w:bCs/>
-        </w:rPr>
-        <w:t xml:space="preserve">链引发</w:t>
-      </w:r>
-      <w:r>
-        <w:rPr>
-          <w:rFonts w:hint="eastAsia" w:ascii="Times New Roman" w:hAnsi="Times New Roman" w:eastAsia="Times New Roman" w:cs="Times New Roman"/>
-        </w:rPr>
-        <w:t xml:space="preserve">：</w:t>
-      </w:r>
-      <w:r>
-        <w:rPr>
-          <w:rFonts w:ascii="Times New Roman" w:hAnsi="Times New Roman" w:eastAsia="Times New Roman" w:cs="Times New Roman"/>
-        </w:rPr>
-        <w:t xml:space="preserve"> </w:t>
-      </w:r>
-      <w:r>
-        <w:rPr>
-          <w:rFonts w:ascii="Times New Roman" w:hAnsi="Times New Roman" w:eastAsia="Times New Roman" w:cs="Times New Roman"/>
-        </w:rPr>
-        <w:t xml:space="preserve">RO-OR →Δ 2 RO· </w:t>
-      </w:r>
-      <w:r>
-        <w:rPr>
-          <w:rFonts w:hint="eastAsia" w:ascii="Times New Roman" w:hAnsi="Times New Roman" w:eastAsia="Times New Roman" w:cs="Times New Roman"/>
-        </w:rPr>
-        <w:t>(</w:t>
-      </w:r>
-      <w:r>
-        <w:rPr>
-          <w:rFonts w:hint="eastAsia" w:ascii="Times New Roman" w:hAnsi="Times New Roman" w:eastAsia="FangSong" w:cs="Times New Roman"/>
-        </w:rPr>
-        <w:t>过氧化物均裂</w:t>
-      </w:r>
-      <w:r>
-        <w:rPr>
-          <w:rFonts w:hint="eastAsia" w:ascii="Times New Roman" w:hAnsi="Times New Roman" w:eastAsia="Times New Roman" w:cs="Times New Roman"/>
-        </w:rPr>
-        <w:t>)</w:t>
-      </w:r>
-    </w:p>
-    <w:p>
-      <w:pPr>
-        <w:pStyle w:val="BodyText"/>
-      </w:pPr>
-      <w:r>
-        <w:rPr>
-          <w:rFonts w:ascii="Times New Roman" w:hAnsi="Times New Roman" w:eastAsia="Times New Roman" w:cs="Times New Roman"/>
-        </w:rPr>
-        <w:t xml:space="preserve">RO· + HBr → ROH + Br· </w:t>
-      </w:r>
-      <w:r>
-        <w:rPr>
-          <w:rFonts w:hint="eastAsia" w:ascii="Times New Roman" w:hAnsi="Times New Roman" w:eastAsia="Times New Roman" w:cs="Times New Roman"/>
-        </w:rPr>
-        <w:t>(</w:t>
-      </w:r>
-      <w:r>
-        <w:rPr>
-          <w:rFonts w:hint="eastAsia" w:ascii="Times New Roman" w:hAnsi="Times New Roman" w:eastAsia="FangSong" w:cs="Times New Roman"/>
-        </w:rPr>
-        <w:t>产生</w:t>
-      </w:r>
-      <w:r>
-        <w:rPr>
-          <w:rFonts w:ascii="Times New Roman" w:hAnsi="Times New Roman" w:eastAsia="Times New Roman" w:cs="Times New Roman"/>
-        </w:rPr>
-        <w:t xml:space="preserve"> Br·)</w:t>
-      </w:r>
-    </w:p>
-    <w:p>
-      <w:pPr>
-        <w:pStyle w:val="BodyText"/>
-      </w:pPr>
-      <w:r>
-        <w:rPr>
-          <w:rFonts w:hint="eastAsia" w:ascii="Times New Roman" w:hAnsi="Times New Roman" w:eastAsia="FangSong" w:cs="Times New Roman"/>
-          <w:b/>
-          <w:bCs/>
-        </w:rPr>
-        <w:t xml:space="preserve">链增长</w:t>
-      </w:r>
-      <w:r>
-        <w:rPr>
-          <w:rFonts w:hint="eastAsia" w:ascii="Times New Roman" w:hAnsi="Times New Roman" w:eastAsia="Times New Roman" w:cs="Times New Roman"/>
-        </w:rPr>
-        <w:t xml:space="preserve">：</w:t>
-      </w:r>
-      <w:r>
-        <w:rPr>
-          <w:rFonts w:ascii="Times New Roman" w:hAnsi="Times New Roman" w:eastAsia="Times New Roman" w:cs="Times New Roman"/>
-        </w:rPr>
-        <w:t xml:space="preserve"> </w:t>
-      </w:r>
-      <w:r>
-        <w:rPr>
-          <w:rFonts w:hint="eastAsia" w:ascii="Times New Roman" w:hAnsi="Times New Roman" w:eastAsia="FangSong" w:cs="Times New Roman"/>
-        </w:rPr>
-        <w:t>链增长分两步</w:t>
-      </w:r>
-      <w:r>
-        <w:rPr>
-          <w:rFonts w:hint="eastAsia" w:ascii="Times New Roman" w:hAnsi="Times New Roman" w:eastAsia="Times New Roman" w:cs="Times New Roman"/>
-        </w:rPr>
-        <w:t>：</w:t>
-      </w:r>
-    </w:p>
-    <w:p>
-      <w:pPr>
-        <w:pStyle w:val="Compact"/>
-        <w:numPr>
-          <w:ilvl w:val="0"/>
-          <w:numId w:val="1006"/>
-        </w:numPr>
-      </w:pPr>
-      <w:r>
-        <w:rPr>
-          <w:rFonts w:ascii="Times New Roman" w:hAnsi="Times New Roman" w:eastAsia="Times New Roman" w:cs="Times New Roman"/>
-          <w:b/>
-          <w:bCs/>
-        </w:rPr>
-        <w:t xml:space="preserve">Br· </w:t>
-      </w:r>
-      <w:r>
-        <w:rPr>
-          <w:rFonts w:hint="eastAsia" w:ascii="Times New Roman" w:hAnsi="Times New Roman" w:eastAsia="FangSong" w:cs="Times New Roman"/>
-          <w:b/>
-          <w:bCs/>
-        </w:rPr>
-        <w:t xml:space="preserve">加成</w:t>
-      </w:r>
-      <w:r>
-        <w:rPr>
-          <w:rFonts w:hint="eastAsia" w:ascii="Times New Roman" w:hAnsi="Times New Roman" w:eastAsia="Times New Roman" w:cs="Times New Roman"/>
-        </w:rPr>
-        <w:t xml:space="preserve">：Br·</w:t>
-      </w:r>
-      <w:r>
-        <w:rPr>
-          <w:rFonts w:ascii="Times New Roman" w:hAnsi="Times New Roman" w:eastAsia="Times New Roman" w:cs="Times New Roman"/>
-        </w:rPr>
-        <w:t xml:space="preserve"> </w:t>
-      </w:r>
-      <w:r>
-        <w:rPr>
-          <w:rFonts w:hint="eastAsia" w:ascii="Times New Roman" w:hAnsi="Times New Roman" w:eastAsia="FangSong" w:cs="Times New Roman"/>
-        </w:rPr>
-        <w:t xml:space="preserve">加到异丁烯</w:t>
-      </w:r>
-      <w:r>
-        <w:rPr>
-          <w:rFonts w:ascii="Times New Roman" w:hAnsi="Times New Roman" w:eastAsia="Times New Roman" w:cs="Times New Roman"/>
-        </w:rPr>
-        <w:t xml:space="preserve"> </w:t>
-      </w:r>
-      <w:r>
-        <w:rPr>
-          <w:rFonts w:hint="eastAsia" w:ascii="Times New Roman" w:hAnsi="Times New Roman" w:eastAsia="Times New Roman" w:cs="Times New Roman"/>
-        </w:rPr>
-        <w:t>（CH</w:t>
-      </w:r>
-      <w:r>
-        <w:rPr>
-          <w:rFonts w:hint="eastAsia" w:ascii="Times New Roman" w:hAnsi="Times New Roman" w:eastAsia="Times New Roman" w:cs="Times New Roman"/>
-          <w:vertAlign w:val="subscript"/>
-        </w:rPr>
-        <w:t>3</w:t>
-      </w:r>
-      <w:r>
-        <w:rPr>
-          <w:rFonts w:hint="eastAsia" w:ascii="Times New Roman" w:hAnsi="Times New Roman" w:eastAsia="Times New Roman" w:cs="Times New Roman"/>
-        </w:rPr>
-        <w:t>）</w:t>
-      </w:r>
-      <w:r>
-        <w:rPr>
-          <w:rFonts w:hint="eastAsia" w:ascii="Times New Roman" w:hAnsi="Times New Roman" w:eastAsia="Times New Roman" w:cs="Times New Roman"/>
-          <w:vertAlign w:val="subscript"/>
-        </w:rPr>
-        <w:t>2</w:t>
-      </w:r>
-      <w:r>
-        <w:rPr>
-          <w:rFonts w:hint="eastAsia" w:ascii="Times New Roman" w:hAnsi="Times New Roman" w:eastAsia="Times New Roman" w:cs="Times New Roman"/>
-        </w:rPr>
-        <w:t>C=CH</w:t>
-      </w:r>
-      <w:r>
-        <w:rPr>
-          <w:rFonts w:hint="eastAsia" w:ascii="Times New Roman" w:hAnsi="Times New Roman" w:eastAsia="Times New Roman" w:cs="Times New Roman"/>
-          <w:vertAlign w:val="subscript"/>
-        </w:rPr>
-        <w:t>2</w:t>
-      </w:r>
-      <w:r>
-        <w:rPr>
-          <w:rFonts w:ascii="Times New Roman" w:hAnsi="Times New Roman" w:eastAsia="Times New Roman" w:cs="Times New Roman"/>
-        </w:rPr>
-        <w:t xml:space="preserve"> </w:t>
-      </w:r>
-      <w:r>
-        <w:rPr>
-          <w:rFonts w:hint="eastAsia" w:ascii="Times New Roman" w:hAnsi="Times New Roman" w:eastAsia="FangSong" w:cs="Times New Roman"/>
-        </w:rPr>
-        <w:t xml:space="preserve">的末端</w:t>
-      </w:r>
-      <w:r>
-        <w:rPr>
-          <w:rFonts w:ascii="Times New Roman" w:hAnsi="Times New Roman" w:eastAsia="Times New Roman" w:cs="Times New Roman"/>
-        </w:rPr>
-        <w:t xml:space="preserve"> CH</w:t>
-      </w:r>
-      <w:r>
-        <w:rPr>
-          <w:rFonts w:ascii="Times New Roman" w:hAnsi="Times New Roman" w:eastAsia="Times New Roman" w:cs="Times New Roman"/>
-          <w:vertAlign w:val="subscript"/>
-        </w:rPr>
-        <w:t>2</w:t>
-      </w:r>
-      <w:r>
-        <w:rPr>
-          <w:rFonts w:ascii="Times New Roman" w:hAnsi="Times New Roman" w:eastAsia="Times New Roman" w:cs="Times New Roman"/>
-        </w:rPr>
-        <w:t xml:space="preserve"> </w:t>
-      </w:r>
-      <w:r>
-        <w:rPr>
-          <w:rFonts w:hint="eastAsia" w:ascii="Times New Roman" w:hAnsi="Times New Roman" w:eastAsia="FangSong" w:cs="Times New Roman"/>
-        </w:rPr>
-        <w:t>上</w:t>
-      </w:r>
-      <w:r>
-        <w:rPr>
-          <w:rFonts w:hint="eastAsia" w:ascii="Times New Roman" w:hAnsi="Times New Roman" w:eastAsia="Times New Roman" w:cs="Times New Roman"/>
-        </w:rPr>
-        <w:t>，</w:t>
-      </w:r>
-      <w:r>
-        <w:rPr>
-          <w:rFonts w:hint="eastAsia" w:ascii="Times New Roman" w:hAnsi="Times New Roman" w:eastAsia="FangSong" w:cs="Times New Roman"/>
-        </w:rPr>
-        <w:t>生成</w:t>
-      </w:r>
-      <w:r>
-        <w:rPr>
-          <w:rFonts w:ascii="Times New Roman" w:hAnsi="Times New Roman" w:eastAsia="Times New Roman" w:cs="Times New Roman"/>
-        </w:rPr>
-        <w:t xml:space="preserve"> 3° </w:t>
-      </w:r>
-      <w:r>
-        <w:rPr>
-          <w:rFonts w:hint="eastAsia" w:ascii="Times New Roman" w:hAnsi="Times New Roman" w:eastAsia="FangSong" w:cs="Times New Roman"/>
-        </w:rPr>
-        <w:t xml:space="preserve">自由基</w:t>
-      </w:r>
-      <w:r>
-        <w:rPr>
-          <w:rFonts w:ascii="Times New Roman" w:hAnsi="Times New Roman" w:eastAsia="Times New Roman" w:cs="Times New Roman"/>
-        </w:rPr>
-        <w:t xml:space="preserve"> </w:t>
-      </w:r>
-      <w:r>
-        <w:rPr>
-          <w:rFonts w:hint="eastAsia" w:ascii="Times New Roman" w:hAnsi="Times New Roman" w:eastAsia="Times New Roman" w:cs="Times New Roman"/>
-        </w:rPr>
-        <w:t>（CH</w:t>
-      </w:r>
-      <w:r>
-        <w:rPr>
-          <w:rFonts w:hint="eastAsia" w:ascii="Times New Roman" w:hAnsi="Times New Roman" w:eastAsia="Times New Roman" w:cs="Times New Roman"/>
-          <w:vertAlign w:val="subscript"/>
-        </w:rPr>
-        <w:t>3</w:t>
-      </w:r>
-      <w:r>
-        <w:rPr>
-          <w:rFonts w:hint="eastAsia" w:ascii="Times New Roman" w:hAnsi="Times New Roman" w:eastAsia="Times New Roman" w:cs="Times New Roman"/>
-        </w:rPr>
-        <w:t>）</w:t>
-      </w:r>
-      <w:r>
-        <w:rPr>
-          <w:rFonts w:hint="eastAsia" w:ascii="Times New Roman" w:hAnsi="Times New Roman" w:eastAsia="Times New Roman" w:cs="Times New Roman"/>
-          <w:vertAlign w:val="subscript"/>
-        </w:rPr>
-        <w:t>2</w:t>
-      </w:r>
-      <w:r>
-        <w:rPr>
-          <w:rFonts w:hint="eastAsia" w:ascii="Times New Roman" w:hAnsi="Times New Roman" w:eastAsia="Times New Roman" w:cs="Times New Roman"/>
-        </w:rPr>
-        <w:t>Ċ–CH</w:t>
-      </w:r>
-      <w:r>
-        <w:rPr>
-          <w:rFonts w:hint="eastAsia" w:ascii="Times New Roman" w:hAnsi="Times New Roman" w:eastAsia="Times New Roman" w:cs="Times New Roman"/>
-          <w:vertAlign w:val="subscript"/>
-        </w:rPr>
-        <w:t>2</w:t>
-      </w:r>
-      <w:r>
-        <w:rPr>
-          <w:rFonts w:hint="eastAsia" w:ascii="Times New Roman" w:hAnsi="Times New Roman" w:eastAsia="Times New Roman" w:cs="Times New Roman"/>
-        </w:rPr>
-        <w:t>Br（3°</w:t>
-      </w:r>
-      <w:r>
-        <w:rPr>
-          <w:rFonts w:ascii="Times New Roman" w:hAnsi="Times New Roman" w:eastAsia="Times New Roman" w:cs="Times New Roman"/>
-        </w:rPr>
-        <w:t xml:space="preserve"> </w:t>
-      </w:r>
-      <w:r>
-        <w:rPr>
-          <w:rFonts w:hint="eastAsia" w:ascii="Times New Roman" w:hAnsi="Times New Roman" w:eastAsia="FangSong" w:cs="Times New Roman"/>
-        </w:rPr>
-        <w:t>自由基更稳定</w:t>
-      </w:r>
-      <w:r>
-        <w:rPr>
-          <w:rFonts w:hint="eastAsia" w:ascii="Times New Roman" w:hAnsi="Times New Roman" w:eastAsia="Times New Roman" w:cs="Times New Roman"/>
-        </w:rPr>
-        <w:t>，</w:t>
-      </w:r>
-      <w:r>
-        <w:rPr>
-          <w:rFonts w:hint="eastAsia" w:ascii="Times New Roman" w:hAnsi="Times New Roman" w:eastAsia="FangSong" w:cs="Times New Roman"/>
-        </w:rPr>
-        <w:t>故</w:t>
-      </w:r>
-      <w:r>
-        <w:rPr>
-          <w:rFonts w:ascii="Times New Roman" w:hAnsi="Times New Roman" w:eastAsia="Times New Roman" w:cs="Times New Roman"/>
-        </w:rPr>
-        <w:t xml:space="preserve"> Br </w:t>
-      </w:r>
-      <w:r>
-        <w:rPr>
-          <w:rFonts w:hint="eastAsia" w:ascii="Times New Roman" w:hAnsi="Times New Roman" w:eastAsia="FangSong" w:cs="Times New Roman"/>
-        </w:rPr>
-        <w:t>优先加到取代基少的一端</w:t>
-      </w:r>
-      <w:r>
-        <w:rPr>
-          <w:rFonts w:hint="eastAsia" w:ascii="Times New Roman" w:hAnsi="Times New Roman" w:eastAsia="Times New Roman" w:cs="Times New Roman"/>
-        </w:rPr>
-        <w:t>）。</w:t>
-      </w:r>
-    </w:p>
-    <w:p>
-      <w:pPr>
-        <w:pStyle w:val="Compact"/>
-        <w:numPr>
-          <w:ilvl w:val="0"/>
-          <w:numId w:val="1006"/>
         </w:numPr>
       </w:pPr>
       <w:r>
@@ -26481,20 +26829,86 @@
         <w:pStyle w:val="Compact"/>
         <w:numPr>
           <w:ilvl w:val="0"/>
+          <w:numId w:val="1006"/>
+        </w:numPr>
+      </w:pPr>
+      <w:r>
+        <w:rPr>
+          <w:rFonts w:hint="eastAsia" w:ascii="Times New Roman" w:hAnsi="Times New Roman" w:eastAsia="FangSong" w:cs="Times New Roman"/>
+        </w:rPr>
+        <w:t>有没有自由基触发信号</w:t>
+      </w:r>
+      <w:r>
+        <w:rPr>
+          <w:rFonts w:hint="eastAsia" w:ascii="Times New Roman" w:hAnsi="Times New Roman" w:eastAsia="Times New Roman" w:cs="Times New Roman"/>
+        </w:rPr>
+        <w:t>？(hv/ROOR/AIBN/NBS/SET)</w:t>
+      </w:r>
+    </w:p>
+    <w:p>
+      <w:pPr>
+        <w:pStyle w:val="Compact"/>
+        <w:numPr>
+          <w:ilvl w:val="0"/>
           <w:numId w:val="1007"/>
         </w:numPr>
       </w:pPr>
       <w:r>
         <w:rPr>
-          <w:rFonts w:hint="eastAsia" w:ascii="Times New Roman" w:hAnsi="Times New Roman" w:eastAsia="FangSong" w:cs="Times New Roman"/>
-        </w:rPr>
-        <w:t>有没有自由基触发信号</w:t>
-      </w:r>
-      <w:r>
-        <w:rPr>
-          <w:rFonts w:hint="eastAsia" w:ascii="Times New Roman" w:hAnsi="Times New Roman" w:eastAsia="Times New Roman" w:cs="Times New Roman"/>
-        </w:rPr>
-        <w:t>？(hv/ROOR/AIBN/NBS/SET)</w:t>
+          <w:rFonts w:ascii="Times New Roman" w:hAnsi="Times New Roman" w:eastAsia="Times New Roman" w:cs="Times New Roman"/>
+        </w:rPr>
+        <w:t xml:space="preserve">↓ </w:t>
+      </w:r>
+      <w:r>
+        <w:rPr>
+          <w:rFonts w:hint="eastAsia" w:ascii="Times New Roman" w:hAnsi="Times New Roman" w:eastAsia="FangSong" w:cs="Times New Roman"/>
+        </w:rPr>
+        <w:t xml:space="preserve">有</w:t>
+      </w:r>
+      <w:r>
+        <w:rPr>
+          <w:rFonts w:ascii="Times New Roman" w:hAnsi="Times New Roman" w:eastAsia="Times New Roman" w:cs="Times New Roman"/>
+        </w:rPr>
+        <w:t xml:space="preserve"> → </w:t>
+      </w:r>
+      <w:r>
+        <w:rPr>
+          <w:rFonts w:hint="eastAsia" w:ascii="Times New Roman" w:hAnsi="Times New Roman" w:eastAsia="FangSong" w:cs="Times New Roman"/>
+        </w:rPr>
+        <w:t xml:space="preserve">进入自由基赛道</w:t>
+      </w:r>
+    </w:p>
+    <w:p>
+      <w:pPr>
+        <w:pStyle w:val="Compact"/>
+        <w:numPr>
+          <w:ilvl w:val="0"/>
+          <w:numId w:val="1007"/>
+        </w:numPr>
+      </w:pPr>
+      <w:r>
+        <w:rPr>
+          <w:rFonts w:ascii="Times New Roman" w:hAnsi="Times New Roman" w:eastAsia="Times New Roman" w:cs="Times New Roman"/>
+        </w:rPr>
+        <w:t xml:space="preserve">↓ </w:t>
+      </w:r>
+      <w:r>
+        <w:rPr>
+          <w:rFonts w:hint="eastAsia" w:ascii="Times New Roman" w:hAnsi="Times New Roman" w:eastAsia="FangSong" w:cs="Times New Roman"/>
+        </w:rPr>
+        <w:t xml:space="preserve">没有</w:t>
+      </w:r>
+      <w:r>
+        <w:rPr>
+          <w:rFonts w:ascii="Times New Roman" w:hAnsi="Times New Roman" w:eastAsia="Times New Roman" w:cs="Times New Roman"/>
+        </w:rPr>
+        <w:t xml:space="preserve"> → </w:t>
+      </w:r>
+      <w:r>
+        <w:rPr>
+          <w:rFonts w:hint="eastAsia" w:ascii="Times New Roman" w:hAnsi="Times New Roman" w:eastAsia="FangSong" w:cs="Times New Roman"/>
+        </w:rPr>
+        <w:t xml:space="preserve">先别急着判自由基</w:t>
       </w:r>
     </w:p>
     <w:p>
@@ -26507,60 +26921,63 @@
       </w:pPr>
       <w:r>
         <w:rPr>
-          <w:rFonts w:ascii="Times New Roman" w:hAnsi="Times New Roman" w:eastAsia="Times New Roman" w:cs="Times New Roman"/>
-        </w:rPr>
-        <w:t xml:space="preserve">↓ </w:t>
-      </w:r>
-      <w:r>
-        <w:rPr>
-          <w:rFonts w:hint="eastAsia" w:ascii="Times New Roman" w:hAnsi="Times New Roman" w:eastAsia="FangSong" w:cs="Times New Roman"/>
-        </w:rPr>
-        <w:t xml:space="preserve">有</w:t>
-      </w:r>
-      <w:r>
-        <w:rPr>
-          <w:rFonts w:ascii="Times New Roman" w:hAnsi="Times New Roman" w:eastAsia="Times New Roman" w:cs="Times New Roman"/>
-        </w:rPr>
-        <w:t xml:space="preserve"> → </w:t>
-      </w:r>
-      <w:r>
-        <w:rPr>
-          <w:rFonts w:hint="eastAsia" w:ascii="Times New Roman" w:hAnsi="Times New Roman" w:eastAsia="FangSong" w:cs="Times New Roman"/>
-        </w:rPr>
-        <w:t xml:space="preserve">进入自由基赛道</w:t>
-      </w:r>
-    </w:p>
-    <w:p>
-      <w:pPr>
-        <w:pStyle w:val="Compact"/>
-        <w:numPr>
-          <w:ilvl w:val="0"/>
-          <w:numId w:val="1008"/>
-        </w:numPr>
-      </w:pPr>
-      <w:r>
-        <w:rPr>
-          <w:rFonts w:ascii="Times New Roman" w:hAnsi="Times New Roman" w:eastAsia="Times New Roman" w:cs="Times New Roman"/>
-        </w:rPr>
-        <w:t xml:space="preserve">↓ </w:t>
-      </w:r>
-      <w:r>
-        <w:rPr>
-          <w:rFonts w:hint="eastAsia" w:ascii="Times New Roman" w:hAnsi="Times New Roman" w:eastAsia="FangSong" w:cs="Times New Roman"/>
-        </w:rPr>
-        <w:t xml:space="preserve">没有</w:t>
-      </w:r>
-      <w:r>
-        <w:rPr>
-          <w:rFonts w:ascii="Times New Roman" w:hAnsi="Times New Roman" w:eastAsia="Times New Roman" w:cs="Times New Roman"/>
-        </w:rPr>
-        <w:t xml:space="preserve"> → </w:t>
-      </w:r>
-      <w:r>
-        <w:rPr>
-          <w:rFonts w:hint="eastAsia" w:ascii="Times New Roman" w:hAnsi="Times New Roman" w:eastAsia="FangSong" w:cs="Times New Roman"/>
-        </w:rPr>
-        <w:t xml:space="preserve">先别急着判自由基</w:t>
+          <w:rFonts w:hint="eastAsia" w:ascii="Times New Roman" w:hAnsi="Times New Roman" w:eastAsia="FangSong" w:cs="Times New Roman"/>
+        </w:rPr>
+        <w:t>链增长的关键步骤是什么</w:t>
+      </w:r>
+      <w:r>
+        <w:rPr>
+          <w:rFonts w:hint="eastAsia" w:ascii="Times New Roman" w:hAnsi="Times New Roman" w:eastAsia="Times New Roman" w:cs="Times New Roman"/>
+        </w:rPr>
+        <w:t>？（</w:t>
+      </w:r>
+      <w:r>
+        <w:rPr>
+          <w:rFonts w:hint="eastAsia" w:ascii="Times New Roman" w:hAnsi="Times New Roman" w:eastAsia="FangSong" w:cs="Times New Roman"/>
+        </w:rPr>
+        <w:t>抽氢</w:t>
+      </w:r>
+      <w:r>
+        <w:rPr>
+          <w:rFonts w:hint="eastAsia" w:ascii="Times New Roman" w:hAnsi="Times New Roman" w:eastAsia="Times New Roman" w:cs="Times New Roman"/>
+        </w:rPr>
+        <w:t>?</w:t>
+      </w:r>
+      <w:r>
+        <w:rPr>
+          <w:rFonts w:ascii="Times New Roman" w:hAnsi="Times New Roman" w:eastAsia="Times New Roman" w:cs="Times New Roman"/>
+        </w:rPr>
+        <w:t xml:space="preserve"> </w:t>
+      </w:r>
+      <w:r>
+        <w:rPr>
+          <w:rFonts w:hint="eastAsia" w:ascii="Times New Roman" w:hAnsi="Times New Roman" w:eastAsia="FangSong" w:cs="Times New Roman"/>
+        </w:rPr>
+        <w:t>加成</w:t>
+      </w:r>
+      <w:r>
+        <w:rPr>
+          <w:rFonts w:hint="eastAsia" w:ascii="Times New Roman" w:hAnsi="Times New Roman" w:eastAsia="Times New Roman" w:cs="Times New Roman"/>
+        </w:rPr>
+        <w:t>?</w:t>
+      </w:r>
+      <w:r>
+        <w:rPr>
+          <w:rFonts w:ascii="Times New Roman" w:hAnsi="Times New Roman" w:eastAsia="Times New Roman" w:cs="Times New Roman"/>
+        </w:rPr>
+        <w:t xml:space="preserve"> </w:t>
+      </w:r>
+      <w:r>
+        <w:rPr>
+          <w:rFonts w:hint="eastAsia" w:ascii="Times New Roman" w:hAnsi="Times New Roman" w:eastAsia="FangSong" w:cs="Times New Roman"/>
+        </w:rPr>
+        <w:t>环化</w:t>
+      </w:r>
+      <w:r>
+        <w:rPr>
+          <w:rFonts w:hint="eastAsia" w:ascii="Times New Roman" w:hAnsi="Times New Roman" w:eastAsia="Times New Roman" w:cs="Times New Roman"/>
+        </w:rPr>
+        <w:t>?）</w:t>
       </w:r>
     </w:p>
     <w:p>
@@ -26573,63 +26990,9 @@
       </w:pPr>
       <w:r>
         <w:rPr>
-          <w:rFonts w:hint="eastAsia" w:ascii="Times New Roman" w:hAnsi="Times New Roman" w:eastAsia="FangSong" w:cs="Times New Roman"/>
-        </w:rPr>
-        <w:t>链增长的关键步骤是什么</w:t>
-      </w:r>
-      <w:r>
-        <w:rPr>
-          <w:rFonts w:hint="eastAsia" w:ascii="Times New Roman" w:hAnsi="Times New Roman" w:eastAsia="Times New Roman" w:cs="Times New Roman"/>
-        </w:rPr>
-        <w:t>？（</w:t>
-      </w:r>
-      <w:r>
-        <w:rPr>
-          <w:rFonts w:hint="eastAsia" w:ascii="Times New Roman" w:hAnsi="Times New Roman" w:eastAsia="FangSong" w:cs="Times New Roman"/>
-        </w:rPr>
-        <w:t>抽氢</w:t>
-      </w:r>
-      <w:r>
-        <w:rPr>
-          <w:rFonts w:hint="eastAsia" w:ascii="Times New Roman" w:hAnsi="Times New Roman" w:eastAsia="Times New Roman" w:cs="Times New Roman"/>
-        </w:rPr>
-        <w:t>?</w:t>
-      </w:r>
-      <w:r>
-        <w:rPr>
-          <w:rFonts w:ascii="Times New Roman" w:hAnsi="Times New Roman" w:eastAsia="Times New Roman" w:cs="Times New Roman"/>
-        </w:rPr>
-        <w:t xml:space="preserve"> </w:t>
-      </w:r>
-      <w:r>
-        <w:rPr>
-          <w:rFonts w:hint="eastAsia" w:ascii="Times New Roman" w:hAnsi="Times New Roman" w:eastAsia="FangSong" w:cs="Times New Roman"/>
-        </w:rPr>
-        <w:t>加成</w:t>
-      </w:r>
-      <w:r>
-        <w:rPr>
-          <w:rFonts w:hint="eastAsia" w:ascii="Times New Roman" w:hAnsi="Times New Roman" w:eastAsia="Times New Roman" w:cs="Times New Roman"/>
-        </w:rPr>
-        <w:t>?</w:t>
-      </w:r>
-      <w:r>
-        <w:rPr>
-          <w:rFonts w:ascii="Times New Roman" w:hAnsi="Times New Roman" w:eastAsia="Times New Roman" w:cs="Times New Roman"/>
-        </w:rPr>
-        <w:t xml:space="preserve"> </w:t>
-      </w:r>
-      <w:r>
-        <w:rPr>
-          <w:rFonts w:hint="eastAsia" w:ascii="Times New Roman" w:hAnsi="Times New Roman" w:eastAsia="FangSong" w:cs="Times New Roman"/>
-        </w:rPr>
-        <w:t>环化</w:t>
-      </w:r>
-      <w:r>
-        <w:rPr>
-          <w:rFonts w:hint="eastAsia" w:ascii="Times New Roman" w:hAnsi="Times New Roman" w:eastAsia="Times New Roman" w:cs="Times New Roman"/>
-        </w:rPr>
-        <w:t>?）</w:t>
+          <w:rFonts w:ascii="Times New Roman" w:hAnsi="Times New Roman" w:eastAsia="Times New Roman" w:cs="Times New Roman"/>
+        </w:rPr>
+        <w:t xml:space="preserve">↓</w:t>
       </w:r>
     </w:p>
     <w:p>
@@ -26642,9 +27005,75 @@
       </w:pPr>
       <w:r>
         <w:rPr>
-          <w:rFonts w:ascii="Times New Roman" w:hAnsi="Times New Roman" w:eastAsia="Times New Roman" w:cs="Times New Roman"/>
-        </w:rPr>
-        <w:t xml:space="preserve">↓</w:t>
+          <w:rFonts w:hint="eastAsia" w:ascii="Times New Roman" w:hAnsi="Times New Roman" w:eastAsia="FangSong" w:cs="Times New Roman"/>
+        </w:rPr>
+        <w:t>哪个自由基</w:t>
+      </w:r>
+      <w:r>
+        <w:rPr>
+          <w:rFonts w:hint="eastAsia" w:ascii="Times New Roman" w:hAnsi="Times New Roman" w:eastAsia="Times New Roman" w:cs="Times New Roman"/>
+        </w:rPr>
+        <w:t>/</w:t>
+      </w:r>
+      <w:r>
+        <w:rPr>
+          <w:rFonts w:hint="eastAsia" w:ascii="Times New Roman" w:hAnsi="Times New Roman" w:eastAsia="FangSong" w:cs="Times New Roman"/>
+        </w:rPr>
+        <w:t>过渡态更稳定</w:t>
+      </w:r>
+      <w:r>
+        <w:rPr>
+          <w:rFonts w:hint="eastAsia" w:ascii="Times New Roman" w:hAnsi="Times New Roman" w:eastAsia="Times New Roman" w:cs="Times New Roman"/>
+        </w:rPr>
+        <w:t>？（</w:t>
+      </w:r>
+      <w:r>
+        <w:rPr>
+          <w:rFonts w:hint="eastAsia" w:ascii="Times New Roman" w:hAnsi="Times New Roman" w:eastAsia="FangSong" w:cs="Times New Roman"/>
+        </w:rPr>
+        <w:t>离域</w:t>
+      </w:r>
+      <w:r>
+        <w:rPr>
+          <w:rFonts w:hint="eastAsia" w:ascii="Times New Roman" w:hAnsi="Times New Roman" w:eastAsia="Times New Roman" w:cs="Times New Roman"/>
+        </w:rPr>
+        <w:t>?</w:t>
+      </w:r>
+      <w:r>
+        <w:rPr>
+          <w:rFonts w:ascii="Times New Roman" w:hAnsi="Times New Roman" w:eastAsia="Times New Roman" w:cs="Times New Roman"/>
+        </w:rPr>
+        <w:t xml:space="preserve"> </w:t>
+      </w:r>
+      <w:r>
+        <w:rPr>
+          <w:rFonts w:hint="eastAsia" w:ascii="Times New Roman" w:hAnsi="Times New Roman" w:eastAsia="FangSong" w:cs="Times New Roman"/>
+        </w:rPr>
+        <w:t>超共轭</w:t>
+      </w:r>
+      <w:r>
+        <w:rPr>
+          <w:rFonts w:hint="eastAsia" w:ascii="Times New Roman" w:hAnsi="Times New Roman" w:eastAsia="Times New Roman" w:cs="Times New Roman"/>
+        </w:rPr>
+        <w:t>?</w:t>
+      </w:r>
+      <w:r>
+        <w:rPr>
+          <w:rFonts w:ascii="Times New Roman" w:hAnsi="Times New Roman" w:eastAsia="Times New Roman" w:cs="Times New Roman"/>
+        </w:rPr>
+        <w:t xml:space="preserve"> </w:t>
+      </w:r>
+      <w:r>
+        <w:rPr>
+          <w:rFonts w:hint="eastAsia" w:ascii="Times New Roman" w:hAnsi="Times New Roman" w:eastAsia="FangSong" w:cs="Times New Roman"/>
+        </w:rPr>
+        <w:t>几何优势</w:t>
+      </w:r>
+      <w:r>
+        <w:rPr>
+          <w:rFonts w:hint="eastAsia" w:ascii="Times New Roman" w:hAnsi="Times New Roman" w:eastAsia="Times New Roman" w:cs="Times New Roman"/>
+        </w:rPr>
+        <w:t>?）</w:t>
       </w:r>
     </w:p>
     <w:p>
@@ -26657,75 +27086,9 @@
       </w:pPr>
       <w:r>
         <w:rPr>
-          <w:rFonts w:hint="eastAsia" w:ascii="Times New Roman" w:hAnsi="Times New Roman" w:eastAsia="FangSong" w:cs="Times New Roman"/>
-        </w:rPr>
-        <w:t>哪个自由基</w:t>
-      </w:r>
-      <w:r>
-        <w:rPr>
-          <w:rFonts w:hint="eastAsia" w:ascii="Times New Roman" w:hAnsi="Times New Roman" w:eastAsia="Times New Roman" w:cs="Times New Roman"/>
-        </w:rPr>
-        <w:t>/</w:t>
-      </w:r>
-      <w:r>
-        <w:rPr>
-          <w:rFonts w:hint="eastAsia" w:ascii="Times New Roman" w:hAnsi="Times New Roman" w:eastAsia="FangSong" w:cs="Times New Roman"/>
-        </w:rPr>
-        <w:t>过渡态更稳定</w:t>
-      </w:r>
-      <w:r>
-        <w:rPr>
-          <w:rFonts w:hint="eastAsia" w:ascii="Times New Roman" w:hAnsi="Times New Roman" w:eastAsia="Times New Roman" w:cs="Times New Roman"/>
-        </w:rPr>
-        <w:t>？（</w:t>
-      </w:r>
-      <w:r>
-        <w:rPr>
-          <w:rFonts w:hint="eastAsia" w:ascii="Times New Roman" w:hAnsi="Times New Roman" w:eastAsia="FangSong" w:cs="Times New Roman"/>
-        </w:rPr>
-        <w:t>离域</w:t>
-      </w:r>
-      <w:r>
-        <w:rPr>
-          <w:rFonts w:hint="eastAsia" w:ascii="Times New Roman" w:hAnsi="Times New Roman" w:eastAsia="Times New Roman" w:cs="Times New Roman"/>
-        </w:rPr>
-        <w:t>?</w:t>
-      </w:r>
-      <w:r>
-        <w:rPr>
-          <w:rFonts w:ascii="Times New Roman" w:hAnsi="Times New Roman" w:eastAsia="Times New Roman" w:cs="Times New Roman"/>
-        </w:rPr>
-        <w:t xml:space="preserve"> </w:t>
-      </w:r>
-      <w:r>
-        <w:rPr>
-          <w:rFonts w:hint="eastAsia" w:ascii="Times New Roman" w:hAnsi="Times New Roman" w:eastAsia="FangSong" w:cs="Times New Roman"/>
-        </w:rPr>
-        <w:t>超共轭</w:t>
-      </w:r>
-      <w:r>
-        <w:rPr>
-          <w:rFonts w:hint="eastAsia" w:ascii="Times New Roman" w:hAnsi="Times New Roman" w:eastAsia="Times New Roman" w:cs="Times New Roman"/>
-        </w:rPr>
-        <w:t>?</w:t>
-      </w:r>
-      <w:r>
-        <w:rPr>
-          <w:rFonts w:ascii="Times New Roman" w:hAnsi="Times New Roman" w:eastAsia="Times New Roman" w:cs="Times New Roman"/>
-        </w:rPr>
-        <w:t xml:space="preserve"> </w:t>
-      </w:r>
-      <w:r>
-        <w:rPr>
-          <w:rFonts w:hint="eastAsia" w:ascii="Times New Roman" w:hAnsi="Times New Roman" w:eastAsia="FangSong" w:cs="Times New Roman"/>
-        </w:rPr>
-        <w:t>几何优势</w:t>
-      </w:r>
-      <w:r>
-        <w:rPr>
-          <w:rFonts w:hint="eastAsia" w:ascii="Times New Roman" w:hAnsi="Times New Roman" w:eastAsia="Times New Roman" w:cs="Times New Roman"/>
-        </w:rPr>
-        <w:t>?）</w:t>
+          <w:rFonts w:ascii="Times New Roman" w:hAnsi="Times New Roman" w:eastAsia="Times New Roman" w:cs="Times New Roman"/>
+        </w:rPr>
+        <w:t xml:space="preserve">↓</w:t>
       </w:r>
     </w:p>
     <w:p>
@@ -26738,9 +27101,101 @@
       </w:pPr>
       <w:r>
         <w:rPr>
-          <w:rFonts w:ascii="Times New Roman" w:hAnsi="Times New Roman" w:eastAsia="Times New Roman" w:cs="Times New Roman"/>
-        </w:rPr>
-        <w:t xml:space="preserve">↓</w:t>
+          <w:rFonts w:hint="eastAsia" w:ascii="Times New Roman" w:hAnsi="Times New Roman" w:eastAsia="FangSong" w:cs="Times New Roman"/>
+        </w:rPr>
+        <w:t>题目要你回答什么</w:t>
+      </w:r>
+      <w:r>
+        <w:rPr>
+          <w:rFonts w:hint="eastAsia" w:ascii="Times New Roman" w:hAnsi="Times New Roman" w:eastAsia="Times New Roman" w:cs="Times New Roman"/>
+        </w:rPr>
+        <w:t>？（</w:t>
+      </w:r>
+      <w:r>
+        <w:rPr>
+          <w:rFonts w:hint="eastAsia" w:ascii="Times New Roman" w:hAnsi="Times New Roman" w:eastAsia="FangSong" w:cs="Times New Roman"/>
+        </w:rPr>
+        <w:t>主产物</w:t>
+      </w:r>
+      <w:r>
+        <w:rPr>
+          <w:rFonts w:hint="eastAsia" w:ascii="Times New Roman" w:hAnsi="Times New Roman" w:eastAsia="Times New Roman" w:cs="Times New Roman"/>
+        </w:rPr>
+        <w:t>?</w:t>
+      </w:r>
+      <w:r>
+        <w:rPr>
+          <w:rFonts w:ascii="Times New Roman" w:hAnsi="Times New Roman" w:eastAsia="Times New Roman" w:cs="Times New Roman"/>
+        </w:rPr>
+        <w:t xml:space="preserve"> </w:t>
+      </w:r>
+      <w:r>
+        <w:rPr>
+          <w:rFonts w:hint="eastAsia" w:ascii="Times New Roman" w:hAnsi="Times New Roman" w:eastAsia="FangSong" w:cs="Times New Roman"/>
+        </w:rPr>
+        <w:t>位点</w:t>
+      </w:r>
+      <w:r>
+        <w:rPr>
+          <w:rFonts w:hint="eastAsia" w:ascii="Times New Roman" w:hAnsi="Times New Roman" w:eastAsia="Times New Roman" w:cs="Times New Roman"/>
+        </w:rPr>
+        <w:t>?</w:t>
+      </w:r>
+      <w:r>
+        <w:rPr>
+          <w:rFonts w:ascii="Times New Roman" w:hAnsi="Times New Roman" w:eastAsia="Times New Roman" w:cs="Times New Roman"/>
+        </w:rPr>
+        <w:t xml:space="preserve"> </w:t>
+      </w:r>
+      <w:r>
+        <w:rPr>
+          <w:rFonts w:hint="eastAsia" w:ascii="Times New Roman" w:hAnsi="Times New Roman" w:eastAsia="FangSong" w:cs="Times New Roman"/>
+        </w:rPr>
+        <w:t>区域</w:t>
+      </w:r>
+      <w:r>
+        <w:rPr>
+          <w:rFonts w:hint="eastAsia" w:ascii="Times New Roman" w:hAnsi="Times New Roman" w:eastAsia="Times New Roman" w:cs="Times New Roman"/>
+        </w:rPr>
+        <w:t>?</w:t>
+      </w:r>
+      <w:r>
+        <w:rPr>
+          <w:rFonts w:ascii="Times New Roman" w:hAnsi="Times New Roman" w:eastAsia="Times New Roman" w:cs="Times New Roman"/>
+        </w:rPr>
+        <w:t xml:space="preserve"> </w:t>
+      </w:r>
+      <w:r>
+        <w:rPr>
+          <w:rFonts w:hint="eastAsia" w:ascii="Times New Roman" w:hAnsi="Times New Roman" w:eastAsia="FangSong" w:cs="Times New Roman"/>
+        </w:rPr>
+        <w:t>还是完整机理</w:t>
+      </w:r>
+      <w:r>
+        <w:rPr>
+          <w:rFonts w:hint="eastAsia" w:ascii="Times New Roman" w:hAnsi="Times New Roman" w:eastAsia="Times New Roman" w:cs="Times New Roman"/>
+        </w:rPr>
+        <w:t>?）</w:t>
+      </w:r>
+    </w:p>
+    <w:bookmarkEnd w:id="54"/>
+    <w:bookmarkStart w:id="55" w:name="卤代选择性决策树"/>
+    <w:p>
+      <w:pPr>
+        <w:pStyle w:val="Heading3"/>
+        <w:spacing w:before="280" w:after="120"/>
+      </w:pPr>
+      <w:r>
+        <w:rPr>
+          <w:rFonts w:ascii="Times New Roman" w:hAnsi="Times New Roman" w:eastAsia="Times New Roman" w:cs="Times New Roman"/>
+        </w:rPr>
+        <w:t xml:space="preserve">10.2 </w:t>
+      </w:r>
+      <w:r>
+        <w:rPr>
+          <w:rFonts w:hint="eastAsia" w:ascii="Times New Roman" w:hAnsi="Times New Roman" w:eastAsia="SimHei" w:cs="Times New Roman"/>
+        </w:rPr>
+        <w:t xml:space="preserve">卤代选择性决策树</w:t>
       </w:r>
     </w:p>
     <w:p>
@@ -26755,99 +27210,25 @@
         <w:rPr>
           <w:rFonts w:hint="eastAsia" w:ascii="Times New Roman" w:hAnsi="Times New Roman" w:eastAsia="FangSong" w:cs="Times New Roman"/>
         </w:rPr>
-        <w:t>题目要你回答什么</w:t>
-      </w:r>
-      <w:r>
-        <w:rPr>
-          <w:rFonts w:hint="eastAsia" w:ascii="Times New Roman" w:hAnsi="Times New Roman" w:eastAsia="Times New Roman" w:cs="Times New Roman"/>
-        </w:rPr>
-        <w:t>？（</w:t>
-      </w:r>
-      <w:r>
-        <w:rPr>
-          <w:rFonts w:hint="eastAsia" w:ascii="Times New Roman" w:hAnsi="Times New Roman" w:eastAsia="FangSong" w:cs="Times New Roman"/>
-        </w:rPr>
-        <w:t>主产物</w:t>
-      </w:r>
-      <w:r>
-        <w:rPr>
-          <w:rFonts w:hint="eastAsia" w:ascii="Times New Roman" w:hAnsi="Times New Roman" w:eastAsia="Times New Roman" w:cs="Times New Roman"/>
-        </w:rPr>
-        <w:t>?</w:t>
-      </w:r>
-      <w:r>
-        <w:rPr>
-          <w:rFonts w:ascii="Times New Roman" w:hAnsi="Times New Roman" w:eastAsia="Times New Roman" w:cs="Times New Roman"/>
-        </w:rPr>
-        <w:t xml:space="preserve"> </w:t>
-      </w:r>
-      <w:r>
-        <w:rPr>
-          <w:rFonts w:hint="eastAsia" w:ascii="Times New Roman" w:hAnsi="Times New Roman" w:eastAsia="FangSong" w:cs="Times New Roman"/>
-        </w:rPr>
-        <w:t>位点</w:t>
-      </w:r>
-      <w:r>
-        <w:rPr>
-          <w:rFonts w:hint="eastAsia" w:ascii="Times New Roman" w:hAnsi="Times New Roman" w:eastAsia="Times New Roman" w:cs="Times New Roman"/>
-        </w:rPr>
-        <w:t>?</w:t>
-      </w:r>
-      <w:r>
-        <w:rPr>
-          <w:rFonts w:ascii="Times New Roman" w:hAnsi="Times New Roman" w:eastAsia="Times New Roman" w:cs="Times New Roman"/>
-        </w:rPr>
-        <w:t xml:space="preserve"> </w:t>
-      </w:r>
-      <w:r>
-        <w:rPr>
-          <w:rFonts w:hint="eastAsia" w:ascii="Times New Roman" w:hAnsi="Times New Roman" w:eastAsia="FangSong" w:cs="Times New Roman"/>
-        </w:rPr>
-        <w:t>区域</w:t>
-      </w:r>
-      <w:r>
-        <w:rPr>
-          <w:rFonts w:hint="eastAsia" w:ascii="Times New Roman" w:hAnsi="Times New Roman" w:eastAsia="Times New Roman" w:cs="Times New Roman"/>
-        </w:rPr>
-        <w:t>?</w:t>
-      </w:r>
-      <w:r>
-        <w:rPr>
-          <w:rFonts w:ascii="Times New Roman" w:hAnsi="Times New Roman" w:eastAsia="Times New Roman" w:cs="Times New Roman"/>
-        </w:rPr>
-        <w:t xml:space="preserve"> </w:t>
-      </w:r>
-      <w:r>
-        <w:rPr>
-          <w:rFonts w:hint="eastAsia" w:ascii="Times New Roman" w:hAnsi="Times New Roman" w:eastAsia="FangSong" w:cs="Times New Roman"/>
-        </w:rPr>
-        <w:t>还是完整机理</w:t>
-      </w:r>
-      <w:r>
-        <w:rPr>
-          <w:rFonts w:hint="eastAsia" w:ascii="Times New Roman" w:hAnsi="Times New Roman" w:eastAsia="Times New Roman" w:cs="Times New Roman"/>
-        </w:rPr>
-        <w:t>?）</w:t>
-      </w:r>
-    </w:p>
-    <w:bookmarkEnd w:id="54"/>
-    <w:bookmarkStart w:id="55" w:name="卤代选择性决策树"/>
-    <w:p>
-      <w:pPr>
-        <w:pStyle w:val="Heading3"/>
-        <w:spacing w:before="280" w:after="120"/>
-      </w:pPr>
-      <w:r>
-        <w:rPr>
-          <w:rFonts w:ascii="Times New Roman" w:hAnsi="Times New Roman" w:eastAsia="Times New Roman" w:cs="Times New Roman"/>
-        </w:rPr>
-        <w:t xml:space="preserve">10.2 </w:t>
-      </w:r>
-      <w:r>
-        <w:rPr>
-          <w:rFonts w:hint="eastAsia" w:ascii="Times New Roman" w:hAnsi="Times New Roman" w:eastAsia="SimHei" w:cs="Times New Roman"/>
-        </w:rPr>
-        <w:t xml:space="preserve">卤代选择性决策树</w:t>
+        <w:t>判断卤代产物时</w:t>
+      </w:r>
+      <w:r>
+        <w:rPr>
+          <w:rFonts w:hint="eastAsia" w:ascii="Times New Roman" w:hAnsi="Times New Roman" w:eastAsia="Times New Roman" w:cs="Times New Roman"/>
+        </w:rPr>
+        <w:t>，</w:t>
+      </w:r>
+      <w:r>
+        <w:rPr>
+          <w:rFonts w:hint="eastAsia" w:ascii="Times New Roman" w:hAnsi="Times New Roman" w:eastAsia="FangSong" w:cs="Times New Roman"/>
+        </w:rPr>
+        <w:t>按以下顺序</w:t>
+      </w:r>
+      <w:r>
+        <w:rPr>
+          <w:rFonts w:hint="eastAsia" w:ascii="Times New Roman" w:hAnsi="Times New Roman" w:eastAsia="Times New Roman" w:cs="Times New Roman"/>
+        </w:rPr>
+        <w:t>：</w:t>
       </w:r>
     </w:p>
     <w:p>
@@ -26855,6 +27236,51 @@
         <w:pStyle w:val="Compact"/>
         <w:numPr>
           <w:ilvl w:val="0"/>
+          <w:numId w:val="1013"/>
+        </w:numPr>
+      </w:pPr>
+      <w:r>
+        <w:rPr>
+          <w:rFonts w:ascii="Times New Roman" w:hAnsi="Times New Roman" w:eastAsia="Times New Roman" w:cs="Times New Roman"/>
+        </w:rPr>
+        <w:t xml:space="preserve">① </w:t>
+      </w:r>
+      <w:r>
+        <w:rPr>
+          <w:rFonts w:hint="eastAsia" w:ascii="Times New Roman" w:hAnsi="Times New Roman" w:eastAsia="FangSong" w:cs="Times New Roman"/>
+        </w:rPr>
+        <w:t>底物中是否有烯丙位</w:t>
+      </w:r>
+      <w:r>
+        <w:rPr>
+          <w:rFonts w:hint="eastAsia" w:ascii="Times New Roman" w:hAnsi="Times New Roman" w:eastAsia="Times New Roman" w:cs="Times New Roman"/>
+        </w:rPr>
+        <w:t>/</w:t>
+      </w:r>
+      <w:r>
+        <w:rPr>
+          <w:rFonts w:hint="eastAsia" w:ascii="Times New Roman" w:hAnsi="Times New Roman" w:eastAsia="FangSong" w:cs="Times New Roman"/>
+        </w:rPr>
+        <w:t>苄位</w:t>
+      </w:r>
+      <w:r>
+        <w:rPr>
+          <w:rFonts w:ascii="Times New Roman" w:hAnsi="Times New Roman" w:eastAsia="Times New Roman" w:cs="Times New Roman"/>
+        </w:rPr>
+        <w:t xml:space="preserve"> </w:t>
+      </w:r>
+      <w:r>
+        <w:rPr>
+          <w:rFonts w:hint="eastAsia" w:ascii="Times New Roman" w:hAnsi="Times New Roman" w:eastAsia="Times New Roman" w:cs="Times New Roman"/>
+        </w:rPr>
+        <w:t xml:space="preserve">H？</w:t>
+      </w:r>
+    </w:p>
+    <w:p>
+      <w:pPr>
+        <w:pStyle w:val="Compact"/>
+        <w:numPr>
+          <w:ilvl w:val="1"/>
           <w:numId w:val="1014"/>
         </w:numPr>
       </w:pPr>
@@ -26862,25 +27288,82 @@
         <w:rPr>
           <w:rFonts w:hint="eastAsia" w:ascii="Times New Roman" w:hAnsi="Times New Roman" w:eastAsia="FangSong" w:cs="Times New Roman"/>
         </w:rPr>
-        <w:t>判断卤代产物时</w:t>
-      </w:r>
-      <w:r>
-        <w:rPr>
-          <w:rFonts w:hint="eastAsia" w:ascii="Times New Roman" w:hAnsi="Times New Roman" w:eastAsia="Times New Roman" w:cs="Times New Roman"/>
-        </w:rPr>
-        <w:t>，</w:t>
-      </w:r>
-      <w:r>
-        <w:rPr>
-          <w:rFonts w:hint="eastAsia" w:ascii="Times New Roman" w:hAnsi="Times New Roman" w:eastAsia="FangSong" w:cs="Times New Roman"/>
-        </w:rPr>
-        <w:t>按以下顺序</w:t>
-      </w:r>
-      <w:r>
-        <w:rPr>
-          <w:rFonts w:hint="eastAsia" w:ascii="Times New Roman" w:hAnsi="Times New Roman" w:eastAsia="Times New Roman" w:cs="Times New Roman"/>
-        </w:rPr>
-        <w:t>：</w:t>
+        <w:t xml:space="preserve">有</w:t>
+      </w:r>
+      <w:r>
+        <w:rPr>
+          <w:rFonts w:ascii="Times New Roman" w:hAnsi="Times New Roman" w:eastAsia="Times New Roman" w:cs="Times New Roman"/>
+        </w:rPr>
+        <w:t xml:space="preserve"> → </w:t>
+      </w:r>
+      <w:r>
+        <w:rPr>
+          <w:rFonts w:hint="eastAsia" w:ascii="Times New Roman" w:hAnsi="Times New Roman" w:eastAsia="FangSong" w:cs="Times New Roman"/>
+        </w:rPr>
+        <w:t>优先考虑烯丙位</w:t>
+      </w:r>
+      <w:r>
+        <w:rPr>
+          <w:rFonts w:hint="eastAsia" w:ascii="Times New Roman" w:hAnsi="Times New Roman" w:eastAsia="Times New Roman" w:cs="Times New Roman"/>
+        </w:rPr>
+        <w:t>/</w:t>
+      </w:r>
+      <w:r>
+        <w:rPr>
+          <w:rFonts w:hint="eastAsia" w:ascii="Times New Roman" w:hAnsi="Times New Roman" w:eastAsia="FangSong" w:cs="Times New Roman"/>
+        </w:rPr>
+        <w:t>苄位取代</w:t>
+      </w:r>
+      <w:r>
+        <w:rPr>
+          <w:rFonts w:hint="eastAsia" w:ascii="Times New Roman" w:hAnsi="Times New Roman" w:eastAsia="Times New Roman" w:cs="Times New Roman"/>
+        </w:rPr>
+        <w:t>（BDE</w:t>
+      </w:r>
+      <w:r>
+        <w:rPr>
+          <w:rFonts w:ascii="Times New Roman" w:hAnsi="Times New Roman" w:eastAsia="Times New Roman" w:cs="Times New Roman"/>
+        </w:rPr>
+        <w:t xml:space="preserve"> </w:t>
+      </w:r>
+      <w:r>
+        <w:rPr>
+          <w:rFonts w:hint="eastAsia" w:ascii="Times New Roman" w:hAnsi="Times New Roman" w:eastAsia="FangSong" w:cs="Times New Roman"/>
+        </w:rPr>
+        <w:t>最低</w:t>
+      </w:r>
+      <w:r>
+        <w:rPr>
+          <w:rFonts w:hint="eastAsia" w:ascii="Times New Roman" w:hAnsi="Times New Roman" w:eastAsia="Times New Roman" w:cs="Times New Roman"/>
+        </w:rPr>
+        <w:t>）</w:t>
+      </w:r>
+    </w:p>
+    <w:p>
+      <w:pPr>
+        <w:pStyle w:val="Compact"/>
+        <w:numPr>
+          <w:ilvl w:val="1"/>
+          <w:numId w:val="1014"/>
+        </w:numPr>
+      </w:pPr>
+      <w:r>
+        <w:rPr>
+          <w:rFonts w:hint="eastAsia" w:ascii="Times New Roman" w:hAnsi="Times New Roman" w:eastAsia="FangSong" w:cs="Times New Roman"/>
+        </w:rPr>
+        <w:t xml:space="preserve">无</w:t>
+      </w:r>
+      <w:r>
+        <w:rPr>
+          <w:rFonts w:ascii="Times New Roman" w:hAnsi="Times New Roman" w:eastAsia="Times New Roman" w:cs="Times New Roman"/>
+        </w:rPr>
+        <w:t xml:space="preserve"> → </w:t>
+      </w:r>
+      <w:r>
+        <w:rPr>
+          <w:rFonts w:hint="eastAsia" w:ascii="Times New Roman" w:hAnsi="Times New Roman" w:eastAsia="FangSong" w:cs="Times New Roman"/>
+        </w:rPr>
+        <w:t xml:space="preserve">进入下一步</w:t>
       </w:r>
     </w:p>
     <w:p>
@@ -26888,32 +27371,20 @@
         <w:pStyle w:val="Compact"/>
         <w:numPr>
           <w:ilvl w:val="0"/>
-          <w:numId w:val="1014"/>
+          <w:numId w:val="1013"/>
         </w:numPr>
       </w:pPr>
       <w:r>
         <w:rPr>
           <w:rFonts w:ascii="Times New Roman" w:hAnsi="Times New Roman" w:eastAsia="Times New Roman" w:cs="Times New Roman"/>
         </w:rPr>
-        <w:t xml:space="preserve">① </w:t>
-      </w:r>
-      <w:r>
-        <w:rPr>
-          <w:rFonts w:hint="eastAsia" w:ascii="Times New Roman" w:hAnsi="Times New Roman" w:eastAsia="FangSong" w:cs="Times New Roman"/>
-        </w:rPr>
-        <w:t>底物中是否有烯丙位</w:t>
-      </w:r>
-      <w:r>
-        <w:rPr>
-          <w:rFonts w:hint="eastAsia" w:ascii="Times New Roman" w:hAnsi="Times New Roman" w:eastAsia="Times New Roman" w:cs="Times New Roman"/>
-        </w:rPr>
-        <w:t>/</w:t>
-      </w:r>
-      <w:r>
-        <w:rPr>
-          <w:rFonts w:hint="eastAsia" w:ascii="Times New Roman" w:hAnsi="Times New Roman" w:eastAsia="FangSong" w:cs="Times New Roman"/>
-        </w:rPr>
-        <w:t>苄位</w:t>
+        <w:t xml:space="preserve">② </w:t>
+      </w:r>
+      <w:r>
+        <w:rPr>
+          <w:rFonts w:hint="eastAsia" w:ascii="Times New Roman" w:hAnsi="Times New Roman" w:eastAsia="FangSong" w:cs="Times New Roman"/>
+        </w:rPr>
+        <w:t xml:space="preserve">是否存在三级</w:t>
       </w:r>
       <w:r>
         <w:rPr>
@@ -26940,7 +27411,7 @@
         <w:rPr>
           <w:rFonts w:hint="eastAsia" w:ascii="Times New Roman" w:hAnsi="Times New Roman" w:eastAsia="FangSong" w:cs="Times New Roman"/>
         </w:rPr>
-        <w:t xml:space="preserve">有</w:t>
+        <w:t xml:space="preserve">是</w:t>
       </w:r>
       <w:r>
         <w:rPr>
@@ -26952,43 +27423,117 @@
         <w:rPr>
           <w:rFonts w:hint="eastAsia" w:ascii="Times New Roman" w:hAnsi="Times New Roman" w:eastAsia="FangSong" w:cs="Times New Roman"/>
         </w:rPr>
-        <w:t>优先考虑烯丙位</w:t>
-      </w:r>
-      <w:r>
-        <w:rPr>
-          <w:rFonts w:hint="eastAsia" w:ascii="Times New Roman" w:hAnsi="Times New Roman" w:eastAsia="Times New Roman" w:cs="Times New Roman"/>
-        </w:rPr>
-        <w:t>/</w:t>
-      </w:r>
-      <w:r>
-        <w:rPr>
-          <w:rFonts w:hint="eastAsia" w:ascii="Times New Roman" w:hAnsi="Times New Roman" w:eastAsia="FangSong" w:cs="Times New Roman"/>
-        </w:rPr>
-        <w:t>苄位取代</w:t>
-      </w:r>
-      <w:r>
-        <w:rPr>
-          <w:rFonts w:hint="eastAsia" w:ascii="Times New Roman" w:hAnsi="Times New Roman" w:eastAsia="Times New Roman" w:cs="Times New Roman"/>
-        </w:rPr>
-        <w:t>（BDE</w:t>
-      </w:r>
-      <w:r>
-        <w:rPr>
-          <w:rFonts w:ascii="Times New Roman" w:hAnsi="Times New Roman" w:eastAsia="Times New Roman" w:cs="Times New Roman"/>
-        </w:rPr>
-        <w:t xml:space="preserve"> </w:t>
-      </w:r>
-      <w:r>
-        <w:rPr>
-          <w:rFonts w:hint="eastAsia" w:ascii="Times New Roman" w:hAnsi="Times New Roman" w:eastAsia="FangSong" w:cs="Times New Roman"/>
-        </w:rPr>
-        <w:t>最低</w:t>
-      </w:r>
-      <w:r>
-        <w:rPr>
-          <w:rFonts w:hint="eastAsia" w:ascii="Times New Roman" w:hAnsi="Times New Roman" w:eastAsia="Times New Roman" w:cs="Times New Roman"/>
-        </w:rPr>
-        <w:t>）</w:t>
+        <w:t xml:space="preserve">判断卤素种类</w:t>
+      </w:r>
+    </w:p>
+    <w:p>
+      <w:pPr>
+        <w:pStyle w:val="Compact"/>
+        <w:numPr>
+          <w:ilvl w:val="2"/>
+          <w:numId w:val="1016"/>
+        </w:numPr>
+      </w:pPr>
+      <w:r>
+        <w:rPr>
+          <w:rFonts w:ascii="Times New Roman" w:hAnsi="Times New Roman" w:eastAsia="Times New Roman" w:cs="Times New Roman"/>
+        </w:rPr>
+        <w:t>Br</w:t>
+      </w:r>
+      <w:r>
+        <w:rPr>
+          <w:rFonts w:ascii="Times New Roman" w:hAnsi="Times New Roman" w:eastAsia="Times New Roman" w:cs="Times New Roman"/>
+          <w:vertAlign w:val="subscript"/>
+        </w:rPr>
+        <w:t>2</w:t>
+      </w:r>
+      <w:r>
+        <w:rPr>
+          <w:rFonts w:ascii="Times New Roman" w:hAnsi="Times New Roman" w:eastAsia="Times New Roman" w:cs="Times New Roman"/>
+        </w:rPr>
+        <w:t xml:space="preserve"> → </w:t>
+      </w:r>
+      <w:r>
+        <w:rPr>
+          <w:rFonts w:hint="eastAsia" w:ascii="Times New Roman" w:hAnsi="Times New Roman" w:eastAsia="FangSong" w:cs="Times New Roman"/>
+        </w:rPr>
+        <w:t>几乎专一在三级位</w:t>
+      </w:r>
+      <w:r>
+        <w:rPr>
+          <w:rFonts w:hint="eastAsia" w:ascii="Times New Roman" w:hAnsi="Times New Roman" w:eastAsia="Times New Roman" w:cs="Times New Roman"/>
+        </w:rPr>
+        <w:t>（</w:t>
+      </w:r>
+      <w:r>
+        <w:rPr>
+          <w:rFonts w:hint="eastAsia" w:ascii="Times New Roman" w:hAnsi="Times New Roman" w:eastAsia="FangSong" w:cs="Times New Roman"/>
+        </w:rPr>
+        <w:t>选择性</w:t>
+      </w:r>
+      <w:r>
+        <w:rPr>
+          <w:rFonts w:ascii="Times New Roman" w:hAnsi="Times New Roman" w:eastAsia="Times New Roman" w:cs="Times New Roman"/>
+        </w:rPr>
+        <w:t xml:space="preserve"> &gt; </w:t>
+      </w:r>
+      <w:r>
+        <w:rPr>
+          <w:rFonts w:hint="eastAsia" w:ascii="Times New Roman" w:hAnsi="Times New Roman" w:eastAsia="Times New Roman" w:cs="Times New Roman"/>
+        </w:rPr>
+        <w:t xml:space="preserve">1600:1）</w:t>
+      </w:r>
+    </w:p>
+    <w:p>
+      <w:pPr>
+        <w:pStyle w:val="Compact"/>
+        <w:numPr>
+          <w:ilvl w:val="2"/>
+          <w:numId w:val="1016"/>
+        </w:numPr>
+      </w:pPr>
+      <w:r>
+        <w:rPr>
+          <w:rFonts w:ascii="Times New Roman" w:hAnsi="Times New Roman" w:eastAsia="Times New Roman" w:cs="Times New Roman"/>
+        </w:rPr>
+        <w:t>Cl</w:t>
+      </w:r>
+      <w:r>
+        <w:rPr>
+          <w:rFonts w:ascii="Times New Roman" w:hAnsi="Times New Roman" w:eastAsia="Times New Roman" w:cs="Times New Roman"/>
+          <w:vertAlign w:val="subscript"/>
+        </w:rPr>
+        <w:t>2</w:t>
+      </w:r>
+      <w:r>
+        <w:rPr>
+          <w:rFonts w:ascii="Times New Roman" w:hAnsi="Times New Roman" w:eastAsia="Times New Roman" w:cs="Times New Roman"/>
+        </w:rPr>
+        <w:t xml:space="preserve"> → </w:t>
+      </w:r>
+      <w:r>
+        <w:rPr>
+          <w:rFonts w:hint="eastAsia" w:ascii="Times New Roman" w:hAnsi="Times New Roman" w:eastAsia="FangSong" w:cs="Times New Roman"/>
+        </w:rPr>
+        <w:t>按比例计算</w:t>
+      </w:r>
+      <w:r>
+        <w:rPr>
+          <w:rFonts w:hint="eastAsia" w:ascii="Times New Roman" w:hAnsi="Times New Roman" w:eastAsia="Times New Roman" w:cs="Times New Roman"/>
+        </w:rPr>
+        <w:t>（3°:2°:1°</w:t>
+      </w:r>
+      <w:r>
+        <w:rPr>
+          <w:rFonts w:ascii="Times New Roman" w:hAnsi="Times New Roman" w:eastAsia="Times New Roman" w:cs="Times New Roman"/>
+        </w:rPr>
+        <w:t xml:space="preserve"> ≈ </w:t>
+      </w:r>
+      <w:r>
+        <w:rPr>
+          <w:rFonts w:hint="eastAsia" w:ascii="Times New Roman" w:hAnsi="Times New Roman" w:eastAsia="Times New Roman" w:cs="Times New Roman"/>
+        </w:rPr>
+        <w:t xml:space="preserve">5:4:1）</w:t>
       </w:r>
     </w:p>
     <w:p>
@@ -26997,203 +27542,6 @@
         <w:numPr>
           <w:ilvl w:val="1"/>
           <w:numId w:val="1015"/>
-        </w:numPr>
-      </w:pPr>
-      <w:r>
-        <w:rPr>
-          <w:rFonts w:hint="eastAsia" w:ascii="Times New Roman" w:hAnsi="Times New Roman" w:eastAsia="FangSong" w:cs="Times New Roman"/>
-        </w:rPr>
-        <w:t xml:space="preserve">无</w:t>
-      </w:r>
-      <w:r>
-        <w:rPr>
-          <w:rFonts w:ascii="Times New Roman" w:hAnsi="Times New Roman" w:eastAsia="Times New Roman" w:cs="Times New Roman"/>
-        </w:rPr>
-        <w:t xml:space="preserve"> → </w:t>
-      </w:r>
-      <w:r>
-        <w:rPr>
-          <w:rFonts w:hint="eastAsia" w:ascii="Times New Roman" w:hAnsi="Times New Roman" w:eastAsia="FangSong" w:cs="Times New Roman"/>
-        </w:rPr>
-        <w:t xml:space="preserve">进入下一步</w:t>
-      </w:r>
-    </w:p>
-    <w:p>
-      <w:pPr>
-        <w:pStyle w:val="Compact"/>
-        <w:numPr>
-          <w:ilvl w:val="0"/>
-          <w:numId w:val="1014"/>
-        </w:numPr>
-      </w:pPr>
-      <w:r>
-        <w:rPr>
-          <w:rFonts w:ascii="Times New Roman" w:hAnsi="Times New Roman" w:eastAsia="Times New Roman" w:cs="Times New Roman"/>
-        </w:rPr>
-        <w:t xml:space="preserve">② </w:t>
-      </w:r>
-      <w:r>
-        <w:rPr>
-          <w:rFonts w:hint="eastAsia" w:ascii="Times New Roman" w:hAnsi="Times New Roman" w:eastAsia="FangSong" w:cs="Times New Roman"/>
-        </w:rPr>
-        <w:t xml:space="preserve">是否存在三级</w:t>
-      </w:r>
-      <w:r>
-        <w:rPr>
-          <w:rFonts w:ascii="Times New Roman" w:hAnsi="Times New Roman" w:eastAsia="Times New Roman" w:cs="Times New Roman"/>
-        </w:rPr>
-        <w:t xml:space="preserve"> </w:t>
-      </w:r>
-      <w:r>
-        <w:rPr>
-          <w:rFonts w:hint="eastAsia" w:ascii="Times New Roman" w:hAnsi="Times New Roman" w:eastAsia="Times New Roman" w:cs="Times New Roman"/>
-        </w:rPr>
-        <w:t xml:space="preserve">H？</w:t>
-      </w:r>
-    </w:p>
-    <w:p>
-      <w:pPr>
-        <w:pStyle w:val="Compact"/>
-        <w:numPr>
-          <w:ilvl w:val="1"/>
-          <w:numId w:val="1016"/>
-        </w:numPr>
-      </w:pPr>
-      <w:r>
-        <w:rPr>
-          <w:rFonts w:hint="eastAsia" w:ascii="Times New Roman" w:hAnsi="Times New Roman" w:eastAsia="FangSong" w:cs="Times New Roman"/>
-        </w:rPr>
-        <w:t xml:space="preserve">是</w:t>
-      </w:r>
-      <w:r>
-        <w:rPr>
-          <w:rFonts w:ascii="Times New Roman" w:hAnsi="Times New Roman" w:eastAsia="Times New Roman" w:cs="Times New Roman"/>
-        </w:rPr>
-        <w:t xml:space="preserve"> → </w:t>
-      </w:r>
-      <w:r>
-        <w:rPr>
-          <w:rFonts w:hint="eastAsia" w:ascii="Times New Roman" w:hAnsi="Times New Roman" w:eastAsia="FangSong" w:cs="Times New Roman"/>
-        </w:rPr>
-        <w:t xml:space="preserve">判断卤素种类</w:t>
-      </w:r>
-    </w:p>
-    <w:p>
-      <w:pPr>
-        <w:pStyle w:val="Compact"/>
-        <w:numPr>
-          <w:ilvl w:val="2"/>
-          <w:numId w:val="1017"/>
-        </w:numPr>
-      </w:pPr>
-      <w:r>
-        <w:rPr>
-          <w:rFonts w:ascii="Times New Roman" w:hAnsi="Times New Roman" w:eastAsia="Times New Roman" w:cs="Times New Roman"/>
-        </w:rPr>
-        <w:t>Br</w:t>
-      </w:r>
-      <w:r>
-        <w:rPr>
-          <w:rFonts w:ascii="Times New Roman" w:hAnsi="Times New Roman" w:eastAsia="Times New Roman" w:cs="Times New Roman"/>
-          <w:vertAlign w:val="subscript"/>
-        </w:rPr>
-        <w:t>2</w:t>
-      </w:r>
-      <w:r>
-        <w:rPr>
-          <w:rFonts w:ascii="Times New Roman" w:hAnsi="Times New Roman" w:eastAsia="Times New Roman" w:cs="Times New Roman"/>
-        </w:rPr>
-        <w:t xml:space="preserve"> → </w:t>
-      </w:r>
-      <w:r>
-        <w:rPr>
-          <w:rFonts w:hint="eastAsia" w:ascii="Times New Roman" w:hAnsi="Times New Roman" w:eastAsia="FangSong" w:cs="Times New Roman"/>
-        </w:rPr>
-        <w:t>几乎专一在三级位</w:t>
-      </w:r>
-      <w:r>
-        <w:rPr>
-          <w:rFonts w:hint="eastAsia" w:ascii="Times New Roman" w:hAnsi="Times New Roman" w:eastAsia="Times New Roman" w:cs="Times New Roman"/>
-        </w:rPr>
-        <w:t>（</w:t>
-      </w:r>
-      <w:r>
-        <w:rPr>
-          <w:rFonts w:hint="eastAsia" w:ascii="Times New Roman" w:hAnsi="Times New Roman" w:eastAsia="FangSong" w:cs="Times New Roman"/>
-        </w:rPr>
-        <w:t>选择性</w:t>
-      </w:r>
-      <w:r>
-        <w:rPr>
-          <w:rFonts w:ascii="Times New Roman" w:hAnsi="Times New Roman" w:eastAsia="Times New Roman" w:cs="Times New Roman"/>
-        </w:rPr>
-        <w:t xml:space="preserve"> &gt; </w:t>
-      </w:r>
-      <w:r>
-        <w:rPr>
-          <w:rFonts w:hint="eastAsia" w:ascii="Times New Roman" w:hAnsi="Times New Roman" w:eastAsia="Times New Roman" w:cs="Times New Roman"/>
-        </w:rPr>
-        <w:t xml:space="preserve">1600:1）</w:t>
-      </w:r>
-    </w:p>
-    <w:p>
-      <w:pPr>
-        <w:pStyle w:val="Compact"/>
-        <w:numPr>
-          <w:ilvl w:val="2"/>
-          <w:numId w:val="1017"/>
-        </w:numPr>
-      </w:pPr>
-      <w:r>
-        <w:rPr>
-          <w:rFonts w:ascii="Times New Roman" w:hAnsi="Times New Roman" w:eastAsia="Times New Roman" w:cs="Times New Roman"/>
-        </w:rPr>
-        <w:t>Cl</w:t>
-      </w:r>
-      <w:r>
-        <w:rPr>
-          <w:rFonts w:ascii="Times New Roman" w:hAnsi="Times New Roman" w:eastAsia="Times New Roman" w:cs="Times New Roman"/>
-          <w:vertAlign w:val="subscript"/>
-        </w:rPr>
-        <w:t>2</w:t>
-      </w:r>
-      <w:r>
-        <w:rPr>
-          <w:rFonts w:ascii="Times New Roman" w:hAnsi="Times New Roman" w:eastAsia="Times New Roman" w:cs="Times New Roman"/>
-        </w:rPr>
-        <w:t xml:space="preserve"> → </w:t>
-      </w:r>
-      <w:r>
-        <w:rPr>
-          <w:rFonts w:hint="eastAsia" w:ascii="Times New Roman" w:hAnsi="Times New Roman" w:eastAsia="FangSong" w:cs="Times New Roman"/>
-        </w:rPr>
-        <w:t>按比例计算</w:t>
-      </w:r>
-      <w:r>
-        <w:rPr>
-          <w:rFonts w:hint="eastAsia" w:ascii="Times New Roman" w:hAnsi="Times New Roman" w:eastAsia="Times New Roman" w:cs="Times New Roman"/>
-        </w:rPr>
-        <w:t>（3°:2°:1°</w:t>
-      </w:r>
-      <w:r>
-        <w:rPr>
-          <w:rFonts w:ascii="Times New Roman" w:hAnsi="Times New Roman" w:eastAsia="Times New Roman" w:cs="Times New Roman"/>
-        </w:rPr>
-        <w:t xml:space="preserve"> ≈ </w:t>
-      </w:r>
-      <w:r>
-        <w:rPr>
-          <w:rFonts w:hint="eastAsia" w:ascii="Times New Roman" w:hAnsi="Times New Roman" w:eastAsia="Times New Roman" w:cs="Times New Roman"/>
-        </w:rPr>
-        <w:t xml:space="preserve">5:4:1）</w:t>
-      </w:r>
-    </w:p>
-    <w:p>
-      <w:pPr>
-        <w:pStyle w:val="Compact"/>
-        <w:numPr>
-          <w:ilvl w:val="1"/>
-          <w:numId w:val="1016"/>
         </w:numPr>
       </w:pPr>
       <w:r>
@@ -31937,6 +32285,91 @@
     <w:lvl w:ilvl="8">
       <w:numFmt w:val="bullet"/>
       <w:lvlText w:val=" "/>
+      <w:lvlJc w:val="left"/>
+      <w:pPr>
+        <w:ind w:left="6480" w:hanging="360"/>
+      </w:pPr>
+    </w:lvl>
+  </w:abstractNum>
+  <w:abstractNum w:abstractNumId="99731">
+    <w:nsid w:val="00A99731"/>
+    <w:multiLevelType w:val="multilevel"/>
+    <w:lvl w:ilvl="0">
+      <w:start w:val="1"/>
+      <w:numFmt w:val="lowerLetter"/>
+      <w:lvlText w:val="(%1)"/>
+      <w:lvlJc w:val="left"/>
+      <w:pPr>
+        <w:ind w:left="720" w:hanging="360"/>
+      </w:pPr>
+    </w:lvl>
+    <w:lvl w:ilvl="1">
+      <w:start w:val="1"/>
+      <w:numFmt w:val="lowerLetter"/>
+      <w:lvlText w:val="(%2)"/>
+      <w:lvlJc w:val="left"/>
+      <w:pPr>
+        <w:ind w:left="1440" w:hanging="360"/>
+      </w:pPr>
+    </w:lvl>
+    <w:lvl w:ilvl="2">
+      <w:start w:val="1"/>
+      <w:numFmt w:val="lowerLetter"/>
+      <w:lvlText w:val="(%3)"/>
+      <w:lvlJc w:val="left"/>
+      <w:pPr>
+        <w:ind w:left="2160" w:hanging="360"/>
+      </w:pPr>
+    </w:lvl>
+    <w:lvl w:ilvl="3">
+      <w:start w:val="1"/>
+      <w:numFmt w:val="lowerLetter"/>
+      <w:lvlText w:val="(%4)"/>
+      <w:lvlJc w:val="left"/>
+      <w:pPr>
+        <w:ind w:left="2880" w:hanging="360"/>
+      </w:pPr>
+    </w:lvl>
+    <w:lvl w:ilvl="4">
+      <w:start w:val="1"/>
+      <w:numFmt w:val="lowerLetter"/>
+      <w:lvlText w:val="(%5)"/>
+      <w:lvlJc w:val="left"/>
+      <w:pPr>
+        <w:ind w:left="3600" w:hanging="360"/>
+      </w:pPr>
+    </w:lvl>
+    <w:lvl w:ilvl="5">
+      <w:start w:val="1"/>
+      <w:numFmt w:val="lowerLetter"/>
+      <w:lvlText w:val="(%6)"/>
+      <w:lvlJc w:val="left"/>
+      <w:pPr>
+        <w:ind w:left="4320" w:hanging="360"/>
+      </w:pPr>
+    </w:lvl>
+    <w:lvl w:ilvl="6">
+      <w:start w:val="1"/>
+      <w:numFmt w:val="lowerLetter"/>
+      <w:lvlText w:val="(%7)"/>
+      <w:lvlJc w:val="left"/>
+      <w:pPr>
+        <w:ind w:left="5040" w:hanging="360"/>
+      </w:pPr>
+    </w:lvl>
+    <w:lvl w:ilvl="7">
+      <w:start w:val="1"/>
+      <w:numFmt w:val="lowerLetter"/>
+      <w:lvlText w:val="(%8)"/>
+      <w:lvlJc w:val="left"/>
+      <w:pPr>
+        <w:ind w:left="5760" w:hanging="360"/>
+      </w:pPr>
+    </w:lvl>
+    <w:lvl w:ilvl="8">
+      <w:start w:val="1"/>
+      <w:numFmt w:val="lowerLetter"/>
+      <w:lvlText w:val="(%9)"/>
       <w:lvlJc w:val="left"/>
       <w:pPr>
         <w:ind w:left="6480" w:hanging="360"/>
@@ -32044,91 +32477,6 @@
       <w:rPr>
         <w:rFonts w:ascii="Wingdings" w:hAnsi="Wingdings" w:cs="Wingdings" w:hint="default"/>
       </w:rPr>
-    </w:lvl>
-  </w:abstractNum>
-  <w:abstractNum w:abstractNumId="99731">
-    <w:nsid w:val="00A99731"/>
-    <w:multiLevelType w:val="multilevel"/>
-    <w:lvl w:ilvl="0">
-      <w:start w:val="1"/>
-      <w:numFmt w:val="lowerLetter"/>
-      <w:lvlText w:val="(%1)"/>
-      <w:lvlJc w:val="left"/>
-      <w:pPr>
-        <w:ind w:left="720" w:hanging="360"/>
-      </w:pPr>
-    </w:lvl>
-    <w:lvl w:ilvl="1">
-      <w:start w:val="1"/>
-      <w:numFmt w:val="lowerLetter"/>
-      <w:lvlText w:val="(%2)"/>
-      <w:lvlJc w:val="left"/>
-      <w:pPr>
-        <w:ind w:left="1440" w:hanging="360"/>
-      </w:pPr>
-    </w:lvl>
-    <w:lvl w:ilvl="2">
-      <w:start w:val="1"/>
-      <w:numFmt w:val="lowerLetter"/>
-      <w:lvlText w:val="(%3)"/>
-      <w:lvlJc w:val="left"/>
-      <w:pPr>
-        <w:ind w:left="2160" w:hanging="360"/>
-      </w:pPr>
-    </w:lvl>
-    <w:lvl w:ilvl="3">
-      <w:start w:val="1"/>
-      <w:numFmt w:val="lowerLetter"/>
-      <w:lvlText w:val="(%4)"/>
-      <w:lvlJc w:val="left"/>
-      <w:pPr>
-        <w:ind w:left="2880" w:hanging="360"/>
-      </w:pPr>
-    </w:lvl>
-    <w:lvl w:ilvl="4">
-      <w:start w:val="1"/>
-      <w:numFmt w:val="lowerLetter"/>
-      <w:lvlText w:val="(%5)"/>
-      <w:lvlJc w:val="left"/>
-      <w:pPr>
-        <w:ind w:left="3600" w:hanging="360"/>
-      </w:pPr>
-    </w:lvl>
-    <w:lvl w:ilvl="5">
-      <w:start w:val="1"/>
-      <w:numFmt w:val="lowerLetter"/>
-      <w:lvlText w:val="(%6)"/>
-      <w:lvlJc w:val="left"/>
-      <w:pPr>
-        <w:ind w:left="4320" w:hanging="360"/>
-      </w:pPr>
-    </w:lvl>
-    <w:lvl w:ilvl="6">
-      <w:start w:val="1"/>
-      <w:numFmt w:val="lowerLetter"/>
-      <w:lvlText w:val="(%7)"/>
-      <w:lvlJc w:val="left"/>
-      <w:pPr>
-        <w:ind w:left="5040" w:hanging="360"/>
-      </w:pPr>
-    </w:lvl>
-    <w:lvl w:ilvl="7">
-      <w:start w:val="1"/>
-      <w:numFmt w:val="lowerLetter"/>
-      <w:lvlText w:val="(%8)"/>
-      <w:lvlJc w:val="left"/>
-      <w:pPr>
-        <w:ind w:left="5760" w:hanging="360"/>
-      </w:pPr>
-    </w:lvl>
-    <w:lvl w:ilvl="8">
-      <w:start w:val="1"/>
-      <w:numFmt w:val="lowerLetter"/>
-      <w:lvlText w:val="(%9)"/>
-      <w:lvlJc w:val="left"/>
-      <w:pPr>
-        <w:ind w:left="6480" w:hanging="360"/>
-      </w:pPr>
     </w:lvl>
   </w:abstractNum>
   <w:abstractNum w:abstractNumId="99732">
@@ -32560,9 +32908,6 @@
     <w:abstractNumId w:val="990"/>
   </w:num>
   <w:num w:numId="1001">
-    <w:abstractNumId w:val="991"/>
-  </w:num>
-  <w:num w:numId="1002">
     <w:abstractNumId w:val="99731"/>
     <w:lvlOverride w:ilvl="0">
       <w:startOverride w:val="1"/>
@@ -32592,10 +32937,10 @@
       <w:startOverride w:val="1"/>
     </w:lvlOverride>
   </w:num>
-  <w:num w:numId="1003">
+  <w:num w:numId="1002">
     <w:abstractNumId w:val="991"/>
   </w:num>
-  <w:num w:numId="1004">
+  <w:num w:numId="1003">
     <w:abstractNumId w:val="99732"/>
     <w:lvlOverride w:ilvl="0">
       <w:startOverride w:val="2"/>
@@ -32625,8 +32970,38 @@
       <w:startOverride w:val="2"/>
     </w:lvlOverride>
   </w:num>
+  <w:num w:numId="1004">
+    <w:abstractNumId w:val="991"/>
+  </w:num>
   <w:num w:numId="1005">
-    <w:abstractNumId w:val="991"/>
+    <w:abstractNumId w:val="99411"/>
+    <w:lvlOverride w:ilvl="0">
+      <w:startOverride w:val="1"/>
+    </w:lvlOverride>
+    <w:lvlOverride w:ilvl="1">
+      <w:startOverride w:val="1"/>
+    </w:lvlOverride>
+    <w:lvlOverride w:ilvl="2">
+      <w:startOverride w:val="1"/>
+    </w:lvlOverride>
+    <w:lvlOverride w:ilvl="3">
+      <w:startOverride w:val="1"/>
+    </w:lvlOverride>
+    <w:lvlOverride w:ilvl="4">
+      <w:startOverride w:val="1"/>
+    </w:lvlOverride>
+    <w:lvlOverride w:ilvl="5">
+      <w:startOverride w:val="1"/>
+    </w:lvlOverride>
+    <w:lvlOverride w:ilvl="6">
+      <w:startOverride w:val="1"/>
+    </w:lvlOverride>
+    <w:lvlOverride w:ilvl="7">
+      <w:startOverride w:val="1"/>
+    </w:lvlOverride>
+    <w:lvlOverride w:ilvl="8">
+      <w:startOverride w:val="1"/>
+    </w:lvlOverride>
   </w:num>
   <w:num w:numId="1006">
     <w:abstractNumId w:val="99411"/>
@@ -32659,39 +33034,9 @@
     </w:lvlOverride>
   </w:num>
   <w:num w:numId="1007">
-    <w:abstractNumId w:val="99411"/>
-    <w:lvlOverride w:ilvl="0">
-      <w:startOverride w:val="1"/>
-    </w:lvlOverride>
-    <w:lvlOverride w:ilvl="1">
-      <w:startOverride w:val="1"/>
-    </w:lvlOverride>
-    <w:lvlOverride w:ilvl="2">
-      <w:startOverride w:val="1"/>
-    </w:lvlOverride>
-    <w:lvlOverride w:ilvl="3">
-      <w:startOverride w:val="1"/>
-    </w:lvlOverride>
-    <w:lvlOverride w:ilvl="4">
-      <w:startOverride w:val="1"/>
-    </w:lvlOverride>
-    <w:lvlOverride w:ilvl="5">
-      <w:startOverride w:val="1"/>
-    </w:lvlOverride>
-    <w:lvlOverride w:ilvl="6">
-      <w:startOverride w:val="1"/>
-    </w:lvlOverride>
-    <w:lvlOverride w:ilvl="7">
-      <w:startOverride w:val="1"/>
-    </w:lvlOverride>
-    <w:lvlOverride w:ilvl="8">
-      <w:startOverride w:val="1"/>
-    </w:lvlOverride>
+    <w:abstractNumId w:val="991"/>
   </w:num>
   <w:num w:numId="1008">
-    <w:abstractNumId w:val="991"/>
-  </w:num>
-  <w:num w:numId="1009">
     <w:abstractNumId w:val="99412"/>
     <w:lvlOverride w:ilvl="0">
       <w:startOverride w:val="2"/>
@@ -32721,10 +33066,10 @@
       <w:startOverride w:val="2"/>
     </w:lvlOverride>
   </w:num>
-  <w:num w:numId="1010">
+  <w:num w:numId="1009">
     <w:abstractNumId w:val="991"/>
   </w:num>
-  <w:num w:numId="1011">
+  <w:num w:numId="1010">
     <w:abstractNumId w:val="99413"/>
     <w:lvlOverride w:ilvl="0">
       <w:startOverride w:val="3"/>
@@ -32754,10 +33099,10 @@
       <w:startOverride w:val="3"/>
     </w:lvlOverride>
   </w:num>
-  <w:num w:numId="1012">
+  <w:num w:numId="1011">
     <w:abstractNumId w:val="991"/>
   </w:num>
-  <w:num w:numId="1013">
+  <w:num w:numId="1012">
     <w:abstractNumId w:val="99414"/>
     <w:lvlOverride w:ilvl="0">
       <w:startOverride w:val="4"/>
@@ -32787,6 +33132,9 @@
       <w:startOverride w:val="4"/>
     </w:lvlOverride>
   </w:num>
+  <w:num w:numId="1013">
+    <w:abstractNumId w:val="991"/>
+  </w:num>
   <w:num w:numId="1014">
     <w:abstractNumId w:val="991"/>
   </w:num>
@@ -32794,9 +33142,6 @@
     <w:abstractNumId w:val="991"/>
   </w:num>
   <w:num w:numId="1016">
-    <w:abstractNumId w:val="991"/>
-  </w:num>
-  <w:num w:numId="1017">
     <w:abstractNumId w:val="991"/>
   </w:num>
 </w:numbering>

--- a/06-学生侧材料/讲义/6-有机化学/自由基反应.docx
+++ b/06-学生侧材料/讲义/6-有机化学/自由基反应.docx
@@ -1962,7 +1962,7 @@
     </w:tbl>
     <w:p>
       <w:pPr>
-        <w:pStyle w:val="BodyText"/>
+        <w:pStyle w:val="BlockText"/>
         <w:spacing w:before="120"/>
       </w:pPr>
       <w:r>
@@ -3840,7 +3840,7 @@
     </w:tbl>
     <w:p>
       <w:pPr>
-        <w:pStyle w:val="BodyText"/>
+        <w:pStyle w:val="BlockText"/>
         <w:spacing w:before="120"/>
       </w:pPr>
       <w:r>
@@ -4017,7 +4017,7 @@
     </w:p>
     <w:p>
       <w:pPr>
-        <w:pStyle w:val="BodyText"/>
+        <w:pStyle w:val="FirstParagraph"/>
       </w:pPr>
       <w:r>
         <w:rPr>
@@ -10063,7 +10063,7 @@
     </w:p>
     <w:p>
       <w:pPr>
-        <w:pStyle w:val="BodyText"/>
+        <w:pStyle w:val="BlockText"/>
       </w:pPr>
       <w:r>
         <w:rPr>
@@ -16310,7 +16310,7 @@
     </w:p>
     <w:p>
       <w:pPr>
-        <w:pStyle w:val="BodyText"/>
+        <w:pStyle w:val="BlockText"/>
       </w:pPr>
       <w:r>
         <w:rPr>

--- a/06-学生侧材料/讲义/6-有机化学/自由基反应.docx
+++ b/06-学生侧材料/讲义/6-有机化学/自由基反应.docx
@@ -10418,7 +10418,7 @@
               <w:rPr>
                 <w:rFonts w:ascii="Times New Roman" w:hAnsi="Times New Roman" w:eastAsia="Times New Roman" w:cs="Times New Roman"/>
               </w:rPr>
-              <w:t xml:space="preserve">❌ </w:t>
+              <w:t xml:space="preserve">✗ </w:t>
             </w:r>
             <w:r>
               <w:rPr>
@@ -10702,7 +10702,7 @@
               <w:rPr>
                 <w:rFonts w:ascii="Times New Roman" w:hAnsi="Times New Roman" w:eastAsia="Times New Roman" w:cs="Times New Roman"/>
               </w:rPr>
-              <w:t xml:space="preserve">❌ </w:t>
+              <w:t xml:space="preserve">✗ </w:t>
             </w:r>
             <w:r>
               <w:rPr>
@@ -12138,7 +12138,7 @@
               <w:rPr>
                 <w:rFonts w:ascii="Times New Roman" w:hAnsi="Times New Roman" w:eastAsia="Times New Roman" w:cs="Times New Roman"/>
               </w:rPr>
-              <w:t xml:space="preserve">❌</w:t>
+              <w:t xml:space="preserve">✗</w:t>
             </w:r>
           </w:p>
         </w:tc>
@@ -12241,7 +12241,7 @@
               <w:rPr>
                 <w:rFonts w:ascii="Times New Roman" w:hAnsi="Times New Roman" w:eastAsia="Times New Roman" w:cs="Times New Roman"/>
               </w:rPr>
-              <w:t xml:space="preserve">❌</w:t>
+              <w:t xml:space="preserve">✗</w:t>
             </w:r>
           </w:p>
         </w:tc>
@@ -12481,7 +12481,7 @@
               <w:rPr>
                 <w:rFonts w:ascii="Times New Roman" w:hAnsi="Times New Roman" w:eastAsia="Times New Roman" w:cs="Times New Roman"/>
               </w:rPr>
-              <w:t xml:space="preserve">❌</w:t>
+              <w:t xml:space="preserve">✗</w:t>
             </w:r>
           </w:p>
         </w:tc>
@@ -29206,7 +29206,7 @@
               <w:rPr>
                 <w:rFonts w:ascii="Times New Roman" w:hAnsi="Times New Roman" w:eastAsia="Times New Roman" w:cs="Times New Roman"/>
               </w:rPr>
-              <w:t xml:space="preserve">❌ </w:t>
+              <w:t xml:space="preserve">✗ </w:t>
             </w:r>
             <w:r>
               <w:rPr>

--- a/06-学生侧材料/讲义/6-有机化学/自由基反应.docx
+++ b/06-学生侧材料/讲义/6-有机化学/自由基反应.docx
@@ -2616,13 +2616,50 @@
               <w:rPr>
                 <w:rFonts w:ascii="Times New Roman" w:hAnsi="Times New Roman" w:eastAsia="Times New Roman" w:cs="Times New Roman"/>
               </w:rPr>
-              <w:t xml:space="preserve">SOMO </w:t>
-            </w:r>
-            <w:r>
-              <w:rPr>
-                <w:rFonts w:hint="eastAsia" w:ascii="Times New Roman" w:hAnsi="Times New Roman" w:eastAsia="FangSong" w:cs="Times New Roman"/>
-              </w:rPr>
-              <w:t xml:space="preserve">能量高</w:t>
+              <w:t xml:space="preserve">σ </w:t>
+            </w:r>
+            <w:r>
+              <w:rPr>
+                <w:rFonts w:hint="eastAsia" w:ascii="Times New Roman" w:hAnsi="Times New Roman" w:eastAsia="FangSong" w:cs="Times New Roman"/>
+              </w:rPr>
+              <w:t>型单电子</w:t>
+            </w:r>
+            <w:r>
+              <w:rPr>
+                <w:rFonts w:hint="eastAsia" w:ascii="Times New Roman" w:hAnsi="Times New Roman" w:eastAsia="Times New Roman" w:cs="Times New Roman"/>
+              </w:rPr>
+              <w:t>（sp</w:t>
+            </w:r>
+            <w:r>
+              <w:rPr>
+                <w:rFonts w:hint="eastAsia" w:ascii="Times New Roman" w:hAnsi="Times New Roman" w:eastAsia="Times New Roman" w:cs="Times New Roman"/>
+                <w:vertAlign w:val="superscript"/>
+              </w:rPr>
+              <w:t>2</w:t>
+            </w:r>
+            <w:r>
+              <w:rPr>
+                <w:rFonts w:hint="eastAsia" w:ascii="Times New Roman" w:hAnsi="Times New Roman" w:eastAsia="Times New Roman" w:cs="Times New Roman"/>
+              </w:rPr>
+              <w:t>），</w:t>
+            </w:r>
+            <w:r>
+              <w:rPr>
+                <w:rFonts w:hint="eastAsia" w:ascii="Times New Roman" w:hAnsi="Times New Roman" w:eastAsia="FangSong" w:cs="Times New Roman"/>
+              </w:rPr>
+              <w:t>无离域</w:t>
+            </w:r>
+            <w:r>
+              <w:rPr>
+                <w:rFonts w:hint="eastAsia" w:ascii="Times New Roman" w:hAnsi="Times New Roman" w:eastAsia="Times New Roman" w:cs="Times New Roman"/>
+              </w:rPr>
+              <w:t>、</w:t>
+            </w:r>
+            <w:r>
+              <w:rPr>
+                <w:rFonts w:hint="eastAsia" w:ascii="Times New Roman" w:hAnsi="Times New Roman" w:eastAsia="FangSong" w:cs="Times New Roman"/>
+              </w:rPr>
+              <w:t>无超共轭可用</w:t>
             </w:r>
           </w:p>
         </w:tc>
@@ -12153,7 +12190,7 @@
               <w:rPr>
                 <w:rFonts w:ascii="Times New Roman" w:hAnsi="Times New Roman" w:eastAsia="Times New Roman" w:cs="Times New Roman"/>
               </w:rPr>
-              <w:t xml:space="preserve">H-F </w:t>
+              <w:t xml:space="preserve">H–F </w:t>
             </w:r>
             <w:r>
               <w:rPr>
@@ -12165,19 +12202,55 @@
               <w:rPr>
                 <w:rFonts w:hint="eastAsia" w:ascii="Times New Roman" w:hAnsi="Times New Roman" w:eastAsia="Times New Roman" w:cs="Times New Roman"/>
               </w:rPr>
+              <w:t>，R·</w:t>
+            </w:r>
+            <w:r>
+              <w:rPr>
+                <w:rFonts w:ascii="Times New Roman" w:hAnsi="Times New Roman" w:eastAsia="Times New Roman" w:cs="Times New Roman"/>
+              </w:rPr>
+              <w:t xml:space="preserve"> </w:t>
+            </w:r>
+            <w:r>
+              <w:rPr>
+                <w:rFonts w:hint="eastAsia" w:ascii="Times New Roman" w:hAnsi="Times New Roman" w:eastAsia="FangSong" w:cs="Times New Roman"/>
+              </w:rPr>
+              <w:t xml:space="preserve">从</w:t>
+            </w:r>
+            <w:r>
+              <w:rPr>
+                <w:rFonts w:ascii="Times New Roman" w:hAnsi="Times New Roman" w:eastAsia="Times New Roman" w:cs="Times New Roman"/>
+              </w:rPr>
+              <w:t xml:space="preserve"> HF </w:t>
+            </w:r>
+            <w:r>
+              <w:rPr>
+                <w:rFonts w:hint="eastAsia" w:ascii="Times New Roman" w:hAnsi="Times New Roman" w:eastAsia="FangSong" w:cs="Times New Roman"/>
+              </w:rPr>
+              <w:t xml:space="preserve">夺</w:t>
+            </w:r>
+            <w:r>
+              <w:rPr>
+                <w:rFonts w:ascii="Times New Roman" w:hAnsi="Times New Roman" w:eastAsia="Times New Roman" w:cs="Times New Roman"/>
+              </w:rPr>
+              <w:t xml:space="preserve"> H </w:t>
+            </w:r>
+            <w:r>
+              <w:rPr>
+                <w:rFonts w:hint="eastAsia" w:ascii="Times New Roman" w:hAnsi="Times New Roman" w:eastAsia="FangSong" w:cs="Times New Roman"/>
+              </w:rPr>
+              <w:t>强吸热</w:t>
+            </w:r>
+            <w:r>
+              <w:rPr>
+                <w:rFonts w:hint="eastAsia" w:ascii="Times New Roman" w:hAnsi="Times New Roman" w:eastAsia="Times New Roman" w:cs="Times New Roman"/>
+              </w:rPr>
               <w:t>，</w:t>
             </w:r>
             <w:r>
               <w:rPr>
                 <w:rFonts w:hint="eastAsia" w:ascii="Times New Roman" w:hAnsi="Times New Roman" w:eastAsia="FangSong" w:cs="Times New Roman"/>
               </w:rPr>
-              <w:t>无法均裂产生</w:t>
-            </w:r>
-            <w:r>
-              <w:rPr>
-                <w:rFonts w:ascii="Times New Roman" w:hAnsi="Times New Roman" w:eastAsia="Times New Roman" w:cs="Times New Roman"/>
-              </w:rPr>
-              <w:t xml:space="preserve"> F·</w:t>
+              <w:t>链无法传递</w:t>
             </w:r>
           </w:p>
         </w:tc>
@@ -12254,21 +12327,27 @@
             </w:pPr>
             <w:r>
               <w:rPr>
-                <w:rFonts w:ascii="Times New Roman" w:hAnsi="Times New Roman" w:eastAsia="Times New Roman" w:cs="Times New Roman"/>
-              </w:rPr>
-              <w:t xml:space="preserve">H-Cl </w:t>
-            </w:r>
-            <w:r>
-              <w:rPr>
-                <w:rFonts w:hint="eastAsia" w:ascii="Times New Roman" w:hAnsi="Times New Roman" w:eastAsia="FangSong" w:cs="Times New Roman"/>
-              </w:rPr>
-              <w:t>键偏强</w:t>
+                <w:rFonts w:hint="eastAsia" w:ascii="Times New Roman" w:hAnsi="Times New Roman" w:eastAsia="FangSong" w:cs="Times New Roman"/>
+              </w:rPr>
+              <w:t xml:space="preserve">链增长步</w:t>
+            </w:r>
+            <w:r>
+              <w:rPr>
+                <w:rFonts w:ascii="Times New Roman" w:hAnsi="Times New Roman" w:eastAsia="Times New Roman" w:cs="Times New Roman"/>
+              </w:rPr>
+              <w:t xml:space="preserve"> R· + HCl → R-H + Cl· </w:t>
+            </w:r>
+            <w:r>
+              <w:rPr>
+                <w:rFonts w:hint="eastAsia" w:ascii="Times New Roman" w:hAnsi="Times New Roman" w:eastAsia="FangSong" w:cs="Times New Roman"/>
+              </w:rPr>
+              <w:t>吸热</w:t>
             </w:r>
             <w:r>
               <w:rPr>
                 <w:rFonts w:hint="eastAsia" w:ascii="Times New Roman" w:hAnsi="Times New Roman" w:eastAsia="Times New Roman" w:cs="Times New Roman"/>
               </w:rPr>
-              <w:t>，Cl·</w:t>
+              <w:t>（H–Cl</w:t>
             </w:r>
             <w:r>
               <w:rPr>
@@ -12280,25 +12359,19 @@
               <w:rPr>
                 <w:rFonts w:hint="eastAsia" w:ascii="Times New Roman" w:hAnsi="Times New Roman" w:eastAsia="FangSong" w:cs="Times New Roman"/>
               </w:rPr>
-              <w:t xml:space="preserve">难以从</w:t>
-            </w:r>
-            <w:r>
-              <w:rPr>
-                <w:rFonts w:ascii="Times New Roman" w:hAnsi="Times New Roman" w:eastAsia="Times New Roman" w:cs="Times New Roman"/>
-              </w:rPr>
-              <w:t xml:space="preserve"> HX </w:t>
-            </w:r>
-            <w:r>
-              <w:rPr>
-                <w:rFonts w:hint="eastAsia" w:ascii="Times New Roman" w:hAnsi="Times New Roman" w:eastAsia="FangSong" w:cs="Times New Roman"/>
-              </w:rPr>
-              <w:t xml:space="preserve">中夺</w:t>
-            </w:r>
-            <w:r>
-              <w:rPr>
-                <w:rFonts w:ascii="Times New Roman" w:hAnsi="Times New Roman" w:eastAsia="Times New Roman" w:cs="Times New Roman"/>
-              </w:rPr>
-              <w:t xml:space="preserve"> H</w:t>
+              <w:t>键太强</w:t>
+            </w:r>
+            <w:r>
+              <w:rPr>
+                <w:rFonts w:hint="eastAsia" w:ascii="Times New Roman" w:hAnsi="Times New Roman" w:eastAsia="Times New Roman" w:cs="Times New Roman"/>
+              </w:rPr>
+              <w:t>），</w:t>
+            </w:r>
+            <w:r>
+              <w:rPr>
+                <w:rFonts w:hint="eastAsia" w:ascii="Times New Roman" w:hAnsi="Times New Roman" w:eastAsia="FangSong" w:cs="Times New Roman"/>
+              </w:rPr>
+              <w:t>链无法传递</w:t>
             </w:r>
           </w:p>
         </w:tc>
@@ -14699,7 +14772,7 @@
         <w:rPr>
           <w:rFonts w:hint="eastAsia" w:ascii="Times New Roman" w:hAnsi="Times New Roman" w:eastAsia="Times New Roman" w:cs="Times New Roman"/>
         </w:rPr>
-        <w:t>，3</w:t>
+        <w:t>，2</w:t>
       </w:r>
       <w:r>
         <w:rPr>
@@ -14711,7 +14784,7 @@
         <w:rPr>
           <w:rFonts w:hint="eastAsia" w:ascii="Times New Roman" w:hAnsi="Times New Roman" w:eastAsia="FangSong" w:cs="Times New Roman"/>
         </w:rPr>
-        <w:t>个等价共振式</w:t>
+        <w:t>个共振极限式</w:t>
       </w:r>
       <w:r>
         <w:rPr>
@@ -14825,251 +14898,6 @@
           <w:rFonts w:hint="eastAsia" w:ascii="Times New Roman" w:hAnsi="Times New Roman" w:eastAsia="Times New Roman" w:cs="Times New Roman"/>
         </w:rPr>
         <w:t>）</w:t>
-      </w:r>
-    </w:p>
-    <w:p>
-      <w:pPr>
-        <w:pStyle w:val="MistakeBlock"/>
-      </w:pPr>
-      <w:r>
-        <w:rPr>
-          <w:rFonts w:hint="eastAsia" w:ascii="Times New Roman" w:hAnsi="Times New Roman" w:eastAsia="FangSong" w:cs="Times New Roman"/>
-        </w:rPr>
-        <w:t xml:space="preserve">存疑待核</w:t>
-      </w:r>
-      <w:r>
-        <w:rPr>
-          <w:rFonts w:ascii="Times New Roman" w:hAnsi="Times New Roman" w:eastAsia="Times New Roman" w:cs="Times New Roman"/>
-        </w:rPr>
-        <w:t xml:space="preserve"> </w:t>
-      </w:r>
-      <w:r>
-        <w:rPr>
-          <w:rFonts w:hint="eastAsia" w:ascii="Times New Roman" w:hAnsi="Times New Roman" w:eastAsia="FangSong" w:cs="Times New Roman"/>
-        </w:rPr>
-        <w:t>上文</w:t>
-      </w:r>
-      <w:r>
-        <w:rPr>
-          <w:rFonts w:hint="eastAsia" w:ascii="Times New Roman" w:hAnsi="Times New Roman" w:eastAsia="Times New Roman" w:cs="Times New Roman"/>
-        </w:rPr>
-        <w:t>“3</w:t>
-      </w:r>
-      <w:r>
-        <w:rPr>
-          <w:rFonts w:ascii="Times New Roman" w:hAnsi="Times New Roman" w:eastAsia="Times New Roman" w:cs="Times New Roman"/>
-        </w:rPr>
-        <w:t xml:space="preserve"> </w:t>
-      </w:r>
-      <w:r>
-        <w:rPr>
-          <w:rFonts w:hint="eastAsia" w:ascii="Times New Roman" w:hAnsi="Times New Roman" w:eastAsia="FangSong" w:cs="Times New Roman"/>
-        </w:rPr>
-        <w:t>个等价共振式</w:t>
-      </w:r>
-      <w:r>
-        <w:rPr>
-          <w:rFonts w:hint="eastAsia" w:ascii="Times New Roman" w:hAnsi="Times New Roman" w:eastAsia="Times New Roman" w:cs="Times New Roman"/>
-        </w:rPr>
-        <w:t>”“</w:t>
-      </w:r>
-      <w:r>
-        <w:rPr>
-          <w:rFonts w:hint="eastAsia" w:ascii="Times New Roman" w:hAnsi="Times New Roman" w:eastAsia="FangSong" w:cs="Times New Roman"/>
-        </w:rPr>
-        <w:t>单电子分布在</w:t>
-      </w:r>
-      <w:r>
-        <w:rPr>
-          <w:rFonts w:ascii="Times New Roman" w:hAnsi="Times New Roman" w:eastAsia="Times New Roman" w:cs="Times New Roman"/>
-        </w:rPr>
-        <w:t xml:space="preserve"> </w:t>
-      </w:r>
-      <w:r>
-        <w:rPr>
-          <w:rFonts w:hint="eastAsia" w:ascii="Times New Roman" w:hAnsi="Times New Roman" w:eastAsia="Times New Roman" w:cs="Times New Roman"/>
-        </w:rPr>
-        <w:t>C1/C3/C5”</w:t>
-      </w:r>
-      <w:r>
-        <w:rPr>
-          <w:rFonts w:hint="eastAsia" w:ascii="Times New Roman" w:hAnsi="Times New Roman" w:eastAsia="FangSong" w:cs="Times New Roman"/>
-        </w:rPr>
-        <w:t>与本文件</w:t>
-      </w:r>
-      <w:r>
-        <w:rPr>
-          <w:rFonts w:ascii="Times New Roman" w:hAnsi="Times New Roman" w:eastAsia="Times New Roman" w:cs="Times New Roman"/>
-        </w:rPr>
-        <w:t xml:space="preserve"> </w:t>
-      </w:r>
-      <w:r>
-        <w:rPr>
-          <w:rFonts w:hint="eastAsia" w:ascii="Times New Roman" w:hAnsi="Times New Roman" w:eastAsia="Times New Roman" w:cs="Times New Roman"/>
-        </w:rPr>
-        <w:t>§5.5「</w:t>
-      </w:r>
-      <w:r>
-        <w:rPr>
-          <w:rFonts w:hint="eastAsia" w:ascii="Times New Roman" w:hAnsi="Times New Roman" w:eastAsia="FangSong" w:cs="Times New Roman"/>
-        </w:rPr>
-        <w:t>烯丙基</w:t>
-      </w:r>
-      <w:r>
-        <w:rPr>
-          <w:rFonts w:ascii="Times New Roman" w:hAnsi="Times New Roman" w:eastAsia="Times New Roman" w:cs="Times New Roman"/>
-        </w:rPr>
-        <w:t xml:space="preserve"> 2 </w:t>
-      </w:r>
-      <w:r>
-        <w:rPr>
-          <w:rFonts w:hint="eastAsia" w:ascii="Times New Roman" w:hAnsi="Times New Roman" w:eastAsia="FangSong" w:cs="Times New Roman"/>
-        </w:rPr>
-        <w:t>个等价极限式</w:t>
-      </w:r>
-      <w:r>
-        <w:rPr>
-          <w:rFonts w:hint="eastAsia" w:ascii="Times New Roman" w:hAnsi="Times New Roman" w:eastAsia="Times New Roman" w:cs="Times New Roman"/>
-        </w:rPr>
-        <w:t>」</w:t>
-      </w:r>
-      <w:r>
-        <w:rPr>
-          <w:rFonts w:hint="eastAsia" w:ascii="Times New Roman" w:hAnsi="Times New Roman" w:eastAsia="FangSong" w:cs="Times New Roman"/>
-        </w:rPr>
-        <w:t>口径矛盾</w:t>
-      </w:r>
-      <w:r>
-        <w:rPr>
-          <w:rFonts w:hint="eastAsia" w:ascii="Times New Roman" w:hAnsi="Times New Roman" w:eastAsia="Times New Roman" w:cs="Times New Roman"/>
-        </w:rPr>
-        <w:t>：</w:t>
-      </w:r>
-      <w:r>
-        <w:rPr>
-          <w:rFonts w:ascii="Times New Roman" w:hAnsi="Times New Roman" w:eastAsia="Times New Roman" w:cs="Times New Roman"/>
-        </w:rPr>
-        <w:t xml:space="preserve"> </w:t>
-      </w:r>
-      <w:r>
-        <w:rPr>
-          <w:rFonts w:hint="eastAsia" w:ascii="Times New Roman" w:hAnsi="Times New Roman" w:eastAsia="FangSong" w:cs="Times New Roman"/>
-        </w:rPr>
-        <w:t>环己烯只有一个双键</w:t>
-      </w:r>
-      <w:r>
-        <w:rPr>
-          <w:rFonts w:hint="eastAsia" w:ascii="Times New Roman" w:hAnsi="Times New Roman" w:eastAsia="Times New Roman" w:cs="Times New Roman"/>
-        </w:rPr>
-        <w:t>，</w:t>
-      </w:r>
-      <w:r>
-        <w:rPr>
-          <w:rFonts w:hint="eastAsia" w:ascii="Times New Roman" w:hAnsi="Times New Roman" w:eastAsia="FangSong" w:cs="Times New Roman"/>
-        </w:rPr>
-        <w:t>烯丙基自由基应只有</w:t>
-      </w:r>
-      <w:r>
-        <w:rPr>
-          <w:rFonts w:ascii="Times New Roman" w:hAnsi="Times New Roman" w:eastAsia="Times New Roman" w:cs="Times New Roman"/>
-        </w:rPr>
-        <w:t xml:space="preserve"> 2 </w:t>
-      </w:r>
-      <w:r>
-        <w:rPr>
-          <w:rFonts w:hint="eastAsia" w:ascii="Times New Roman" w:hAnsi="Times New Roman" w:eastAsia="FangSong" w:cs="Times New Roman"/>
-        </w:rPr>
-        <w:t>个共振式</w:t>
-      </w:r>
-      <w:r>
-        <w:rPr>
-          <w:rFonts w:hint="eastAsia" w:ascii="Times New Roman" w:hAnsi="Times New Roman" w:eastAsia="Times New Roman" w:cs="Times New Roman"/>
-        </w:rPr>
-        <w:t>（</w:t>
-      </w:r>
-      <w:r>
-        <w:rPr>
-          <w:rFonts w:hint="eastAsia" w:ascii="Times New Roman" w:hAnsi="Times New Roman" w:eastAsia="FangSong" w:cs="Times New Roman"/>
-        </w:rPr>
-        <w:t>单电子在</w:t>
-      </w:r>
-      <w:r>
-        <w:rPr>
-          <w:rFonts w:ascii="Times New Roman" w:hAnsi="Times New Roman" w:eastAsia="Times New Roman" w:cs="Times New Roman"/>
-        </w:rPr>
-        <w:t xml:space="preserve"> </w:t>
-      </w:r>
-      <w:r>
-        <w:rPr>
-          <w:rFonts w:hint="eastAsia" w:ascii="Times New Roman" w:hAnsi="Times New Roman" w:eastAsia="Times New Roman" w:cs="Times New Roman"/>
-        </w:rPr>
-        <w:t xml:space="preserve">C1、C3），C5</w:t>
-      </w:r>
-      <w:r>
-        <w:rPr>
-          <w:rFonts w:ascii="Times New Roman" w:hAnsi="Times New Roman" w:eastAsia="Times New Roman" w:cs="Times New Roman"/>
-        </w:rPr>
-        <w:t xml:space="preserve"> </w:t>
-      </w:r>
-      <w:r>
-        <w:rPr>
-          <w:rFonts w:hint="eastAsia" w:ascii="Times New Roman" w:hAnsi="Times New Roman" w:eastAsia="FangSong" w:cs="Times New Roman"/>
-        </w:rPr>
-        <w:t>并非烯丙位</w:t>
-      </w:r>
-      <w:r>
-        <w:rPr>
-          <w:rFonts w:hint="eastAsia" w:ascii="Times New Roman" w:hAnsi="Times New Roman" w:eastAsia="Times New Roman" w:cs="Times New Roman"/>
-        </w:rPr>
-        <w:t>。</w:t>
-      </w:r>
-      <w:r>
-        <w:rPr>
-          <w:rFonts w:ascii="Times New Roman" w:hAnsi="Times New Roman" w:eastAsia="Times New Roman" w:cs="Times New Roman"/>
-        </w:rPr>
-        <w:t xml:space="preserve"> </w:t>
-      </w:r>
-      <w:r>
-        <w:rPr>
-          <w:rFonts w:hint="eastAsia" w:ascii="Times New Roman" w:hAnsi="Times New Roman" w:eastAsia="FangSong" w:cs="Times New Roman"/>
-        </w:rPr>
-        <w:t>原文表述暂保留待定夺</w:t>
-      </w:r>
-      <w:r>
-        <w:rPr>
-          <w:rFonts w:hint="eastAsia" w:ascii="Times New Roman" w:hAnsi="Times New Roman" w:eastAsia="Times New Roman" w:cs="Times New Roman"/>
-        </w:rPr>
-        <w:t>，</w:t>
-      </w:r>
-      <w:r>
-        <w:rPr>
-          <w:rFonts w:hint="eastAsia" w:ascii="Times New Roman" w:hAnsi="Times New Roman" w:eastAsia="FangSong" w:cs="Times New Roman"/>
-        </w:rPr>
-        <w:t>作答勿沿用该处</w:t>
-      </w:r>
-      <w:r>
-        <w:rPr>
-          <w:rFonts w:hint="eastAsia" w:ascii="Times New Roman" w:hAnsi="Times New Roman" w:eastAsia="Times New Roman" w:cs="Times New Roman"/>
-        </w:rPr>
-        <w:t>“3</w:t>
-      </w:r>
-      <w:r>
-        <w:rPr>
-          <w:rFonts w:ascii="Times New Roman" w:hAnsi="Times New Roman" w:eastAsia="Times New Roman" w:cs="Times New Roman"/>
-        </w:rPr>
-        <w:t xml:space="preserve"> </w:t>
-      </w:r>
-      <w:r>
-        <w:rPr>
-          <w:rFonts w:hint="eastAsia" w:ascii="Times New Roman" w:hAnsi="Times New Roman" w:eastAsia="FangSong" w:cs="Times New Roman"/>
-        </w:rPr>
-        <w:t>个共振式</w:t>
-      </w:r>
-      <w:r>
-        <w:rPr>
-          <w:rFonts w:hint="eastAsia" w:ascii="Times New Roman" w:hAnsi="Times New Roman" w:eastAsia="Times New Roman" w:cs="Times New Roman"/>
-        </w:rPr>
-        <w:t>”。</w:t>
       </w:r>
     </w:p>
     <w:bookmarkEnd w:id="37"/>
@@ -17136,27 +16964,52 @@
             </w:pPr>
             <w:r>
               <w:rPr>
-                <w:rFonts w:ascii="Times New Roman" w:hAnsi="Times New Roman" w:eastAsia="Times New Roman" w:cs="Times New Roman"/>
-              </w:rPr>
-              <w:t xml:space="preserve">~10-20 </w:t>
+                <w:rFonts w:hint="eastAsia" w:ascii="Times New Roman" w:hAnsi="Times New Roman" w:eastAsia="FangSong" w:cs="Times New Roman"/>
+              </w:rPr>
+              <w:t xml:space="preserve">合计</w:t>
+            </w:r>
+            <w:r>
+              <w:rPr>
+                <w:rFonts w:ascii="Times New Roman" w:hAnsi="Times New Roman" w:eastAsia="Times New Roman" w:cs="Times New Roman"/>
+              </w:rPr>
+              <w:t xml:space="preserve"> ~30-40 </w:t>
             </w:r>
             <w:r>
               <w:rPr>
                 <w:rFonts w:hint="eastAsia" w:ascii="Times New Roman" w:hAnsi="Times New Roman" w:eastAsia="Times New Roman" w:cs="Times New Roman"/>
               </w:rPr>
-              <w:t>kJ/mol/</w:t>
-            </w:r>
-            <w:r>
-              <w:rPr>
-                <w:rFonts w:hint="eastAsia" w:ascii="Times New Roman" w:hAnsi="Times New Roman" w:eastAsia="FangSong" w:cs="Times New Roman"/>
-              </w:rPr>
-              <w:t>每个</w:t>
-            </w:r>
-            <w:r>
-              <w:rPr>
-                <w:rFonts w:ascii="Times New Roman" w:hAnsi="Times New Roman" w:eastAsia="Times New Roman" w:cs="Times New Roman"/>
-              </w:rPr>
-              <w:t xml:space="preserve"> C-H</w:t>
+              <w:t>kJ/mol（</w:t>
+            </w:r>
+            <w:r>
+              <w:rPr>
+                <w:rFonts w:hint="eastAsia" w:ascii="Times New Roman" w:hAnsi="Times New Roman" w:eastAsia="FangSong" w:cs="Times New Roman"/>
+              </w:rPr>
+              <w:t>叔相对</w:t>
+            </w:r>
+            <w:r>
+              <w:rPr>
+                <w:rFonts w:ascii="Times New Roman" w:hAnsi="Times New Roman" w:eastAsia="Times New Roman" w:cs="Times New Roman"/>
+              </w:rPr>
+              <w:t xml:space="preserve"> </w:t>
+            </w:r>
+            <w:r>
+              <w:rPr>
+                <w:rFonts w:hint="eastAsia" w:ascii="Times New Roman" w:hAnsi="Times New Roman" w:eastAsia="Times New Roman" w:cs="Times New Roman"/>
+              </w:rPr>
+              <w:t>·CH</w:t>
+            </w:r>
+            <w:r>
+              <w:rPr>
+                <w:rFonts w:hint="eastAsia" w:ascii="Times New Roman" w:hAnsi="Times New Roman" w:eastAsia="Times New Roman" w:cs="Times New Roman"/>
+                <w:vertAlign w:val="subscript"/>
+              </w:rPr>
+              <w:t>3</w:t>
+            </w:r>
+            <w:r>
+              <w:rPr>
+                <w:rFonts w:hint="eastAsia" w:ascii="Times New Roman" w:hAnsi="Times New Roman" w:eastAsia="Times New Roman" w:cs="Times New Roman"/>
+              </w:rPr>
+              <w:t>）</w:t>
             </w:r>
           </w:p>
         </w:tc>
@@ -17782,7 +17635,7 @@
               <w:rPr>
                 <w:rFonts w:hint="eastAsia" w:ascii="Times New Roman" w:hAnsi="Times New Roman" w:eastAsia="FangSong" w:cs="Times New Roman"/>
               </w:rPr>
-              <w:t xml:space="preserve">主导</w:t>
+              <w:t xml:space="preserve">烷基系列内主导</w:t>
             </w:r>
           </w:p>
         </w:tc>
@@ -19535,7 +19388,20 @@
         <w:rPr>
           <w:rFonts w:ascii="Times New Roman" w:hAnsi="Times New Roman" w:eastAsia="Times New Roman" w:cs="Times New Roman"/>
         </w:rPr>
-        <w:t>-ĊH-CH</w:t>
+        <w:t>-C</w:t>
+      </w:r>
+      <w:r>
+        <w:rPr>
+          <w:rFonts w:ascii="Times New Roman" w:hAnsi="Times New Roman" w:eastAsia="Times New Roman" w:cs="Times New Roman"/>
+          <w:vertAlign w:val="superscript"/>
+        </w:rPr>
+        <w:t>+</w:t>
+      </w:r>
+      <w:r>
+        <w:rPr>
+          <w:rFonts w:ascii="Times New Roman" w:hAnsi="Times New Roman" w:eastAsia="Times New Roman" w:cs="Times New Roman"/>
+        </w:rPr>
+        <w:t>H-CH</w:t>
       </w:r>
       <w:r>
         <w:rPr>
@@ -19584,7 +19450,20 @@
         <w:rPr>
           <w:rFonts w:ascii="Times New Roman" w:hAnsi="Times New Roman" w:eastAsia="Times New Roman" w:cs="Times New Roman"/>
         </w:rPr>
-        <w:t>-ĊH-CH</w:t>
+        <w:t>-C</w:t>
+      </w:r>
+      <w:r>
+        <w:rPr>
+          <w:rFonts w:ascii="Times New Roman" w:hAnsi="Times New Roman" w:eastAsia="Times New Roman" w:cs="Times New Roman"/>
+          <w:vertAlign w:val="superscript"/>
+        </w:rPr>
+        <w:t>+</w:t>
+      </w:r>
+      <w:r>
+        <w:rPr>
+          <w:rFonts w:ascii="Times New Roman" w:hAnsi="Times New Roman" w:eastAsia="Times New Roman" w:cs="Times New Roman"/>
+        </w:rPr>
+        <w:t>H-CH</w:t>
       </w:r>
       <w:r>
         <w:rPr>
@@ -22135,19 +22014,19 @@
         <w:rPr>
           <w:rFonts w:hint="eastAsia" w:ascii="Times New Roman" w:hAnsi="Times New Roman" w:eastAsia="FangSong" w:cs="Times New Roman"/>
         </w:rPr>
-        <w:t xml:space="preserve">后产生的自由基有</w:t>
-      </w:r>
-      <w:r>
-        <w:rPr>
-          <w:rFonts w:ascii="Times New Roman" w:hAnsi="Times New Roman" w:eastAsia="Times New Roman" w:cs="Times New Roman"/>
-        </w:rPr>
-        <w:t xml:space="preserve"> 3 </w:t>
-      </w:r>
-      <w:r>
-        <w:rPr>
-          <w:rFonts w:hint="eastAsia" w:ascii="Times New Roman" w:hAnsi="Times New Roman" w:eastAsia="FangSong" w:cs="Times New Roman"/>
-        </w:rPr>
-        <w:t>个等价共振式</w:t>
+        <w:t xml:space="preserve">后产生的烯丙基自由基有</w:t>
+      </w:r>
+      <w:r>
+        <w:rPr>
+          <w:rFonts w:ascii="Times New Roman" w:hAnsi="Times New Roman" w:eastAsia="Times New Roman" w:cs="Times New Roman"/>
+        </w:rPr>
+        <w:t xml:space="preserve"> 2 </w:t>
+      </w:r>
+      <w:r>
+        <w:rPr>
+          <w:rFonts w:hint="eastAsia" w:ascii="Times New Roman" w:hAnsi="Times New Roman" w:eastAsia="FangSong" w:cs="Times New Roman"/>
+        </w:rPr>
+        <w:t>个共振极限式</w:t>
       </w:r>
       <w:r>
         <w:rPr>
@@ -22159,13 +22038,13 @@
         <w:rPr>
           <w:rFonts w:hint="eastAsia" w:ascii="Times New Roman" w:hAnsi="Times New Roman" w:eastAsia="FangSong" w:cs="Times New Roman"/>
         </w:rPr>
-        <w:t>单电子分布在</w:t>
-      </w:r>
-      <w:r>
-        <w:rPr>
-          <w:rFonts w:ascii="Times New Roman" w:hAnsi="Times New Roman" w:eastAsia="Times New Roman" w:cs="Times New Roman"/>
-        </w:rPr>
-        <w:t xml:space="preserve"> 3 </w:t>
+        <w:t>单电子分布在双键两端</w:t>
+      </w:r>
+      <w:r>
+        <w:rPr>
+          <w:rFonts w:ascii="Times New Roman" w:hAnsi="Times New Roman" w:eastAsia="Times New Roman" w:cs="Times New Roman"/>
+        </w:rPr>
+        <w:t xml:space="preserve"> 2 </w:t>
       </w:r>
       <w:r>
         <w:rPr>
@@ -22855,7 +22734,31 @@
           <w:b/>
           <w:bCs/>
         </w:rPr>
-        <w:t>A：5-exo-trig（</w:t>
+        <w:t xml:space="preserve">A：5-exo-trig</w:t>
+      </w:r>
+      <w:r>
+        <w:rPr>
+          <w:rFonts w:hint="eastAsia" w:ascii="Times New Roman" w:hAnsi="Times New Roman" w:eastAsia="Times New Roman" w:cs="Times New Roman"/>
+        </w:rPr>
+        <w:t>——</w:t>
+      </w:r>
+      <w:r>
+        <w:rPr>
+          <w:rFonts w:hint="eastAsia" w:ascii="Times New Roman" w:hAnsi="Times New Roman" w:eastAsia="FangSong" w:cs="Times New Roman"/>
+        </w:rPr>
+        <w:t>自由基</w:t>
+      </w:r>
+      <w:r>
+        <w:rPr>
+          <w:rFonts w:ascii="Times New Roman" w:hAnsi="Times New Roman" w:eastAsia="Times New Roman" w:cs="Times New Roman"/>
+        </w:rPr>
+        <w:t xml:space="preserve"> C1 </w:t>
+      </w:r>
+      <w:r>
+        <w:rPr>
+          <w:rFonts w:hint="eastAsia" w:ascii="Times New Roman" w:hAnsi="Times New Roman" w:eastAsia="FangSong" w:cs="Times New Roman"/>
+        </w:rPr>
+        <w:t xml:space="preserve">进攻双键</w:t>
       </w:r>
       <w:r>
         <w:rPr>
@@ -22863,7 +22766,7 @@
           <w:b/>
           <w:bCs/>
         </w:rPr>
-        <w:t>自由基进攻</w:t>
+        <w:t xml:space="preserve">内侧</w:t>
       </w:r>
       <w:r>
         <w:rPr>
@@ -22871,151 +22774,61 @@
           <w:b/>
           <w:bCs/>
         </w:rPr>
-        <w:t xml:space="preserve"> C</w:t>
-      </w:r>
-      <w:r>
-        <w:rPr>
-          <w:rFonts w:ascii="Times New Roman" w:hAnsi="Times New Roman" w:eastAsia="Times New Roman" w:cs="Times New Roman"/>
-          <w:b/>
-          <w:bCs/>
-          <w:vertAlign w:val="subscript"/>
-        </w:rPr>
-        <w:t>5</w:t>
-      </w:r>
-      <w:r>
-        <w:rPr>
-          <w:rFonts w:ascii="Times New Roman" w:hAnsi="Times New Roman" w:eastAsia="Times New Roman" w:cs="Times New Roman"/>
-          <w:b/>
-          <w:bCs/>
-        </w:rPr>
-        <w:t>=C</w:t>
-      </w:r>
-      <w:r>
-        <w:rPr>
-          <w:rFonts w:ascii="Times New Roman" w:hAnsi="Times New Roman" w:eastAsia="Times New Roman" w:cs="Times New Roman"/>
-          <w:b/>
-          <w:bCs/>
-          <w:vertAlign w:val="subscript"/>
-        </w:rPr>
-        <w:t>6</w:t>
-      </w:r>
-      <w:r>
-        <w:rPr>
-          <w:rFonts w:ascii="Times New Roman" w:hAnsi="Times New Roman" w:eastAsia="Times New Roman" w:cs="Times New Roman"/>
-          <w:b/>
-          <w:bCs/>
+        <w:t xml:space="preserve"> C5</w:t>
+      </w:r>
+      <w:r>
+        <w:rPr>
+          <w:rFonts w:hint="eastAsia" w:ascii="Times New Roman" w:hAnsi="Times New Roman" w:eastAsia="Times New Roman" w:cs="Times New Roman"/>
+        </w:rPr>
+        <w:t>，</w:t>
+      </w:r>
+      <w:r>
+        <w:rPr>
+          <w:rFonts w:hint="eastAsia" w:ascii="Times New Roman" w:hAnsi="Times New Roman" w:eastAsia="FangSong" w:cs="Times New Roman"/>
+        </w:rPr>
+        <w:t>形成新的</w:t>
+      </w:r>
+      <w:r>
+        <w:rPr>
+          <w:rFonts w:ascii="Times New Roman" w:hAnsi="Times New Roman" w:eastAsia="Times New Roman" w:cs="Times New Roman"/>
+        </w:rPr>
+        <w:t xml:space="preserve"> C–C </w:t>
+      </w:r>
+      <w:r>
+        <w:rPr>
+          <w:rFonts w:hint="eastAsia" w:ascii="Times New Roman" w:hAnsi="Times New Roman" w:eastAsia="FangSong" w:cs="Times New Roman"/>
+        </w:rPr>
+        <w:t>键关成五元环</w:t>
+      </w:r>
+      <w:r>
+        <w:rPr>
+          <w:rFonts w:hint="eastAsia" w:ascii="Times New Roman" w:hAnsi="Times New Roman" w:eastAsia="Times New Roman" w:cs="Times New Roman"/>
+        </w:rPr>
+        <w:t>，</w:t>
+      </w:r>
+      <w:r>
+        <w:rPr>
+          <w:rFonts w:hint="eastAsia" w:ascii="Times New Roman" w:hAnsi="Times New Roman" w:eastAsia="FangSong" w:cs="Times New Roman"/>
+        </w:rPr>
+        <w:t>自由基留在环外</w:t>
+      </w:r>
+      <w:r>
+        <w:rPr>
+          <w:rFonts w:ascii="Times New Roman" w:hAnsi="Times New Roman" w:eastAsia="Times New Roman" w:cs="Times New Roman"/>
         </w:rPr>
         <w:t xml:space="preserve"> </w:t>
       </w:r>
       <w:r>
         <w:rPr>
-          <w:rFonts w:hint="eastAsia" w:ascii="Times New Roman" w:hAnsi="Times New Roman" w:eastAsia="FangSong" w:cs="Times New Roman"/>
-          <w:b/>
-          <w:bCs/>
-        </w:rPr>
-        <w:t>的末端</w:t>
-      </w:r>
-      <w:r>
-        <w:rPr>
-          <w:rFonts w:hint="eastAsia" w:ascii="Times New Roman" w:hAnsi="Times New Roman" w:eastAsia="Times New Roman" w:cs="Times New Roman"/>
-          <w:b/>
-          <w:bCs/>
-        </w:rPr>
-        <w:t>）</w:t>
-      </w:r>
-      <w:r>
-        <w:rPr>
-          <w:rFonts w:ascii="Times New Roman" w:hAnsi="Times New Roman" w:eastAsia="Times New Roman" w:cs="Times New Roman"/>
-        </w:rPr>
-        <w:t xml:space="preserve"> </w:t>
-      </w:r>
-      <w:r>
-        <w:rPr>
-          <w:rFonts w:hint="eastAsia" w:ascii="Times New Roman" w:hAnsi="Times New Roman" w:eastAsia="FangSong" w:cs="Times New Roman"/>
-          <w:b/>
-          <w:bCs/>
-        </w:rPr>
-        <w:t xml:space="preserve">路径</w:t>
-      </w:r>
-      <w:r>
-        <w:rPr>
-          <w:rFonts w:ascii="Times New Roman" w:hAnsi="Times New Roman" w:eastAsia="Times New Roman" w:cs="Times New Roman"/>
-          <w:b/>
-          <w:bCs/>
-        </w:rPr>
-        <w:t xml:space="preserve"> </w:t>
-      </w:r>
-      <w:r>
-        <w:rPr>
-          <w:rFonts w:hint="eastAsia" w:ascii="Times New Roman" w:hAnsi="Times New Roman" w:eastAsia="Times New Roman" w:cs="Times New Roman"/>
-          <w:b/>
-          <w:bCs/>
-        </w:rPr>
-        <w:t xml:space="preserve">A：5-exo-trig</w:t>
-      </w:r>
-      <w:r>
-        <w:rPr>
-          <w:rFonts w:hint="eastAsia" w:ascii="Times New Roman" w:hAnsi="Times New Roman" w:eastAsia="Times New Roman" w:cs="Times New Roman"/>
-        </w:rPr>
-        <w:t>——</w:t>
-      </w:r>
-      <w:r>
-        <w:rPr>
-          <w:rFonts w:hint="eastAsia" w:ascii="Times New Roman" w:hAnsi="Times New Roman" w:eastAsia="FangSong" w:cs="Times New Roman"/>
-        </w:rPr>
-        <w:t>末端自由基进攻</w:t>
-      </w:r>
-      <w:r>
-        <w:rPr>
-          <w:rFonts w:ascii="Times New Roman" w:hAnsi="Times New Roman" w:eastAsia="Times New Roman" w:cs="Times New Roman"/>
-        </w:rPr>
-        <w:t xml:space="preserve"> C</w:t>
-      </w:r>
-      <w:r>
-        <w:rPr>
-          <w:rFonts w:ascii="Times New Roman" w:hAnsi="Times New Roman" w:eastAsia="Times New Roman" w:cs="Times New Roman"/>
-          <w:vertAlign w:val="subscript"/>
-        </w:rPr>
-        <w:t>5</w:t>
-      </w:r>
-      <w:r>
-        <w:rPr>
-          <w:rFonts w:ascii="Times New Roman" w:hAnsi="Times New Roman" w:eastAsia="Times New Roman" w:cs="Times New Roman"/>
-        </w:rPr>
-        <w:t>=C</w:t>
-      </w:r>
-      <w:r>
-        <w:rPr>
-          <w:rFonts w:ascii="Times New Roman" w:hAnsi="Times New Roman" w:eastAsia="Times New Roman" w:cs="Times New Roman"/>
-          <w:vertAlign w:val="subscript"/>
-        </w:rPr>
-        <w:t>6</w:t>
-      </w:r>
-      <w:r>
-        <w:rPr>
-          <w:rFonts w:ascii="Times New Roman" w:hAnsi="Times New Roman" w:eastAsia="Times New Roman" w:cs="Times New Roman"/>
-        </w:rPr>
-        <w:t xml:space="preserve"> </w:t>
-      </w:r>
-      <w:r>
-        <w:rPr>
-          <w:rFonts w:hint="eastAsia" w:ascii="Times New Roman" w:hAnsi="Times New Roman" w:eastAsia="FangSong" w:cs="Times New Roman"/>
-        </w:rPr>
-        <w:t xml:space="preserve">的</w:t>
-      </w:r>
-      <w:r>
-        <w:rPr>
-          <w:rFonts w:hint="eastAsia" w:ascii="Times New Roman" w:hAnsi="Times New Roman" w:eastAsia="FangSong" w:cs="Times New Roman"/>
-          <w:b/>
-          <w:bCs/>
-        </w:rPr>
-        <w:t xml:space="preserve">末端</w:t>
-      </w:r>
-      <w:r>
-        <w:rPr>
-          <w:rFonts w:hint="eastAsia" w:ascii="Times New Roman" w:hAnsi="Times New Roman" w:eastAsia="FangSong" w:cs="Times New Roman"/>
-        </w:rPr>
-        <w:t>碳</w:t>
+          <w:rFonts w:hint="eastAsia" w:ascii="Times New Roman" w:hAnsi="Times New Roman" w:eastAsia="Times New Roman" w:cs="Times New Roman"/>
+        </w:rPr>
+        <w:t>C6（</w:t>
+      </w:r>
+      <w:r>
+        <w:rPr>
+          <w:rFonts w:hint="eastAsia" w:ascii="Times New Roman" w:hAnsi="Times New Roman" w:eastAsia="FangSong" w:cs="Times New Roman"/>
+        </w:rPr>
+        <w:t>伯碳自由基</w:t>
       </w:r>
       <w:r>
         <w:rPr>
@@ -23027,91 +22840,13 @@
         <w:rPr>
           <w:rFonts w:hint="eastAsia" w:ascii="Times New Roman" w:hAnsi="Times New Roman" w:eastAsia="FangSong" w:cs="Times New Roman"/>
         </w:rPr>
-        <w:t>形成新的</w:t>
-      </w:r>
-      <w:r>
-        <w:rPr>
-          <w:rFonts w:ascii="Times New Roman" w:hAnsi="Times New Roman" w:eastAsia="Times New Roman" w:cs="Times New Roman"/>
-        </w:rPr>
-        <w:t xml:space="preserve"> C–C </w:t>
-      </w:r>
-      <w:r>
-        <w:rPr>
-          <w:rFonts w:hint="eastAsia" w:ascii="Times New Roman" w:hAnsi="Times New Roman" w:eastAsia="FangSong" w:cs="Times New Roman"/>
-        </w:rPr>
-        <w:t>键并关成五元环</w:t>
-      </w:r>
-      <w:r>
-        <w:rPr>
-          <w:rFonts w:hint="eastAsia" w:ascii="Times New Roman" w:hAnsi="Times New Roman" w:eastAsia="Times New Roman" w:cs="Times New Roman"/>
-        </w:rPr>
-        <w:t>，</w:t>
-      </w:r>
-      <w:r>
-        <w:rPr>
-          <w:rFonts w:hint="eastAsia" w:ascii="Times New Roman" w:hAnsi="Times New Roman" w:eastAsia="FangSong" w:cs="Times New Roman"/>
-        </w:rPr>
-        <w:t>同时生成一个伯碳自由基</w:t>
-      </w:r>
-      <w:r>
-        <w:rPr>
-          <w:rFonts w:hint="eastAsia" w:ascii="Times New Roman" w:hAnsi="Times New Roman" w:eastAsia="Times New Roman" w:cs="Times New Roman"/>
-        </w:rPr>
-        <w:t>（</w:t>
-      </w:r>
-      <w:r>
-        <w:rPr>
-          <w:rFonts w:hint="eastAsia" w:ascii="Times New Roman" w:hAnsi="Times New Roman" w:eastAsia="FangSong" w:cs="Times New Roman"/>
-        </w:rPr>
-        <w:t>环戊烷甲基衍生物</w:t>
+        <w:t>环戊烷亚甲基衍生物</w:t>
       </w:r>
       <w:r>
         <w:rPr>
           <w:rFonts w:hint="eastAsia" w:ascii="Times New Roman" w:hAnsi="Times New Roman" w:eastAsia="Times New Roman" w:cs="Times New Roman"/>
         </w:rPr>
         <w:t>）。</w:t>
-      </w:r>
-      <w:r>
-        <w:rPr>
-          <w:rFonts w:ascii="Times New Roman" w:hAnsi="Times New Roman" w:eastAsia="Times New Roman" w:cs="Times New Roman"/>
-        </w:rPr>
-        <w:t xml:space="preserve"> </w:t>
-      </w:r>
-      <w:r>
-        <w:rPr>
-          <w:rFonts w:hint="eastAsia" w:ascii="Times New Roman" w:hAnsi="Times New Roman" w:eastAsia="FangSong" w:cs="Times New Roman"/>
-        </w:rPr>
-        <w:t xml:space="preserve">形成五元环</w:t>
-      </w:r>
-      <w:r>
-        <w:rPr>
-          <w:rFonts w:ascii="Times New Roman" w:hAnsi="Times New Roman" w:eastAsia="Times New Roman" w:cs="Times New Roman"/>
-        </w:rPr>
-        <w:t xml:space="preserve"> + </w:t>
-      </w:r>
-      <w:r>
-        <w:rPr>
-          <w:rFonts w:hint="eastAsia" w:ascii="Times New Roman" w:hAnsi="Times New Roman" w:eastAsia="FangSong" w:cs="Times New Roman"/>
-        </w:rPr>
-        <w:t>伯碳自由基</w:t>
-      </w:r>
-      <w:r>
-        <w:rPr>
-          <w:rFonts w:hint="eastAsia" w:ascii="Times New Roman" w:hAnsi="Times New Roman" w:eastAsia="Times New Roman" w:cs="Times New Roman"/>
-        </w:rPr>
-        <w:t>（</w:t>
-      </w:r>
-      <w:r>
-        <w:rPr>
-          <w:rFonts w:hint="eastAsia" w:ascii="Times New Roman" w:hAnsi="Times New Roman" w:eastAsia="FangSong" w:cs="Times New Roman"/>
-        </w:rPr>
-        <w:t>环戊烷甲基衍生物</w:t>
-      </w:r>
-      <w:r>
-        <w:rPr>
-          <w:rFonts w:hint="eastAsia" w:ascii="Times New Roman" w:hAnsi="Times New Roman" w:eastAsia="Times New Roman" w:cs="Times New Roman"/>
-        </w:rPr>
-        <w:t>）</w:t>
       </w:r>
     </w:p>
     <w:p>
@@ -23140,7 +22875,31 @@
           <w:b/>
           <w:bCs/>
         </w:rPr>
-        <w:t>B：6-endo-trig（</w:t>
+        <w:t xml:space="preserve">B：6-endo-trig</w:t>
+      </w:r>
+      <w:r>
+        <w:rPr>
+          <w:rFonts w:hint="eastAsia" w:ascii="Times New Roman" w:hAnsi="Times New Roman" w:eastAsia="Times New Roman" w:cs="Times New Roman"/>
+        </w:rPr>
+        <w:t>——</w:t>
+      </w:r>
+      <w:r>
+        <w:rPr>
+          <w:rFonts w:hint="eastAsia" w:ascii="Times New Roman" w:hAnsi="Times New Roman" w:eastAsia="FangSong" w:cs="Times New Roman"/>
+        </w:rPr>
+        <w:t>自由基</w:t>
+      </w:r>
+      <w:r>
+        <w:rPr>
+          <w:rFonts w:ascii="Times New Roman" w:hAnsi="Times New Roman" w:eastAsia="Times New Roman" w:cs="Times New Roman"/>
+        </w:rPr>
+        <w:t xml:space="preserve"> C1 </w:t>
+      </w:r>
+      <w:r>
+        <w:rPr>
+          <w:rFonts w:hint="eastAsia" w:ascii="Times New Roman" w:hAnsi="Times New Roman" w:eastAsia="FangSong" w:cs="Times New Roman"/>
+        </w:rPr>
+        <w:t xml:space="preserve">进攻双键</w:t>
       </w:r>
       <w:r>
         <w:rPr>
@@ -23148,7 +22907,7 @@
           <w:b/>
           <w:bCs/>
         </w:rPr>
-        <w:t>自由基进攻</w:t>
+        <w:t xml:space="preserve">末端</w:t>
       </w:r>
       <w:r>
         <w:rPr>
@@ -23156,75 +22915,43 @@
           <w:b/>
           <w:bCs/>
         </w:rPr>
-        <w:t xml:space="preserve"> C</w:t>
-      </w:r>
-      <w:r>
-        <w:rPr>
-          <w:rFonts w:ascii="Times New Roman" w:hAnsi="Times New Roman" w:eastAsia="Times New Roman" w:cs="Times New Roman"/>
-          <w:b/>
-          <w:bCs/>
-          <w:vertAlign w:val="subscript"/>
-        </w:rPr>
-        <w:t>5</w:t>
-      </w:r>
-      <w:r>
-        <w:rPr>
-          <w:rFonts w:ascii="Times New Roman" w:hAnsi="Times New Roman" w:eastAsia="Times New Roman" w:cs="Times New Roman"/>
-          <w:b/>
-          <w:bCs/>
-        </w:rPr>
-        <w:t>=C</w:t>
-      </w:r>
-      <w:r>
-        <w:rPr>
-          <w:rFonts w:ascii="Times New Roman" w:hAnsi="Times New Roman" w:eastAsia="Times New Roman" w:cs="Times New Roman"/>
-          <w:b/>
-          <w:bCs/>
-          <w:vertAlign w:val="subscript"/>
-        </w:rPr>
-        <w:t>6</w:t>
-      </w:r>
-      <w:r>
-        <w:rPr>
-          <w:rFonts w:ascii="Times New Roman" w:hAnsi="Times New Roman" w:eastAsia="Times New Roman" w:cs="Times New Roman"/>
-          <w:b/>
-          <w:bCs/>
+        <w:t xml:space="preserve"> C6</w:t>
+      </w:r>
+      <w:r>
+        <w:rPr>
+          <w:rFonts w:hint="eastAsia" w:ascii="Times New Roman" w:hAnsi="Times New Roman" w:eastAsia="Times New Roman" w:cs="Times New Roman"/>
+        </w:rPr>
+        <w:t>，</w:t>
+      </w:r>
+      <w:r>
+        <w:rPr>
+          <w:rFonts w:hint="eastAsia" w:ascii="Times New Roman" w:hAnsi="Times New Roman" w:eastAsia="FangSong" w:cs="Times New Roman"/>
+        </w:rPr>
+        <w:t>关成六元环</w:t>
+      </w:r>
+      <w:r>
+        <w:rPr>
+          <w:rFonts w:hint="eastAsia" w:ascii="Times New Roman" w:hAnsi="Times New Roman" w:eastAsia="Times New Roman" w:cs="Times New Roman"/>
+        </w:rPr>
+        <w:t>，</w:t>
+      </w:r>
+      <w:r>
+        <w:rPr>
+          <w:rFonts w:hint="eastAsia" w:ascii="Times New Roman" w:hAnsi="Times New Roman" w:eastAsia="FangSong" w:cs="Times New Roman"/>
+        </w:rPr>
+        <w:t>自由基留在环内</w:t>
+      </w:r>
+      <w:r>
+        <w:rPr>
+          <w:rFonts w:ascii="Times New Roman" w:hAnsi="Times New Roman" w:eastAsia="Times New Roman" w:cs="Times New Roman"/>
         </w:rPr>
         <w:t xml:space="preserve"> </w:t>
       </w:r>
       <w:r>
         <w:rPr>
-          <w:rFonts w:hint="eastAsia" w:ascii="Times New Roman" w:hAnsi="Times New Roman" w:eastAsia="FangSong" w:cs="Times New Roman"/>
-          <w:b/>
-          <w:bCs/>
-        </w:rPr>
-        <w:t>的内部</w:t>
-      </w:r>
-      <w:r>
-        <w:rPr>
-          <w:rFonts w:hint="eastAsia" w:ascii="Times New Roman" w:hAnsi="Times New Roman" w:eastAsia="Times New Roman" w:cs="Times New Roman"/>
-          <w:b/>
-          <w:bCs/>
-        </w:rPr>
-        <w:t>）</w:t>
-      </w:r>
-      <w:r>
-        <w:rPr>
-          <w:rFonts w:ascii="Times New Roman" w:hAnsi="Times New Roman" w:eastAsia="Times New Roman" w:cs="Times New Roman"/>
-        </w:rPr>
-        <w:t xml:space="preserve"> </w:t>
-      </w:r>
-      <w:r>
-        <w:rPr>
-          <w:rFonts w:hint="eastAsia" w:ascii="Times New Roman" w:hAnsi="Times New Roman" w:eastAsia="FangSong" w:cs="Times New Roman"/>
-        </w:rPr>
-        <w:t xml:space="preserve">形成六元环</w:t>
-      </w:r>
-      <w:r>
-        <w:rPr>
-          <w:rFonts w:ascii="Times New Roman" w:hAnsi="Times New Roman" w:eastAsia="Times New Roman" w:cs="Times New Roman"/>
-        </w:rPr>
-        <w:t xml:space="preserve"> + </w:t>
+          <w:rFonts w:hint="eastAsia" w:ascii="Times New Roman" w:hAnsi="Times New Roman" w:eastAsia="Times New Roman" w:cs="Times New Roman"/>
+        </w:rPr>
+        <w:t>C5（</w:t>
       </w:r>
       <w:r>
         <w:rPr>
@@ -23236,7 +22963,7 @@
         <w:rPr>
           <w:rFonts w:hint="eastAsia" w:ascii="Times New Roman" w:hAnsi="Times New Roman" w:eastAsia="Times New Roman" w:cs="Times New Roman"/>
         </w:rPr>
-        <w:t>（</w:t>
+        <w:t>，</w:t>
       </w:r>
       <w:r>
         <w:rPr>
@@ -23669,25 +23396,19 @@
         <w:rPr>
           <w:rFonts w:hint="eastAsia" w:ascii="Times New Roman" w:hAnsi="Times New Roman" w:eastAsia="Times New Roman" w:cs="Times New Roman"/>
         </w:rPr>
-        <w:t>，</w:t>
-      </w:r>
-      <w:r>
-        <w:rPr>
-          <w:rFonts w:hint="eastAsia" w:ascii="Times New Roman" w:hAnsi="Times New Roman" w:eastAsia="FangSong" w:cs="Times New Roman"/>
-        </w:rPr>
-        <w:t>但</w:t>
-      </w:r>
-      <w:r>
-        <w:rPr>
-          <w:rFonts w:ascii="Times New Roman" w:hAnsi="Times New Roman" w:eastAsia="Times New Roman" w:cs="Times New Roman"/>
-        </w:rPr>
-        <w:t xml:space="preserve"> 5-exo </w:t>
-      </w:r>
-      <w:r>
-        <w:rPr>
-          <w:rFonts w:hint="eastAsia" w:ascii="Times New Roman" w:hAnsi="Times New Roman" w:eastAsia="FangSong" w:cs="Times New Roman"/>
-        </w:rPr>
-        <w:t>的环化速率为更快</w:t>
+        <w:t>，5-exo</w:t>
+      </w:r>
+      <w:r>
+        <w:rPr>
+          <w:rFonts w:ascii="Times New Roman" w:hAnsi="Times New Roman" w:eastAsia="Times New Roman" w:cs="Times New Roman"/>
+        </w:rPr>
+        <w:t xml:space="preserve"> </w:t>
+      </w:r>
+      <w:r>
+        <w:rPr>
+          <w:rFonts w:hint="eastAsia" w:ascii="Times New Roman" w:hAnsi="Times New Roman" w:eastAsia="FangSong" w:cs="Times New Roman"/>
+        </w:rPr>
+        <w:t>的环化速率也更快</w:t>
       </w:r>
       <w:r>
         <w:rPr>
@@ -25803,55 +25524,109 @@
         <w:rPr>
           <w:rFonts w:hint="eastAsia" w:ascii="Times New Roman" w:hAnsi="Times New Roman" w:eastAsia="FangSong" w:cs="Times New Roman"/>
         </w:rPr>
+        <w:t>体系链增长步</w:t>
+      </w:r>
+      <w:r>
+        <w:rPr>
+          <w:rFonts w:hint="eastAsia" w:ascii="Times New Roman" w:hAnsi="Times New Roman" w:eastAsia="Times New Roman" w:cs="Times New Roman"/>
+        </w:rPr>
+        <w:t>（R·</w:t>
+      </w:r>
+      <w:r>
+        <w:rPr>
+          <w:rFonts w:ascii="Times New Roman" w:hAnsi="Times New Roman" w:eastAsia="Times New Roman" w:cs="Times New Roman"/>
+        </w:rPr>
+        <w:t xml:space="preserve"> </w:t>
+      </w:r>
+      <w:r>
+        <w:rPr>
+          <w:rFonts w:hint="eastAsia" w:ascii="Times New Roman" w:hAnsi="Times New Roman" w:eastAsia="FangSong" w:cs="Times New Roman"/>
+        </w:rPr>
+        <w:t xml:space="preserve">从</w:t>
+      </w:r>
+      <w:r>
+        <w:rPr>
+          <w:rFonts w:ascii="Times New Roman" w:hAnsi="Times New Roman" w:eastAsia="Times New Roman" w:cs="Times New Roman"/>
+        </w:rPr>
+        <w:t xml:space="preserve"> HCl </w:t>
+      </w:r>
+      <w:r>
+        <w:rPr>
+          <w:rFonts w:hint="eastAsia" w:ascii="Times New Roman" w:hAnsi="Times New Roman" w:eastAsia="FangSong" w:cs="Times New Roman"/>
+        </w:rPr>
+        <w:t xml:space="preserve">夺</w:t>
+      </w:r>
+      <w:r>
+        <w:rPr>
+          <w:rFonts w:ascii="Times New Roman" w:hAnsi="Times New Roman" w:eastAsia="Times New Roman" w:cs="Times New Roman"/>
+        </w:rPr>
+        <w:t xml:space="preserve"> </w:t>
+      </w:r>
+      <w:r>
+        <w:rPr>
+          <w:rFonts w:hint="eastAsia" w:ascii="Times New Roman" w:hAnsi="Times New Roman" w:eastAsia="Times New Roman" w:cs="Times New Roman"/>
+        </w:rPr>
+        <w:t>H）</w:t>
+      </w:r>
+      <w:r>
+        <w:rPr>
+          <w:rFonts w:hint="eastAsia" w:ascii="Times New Roman" w:hAnsi="Times New Roman" w:eastAsia="FangSong" w:cs="Times New Roman"/>
+        </w:rPr>
+        <w:t>吸热</w:t>
+      </w:r>
+      <w:r>
+        <w:rPr>
+          <w:rFonts w:hint="eastAsia" w:ascii="Times New Roman" w:hAnsi="Times New Roman" w:eastAsia="Times New Roman" w:cs="Times New Roman"/>
+        </w:rPr>
+        <w:t>、</w:t>
+      </w:r>
+      <w:r>
+        <w:rPr>
+          <w:rFonts w:hint="eastAsia" w:ascii="Times New Roman" w:hAnsi="Times New Roman" w:eastAsia="FangSong" w:cs="Times New Roman"/>
+        </w:rPr>
+        <w:t>链无法传递</w:t>
+      </w:r>
+      <w:r>
+        <w:rPr>
+          <w:rFonts w:hint="eastAsia" w:ascii="Times New Roman" w:hAnsi="Times New Roman" w:eastAsia="Times New Roman" w:cs="Times New Roman"/>
+        </w:rPr>
+        <w:t>；HI</w:t>
+      </w:r>
+      <w:r>
+        <w:rPr>
+          <w:rFonts w:ascii="Times New Roman" w:hAnsi="Times New Roman" w:eastAsia="Times New Roman" w:cs="Times New Roman"/>
+        </w:rPr>
+        <w:t xml:space="preserve"> </w:t>
+      </w:r>
+      <w:r>
+        <w:rPr>
+          <w:rFonts w:hint="eastAsia" w:ascii="Times New Roman" w:hAnsi="Times New Roman" w:eastAsia="FangSong" w:cs="Times New Roman"/>
+        </w:rPr>
         <w:t xml:space="preserve">的</w:t>
       </w:r>
       <w:r>
         <w:rPr>
           <w:rFonts w:ascii="Times New Roman" w:hAnsi="Times New Roman" w:eastAsia="Times New Roman" w:cs="Times New Roman"/>
         </w:rPr>
-        <w:t xml:space="preserve"> Cl· </w:t>
-      </w:r>
-      <w:r>
-        <w:rPr>
-          <w:rFonts w:hint="eastAsia" w:ascii="Times New Roman" w:hAnsi="Times New Roman" w:eastAsia="FangSong" w:cs="Times New Roman"/>
-        </w:rPr>
-        <w:t xml:space="preserve">活性高但夺</w:t>
-      </w:r>
-      <w:r>
-        <w:rPr>
-          <w:rFonts w:ascii="Times New Roman" w:hAnsi="Times New Roman" w:eastAsia="Times New Roman" w:cs="Times New Roman"/>
-        </w:rPr>
-        <w:t xml:space="preserve"> H </w:t>
-      </w:r>
-      <w:r>
-        <w:rPr>
-          <w:rFonts w:hint="eastAsia" w:ascii="Times New Roman" w:hAnsi="Times New Roman" w:eastAsia="FangSong" w:cs="Times New Roman"/>
-        </w:rPr>
-        <w:t>慢</w:t>
-      </w:r>
-      <w:r>
-        <w:rPr>
-          <w:rFonts w:hint="eastAsia" w:ascii="Times New Roman" w:hAnsi="Times New Roman" w:eastAsia="Times New Roman" w:cs="Times New Roman"/>
-        </w:rPr>
-        <w:t>，HI</w:t>
+        <w:t xml:space="preserve"> I· </w:t>
+      </w:r>
+      <w:r>
+        <w:rPr>
+          <w:rFonts w:hint="eastAsia" w:ascii="Times New Roman" w:hAnsi="Times New Roman" w:eastAsia="FangSong" w:cs="Times New Roman"/>
+        </w:rPr>
+        <w:t>与烯烃加成吸热</w:t>
+      </w:r>
+      <w:r>
+        <w:rPr>
+          <w:rFonts w:hint="eastAsia" w:ascii="Times New Roman" w:hAnsi="Times New Roman" w:eastAsia="Times New Roman" w:cs="Times New Roman"/>
+        </w:rPr>
+        <w:t>、I·</w:t>
       </w:r>
       <w:r>
         <w:rPr>
           <w:rFonts w:ascii="Times New Roman" w:hAnsi="Times New Roman" w:eastAsia="Times New Roman" w:cs="Times New Roman"/>
         </w:rPr>
         <w:t xml:space="preserve"> </w:t>
-      </w:r>
-      <w:r>
-        <w:rPr>
-          <w:rFonts w:hint="eastAsia" w:ascii="Times New Roman" w:hAnsi="Times New Roman" w:eastAsia="FangSong" w:cs="Times New Roman"/>
-        </w:rPr>
-        <w:t xml:space="preserve">的</w:t>
-      </w:r>
-      <w:r>
-        <w:rPr>
-          <w:rFonts w:ascii="Times New Roman" w:hAnsi="Times New Roman" w:eastAsia="Times New Roman" w:cs="Times New Roman"/>
-        </w:rPr>
-        <w:t xml:space="preserve"> I· </w:t>
       </w:r>
       <w:r>
         <w:rPr>
@@ -27533,7 +27308,7 @@
         <w:rPr>
           <w:rFonts w:hint="eastAsia" w:ascii="Times New Roman" w:hAnsi="Times New Roman" w:eastAsia="Times New Roman" w:cs="Times New Roman"/>
         </w:rPr>
-        <w:t xml:space="preserve">5:4:1）</w:t>
+        <w:t xml:space="preserve">5.0:3.8:1.0）</w:t>
       </w:r>
     </w:p>
     <w:p>
@@ -27627,7 +27402,7 @@
         <w:rPr>
           <w:rFonts w:hint="eastAsia" w:ascii="Times New Roman" w:hAnsi="Times New Roman" w:eastAsia="FangSong" w:cs="Times New Roman"/>
         </w:rPr>
-        <w:t>引发增长和终断</w:t>
+        <w:t>引发增长和终止</w:t>
       </w:r>
       <w:r>
         <w:rPr>
@@ -27709,7 +27484,7 @@
         <w:rPr>
           <w:rFonts w:hint="eastAsia" w:ascii="Times New Roman" w:hAnsi="Times New Roman" w:eastAsia="FangSong" w:cs="Times New Roman"/>
         </w:rPr>
-        <w:t>三级二级强于莽</w:t>
+        <w:t>三级二级强于伯</w:t>
       </w:r>
       <w:r>
         <w:rPr>
@@ -30309,13 +30084,143 @@
         <w:rPr>
           <w:rFonts w:hint="eastAsia" w:ascii="Times New Roman" w:hAnsi="Times New Roman" w:eastAsia="Times New Roman" w:cs="Times New Roman"/>
         </w:rPr>
+        <w:t>4-</w:t>
+      </w:r>
+      <w:r>
+        <w:rPr>
+          <w:rFonts w:hint="eastAsia" w:ascii="Times New Roman" w:hAnsi="Times New Roman" w:eastAsia="FangSong" w:cs="Times New Roman"/>
+        </w:rPr>
+        <w:t>戊烯</w:t>
+      </w:r>
+      <w:r>
+        <w:rPr>
+          <w:rFonts w:hint="eastAsia" w:ascii="Times New Roman" w:hAnsi="Times New Roman" w:eastAsia="Times New Roman" w:cs="Times New Roman"/>
+        </w:rPr>
+        <w:t>-1-</w:t>
+      </w:r>
+      <w:r>
+        <w:rPr>
+          <w:rFonts w:hint="eastAsia" w:ascii="Times New Roman" w:hAnsi="Times New Roman" w:eastAsia="FangSong" w:cs="Times New Roman"/>
+        </w:rPr>
+        <w:t>基自由基</w:t>
+      </w:r>
+      <w:r>
+        <w:rPr>
+          <w:rFonts w:hint="eastAsia" w:ascii="Times New Roman" w:hAnsi="Times New Roman" w:eastAsia="Times New Roman" w:cs="Times New Roman"/>
+        </w:rPr>
+        <w:t>（·CH</w:t>
+      </w:r>
+      <w:r>
+        <w:rPr>
+          <w:rFonts w:hint="eastAsia" w:ascii="Times New Roman" w:hAnsi="Times New Roman" w:eastAsia="Times New Roman" w:cs="Times New Roman"/>
+          <w:vertAlign w:val="subscript"/>
+        </w:rPr>
+        <w:t>2</w:t>
+      </w:r>
+      <w:r>
+        <w:rPr>
+          <w:rFonts w:hint="eastAsia" w:ascii="Times New Roman" w:hAnsi="Times New Roman" w:eastAsia="Times New Roman" w:cs="Times New Roman"/>
+        </w:rPr>
+        <w:t>CH</w:t>
+      </w:r>
+      <w:r>
+        <w:rPr>
+          <w:rFonts w:hint="eastAsia" w:ascii="Times New Roman" w:hAnsi="Times New Roman" w:eastAsia="Times New Roman" w:cs="Times New Roman"/>
+          <w:vertAlign w:val="subscript"/>
+        </w:rPr>
+        <w:t>2</w:t>
+      </w:r>
+      <w:r>
+        <w:rPr>
+          <w:rFonts w:hint="eastAsia" w:ascii="Times New Roman" w:hAnsi="Times New Roman" w:eastAsia="Times New Roman" w:cs="Times New Roman"/>
+        </w:rPr>
+        <w:t>CH</w:t>
+      </w:r>
+      <w:r>
+        <w:rPr>
+          <w:rFonts w:hint="eastAsia" w:ascii="Times New Roman" w:hAnsi="Times New Roman" w:eastAsia="Times New Roman" w:cs="Times New Roman"/>
+          <w:vertAlign w:val="subscript"/>
+        </w:rPr>
+        <w:t>2</w:t>
+      </w:r>
+      <w:r>
+        <w:rPr>
+          <w:rFonts w:hint="eastAsia" w:ascii="Times New Roman" w:hAnsi="Times New Roman" w:eastAsia="Times New Roman" w:cs="Times New Roman"/>
+        </w:rPr>
+        <w:t>CH=CH</w:t>
+      </w:r>
+      <w:r>
+        <w:rPr>
+          <w:rFonts w:hint="eastAsia" w:ascii="Times New Roman" w:hAnsi="Times New Roman" w:eastAsia="Times New Roman" w:cs="Times New Roman"/>
+          <w:vertAlign w:val="subscript"/>
+        </w:rPr>
+        <w:t>2</w:t>
+      </w:r>
+      <w:r>
+        <w:rPr>
+          <w:rFonts w:hint="eastAsia" w:ascii="Times New Roman" w:hAnsi="Times New Roman" w:eastAsia="Times New Roman" w:cs="Times New Roman"/>
+        </w:rPr>
+        <w:t>）</w:t>
+      </w:r>
+      <w:r>
+        <w:rPr>
+          <w:rFonts w:hint="eastAsia" w:ascii="Times New Roman" w:hAnsi="Times New Roman" w:eastAsia="FangSong" w:cs="Times New Roman"/>
+        </w:rPr>
+        <w:t>环化</w:t>
+      </w:r>
+      <w:r>
+        <w:rPr>
+          <w:rFonts w:hint="eastAsia" w:ascii="Times New Roman" w:hAnsi="Times New Roman" w:eastAsia="Times New Roman" w:cs="Times New Roman"/>
+        </w:rPr>
+        <w:t>，</w:t>
+      </w:r>
+      <w:r>
+        <w:rPr>
+          <w:rFonts w:hint="eastAsia" w:ascii="Times New Roman" w:hAnsi="Times New Roman" w:eastAsia="FangSong" w:cs="Times New Roman"/>
+        </w:rPr>
+        <w:t>可能发生哪些环化模式</w:t>
+      </w:r>
+      <w:r>
+        <w:rPr>
+          <w:rFonts w:hint="eastAsia" w:ascii="Times New Roman" w:hAnsi="Times New Roman" w:eastAsia="Times New Roman" w:cs="Times New Roman"/>
+        </w:rPr>
+        <w:t>？</w:t>
+      </w:r>
+      <w:r>
+        <w:rPr>
+          <w:rFonts w:hint="eastAsia" w:ascii="Times New Roman" w:hAnsi="Times New Roman" w:eastAsia="FangSong" w:cs="Times New Roman"/>
+        </w:rPr>
+        <w:t>预测主产物</w:t>
+      </w:r>
+      <w:r>
+        <w:rPr>
+          <w:rFonts w:hint="eastAsia" w:ascii="Times New Roman" w:hAnsi="Times New Roman" w:eastAsia="Times New Roman" w:cs="Times New Roman"/>
+        </w:rPr>
+        <w:t>。</w:t>
+      </w:r>
+      <w:r>
+        <w:rPr>
+          <w:rFonts w:hint="eastAsia" w:ascii="Times New Roman" w:hAnsi="Times New Roman" w:eastAsia="FangSong" w:cs="Times New Roman"/>
+        </w:rPr>
+        <w:t>与</w:t>
+      </w:r>
+      <w:r>
+        <w:rPr>
+          <w:rFonts w:ascii="Times New Roman" w:hAnsi="Times New Roman" w:eastAsia="Times New Roman" w:cs="Times New Roman"/>
+        </w:rPr>
+        <w:t xml:space="preserve"> </w:t>
+      </w:r>
+      <w:r>
+        <w:rPr>
+          <w:rFonts w:hint="eastAsia" w:ascii="Times New Roman" w:hAnsi="Times New Roman" w:eastAsia="Times New Roman" w:cs="Times New Roman"/>
+        </w:rPr>
         <w:t>5-</w:t>
       </w:r>
       <w:r>
         <w:rPr>
           <w:rFonts w:hint="eastAsia" w:ascii="Times New Roman" w:hAnsi="Times New Roman" w:eastAsia="FangSong" w:cs="Times New Roman"/>
         </w:rPr>
-        <w:t>戊烯</w:t>
+        <w:t>己烯</w:t>
       </w:r>
       <w:r>
         <w:rPr>
@@ -30327,137 +30232,7 @@
         <w:rPr>
           <w:rFonts w:hint="eastAsia" w:ascii="Times New Roman" w:hAnsi="Times New Roman" w:eastAsia="FangSong" w:cs="Times New Roman"/>
         </w:rPr>
-        <w:t>基自由基</w:t>
-      </w:r>
-      <w:r>
-        <w:rPr>
-          <w:rFonts w:hint="eastAsia" w:ascii="Times New Roman" w:hAnsi="Times New Roman" w:eastAsia="Times New Roman" w:cs="Times New Roman"/>
-        </w:rPr>
-        <w:t>（·CH</w:t>
-      </w:r>
-      <w:r>
-        <w:rPr>
-          <w:rFonts w:hint="eastAsia" w:ascii="Times New Roman" w:hAnsi="Times New Roman" w:eastAsia="Times New Roman" w:cs="Times New Roman"/>
-          <w:vertAlign w:val="subscript"/>
-        </w:rPr>
-        <w:t>2</w:t>
-      </w:r>
-      <w:r>
-        <w:rPr>
-          <w:rFonts w:hint="eastAsia" w:ascii="Times New Roman" w:hAnsi="Times New Roman" w:eastAsia="Times New Roman" w:cs="Times New Roman"/>
-        </w:rPr>
-        <w:t>CH</w:t>
-      </w:r>
-      <w:r>
-        <w:rPr>
-          <w:rFonts w:hint="eastAsia" w:ascii="Times New Roman" w:hAnsi="Times New Roman" w:eastAsia="Times New Roman" w:cs="Times New Roman"/>
-          <w:vertAlign w:val="subscript"/>
-        </w:rPr>
-        <w:t>2</w:t>
-      </w:r>
-      <w:r>
-        <w:rPr>
-          <w:rFonts w:hint="eastAsia" w:ascii="Times New Roman" w:hAnsi="Times New Roman" w:eastAsia="Times New Roman" w:cs="Times New Roman"/>
-        </w:rPr>
-        <w:t>CH</w:t>
-      </w:r>
-      <w:r>
-        <w:rPr>
-          <w:rFonts w:hint="eastAsia" w:ascii="Times New Roman" w:hAnsi="Times New Roman" w:eastAsia="Times New Roman" w:cs="Times New Roman"/>
-          <w:vertAlign w:val="subscript"/>
-        </w:rPr>
-        <w:t>2</w:t>
-      </w:r>
-      <w:r>
-        <w:rPr>
-          <w:rFonts w:hint="eastAsia" w:ascii="Times New Roman" w:hAnsi="Times New Roman" w:eastAsia="Times New Roman" w:cs="Times New Roman"/>
-        </w:rPr>
-        <w:t>CH=CH</w:t>
-      </w:r>
-      <w:r>
-        <w:rPr>
-          <w:rFonts w:hint="eastAsia" w:ascii="Times New Roman" w:hAnsi="Times New Roman" w:eastAsia="Times New Roman" w:cs="Times New Roman"/>
-          <w:vertAlign w:val="subscript"/>
-        </w:rPr>
-        <w:t>2</w:t>
-      </w:r>
-      <w:r>
-        <w:rPr>
-          <w:rFonts w:hint="eastAsia" w:ascii="Times New Roman" w:hAnsi="Times New Roman" w:eastAsia="Times New Roman" w:cs="Times New Roman"/>
-        </w:rPr>
-        <w:t>）</w:t>
-      </w:r>
-      <w:r>
-        <w:rPr>
-          <w:rFonts w:hint="eastAsia" w:ascii="Times New Roman" w:hAnsi="Times New Roman" w:eastAsia="FangSong" w:cs="Times New Roman"/>
-        </w:rPr>
-        <w:t>环化</w:t>
-      </w:r>
-      <w:r>
-        <w:rPr>
-          <w:rFonts w:hint="eastAsia" w:ascii="Times New Roman" w:hAnsi="Times New Roman" w:eastAsia="Times New Roman" w:cs="Times New Roman"/>
-        </w:rPr>
-        <w:t>，</w:t>
-      </w:r>
-      <w:r>
-        <w:rPr>
-          <w:rFonts w:hint="eastAsia" w:ascii="Times New Roman" w:hAnsi="Times New Roman" w:eastAsia="FangSong" w:cs="Times New Roman"/>
-        </w:rPr>
-        <w:t>预测主产物</w:t>
-      </w:r>
-      <w:r>
-        <w:rPr>
-          <w:rFonts w:hint="eastAsia" w:ascii="Times New Roman" w:hAnsi="Times New Roman" w:eastAsia="Times New Roman" w:cs="Times New Roman"/>
-        </w:rPr>
-        <w:t>。</w:t>
-      </w:r>
-      <w:r>
-        <w:rPr>
-          <w:rFonts w:hint="eastAsia" w:ascii="Times New Roman" w:hAnsi="Times New Roman" w:eastAsia="FangSong" w:cs="Times New Roman"/>
-        </w:rPr>
-        <w:t>与</w:t>
-      </w:r>
-      <w:r>
-        <w:rPr>
-          <w:rFonts w:ascii="Times New Roman" w:hAnsi="Times New Roman" w:eastAsia="Times New Roman" w:cs="Times New Roman"/>
-        </w:rPr>
-        <w:t xml:space="preserve"> </w:t>
-      </w:r>
-      <w:r>
-        <w:rPr>
-          <w:rFonts w:hint="eastAsia" w:ascii="Times New Roman" w:hAnsi="Times New Roman" w:eastAsia="Times New Roman" w:cs="Times New Roman"/>
-        </w:rPr>
-        <w:t>5-</w:t>
-      </w:r>
-      <w:r>
-        <w:rPr>
-          <w:rFonts w:hint="eastAsia" w:ascii="Times New Roman" w:hAnsi="Times New Roman" w:eastAsia="FangSong" w:cs="Times New Roman"/>
-        </w:rPr>
-        <w:t>己烯</w:t>
-      </w:r>
-      <w:r>
-        <w:rPr>
-          <w:rFonts w:hint="eastAsia" w:ascii="Times New Roman" w:hAnsi="Times New Roman" w:eastAsia="Times New Roman" w:cs="Times New Roman"/>
-        </w:rPr>
-        <w:t>-1-</w:t>
-      </w:r>
-      <w:r>
-        <w:rPr>
-          <w:rFonts w:hint="eastAsia" w:ascii="Times New Roman" w:hAnsi="Times New Roman" w:eastAsia="FangSong" w:cs="Times New Roman"/>
-        </w:rPr>
-        <w:t>基自由基相比</w:t>
-      </w:r>
-      <w:r>
-        <w:rPr>
-          <w:rFonts w:hint="eastAsia" w:ascii="Times New Roman" w:hAnsi="Times New Roman" w:eastAsia="Times New Roman" w:cs="Times New Roman"/>
-        </w:rPr>
-        <w:t>，</w:t>
-      </w:r>
-      <w:r>
-        <w:rPr>
-          <w:rFonts w:hint="eastAsia" w:ascii="Times New Roman" w:hAnsi="Times New Roman" w:eastAsia="FangSong" w:cs="Times New Roman"/>
-        </w:rPr>
-        <w:t>环化产物有何不同</w:t>
+        <w:t>基自由基相比有何不同</w:t>
       </w:r>
       <w:r>
         <w:rPr>
@@ -30914,13 +30689,49 @@
         <w:rPr>
           <w:rFonts w:hint="eastAsia" w:ascii="Times New Roman" w:hAnsi="Times New Roman" w:eastAsia="FangSong" w:cs="Times New Roman"/>
         </w:rPr>
-        <w:t>不能发生自由基链式反应</w:t>
-      </w:r>
-      <w:r>
-        <w:rPr>
-          <w:rFonts w:hint="eastAsia" w:ascii="Times New Roman" w:hAnsi="Times New Roman" w:eastAsia="Times New Roman" w:cs="Times New Roman"/>
-        </w:rPr>
-        <w:t>（H-Cl</w:t>
+        <w:t>体系不能发生自由基链式反应</w:t>
+      </w:r>
+      <w:r>
+        <w:rPr>
+          <w:rFonts w:hint="eastAsia" w:ascii="Times New Roman" w:hAnsi="Times New Roman" w:eastAsia="Times New Roman" w:cs="Times New Roman"/>
+        </w:rPr>
+        <w:t>——</w:t>
+      </w:r>
+      <w:r>
+        <w:rPr>
+          <w:rFonts w:hint="eastAsia" w:ascii="Times New Roman" w:hAnsi="Times New Roman" w:eastAsia="FangSong" w:cs="Times New Roman"/>
+        </w:rPr>
+        <w:t>链增长步</w:t>
+      </w:r>
+      <w:r>
+        <w:rPr>
+          <w:rFonts w:hint="eastAsia" w:ascii="Times New Roman" w:hAnsi="Times New Roman" w:eastAsia="Times New Roman" w:cs="Times New Roman"/>
+        </w:rPr>
+        <w:t>（R·</w:t>
+      </w:r>
+      <w:r>
+        <w:rPr>
+          <w:rFonts w:ascii="Times New Roman" w:hAnsi="Times New Roman" w:eastAsia="Times New Roman" w:cs="Times New Roman"/>
+        </w:rPr>
+        <w:t xml:space="preserve"> + HCl → R-H + </w:t>
+      </w:r>
+      <w:r>
+        <w:rPr>
+          <w:rFonts w:hint="eastAsia" w:ascii="Times New Roman" w:hAnsi="Times New Roman" w:eastAsia="Times New Roman" w:cs="Times New Roman"/>
+        </w:rPr>
+        <w:t>Cl·）</w:t>
+      </w:r>
+      <w:r>
+        <w:rPr>
+          <w:rFonts w:hint="eastAsia" w:ascii="Times New Roman" w:hAnsi="Times New Roman" w:eastAsia="FangSong" w:cs="Times New Roman"/>
+        </w:rPr>
+        <w:t>是吸热步骤</w:t>
+      </w:r>
+      <w:r>
+        <w:rPr>
+          <w:rFonts w:hint="eastAsia" w:ascii="Times New Roman" w:hAnsi="Times New Roman" w:eastAsia="Times New Roman" w:cs="Times New Roman"/>
+        </w:rPr>
+        <w:t>（H–Cl</w:t>
       </w:r>
       <w:r>
         <w:rPr>
@@ -30932,49 +30743,37 @@
         <w:rPr>
           <w:rFonts w:hint="eastAsia" w:ascii="Times New Roman" w:hAnsi="Times New Roman" w:eastAsia="FangSong" w:cs="Times New Roman"/>
         </w:rPr>
-        <w:t>键太强</w:t>
-      </w:r>
-      <w:r>
-        <w:rPr>
-          <w:rFonts w:hint="eastAsia" w:ascii="Times New Roman" w:hAnsi="Times New Roman" w:eastAsia="Times New Roman" w:cs="Times New Roman"/>
-        </w:rPr>
-        <w:t>，Cl·</w:t>
-      </w:r>
-      <w:r>
-        <w:rPr>
-          <w:rFonts w:ascii="Times New Roman" w:hAnsi="Times New Roman" w:eastAsia="Times New Roman" w:cs="Times New Roman"/>
-        </w:rPr>
-        <w:t xml:space="preserve"> </w:t>
-      </w:r>
-      <w:r>
-        <w:rPr>
-          <w:rFonts w:hint="eastAsia" w:ascii="Times New Roman" w:hAnsi="Times New Roman" w:eastAsia="FangSong" w:cs="Times New Roman"/>
-        </w:rPr>
-        <w:t xml:space="preserve">难以从</w:t>
-      </w:r>
-      <w:r>
-        <w:rPr>
-          <w:rFonts w:ascii="Times New Roman" w:hAnsi="Times New Roman" w:eastAsia="Times New Roman" w:cs="Times New Roman"/>
-        </w:rPr>
-        <w:t xml:space="preserve"> HCl </w:t>
-      </w:r>
-      <w:r>
-        <w:rPr>
-          <w:rFonts w:hint="eastAsia" w:ascii="Times New Roman" w:hAnsi="Times New Roman" w:eastAsia="FangSong" w:cs="Times New Roman"/>
-        </w:rPr>
-        <w:t xml:space="preserve">中夺</w:t>
-      </w:r>
-      <w:r>
-        <w:rPr>
-          <w:rFonts w:ascii="Times New Roman" w:hAnsi="Times New Roman" w:eastAsia="Times New Roman" w:cs="Times New Roman"/>
-        </w:rPr>
-        <w:t xml:space="preserve"> </w:t>
-      </w:r>
-      <w:r>
-        <w:rPr>
-          <w:rFonts w:hint="eastAsia" w:ascii="Times New Roman" w:hAnsi="Times New Roman" w:eastAsia="Times New Roman" w:cs="Times New Roman"/>
-        </w:rPr>
-        <w:t xml:space="preserve">H）。</w:t>
+        <w:t xml:space="preserve">键</w:t>
+      </w:r>
+      <w:r>
+        <w:rPr>
+          <w:rFonts w:ascii="Times New Roman" w:hAnsi="Times New Roman" w:eastAsia="Times New Roman" w:cs="Times New Roman"/>
+        </w:rPr>
+        <w:t xml:space="preserve"> 431 kJ/mol </w:t>
+      </w:r>
+      <w:r>
+        <w:rPr>
+          <w:rFonts w:hint="eastAsia" w:ascii="Times New Roman" w:hAnsi="Times New Roman" w:eastAsia="FangSong" w:cs="Times New Roman"/>
+        </w:rPr>
+        <w:t>太强</w:t>
+      </w:r>
+      <w:r>
+        <w:rPr>
+          <w:rFonts w:hint="eastAsia" w:ascii="Times New Roman" w:hAnsi="Times New Roman" w:eastAsia="Times New Roman" w:cs="Times New Roman"/>
+        </w:rPr>
+        <w:t>），</w:t>
+      </w:r>
+      <w:r>
+        <w:rPr>
+          <w:rFonts w:hint="eastAsia" w:ascii="Times New Roman" w:hAnsi="Times New Roman" w:eastAsia="FangSong" w:cs="Times New Roman"/>
+        </w:rPr>
+        <w:t>链无法传递</w:t>
+      </w:r>
+      <w:r>
+        <w:rPr>
+          <w:rFonts w:hint="eastAsia" w:ascii="Times New Roman" w:hAnsi="Times New Roman" w:eastAsia="Times New Roman" w:cs="Times New Roman"/>
+        </w:rPr>
+        <w:t>。</w:t>
       </w:r>
     </w:p>
     <w:p>
@@ -31768,13 +31567,217 @@
         <w:rPr>
           <w:rFonts w:hint="eastAsia" w:ascii="Times New Roman" w:hAnsi="Times New Roman" w:eastAsia="Times New Roman" w:cs="Times New Roman"/>
         </w:rPr>
+        <w:t>4-</w:t>
+      </w:r>
+      <w:r>
+        <w:rPr>
+          <w:rFonts w:hint="eastAsia" w:ascii="Times New Roman" w:hAnsi="Times New Roman" w:eastAsia="FangSong" w:cs="Times New Roman"/>
+        </w:rPr>
+        <w:t>戊烯</w:t>
+      </w:r>
+      <w:r>
+        <w:rPr>
+          <w:rFonts w:hint="eastAsia" w:ascii="Times New Roman" w:hAnsi="Times New Roman" w:eastAsia="Times New Roman" w:cs="Times New Roman"/>
+        </w:rPr>
+        <w:t>-1-</w:t>
+      </w:r>
+      <w:r>
+        <w:rPr>
+          <w:rFonts w:hint="eastAsia" w:ascii="Times New Roman" w:hAnsi="Times New Roman" w:eastAsia="FangSong" w:cs="Times New Roman"/>
+        </w:rPr>
+        <w:t>基</w:t>
+      </w:r>
+      <w:r>
+        <w:rPr>
+          <w:rFonts w:hint="eastAsia" w:ascii="Times New Roman" w:hAnsi="Times New Roman" w:eastAsia="Times New Roman" w:cs="Times New Roman"/>
+        </w:rPr>
+        <w:t>（C4=C5）</w:t>
+      </w:r>
+      <w:r>
+        <w:rPr>
+          <w:rFonts w:hint="eastAsia" w:ascii="Times New Roman" w:hAnsi="Times New Roman" w:eastAsia="FangSong" w:cs="Times New Roman"/>
+        </w:rPr>
+        <w:t>只有两种环化选择</w:t>
+      </w:r>
+      <w:r>
+        <w:rPr>
+          <w:rFonts w:hint="eastAsia" w:ascii="Times New Roman" w:hAnsi="Times New Roman" w:eastAsia="Times New Roman" w:cs="Times New Roman"/>
+        </w:rPr>
+        <w:t>：4-exo-trig（</w:t>
+      </w:r>
+      <w:r>
+        <w:rPr>
+          <w:rFonts w:hint="eastAsia" w:ascii="Times New Roman" w:hAnsi="Times New Roman" w:eastAsia="FangSong" w:cs="Times New Roman"/>
+        </w:rPr>
+        <w:t>四元环</w:t>
+      </w:r>
+      <w:r>
+        <w:rPr>
+          <w:rFonts w:hint="eastAsia" w:ascii="Times New Roman" w:hAnsi="Times New Roman" w:eastAsia="Times New Roman" w:cs="Times New Roman"/>
+        </w:rPr>
+        <w:t>，Baldwin</w:t>
+      </w:r>
+      <w:r>
+        <w:rPr>
+          <w:rFonts w:ascii="Times New Roman" w:hAnsi="Times New Roman" w:eastAsia="Times New Roman" w:cs="Times New Roman"/>
+        </w:rPr>
+        <w:t xml:space="preserve"> </w:t>
+      </w:r>
+      <w:r>
+        <w:rPr>
+          <w:rFonts w:hint="eastAsia" w:ascii="Times New Roman" w:hAnsi="Times New Roman" w:eastAsia="FangSong" w:cs="Times New Roman"/>
+        </w:rPr>
+        <w:t>允许但环张力大</w:t>
+      </w:r>
+      <w:r>
+        <w:rPr>
+          <w:rFonts w:hint="eastAsia" w:ascii="Times New Roman" w:hAnsi="Times New Roman" w:eastAsia="Times New Roman" w:cs="Times New Roman"/>
+        </w:rPr>
+        <w:t>、</w:t>
+      </w:r>
+      <w:r>
+        <w:rPr>
+          <w:rFonts w:hint="eastAsia" w:ascii="Times New Roman" w:hAnsi="Times New Roman" w:eastAsia="FangSong" w:cs="Times New Roman"/>
+        </w:rPr>
+        <w:t>慢</w:t>
+      </w:r>
+      <w:r>
+        <w:rPr>
+          <w:rFonts w:hint="eastAsia" w:ascii="Times New Roman" w:hAnsi="Times New Roman" w:eastAsia="Times New Roman" w:cs="Times New Roman"/>
+        </w:rPr>
+        <w:t>）</w:t>
+      </w:r>
+      <w:r>
+        <w:rPr>
+          <w:rFonts w:hint="eastAsia" w:ascii="Times New Roman" w:hAnsi="Times New Roman" w:eastAsia="FangSong" w:cs="Times New Roman"/>
+        </w:rPr>
+        <w:t>与</w:t>
+      </w:r>
+      <w:r>
+        <w:rPr>
+          <w:rFonts w:ascii="Times New Roman" w:hAnsi="Times New Roman" w:eastAsia="Times New Roman" w:cs="Times New Roman"/>
+        </w:rPr>
+        <w:t xml:space="preserve"> </w:t>
+      </w:r>
+      <w:r>
+        <w:rPr>
+          <w:rFonts w:hint="eastAsia" w:ascii="Times New Roman" w:hAnsi="Times New Roman" w:eastAsia="Times New Roman" w:cs="Times New Roman"/>
+        </w:rPr>
+        <w:t>5-endo-trig（</w:t>
+      </w:r>
+      <w:r>
+        <w:rPr>
+          <w:rFonts w:hint="eastAsia" w:ascii="Times New Roman" w:hAnsi="Times New Roman" w:eastAsia="FangSong" w:cs="Times New Roman"/>
+        </w:rPr>
+        <w:t>对</w:t>
+      </w:r>
+      <w:r>
+        <w:rPr>
+          <w:rFonts w:ascii="Times New Roman" w:hAnsi="Times New Roman" w:eastAsia="Times New Roman" w:cs="Times New Roman"/>
+        </w:rPr>
+        <w:t xml:space="preserve"> trig </w:t>
+      </w:r>
+      <w:r>
+        <w:rPr>
+          <w:rFonts w:hint="eastAsia" w:ascii="Times New Roman" w:hAnsi="Times New Roman" w:eastAsia="FangSong" w:cs="Times New Roman"/>
+        </w:rPr>
+        <w:t xml:space="preserve">中心</w:t>
+      </w:r>
+      <w:r>
+        <w:rPr>
+          <w:rFonts w:ascii="Times New Roman" w:hAnsi="Times New Roman" w:eastAsia="Times New Roman" w:cs="Times New Roman"/>
+        </w:rPr>
+        <w:t xml:space="preserve"> 5-endo </w:t>
+      </w:r>
+      <w:r>
+        <w:rPr>
+          <w:rFonts w:hint="eastAsia" w:ascii="Times New Roman" w:hAnsi="Times New Roman" w:eastAsia="FangSong" w:cs="Times New Roman"/>
+        </w:rPr>
+        <w:t>不利</w:t>
+      </w:r>
+      <w:r>
+        <w:rPr>
+          <w:rFonts w:hint="eastAsia" w:ascii="Times New Roman" w:hAnsi="Times New Roman" w:eastAsia="Times New Roman" w:cs="Times New Roman"/>
+        </w:rPr>
+        <w:t>、</w:t>
+      </w:r>
+      <w:r>
+        <w:rPr>
+          <w:rFonts w:hint="eastAsia" w:ascii="Times New Roman" w:hAnsi="Times New Roman" w:eastAsia="FangSong" w:cs="Times New Roman"/>
+        </w:rPr>
+        <w:t>慢</w:t>
+      </w:r>
+      <w:r>
+        <w:rPr>
+          <w:rFonts w:hint="eastAsia" w:ascii="Times New Roman" w:hAnsi="Times New Roman" w:eastAsia="Times New Roman" w:cs="Times New Roman"/>
+        </w:rPr>
+        <w:t>）——</w:t>
+      </w:r>
+      <w:r>
+        <w:rPr>
+          <w:rFonts w:hint="eastAsia" w:ascii="Times New Roman" w:hAnsi="Times New Roman" w:eastAsia="FangSong" w:cs="Times New Roman"/>
+        </w:rPr>
+        <w:t>都远慢于标准的</w:t>
+      </w:r>
+      <w:r>
+        <w:rPr>
+          <w:rFonts w:ascii="Times New Roman" w:hAnsi="Times New Roman" w:eastAsia="Times New Roman" w:cs="Times New Roman"/>
+        </w:rPr>
+        <w:t xml:space="preserve"> </w:t>
+      </w:r>
+      <w:r>
+        <w:rPr>
+          <w:rFonts w:hint="eastAsia" w:ascii="Times New Roman" w:hAnsi="Times New Roman" w:eastAsia="Times New Roman" w:cs="Times New Roman"/>
+        </w:rPr>
+        <w:t>5-exo-trig，</w:t>
+      </w:r>
+      <w:r>
+        <w:rPr>
+          <w:rFonts w:hint="eastAsia" w:ascii="Times New Roman" w:hAnsi="Times New Roman" w:eastAsia="FangSong" w:cs="Times New Roman"/>
+        </w:rPr>
+        <w:t>自由基更易被双分子反应</w:t>
+      </w:r>
+      <w:r>
+        <w:rPr>
+          <w:rFonts w:hint="eastAsia" w:ascii="Times New Roman" w:hAnsi="Times New Roman" w:eastAsia="Times New Roman" w:cs="Times New Roman"/>
+        </w:rPr>
+        <w:t>/</w:t>
+      </w:r>
+      <w:r>
+        <w:rPr>
+          <w:rFonts w:hint="eastAsia" w:ascii="Times New Roman" w:hAnsi="Times New Roman" w:eastAsia="FangSong" w:cs="Times New Roman"/>
+        </w:rPr>
+        <w:t>抽氢淬灭</w:t>
+      </w:r>
+      <w:r>
+        <w:rPr>
+          <w:rFonts w:hint="eastAsia" w:ascii="Times New Roman" w:hAnsi="Times New Roman" w:eastAsia="Times New Roman" w:cs="Times New Roman"/>
+        </w:rPr>
+        <w:t>。</w:t>
+      </w:r>
+      <w:r>
+        <w:rPr>
+          <w:rFonts w:hint="eastAsia" w:ascii="Times New Roman" w:hAnsi="Times New Roman" w:eastAsia="FangSong" w:cs="Times New Roman"/>
+        </w:rPr>
+        <w:t>与</w:t>
+      </w:r>
+      <w:r>
+        <w:rPr>
+          <w:rFonts w:ascii="Times New Roman" w:hAnsi="Times New Roman" w:eastAsia="Times New Roman" w:cs="Times New Roman"/>
+        </w:rPr>
+        <w:t xml:space="preserve"> </w:t>
+      </w:r>
+      <w:r>
+        <w:rPr>
+          <w:rFonts w:hint="eastAsia" w:ascii="Times New Roman" w:hAnsi="Times New Roman" w:eastAsia="Times New Roman" w:cs="Times New Roman"/>
+        </w:rPr>
         <w:t>5-</w:t>
       </w:r>
       <w:r>
         <w:rPr>
           <w:rFonts w:hint="eastAsia" w:ascii="Times New Roman" w:hAnsi="Times New Roman" w:eastAsia="FangSong" w:cs="Times New Roman"/>
         </w:rPr>
-        <w:t>戊烯</w:t>
+        <w:t>己烯</w:t>
       </w:r>
       <w:r>
         <w:rPr>
@@ -31786,7 +31789,19 @@
         <w:rPr>
           <w:rFonts w:hint="eastAsia" w:ascii="Times New Roman" w:hAnsi="Times New Roman" w:eastAsia="FangSong" w:cs="Times New Roman"/>
         </w:rPr>
-        <w:t>基自由基只能发生</w:t>
+        <w:t>基</w:t>
+      </w:r>
+      <w:r>
+        <w:rPr>
+          <w:rFonts w:hint="eastAsia" w:ascii="Times New Roman" w:hAnsi="Times New Roman" w:eastAsia="Times New Roman" w:cs="Times New Roman"/>
+        </w:rPr>
+        <w:t>（</w:t>
+      </w:r>
+      <w:r>
+        <w:rPr>
+          <w:rFonts w:hint="eastAsia" w:ascii="Times New Roman" w:hAnsi="Times New Roman" w:eastAsia="FangSong" w:cs="Times New Roman"/>
+        </w:rPr>
+        <w:t>恰落在</w:t>
       </w:r>
       <w:r>
         <w:rPr>
@@ -31798,109 +31813,31 @@
         <w:rPr>
           <w:rFonts w:hint="eastAsia" w:ascii="Times New Roman" w:hAnsi="Times New Roman" w:eastAsia="FangSong" w:cs="Times New Roman"/>
         </w:rPr>
-        <w:t>环化</w:t>
-      </w:r>
-      <w:r>
-        <w:rPr>
-          <w:rFonts w:hint="eastAsia" w:ascii="Times New Roman" w:hAnsi="Times New Roman" w:eastAsia="Times New Roman" w:cs="Times New Roman"/>
-        </w:rPr>
-        <w:t>（</w:t>
-      </w:r>
-      <w:r>
-        <w:rPr>
-          <w:rFonts w:hint="eastAsia" w:ascii="Times New Roman" w:hAnsi="Times New Roman" w:eastAsia="FangSong" w:cs="Times New Roman"/>
-        </w:rPr>
-        <w:t>五元环</w:t>
-      </w:r>
-      <w:r>
-        <w:rPr>
-          <w:rFonts w:hint="eastAsia" w:ascii="Times New Roman" w:hAnsi="Times New Roman" w:eastAsia="Times New Roman" w:cs="Times New Roman"/>
-        </w:rPr>
-        <w:t>），</w:t>
-      </w:r>
-      <w:r>
-        <w:rPr>
-          <w:rFonts w:hint="eastAsia" w:ascii="Times New Roman" w:hAnsi="Times New Roman" w:eastAsia="FangSong" w:cs="Times New Roman"/>
-        </w:rPr>
-        <w:t>因链长不足以形成</w:t>
-      </w:r>
-      <w:r>
-        <w:rPr>
-          <w:rFonts w:ascii="Times New Roman" w:hAnsi="Times New Roman" w:eastAsia="Times New Roman" w:cs="Times New Roman"/>
-        </w:rPr>
-        <w:t xml:space="preserve"> </w:t>
-      </w:r>
-      <w:r>
-        <w:rPr>
-          <w:rFonts w:hint="eastAsia" w:ascii="Times New Roman" w:hAnsi="Times New Roman" w:eastAsia="Times New Roman" w:cs="Times New Roman"/>
-        </w:rPr>
-        <w:t>6-endo。</w:t>
-      </w:r>
-      <w:r>
-        <w:rPr>
-          <w:rFonts w:hint="eastAsia" w:ascii="Times New Roman" w:hAnsi="Times New Roman" w:eastAsia="FangSong" w:cs="Times New Roman"/>
-        </w:rPr>
-        <w:t>与</w:t>
-      </w:r>
-      <w:r>
-        <w:rPr>
-          <w:rFonts w:ascii="Times New Roman" w:hAnsi="Times New Roman" w:eastAsia="Times New Roman" w:cs="Times New Roman"/>
-        </w:rPr>
-        <w:t xml:space="preserve"> </w:t>
-      </w:r>
-      <w:r>
-        <w:rPr>
-          <w:rFonts w:hint="eastAsia" w:ascii="Times New Roman" w:hAnsi="Times New Roman" w:eastAsia="Times New Roman" w:cs="Times New Roman"/>
-        </w:rPr>
-        <w:t>5-</w:t>
-      </w:r>
-      <w:r>
-        <w:rPr>
-          <w:rFonts w:hint="eastAsia" w:ascii="Times New Roman" w:hAnsi="Times New Roman" w:eastAsia="FangSong" w:cs="Times New Roman"/>
-        </w:rPr>
-        <w:t>己烯</w:t>
-      </w:r>
-      <w:r>
-        <w:rPr>
-          <w:rFonts w:hint="eastAsia" w:ascii="Times New Roman" w:hAnsi="Times New Roman" w:eastAsia="Times New Roman" w:cs="Times New Roman"/>
-        </w:rPr>
-        <w:t>-1-</w:t>
-      </w:r>
-      <w:r>
-        <w:rPr>
-          <w:rFonts w:hint="eastAsia" w:ascii="Times New Roman" w:hAnsi="Times New Roman" w:eastAsia="FangSong" w:cs="Times New Roman"/>
-        </w:rPr>
-        <w:t>基</w:t>
-      </w:r>
-      <w:r>
-        <w:rPr>
-          <w:rFonts w:hint="eastAsia" w:ascii="Times New Roman" w:hAnsi="Times New Roman" w:eastAsia="Times New Roman" w:cs="Times New Roman"/>
-        </w:rPr>
-        <w:t>（</w:t>
-      </w:r>
-      <w:r>
-        <w:rPr>
-          <w:rFonts w:hint="eastAsia" w:ascii="Times New Roman" w:hAnsi="Times New Roman" w:eastAsia="FangSong" w:cs="Times New Roman"/>
-        </w:rPr>
-        <w:t>可竞争</w:t>
-      </w:r>
-      <w:r>
-        <w:rPr>
-          <w:rFonts w:ascii="Times New Roman" w:hAnsi="Times New Roman" w:eastAsia="Times New Roman" w:cs="Times New Roman"/>
-        </w:rPr>
-        <w:t xml:space="preserve"> 5-exo vs </w:t>
-      </w:r>
-      <w:r>
-        <w:rPr>
-          <w:rFonts w:hint="eastAsia" w:ascii="Times New Roman" w:hAnsi="Times New Roman" w:eastAsia="Times New Roman" w:cs="Times New Roman"/>
-        </w:rPr>
-        <w:t>6-endo）</w:t>
-      </w:r>
-      <w:r>
-        <w:rPr>
-          <w:rFonts w:hint="eastAsia" w:ascii="Times New Roman" w:hAnsi="Times New Roman" w:eastAsia="FangSong" w:cs="Times New Roman"/>
-        </w:rPr>
-        <w:t>不同</w:t>
+        <w:t>最优模式上</w:t>
+      </w:r>
+      <w:r>
+        <w:rPr>
+          <w:rFonts w:hint="eastAsia" w:ascii="Times New Roman" w:hAnsi="Times New Roman" w:eastAsia="Times New Roman" w:cs="Times New Roman"/>
+        </w:rPr>
+        <w:t>，</w:t>
+      </w:r>
+      <w:r>
+        <w:rPr>
+          <w:rFonts w:hint="eastAsia" w:ascii="Times New Roman" w:hAnsi="Times New Roman" w:eastAsia="FangSong" w:cs="Times New Roman"/>
+        </w:rPr>
+        <w:t>快速环化</w:t>
+      </w:r>
+      <w:r>
+        <w:rPr>
+          <w:rFonts w:hint="eastAsia" w:ascii="Times New Roman" w:hAnsi="Times New Roman" w:eastAsia="Times New Roman" w:cs="Times New Roman"/>
+        </w:rPr>
+        <w:t>）</w:t>
+      </w:r>
+      <w:r>
+        <w:rPr>
+          <w:rFonts w:hint="eastAsia" w:ascii="Times New Roman" w:hAnsi="Times New Roman" w:eastAsia="FangSong" w:cs="Times New Roman"/>
+        </w:rPr>
+        <w:t>形成对比</w:t>
       </w:r>
       <w:r>
         <w:rPr>

--- a/06-学生侧材料/讲义/6-有机化学/自由基反应.docx
+++ b/06-学生侧材料/讲义/6-有机化学/自由基反应.docx
@@ -18,165 +18,6 @@
     </w:p>
     <w:p>
       <w:pPr>
-        <w:pStyle w:val="BlockText"/>
-      </w:pPr>
-      <w:r>
-        <w:rPr>
-          <w:rFonts w:hint="eastAsia" w:ascii="Times New Roman" w:hAnsi="Times New Roman" w:eastAsia="FangSong" w:cs="Times New Roman"/>
-        </w:rPr>
-        <w:t>核心线索</w:t>
-      </w:r>
-      <w:r>
-        <w:rPr>
-          <w:rFonts w:hint="eastAsia" w:ascii="Times New Roman" w:hAnsi="Times New Roman" w:eastAsia="Times New Roman" w:cs="Times New Roman"/>
-        </w:rPr>
-        <w:t>：</w:t>
-      </w:r>
-      <w:r>
-        <w:rPr>
-          <w:rFonts w:hint="eastAsia" w:ascii="Times New Roman" w:hAnsi="Times New Roman" w:eastAsia="FangSong" w:cs="Times New Roman"/>
-          <w:b/>
-          <w:bCs/>
-        </w:rPr>
-        <w:t>自由基不是</w:t>
-      </w:r>
-      <w:r>
-        <w:rPr>
-          <w:rFonts w:hint="eastAsia" w:ascii="Times New Roman" w:hAnsi="Times New Roman" w:eastAsia="Times New Roman" w:cs="Times New Roman"/>
-          <w:b/>
-          <w:bCs/>
-        </w:rPr>
-        <w:t>”</w:t>
-      </w:r>
-      <w:r>
-        <w:rPr>
-          <w:rFonts w:hint="eastAsia" w:ascii="Times New Roman" w:hAnsi="Times New Roman" w:eastAsia="FangSong" w:cs="Times New Roman"/>
-          <w:b/>
-          <w:bCs/>
-        </w:rPr>
-        <w:t>例外题</w:t>
-      </w:r>
-      <w:r>
-        <w:rPr>
-          <w:rFonts w:hint="eastAsia" w:ascii="Times New Roman" w:hAnsi="Times New Roman" w:eastAsia="Times New Roman" w:cs="Times New Roman"/>
-          <w:b/>
-          <w:bCs/>
-        </w:rPr>
-        <w:t>”，</w:t>
-      </w:r>
-      <w:r>
-        <w:rPr>
-          <w:rFonts w:hint="eastAsia" w:ascii="Times New Roman" w:hAnsi="Times New Roman" w:eastAsia="FangSong" w:cs="Times New Roman"/>
-          <w:b/>
-          <w:bCs/>
-        </w:rPr>
-        <w:t>而是一条完整的单电子链式机理赛道</w:t>
-      </w:r>
-      <w:r>
-        <w:rPr>
-          <w:rFonts w:hint="eastAsia" w:ascii="Times New Roman" w:hAnsi="Times New Roman" w:eastAsia="Times New Roman" w:cs="Times New Roman"/>
-        </w:rPr>
-        <w:t>。</w:t>
-      </w:r>
-      <w:r>
-        <w:rPr>
-          <w:rFonts w:hint="eastAsia" w:ascii="Times New Roman" w:hAnsi="Times New Roman" w:eastAsia="FangSong" w:cs="Times New Roman"/>
-        </w:rPr>
-        <w:t>从卤代到过氧化物效应</w:t>
-      </w:r>
-      <w:r>
-        <w:rPr>
-          <w:rFonts w:hint="eastAsia" w:ascii="Times New Roman" w:hAnsi="Times New Roman" w:eastAsia="Times New Roman" w:cs="Times New Roman"/>
-        </w:rPr>
-        <w:t>，</w:t>
-      </w:r>
-      <w:r>
-        <w:rPr>
-          <w:rFonts w:hint="eastAsia" w:ascii="Times New Roman" w:hAnsi="Times New Roman" w:eastAsia="FangSong" w:cs="Times New Roman"/>
-        </w:rPr>
-        <w:t>从</w:t>
-      </w:r>
-      <w:r>
-        <w:rPr>
-          <w:rFonts w:ascii="Times New Roman" w:hAnsi="Times New Roman" w:eastAsia="Times New Roman" w:cs="Times New Roman"/>
-        </w:rPr>
-        <w:t xml:space="preserve"> NBS </w:t>
-      </w:r>
-      <w:r>
-        <w:rPr>
-          <w:rFonts w:hint="eastAsia" w:ascii="Times New Roman" w:hAnsi="Times New Roman" w:eastAsia="FangSong" w:cs="Times New Roman"/>
-        </w:rPr>
-        <w:t>到自由基环化</w:t>
-      </w:r>
-      <w:r>
-        <w:rPr>
-          <w:rFonts w:hint="eastAsia" w:ascii="Times New Roman" w:hAnsi="Times New Roman" w:eastAsia="Times New Roman" w:cs="Times New Roman"/>
-        </w:rPr>
-        <w:t>，</w:t>
-      </w:r>
-      <w:r>
-        <w:rPr>
-          <w:rFonts w:hint="eastAsia" w:ascii="Times New Roman" w:hAnsi="Times New Roman" w:eastAsia="FangSong" w:cs="Times New Roman"/>
-        </w:rPr>
-        <w:t>全都可以统一在</w:t>
-      </w:r>
-      <w:r>
-        <w:rPr>
-          <w:rFonts w:hint="eastAsia" w:ascii="Times New Roman" w:hAnsi="Times New Roman" w:eastAsia="Times New Roman" w:cs="Times New Roman"/>
-        </w:rPr>
-        <w:t>”</w:t>
-      </w:r>
-      <w:r>
-        <w:rPr>
-          <w:rFonts w:hint="eastAsia" w:ascii="Times New Roman" w:hAnsi="Times New Roman" w:eastAsia="FangSong" w:cs="Times New Roman"/>
-        </w:rPr>
-        <w:t>引发</w:t>
-      </w:r>
-      <w:r>
-        <w:rPr>
-          <w:rFonts w:hint="eastAsia" w:ascii="Times New Roman" w:hAnsi="Times New Roman" w:eastAsia="Times New Roman" w:cs="Times New Roman"/>
-        </w:rPr>
-        <w:t>→</w:t>
-      </w:r>
-      <w:r>
-        <w:rPr>
-          <w:rFonts w:hint="eastAsia" w:ascii="Times New Roman" w:hAnsi="Times New Roman" w:eastAsia="FangSong" w:cs="Times New Roman"/>
-        </w:rPr>
-        <w:t>增长</w:t>
-      </w:r>
-      <w:r>
-        <w:rPr>
-          <w:rFonts w:hint="eastAsia" w:ascii="Times New Roman" w:hAnsi="Times New Roman" w:eastAsia="Times New Roman" w:cs="Times New Roman"/>
-        </w:rPr>
-        <w:t>→</w:t>
-      </w:r>
-      <w:r>
-        <w:rPr>
-          <w:rFonts w:hint="eastAsia" w:ascii="Times New Roman" w:hAnsi="Times New Roman" w:eastAsia="FangSong" w:cs="Times New Roman"/>
-        </w:rPr>
-        <w:t>终止</w:t>
-      </w:r>
-      <w:r>
-        <w:rPr>
-          <w:rFonts w:hint="eastAsia" w:ascii="Times New Roman" w:hAnsi="Times New Roman" w:eastAsia="Times New Roman" w:cs="Times New Roman"/>
-        </w:rPr>
-        <w:t>”</w:t>
-      </w:r>
-      <w:r>
-        <w:rPr>
-          <w:rFonts w:hint="eastAsia" w:ascii="Times New Roman" w:hAnsi="Times New Roman" w:eastAsia="FangSong" w:cs="Times New Roman"/>
-        </w:rPr>
-        <w:t>的框架下</w:t>
-      </w:r>
-      <w:r>
-        <w:rPr>
-          <w:rFonts w:hint="eastAsia" w:ascii="Times New Roman" w:hAnsi="Times New Roman" w:eastAsia="Times New Roman" w:cs="Times New Roman"/>
-        </w:rPr>
-        <w:t>。</w:t>
-      </w:r>
-    </w:p>
-    <w:p>
-      <w:pPr>
         <w:spacing w:before="160" w:after="80"/>
       </w:pPr>
       <w:r>
@@ -202,6 +43,7 @@
       <w:pPr>
         <w:pStyle w:val="BlockText"/>
         <w:spacing w:after="80"/>
+        <w:ind w:firstLine="420"/>
       </w:pPr>
       <w:r>
         <w:rPr>
@@ -258,6 +100,15 @@
         <w:tblW w:type="pct" w:w="5000"/>
         <w:tblLayout w:type="fixed"/>
         <w:tblLook w:firstRow="1" w:lastRow="0" w:firstColumn="0" w:lastColumn="0" w:noHBand="0" w:noVBand="0" w:val="0020"/>
+        <w:jc w:val="center"/>
+        <w:tblBorders>
+          <w:top w:val="single" w:sz="12" w:space="0" w:color="333333"/>
+          <w:bottom w:val="single" w:sz="12" w:space="0" w:color="333333"/>
+          <w:left w:val="none"/>
+          <w:right w:val="none"/>
+          <w:insideH w:val="none"/>
+          <w:insideV w:val="none"/>
+        </w:tblBorders>
       </w:tblPr>
       <w:tblGrid>
         <w:gridCol w:w="3960"/>
@@ -268,7 +119,11 @@
           <w:tblHeader w:val="on"/>
         </w:trPr>
         <w:tc>
-          <w:tcPr/>
+          <w:tcPr>
+            <w:tcBorders>
+              <w:bottom w:val="single" w:sz="6" w:space="0" w:color="333333"/>
+            </w:tcBorders>
+          </w:tcPr>
           <w:p>
             <w:pPr>
               <w:pStyle w:val="Compact"/>
@@ -284,7 +139,11 @@
           </w:p>
         </w:tc>
         <w:tc>
-          <w:tcPr/>
+          <w:tcPr>
+            <w:tcBorders>
+              <w:bottom w:val="single" w:sz="6" w:space="0" w:color="333333"/>
+            </w:tcBorders>
+          </w:tcPr>
           <w:p>
             <w:pPr>
               <w:pStyle w:val="Compact"/>
@@ -904,6 +763,7 @@
       <w:pPr>
         <w:pStyle w:val="FirstParagraph"/>
         <w:spacing w:after="80"/>
+        <w:ind w:firstLine="420"/>
       </w:pPr>
       <w:r>
         <w:rPr>
@@ -1046,6 +906,15 @@
         <w:tblStyle w:val="Table"/>
         <w:tblW w:type="auto" w:w="0"/>
         <w:tblLook w:firstRow="1" w:lastRow="0" w:firstColumn="0" w:lastColumn="0" w:noHBand="0" w:noVBand="0" w:val="0020"/>
+        <w:jc w:val="center"/>
+        <w:tblBorders>
+          <w:top w:val="single" w:sz="12" w:space="0" w:color="333333"/>
+          <w:bottom w:val="single" w:sz="12" w:space="0" w:color="333333"/>
+          <w:left w:val="none"/>
+          <w:right w:val="none"/>
+          <w:insideH w:val="none"/>
+          <w:insideV w:val="none"/>
+        </w:tblBorders>
       </w:tblPr>
       <w:tblGrid>
         <w:gridCol w:w="3960"/>
@@ -1056,7 +925,11 @@
           <w:tblHeader w:val="on"/>
         </w:trPr>
         <w:tc>
-          <w:tcPr/>
+          <w:tcPr>
+            <w:tcBorders>
+              <w:bottom w:val="single" w:sz="6" w:space="0" w:color="333333"/>
+            </w:tcBorders>
+          </w:tcPr>
           <w:p>
             <w:pPr>
               <w:pStyle w:val="Compact"/>
@@ -1072,7 +945,11 @@
           </w:p>
         </w:tc>
         <w:tc>
-          <w:tcPr/>
+          <w:tcPr>
+            <w:tcBorders>
+              <w:bottom w:val="single" w:sz="6" w:space="0" w:color="333333"/>
+            </w:tcBorders>
+          </w:tcPr>
           <w:p>
             <w:pPr>
               <w:pStyle w:val="Compact"/>
@@ -1424,6 +1301,7 @@
       <w:pPr>
         <w:pStyle w:val="BodyText"/>
         <w:spacing w:before="120" w:after="80"/>
+        <w:ind w:firstLine="420"/>
       </w:pPr>
       <w:r>
         <w:rPr>
@@ -1446,6 +1324,15 @@
         <w:tblW w:type="pct" w:w="5000"/>
         <w:tblLayout w:type="fixed"/>
         <w:tblLook w:firstRow="1" w:lastRow="0" w:firstColumn="0" w:lastColumn="0" w:noHBand="0" w:noVBand="0" w:val="0020"/>
+        <w:jc w:val="center"/>
+        <w:tblBorders>
+          <w:top w:val="single" w:sz="12" w:space="0" w:color="333333"/>
+          <w:bottom w:val="single" w:sz="12" w:space="0" w:color="333333"/>
+          <w:left w:val="none"/>
+          <w:right w:val="none"/>
+          <w:insideH w:val="none"/>
+          <w:insideV w:val="none"/>
+        </w:tblBorders>
       </w:tblPr>
       <w:tblGrid>
         <w:gridCol w:w="2640"/>
@@ -1457,7 +1344,11 @@
           <w:tblHeader w:val="on"/>
         </w:trPr>
         <w:tc>
-          <w:tcPr/>
+          <w:tcPr>
+            <w:tcBorders>
+              <w:bottom w:val="single" w:sz="6" w:space="0" w:color="333333"/>
+            </w:tcBorders>
+          </w:tcPr>
           <w:p>
             <w:pPr>
               <w:pStyle w:val="Compact"/>
@@ -1473,7 +1364,11 @@
           </w:p>
         </w:tc>
         <w:tc>
-          <w:tcPr/>
+          <w:tcPr>
+            <w:tcBorders>
+              <w:bottom w:val="single" w:sz="6" w:space="0" w:color="333333"/>
+            </w:tcBorders>
+          </w:tcPr>
           <w:p>
             <w:pPr>
               <w:pStyle w:val="Compact"/>
@@ -1519,7 +1414,11 @@
           </w:p>
         </w:tc>
         <w:tc>
-          <w:tcPr/>
+          <w:tcPr>
+            <w:tcBorders>
+              <w:bottom w:val="single" w:sz="6" w:space="0" w:color="333333"/>
+            </w:tcBorders>
+          </w:tcPr>
           <w:p>
             <w:pPr>
               <w:pStyle w:val="Compact"/>
@@ -1964,6 +1863,7 @@
       <w:pPr>
         <w:pStyle w:val="BlockText"/>
         <w:spacing w:before="120"/>
+        <w:ind w:firstLine="420"/>
       </w:pPr>
       <w:r>
         <w:rPr>
@@ -2217,6 +2117,7 @@
       <w:pPr>
         <w:pStyle w:val="FirstParagraph"/>
         <w:spacing w:after="80"/>
+        <w:ind w:firstLine="420"/>
       </w:pPr>
       <w:r>
         <w:rPr>
@@ -2238,6 +2139,15 @@
         <w:tblStyle w:val="Table"/>
         <w:tblW w:type="auto" w:w="0"/>
         <w:tblLook w:firstRow="1" w:lastRow="0" w:firstColumn="0" w:lastColumn="0" w:noHBand="0" w:noVBand="0" w:val="0020"/>
+        <w:jc w:val="center"/>
+        <w:tblBorders>
+          <w:top w:val="single" w:sz="12" w:space="0" w:color="333333"/>
+          <w:bottom w:val="single" w:sz="12" w:space="0" w:color="333333"/>
+          <w:left w:val="none"/>
+          <w:right w:val="none"/>
+          <w:insideH w:val="none"/>
+          <w:insideV w:val="none"/>
+        </w:tblBorders>
       </w:tblPr>
       <w:tblGrid>
         <w:gridCol w:w="2640"/>
@@ -2249,7 +2159,11 @@
           <w:tblHeader w:val="on"/>
         </w:trPr>
         <w:tc>
-          <w:tcPr/>
+          <w:tcPr>
+            <w:tcBorders>
+              <w:bottom w:val="single" w:sz="6" w:space="0" w:color="333333"/>
+            </w:tcBorders>
+          </w:tcPr>
           <w:p>
             <w:pPr>
               <w:pStyle w:val="Compact"/>
@@ -2265,7 +2179,11 @@
           </w:p>
         </w:tc>
         <w:tc>
-          <w:tcPr/>
+          <w:tcPr>
+            <w:tcBorders>
+              <w:bottom w:val="single" w:sz="6" w:space="0" w:color="333333"/>
+            </w:tcBorders>
+          </w:tcPr>
           <w:p>
             <w:pPr>
               <w:pStyle w:val="Compact"/>
@@ -2281,7 +2199,11 @@
           </w:p>
         </w:tc>
         <w:tc>
-          <w:tcPr/>
+          <w:tcPr>
+            <w:tcBorders>
+              <w:bottom w:val="single" w:sz="6" w:space="0" w:color="333333"/>
+            </w:tcBorders>
+          </w:tcPr>
           <w:p>
             <w:pPr>
               <w:pStyle w:val="Compact"/>
@@ -2669,6 +2591,7 @@
       <w:pPr>
         <w:pStyle w:val="BodyText"/>
         <w:spacing w:before="120" w:after="80"/>
+        <w:ind w:firstLine="420"/>
       </w:pPr>
       <w:r>
         <w:rPr>
@@ -2691,6 +2614,15 @@
         <w:tblW w:type="pct" w:w="5000"/>
         <w:tblLayout w:type="fixed"/>
         <w:tblLook w:firstRow="1" w:lastRow="0" w:firstColumn="0" w:lastColumn="0" w:noHBand="0" w:noVBand="0" w:val="0020"/>
+        <w:jc w:val="center"/>
+        <w:tblBorders>
+          <w:top w:val="single" w:sz="12" w:space="0" w:color="333333"/>
+          <w:bottom w:val="single" w:sz="12" w:space="0" w:color="333333"/>
+          <w:left w:val="none"/>
+          <w:right w:val="none"/>
+          <w:insideH w:val="none"/>
+          <w:insideV w:val="none"/>
+        </w:tblBorders>
       </w:tblPr>
       <w:tblGrid>
         <w:gridCol w:w="1863"/>
@@ -2703,7 +2635,11 @@
           <w:tblHeader w:val="on"/>
         </w:trPr>
         <w:tc>
-          <w:tcPr/>
+          <w:tcPr>
+            <w:tcBorders>
+              <w:bottom w:val="single" w:sz="6" w:space="0" w:color="333333"/>
+            </w:tcBorders>
+          </w:tcPr>
           <w:p>
             <w:pPr>
               <w:pStyle w:val="Compact"/>
@@ -2719,7 +2655,11 @@
           </w:p>
         </w:tc>
         <w:tc>
-          <w:tcPr/>
+          <w:tcPr>
+            <w:tcBorders>
+              <w:bottom w:val="single" w:sz="6" w:space="0" w:color="333333"/>
+            </w:tcBorders>
+          </w:tcPr>
           <w:p>
             <w:pPr>
               <w:pStyle w:val="Compact"/>
@@ -2735,7 +2675,11 @@
           </w:p>
         </w:tc>
         <w:tc>
-          <w:tcPr/>
+          <w:tcPr>
+            <w:tcBorders>
+              <w:bottom w:val="single" w:sz="6" w:space="0" w:color="333333"/>
+            </w:tcBorders>
+          </w:tcPr>
           <w:p>
             <w:pPr>
               <w:pStyle w:val="Compact"/>
@@ -2751,7 +2695,11 @@
           </w:p>
         </w:tc>
         <w:tc>
-          <w:tcPr/>
+          <w:tcPr>
+            <w:tcBorders>
+              <w:bottom w:val="single" w:sz="6" w:space="0" w:color="333333"/>
+            </w:tcBorders>
+          </w:tcPr>
           <w:p>
             <w:pPr>
               <w:pStyle w:val="Compact"/>
@@ -3264,6 +3212,7 @@
       <w:pPr>
         <w:pStyle w:val="BodyText"/>
         <w:spacing w:before="120" w:after="80"/>
+        <w:ind w:firstLine="420"/>
       </w:pPr>
       <w:r>
         <w:rPr>
@@ -3314,6 +3263,15 @@
         <w:tblW w:type="pct" w:w="5000"/>
         <w:tblLayout w:type="fixed"/>
         <w:tblLook w:firstRow="1" w:lastRow="0" w:firstColumn="0" w:lastColumn="0" w:noHBand="0" w:noVBand="0" w:val="0020"/>
+        <w:jc w:val="center"/>
+        <w:tblBorders>
+          <w:top w:val="single" w:sz="12" w:space="0" w:color="333333"/>
+          <w:bottom w:val="single" w:sz="12" w:space="0" w:color="333333"/>
+          <w:left w:val="none"/>
+          <w:right w:val="none"/>
+          <w:insideH w:val="none"/>
+          <w:insideV w:val="none"/>
+        </w:tblBorders>
       </w:tblPr>
       <w:tblGrid>
         <w:gridCol w:w="2640"/>
@@ -3325,7 +3283,11 @@
           <w:tblHeader w:val="on"/>
         </w:trPr>
         <w:tc>
-          <w:tcPr/>
+          <w:tcPr>
+            <w:tcBorders>
+              <w:bottom w:val="single" w:sz="6" w:space="0" w:color="333333"/>
+            </w:tcBorders>
+          </w:tcPr>
           <w:p>
             <w:pPr>
               <w:pStyle w:val="Compact"/>
@@ -3341,7 +3303,11 @@
           </w:p>
         </w:tc>
         <w:tc>
-          <w:tcPr/>
+          <w:tcPr>
+            <w:tcBorders>
+              <w:bottom w:val="single" w:sz="6" w:space="0" w:color="333333"/>
+            </w:tcBorders>
+          </w:tcPr>
           <w:p>
             <w:pPr>
               <w:pStyle w:val="Compact"/>
@@ -3357,7 +3323,11 @@
           </w:p>
         </w:tc>
         <w:tc>
-          <w:tcPr/>
+          <w:tcPr>
+            <w:tcBorders>
+              <w:bottom w:val="single" w:sz="6" w:space="0" w:color="333333"/>
+            </w:tcBorders>
+          </w:tcPr>
           <w:p>
             <w:pPr>
               <w:pStyle w:val="Compact"/>
@@ -3879,6 +3849,7 @@
       <w:pPr>
         <w:pStyle w:val="BlockText"/>
         <w:spacing w:before="120"/>
+        <w:ind w:firstLine="420"/>
       </w:pPr>
       <w:r>
         <w:rPr>
@@ -4055,6 +4026,7 @@
     <w:p>
       <w:pPr>
         <w:pStyle w:val="FirstParagraph"/>
+        <w:ind w:firstLine="420"/>
       </w:pPr>
       <w:r>
         <w:rPr>
@@ -4353,6 +4325,7 @@
       <w:pPr>
         <w:pStyle w:val="FirstParagraph"/>
         <w:spacing w:after="80"/>
+        <w:ind w:firstLine="420"/>
       </w:pPr>
       <w:r>
         <w:rPr>
@@ -4432,6 +4405,15 @@
         <w:tblStyle w:val="Table"/>
         <w:tblW w:type="auto" w:w="0"/>
         <w:tblLook w:firstRow="1" w:lastRow="0" w:firstColumn="0" w:lastColumn="0" w:noHBand="0" w:noVBand="0" w:val="0020"/>
+        <w:jc w:val="center"/>
+        <w:tblBorders>
+          <w:top w:val="single" w:sz="12" w:space="0" w:color="333333"/>
+          <w:bottom w:val="single" w:sz="12" w:space="0" w:color="333333"/>
+          <w:left w:val="none"/>
+          <w:right w:val="none"/>
+          <w:insideH w:val="none"/>
+          <w:insideV w:val="none"/>
+        </w:tblBorders>
       </w:tblPr>
       <w:tblGrid>
         <w:gridCol w:w="1980"/>
@@ -4444,7 +4426,11 @@
           <w:tblHeader w:val="on"/>
         </w:trPr>
         <w:tc>
-          <w:tcPr/>
+          <w:tcPr>
+            <w:tcBorders>
+              <w:bottom w:val="single" w:sz="6" w:space="0" w:color="333333"/>
+            </w:tcBorders>
+          </w:tcPr>
           <w:p>
             <w:pPr>
               <w:pStyle w:val="Compact"/>
@@ -4467,7 +4453,11 @@
           </w:p>
         </w:tc>
         <w:tc>
-          <w:tcPr/>
+          <w:tcPr>
+            <w:tcBorders>
+              <w:bottom w:val="single" w:sz="6" w:space="0" w:color="333333"/>
+            </w:tcBorders>
+          </w:tcPr>
           <w:p>
             <w:pPr>
               <w:pStyle w:val="Compact"/>
@@ -4483,7 +4473,11 @@
           </w:p>
         </w:tc>
         <w:tc>
-          <w:tcPr/>
+          <w:tcPr>
+            <w:tcBorders>
+              <w:bottom w:val="single" w:sz="6" w:space="0" w:color="333333"/>
+            </w:tcBorders>
+          </w:tcPr>
           <w:p>
             <w:pPr>
               <w:pStyle w:val="Compact"/>
@@ -4499,7 +4493,11 @@
           </w:p>
         </w:tc>
         <w:tc>
-          <w:tcPr/>
+          <w:tcPr>
+            <w:tcBorders>
+              <w:bottom w:val="single" w:sz="6" w:space="0" w:color="333333"/>
+            </w:tcBorders>
+          </w:tcPr>
           <w:p>
             <w:pPr>
               <w:pStyle w:val="Compact"/>
@@ -5149,6 +5147,7 @@
     <w:p>
       <w:pPr>
         <w:pStyle w:val="FirstParagraph"/>
+        <w:ind w:firstLine="420"/>
       </w:pPr>
       <w:r>
         <w:rPr>
@@ -5192,7 +5191,7 @@
         </w:rPr>
         <w:drawing>
           <wp:inline>
-            <wp:extent cx="2847975" cy="1485900"/>
+            <wp:extent cx="2667000" cy="1376215"/>
             <wp:effectExtent b="0" l="0" r="0" t="0"/>
             <wp:docPr descr="自由基链式反应的三阶段——引发、增长、终止" title="" id="15" name="Picture"/>
             <a:graphic>
@@ -5213,7 +5212,7 @@
                   <pic:spPr bwMode="auto">
                     <a:xfrm>
                       <a:off x="0" y="0"/>
-                      <a:ext cx="2847975" cy="1485900"/>
+                      <a:ext cx="2667000" cy="1376215"/>
                     </a:xfrm>
                     <a:prstGeom prst="rect">
                       <a:avLst/>
@@ -5562,6 +5561,7 @@
       <w:pPr>
         <w:pStyle w:val="FirstParagraph"/>
         <w:spacing w:after="80"/>
+        <w:ind w:firstLine="420"/>
       </w:pPr>
       <w:r>
         <w:rPr>
@@ -5581,6 +5581,15 @@
         <w:tblStyle w:val="Table"/>
         <w:tblW w:type="auto" w:w="0"/>
         <w:tblLook w:firstRow="1" w:lastRow="0" w:firstColumn="0" w:lastColumn="0" w:noHBand="0" w:noVBand="0" w:val="0020"/>
+        <w:jc w:val="center"/>
+        <w:tblBorders>
+          <w:top w:val="single" w:sz="12" w:space="0" w:color="333333"/>
+          <w:bottom w:val="single" w:sz="12" w:space="0" w:color="333333"/>
+          <w:left w:val="none"/>
+          <w:right w:val="none"/>
+          <w:insideH w:val="none"/>
+          <w:insideV w:val="none"/>
+        </w:tblBorders>
       </w:tblPr>
       <w:tblGrid>
         <w:gridCol w:w="2640"/>
@@ -5592,7 +5601,11 @@
           <w:tblHeader w:val="on"/>
         </w:trPr>
         <w:tc>
-          <w:tcPr/>
+          <w:tcPr>
+            <w:tcBorders>
+              <w:bottom w:val="single" w:sz="6" w:space="0" w:color="333333"/>
+            </w:tcBorders>
+          </w:tcPr>
           <w:p>
             <w:pPr>
               <w:pStyle w:val="Compact"/>
@@ -5608,7 +5621,11 @@
           </w:p>
         </w:tc>
         <w:tc>
-          <w:tcPr/>
+          <w:tcPr>
+            <w:tcBorders>
+              <w:bottom w:val="single" w:sz="6" w:space="0" w:color="333333"/>
+            </w:tcBorders>
+          </w:tcPr>
           <w:p>
             <w:pPr>
               <w:pStyle w:val="Compact"/>
@@ -5624,7 +5641,11 @@
           </w:p>
         </w:tc>
         <w:tc>
-          <w:tcPr/>
+          <w:tcPr>
+            <w:tcBorders>
+              <w:bottom w:val="single" w:sz="6" w:space="0" w:color="333333"/>
+            </w:tcBorders>
+          </w:tcPr>
           <w:p>
             <w:pPr>
               <w:pStyle w:val="Compact"/>
@@ -5889,6 +5910,7 @@
       <w:pPr>
         <w:pStyle w:val="BodyText"/>
         <w:spacing w:before="120" w:after="80"/>
+        <w:ind w:firstLine="420"/>
       </w:pPr>
       <w:r>
         <w:rPr>
@@ -5911,6 +5933,15 @@
         <w:tblW w:type="pct" w:w="5000"/>
         <w:tblLayout w:type="fixed"/>
         <w:tblLook w:firstRow="1" w:lastRow="0" w:firstColumn="0" w:lastColumn="0" w:noHBand="0" w:noVBand="0" w:val="0020"/>
+        <w:jc w:val="center"/>
+        <w:tblBorders>
+          <w:top w:val="single" w:sz="12" w:space="0" w:color="333333"/>
+          <w:bottom w:val="single" w:sz="12" w:space="0" w:color="333333"/>
+          <w:left w:val="none"/>
+          <w:right w:val="none"/>
+          <w:insideH w:val="none"/>
+          <w:insideV w:val="none"/>
+        </w:tblBorders>
       </w:tblPr>
       <w:tblGrid>
         <w:gridCol w:w="1508"/>
@@ -5924,7 +5955,11 @@
           <w:tblHeader w:val="on"/>
         </w:trPr>
         <w:tc>
-          <w:tcPr/>
+          <w:tcPr>
+            <w:tcBorders>
+              <w:bottom w:val="single" w:sz="6" w:space="0" w:color="333333"/>
+            </w:tcBorders>
+          </w:tcPr>
           <w:p>
             <w:pPr>
               <w:pStyle w:val="Compact"/>
@@ -5940,7 +5975,11 @@
           </w:p>
         </w:tc>
         <w:tc>
-          <w:tcPr/>
+          <w:tcPr>
+            <w:tcBorders>
+              <w:bottom w:val="single" w:sz="6" w:space="0" w:color="333333"/>
+            </w:tcBorders>
+          </w:tcPr>
           <w:p>
             <w:pPr>
               <w:pStyle w:val="Compact"/>
@@ -5956,7 +5995,11 @@
           </w:p>
         </w:tc>
         <w:tc>
-          <w:tcPr/>
+          <w:tcPr>
+            <w:tcBorders>
+              <w:bottom w:val="single" w:sz="6" w:space="0" w:color="333333"/>
+            </w:tcBorders>
+          </w:tcPr>
           <w:p>
             <w:pPr>
               <w:pStyle w:val="Compact"/>
@@ -5972,7 +6015,11 @@
           </w:p>
         </w:tc>
         <w:tc>
-          <w:tcPr/>
+          <w:tcPr>
+            <w:tcBorders>
+              <w:bottom w:val="single" w:sz="6" w:space="0" w:color="333333"/>
+            </w:tcBorders>
+          </w:tcPr>
           <w:p>
             <w:pPr>
               <w:pStyle w:val="Compact"/>
@@ -5988,7 +6035,11 @@
           </w:p>
         </w:tc>
         <w:tc>
-          <w:tcPr/>
+          <w:tcPr>
+            <w:tcBorders>
+              <w:bottom w:val="single" w:sz="6" w:space="0" w:color="333333"/>
+            </w:tcBorders>
+          </w:tcPr>
           <w:p>
             <w:pPr>
               <w:pStyle w:val="Compact"/>
@@ -6646,6 +6697,7 @@
     <w:p>
       <w:pPr>
         <w:pStyle w:val="FirstParagraph"/>
+        <w:ind w:firstLine="420"/>
       </w:pPr>
       <w:r>
         <w:rPr>
@@ -6696,6 +6748,7 @@
       <w:pPr>
         <w:pStyle w:val="BodyText"/>
         <w:spacing w:after="80"/>
+        <w:ind w:firstLine="420"/>
       </w:pPr>
       <w:r>
         <w:rPr>
@@ -6718,6 +6771,15 @@
         <w:tblW w:type="pct" w:w="5000"/>
         <w:tblLayout w:type="fixed"/>
         <w:tblLook w:firstRow="1" w:lastRow="0" w:firstColumn="0" w:lastColumn="0" w:noHBand="0" w:noVBand="0" w:val="0020"/>
+        <w:jc w:val="center"/>
+        <w:tblBorders>
+          <w:top w:val="single" w:sz="12" w:space="0" w:color="333333"/>
+          <w:bottom w:val="single" w:sz="12" w:space="0" w:color="333333"/>
+          <w:left w:val="none"/>
+          <w:right w:val="none"/>
+          <w:insideH w:val="none"/>
+          <w:insideV w:val="none"/>
+        </w:tblBorders>
       </w:tblPr>
       <w:tblGrid>
         <w:gridCol w:w="2640"/>
@@ -6729,7 +6791,11 @@
           <w:tblHeader w:val="on"/>
         </w:trPr>
         <w:tc>
-          <w:tcPr/>
+          <w:tcPr>
+            <w:tcBorders>
+              <w:bottom w:val="single" w:sz="6" w:space="0" w:color="333333"/>
+            </w:tcBorders>
+          </w:tcPr>
           <w:p>
             <w:pPr>
               <w:pStyle w:val="Compact"/>
@@ -6745,7 +6811,11 @@
           </w:p>
         </w:tc>
         <w:tc>
-          <w:tcPr/>
+          <w:tcPr>
+            <w:tcBorders>
+              <w:bottom w:val="single" w:sz="6" w:space="0" w:color="333333"/>
+            </w:tcBorders>
+          </w:tcPr>
           <w:p>
             <w:pPr>
               <w:pStyle w:val="Compact"/>
@@ -6761,7 +6831,11 @@
           </w:p>
         </w:tc>
         <w:tc>
-          <w:tcPr/>
+          <w:tcPr>
+            <w:tcBorders>
+              <w:bottom w:val="single" w:sz="6" w:space="0" w:color="333333"/>
+            </w:tcBorders>
+          </w:tcPr>
           <w:p>
             <w:pPr>
               <w:pStyle w:val="Compact"/>
@@ -7270,6 +7344,7 @@
       <w:pPr>
         <w:pStyle w:val="FirstParagraph"/>
         <w:spacing w:after="80"/>
+        <w:ind w:firstLine="420"/>
       </w:pPr>
       <w:r>
         <w:rPr>
@@ -7314,6 +7389,15 @@
         <w:tblW w:type="pct" w:w="5000"/>
         <w:tblLayout w:type="fixed"/>
         <w:tblLook w:firstRow="1" w:lastRow="0" w:firstColumn="0" w:lastColumn="0" w:noHBand="0" w:noVBand="0" w:val="0020"/>
+        <w:jc w:val="center"/>
+        <w:tblBorders>
+          <w:top w:val="single" w:sz="12" w:space="0" w:color="333333"/>
+          <w:bottom w:val="single" w:sz="12" w:space="0" w:color="333333"/>
+          <w:left w:val="none"/>
+          <w:right w:val="none"/>
+          <w:insideH w:val="none"/>
+          <w:insideV w:val="none"/>
+        </w:tblBorders>
       </w:tblPr>
       <w:tblGrid>
         <w:gridCol w:w="2640"/>
@@ -7325,7 +7409,11 @@
           <w:tblHeader w:val="on"/>
         </w:trPr>
         <w:tc>
-          <w:tcPr/>
+          <w:tcPr>
+            <w:tcBorders>
+              <w:bottom w:val="single" w:sz="6" w:space="0" w:color="333333"/>
+            </w:tcBorders>
+          </w:tcPr>
           <w:p>
             <w:pPr>
               <w:pStyle w:val="Compact"/>
@@ -7341,7 +7429,11 @@
           </w:p>
         </w:tc>
         <w:tc>
-          <w:tcPr/>
+          <w:tcPr>
+            <w:tcBorders>
+              <w:bottom w:val="single" w:sz="6" w:space="0" w:color="333333"/>
+            </w:tcBorders>
+          </w:tcPr>
           <w:p>
             <w:pPr>
               <w:pStyle w:val="Compact"/>
@@ -7357,7 +7449,11 @@
           </w:p>
         </w:tc>
         <w:tc>
-          <w:tcPr/>
+          <w:tcPr>
+            <w:tcBorders>
+              <w:bottom w:val="single" w:sz="6" w:space="0" w:color="333333"/>
+            </w:tcBorders>
+          </w:tcPr>
           <w:p>
             <w:pPr>
               <w:pStyle w:val="Compact"/>
@@ -7601,6 +7697,7 @@
       <w:pPr>
         <w:pStyle w:val="BodyText"/>
         <w:spacing w:before="120"/>
+        <w:ind w:firstLine="420"/>
       </w:pPr>
       <w:r>
         <w:rPr>
@@ -7790,7 +7887,8 @@
     </w:p>
     <w:p>
       <w:pPr>
-        <w:pStyle w:val="MethodologyBlock"/>
+        <w:pStyle w:val="BodyText"/>
+        <w:ind w:firstLine="420"/>
       </w:pPr>
       <w:r>
         <w:rPr>
@@ -7803,6 +7901,12 @@
           <w:rFonts w:ascii="Times New Roman" w:hAnsi="Times New Roman" w:eastAsia="Times New Roman" w:cs="Times New Roman"/>
         </w:rPr>
         <w:t xml:space="preserve"> </w:t>
+      </w:r>
+      <w:r>
+        <w:rPr>
+          <w:rFonts w:ascii="Times New Roman" w:hAnsi="Times New Roman" w:eastAsia="Times New Roman" w:cs="Times New Roman"/>
+        </w:rPr>
+        <w:t xml:space="preserve">&gt; </w:t>
       </w:r>
       <w:r>
         <w:rPr>
@@ -7948,6 +8052,7 @@
     <w:p>
       <w:pPr>
         <w:pStyle w:val="FirstParagraph"/>
+        <w:ind w:firstLine="420"/>
       </w:pPr>
       <w:r>
         <w:rPr>
@@ -7999,6 +8104,306 @@
           <w:rFonts w:hint="eastAsia" w:ascii="Times New Roman" w:hAnsi="Times New Roman" w:eastAsia="Times New Roman" w:cs="Times New Roman"/>
         </w:rPr>
         <w:t>)</w:t>
+      </w:r>
+    </w:p>
+    <w:p>
+      <w:pPr>
+        <w:pStyle w:val="BodyText"/>
+        <w:ind w:firstLine="420"/>
+      </w:pPr>
+      <w:r>
+        <w:rPr>
+          <w:rFonts w:hint="eastAsia" w:ascii="Times New Roman" w:hAnsi="Times New Roman" w:eastAsia="FangSong" w:cs="Times New Roman"/>
+          <w:b/>
+          <w:bCs/>
+        </w:rPr>
+        <w:t xml:space="preserve">链增长</w:t>
+      </w:r>
+      <w:r>
+        <w:rPr>
+          <w:rFonts w:hint="eastAsia" w:ascii="Times New Roman" w:hAnsi="Times New Roman" w:eastAsia="Times New Roman" w:cs="Times New Roman"/>
+        </w:rPr>
+        <w:t xml:space="preserve">：</w:t>
+      </w:r>
+      <w:r>
+        <w:rPr>
+          <w:rFonts w:ascii="Times New Roman" w:hAnsi="Times New Roman" w:eastAsia="Times New Roman" w:cs="Times New Roman"/>
+        </w:rPr>
+        <w:t xml:space="preserve"> </w:t>
+      </w:r>
+      <w:r>
+        <w:rPr>
+          <w:rFonts w:ascii="Times New Roman" w:hAnsi="Times New Roman" w:eastAsia="Times New Roman" w:cs="Times New Roman"/>
+        </w:rPr>
+        <w:t>Cl· + CH</w:t>
+      </w:r>
+      <w:r>
+        <w:rPr>
+          <w:rFonts w:ascii="Times New Roman" w:hAnsi="Times New Roman" w:eastAsia="Times New Roman" w:cs="Times New Roman"/>
+          <w:vertAlign w:val="subscript"/>
+        </w:rPr>
+        <w:t>4</w:t>
+      </w:r>
+      <w:r>
+        <w:rPr>
+          <w:rFonts w:ascii="Times New Roman" w:hAnsi="Times New Roman" w:eastAsia="Times New Roman" w:cs="Times New Roman"/>
+        </w:rPr>
+        <w:t xml:space="preserve"> → CH</w:t>
+      </w:r>
+      <w:r>
+        <w:rPr>
+          <w:rFonts w:ascii="Times New Roman" w:hAnsi="Times New Roman" w:eastAsia="Times New Roman" w:cs="Times New Roman"/>
+          <w:vertAlign w:val="subscript"/>
+        </w:rPr>
+        <w:t>3</w:t>
+      </w:r>
+      <w:r>
+        <w:rPr>
+          <w:rFonts w:ascii="Times New Roman" w:hAnsi="Times New Roman" w:eastAsia="Times New Roman" w:cs="Times New Roman"/>
+        </w:rPr>
+        <w:t xml:space="preserve">· + HCl (Cl· </w:t>
+      </w:r>
+      <w:r>
+        <w:rPr>
+          <w:rFonts w:hint="eastAsia" w:ascii="Times New Roman" w:hAnsi="Times New Roman" w:eastAsia="FangSong" w:cs="Times New Roman"/>
+        </w:rPr>
+        <w:t>抽氢</w:t>
+      </w:r>
+      <w:r>
+        <w:rPr>
+          <w:rFonts w:hint="eastAsia" w:ascii="Times New Roman" w:hAnsi="Times New Roman" w:eastAsia="Times New Roman" w:cs="Times New Roman"/>
+        </w:rPr>
+        <w:t>，</w:t>
+      </w:r>
+      <w:r>
+        <w:rPr>
+          <w:rFonts w:hint="eastAsia" w:ascii="Times New Roman" w:hAnsi="Times New Roman" w:eastAsia="FangSong" w:cs="Times New Roman"/>
+        </w:rPr>
+        <w:t>生成甲基自由基</w:t>
+      </w:r>
+      <w:r>
+        <w:rPr>
+          <w:rFonts w:hint="eastAsia" w:ascii="Times New Roman" w:hAnsi="Times New Roman" w:eastAsia="Times New Roman" w:cs="Times New Roman"/>
+        </w:rPr>
+        <w:t>)</w:t>
+      </w:r>
+    </w:p>
+    <w:p>
+      <w:pPr>
+        <w:pStyle w:val="BodyText"/>
+        <w:ind w:firstLine="420"/>
+      </w:pPr>
+      <w:r>
+        <w:rPr>
+          <w:rFonts w:ascii="Times New Roman" w:hAnsi="Times New Roman" w:eastAsia="Times New Roman" w:cs="Times New Roman"/>
+        </w:rPr>
+        <w:t>CH</w:t>
+      </w:r>
+      <w:r>
+        <w:rPr>
+          <w:rFonts w:ascii="Times New Roman" w:hAnsi="Times New Roman" w:eastAsia="Times New Roman" w:cs="Times New Roman"/>
+          <w:vertAlign w:val="subscript"/>
+        </w:rPr>
+        <w:t>3</w:t>
+      </w:r>
+      <w:r>
+        <w:rPr>
+          <w:rFonts w:ascii="Times New Roman" w:hAnsi="Times New Roman" w:eastAsia="Times New Roman" w:cs="Times New Roman"/>
+        </w:rPr>
+        <w:t>· + Cl</w:t>
+      </w:r>
+      <w:r>
+        <w:rPr>
+          <w:rFonts w:ascii="Times New Roman" w:hAnsi="Times New Roman" w:eastAsia="Times New Roman" w:cs="Times New Roman"/>
+          <w:vertAlign w:val="subscript"/>
+        </w:rPr>
+        <w:t>2</w:t>
+      </w:r>
+      <w:r>
+        <w:rPr>
+          <w:rFonts w:ascii="Times New Roman" w:hAnsi="Times New Roman" w:eastAsia="Times New Roman" w:cs="Times New Roman"/>
+        </w:rPr>
+        <w:t xml:space="preserve"> → CH</w:t>
+      </w:r>
+      <w:r>
+        <w:rPr>
+          <w:rFonts w:ascii="Times New Roman" w:hAnsi="Times New Roman" w:eastAsia="Times New Roman" w:cs="Times New Roman"/>
+          <w:vertAlign w:val="subscript"/>
+        </w:rPr>
+        <w:t>3</w:t>
+      </w:r>
+      <w:r>
+        <w:rPr>
+          <w:rFonts w:ascii="Times New Roman" w:hAnsi="Times New Roman" w:eastAsia="Times New Roman" w:cs="Times New Roman"/>
+        </w:rPr>
+        <w:t xml:space="preserve">Cl + Cl· </w:t>
+      </w:r>
+      <w:r>
+        <w:rPr>
+          <w:rFonts w:hint="eastAsia" w:ascii="Times New Roman" w:hAnsi="Times New Roman" w:eastAsia="Times New Roman" w:cs="Times New Roman"/>
+        </w:rPr>
+        <w:t>(</w:t>
+      </w:r>
+      <w:r>
+        <w:rPr>
+          <w:rFonts w:hint="eastAsia" w:ascii="Times New Roman" w:hAnsi="Times New Roman" w:eastAsia="FangSong" w:cs="Times New Roman"/>
+        </w:rPr>
+        <w:t>甲基自由基夺取</w:t>
+      </w:r>
+      <w:r>
+        <w:rPr>
+          <w:rFonts w:ascii="Times New Roman" w:hAnsi="Times New Roman" w:eastAsia="Times New Roman" w:cs="Times New Roman"/>
+        </w:rPr>
+        <w:t xml:space="preserve"> Cl</w:t>
+      </w:r>
+      <w:r>
+        <w:rPr>
+          <w:rFonts w:ascii="Times New Roman" w:hAnsi="Times New Roman" w:eastAsia="Times New Roman" w:cs="Times New Roman"/>
+          <w:vertAlign w:val="subscript"/>
+        </w:rPr>
+        <w:t>2</w:t>
+      </w:r>
+      <w:r>
+        <w:rPr>
+          <w:rFonts w:ascii="Times New Roman" w:hAnsi="Times New Roman" w:eastAsia="Times New Roman" w:cs="Times New Roman"/>
+        </w:rPr>
+        <w:t xml:space="preserve"> </w:t>
+      </w:r>
+      <w:r>
+        <w:rPr>
+          <w:rFonts w:hint="eastAsia" w:ascii="Times New Roman" w:hAnsi="Times New Roman" w:eastAsia="FangSong" w:cs="Times New Roman"/>
+        </w:rPr>
+        <w:t xml:space="preserve">中的</w:t>
+      </w:r>
+      <w:r>
+        <w:rPr>
+          <w:rFonts w:ascii="Times New Roman" w:hAnsi="Times New Roman" w:eastAsia="Times New Roman" w:cs="Times New Roman"/>
+        </w:rPr>
+        <w:t xml:space="preserve"> </w:t>
+      </w:r>
+      <w:r>
+        <w:rPr>
+          <w:rFonts w:hint="eastAsia" w:ascii="Times New Roman" w:hAnsi="Times New Roman" w:eastAsia="Times New Roman" w:cs="Times New Roman"/>
+        </w:rPr>
+        <w:t>Cl，</w:t>
+      </w:r>
+      <w:r>
+        <w:rPr>
+          <w:rFonts w:hint="eastAsia" w:ascii="Times New Roman" w:hAnsi="Times New Roman" w:eastAsia="FangSong" w:cs="Times New Roman"/>
+        </w:rPr>
+        <w:t>再生</w:t>
+      </w:r>
+      <w:r>
+        <w:rPr>
+          <w:rFonts w:ascii="Times New Roman" w:hAnsi="Times New Roman" w:eastAsia="Times New Roman" w:cs="Times New Roman"/>
+        </w:rPr>
+        <w:t xml:space="preserve"> Cl·)</w:t>
+      </w:r>
+      <w:r>
+        <w:rPr>
+          <w:rFonts w:ascii="Times New Roman" w:hAnsi="Times New Roman" w:eastAsia="Times New Roman" w:cs="Times New Roman"/>
+        </w:rPr>
+        <w:t xml:space="preserve"> </w:t>
+      </w:r>
+      <w:r>
+        <w:rPr>
+          <w:rFonts w:hint="eastAsia" w:ascii="Times New Roman" w:hAnsi="Times New Roman" w:eastAsia="Times New Roman" w:cs="Times New Roman"/>
+        </w:rPr>
+        <w:t>（</w:t>
+      </w:r>
+      <w:r>
+        <w:rPr>
+          <w:rFonts w:hint="eastAsia" w:ascii="Times New Roman" w:hAnsi="Times New Roman" w:eastAsia="FangSong" w:cs="Times New Roman"/>
+        </w:rPr>
+        <w:t>循环往复</w:t>
+      </w:r>
+      <w:r>
+        <w:rPr>
+          <w:rFonts w:hint="eastAsia" w:ascii="Times New Roman" w:hAnsi="Times New Roman" w:eastAsia="Times New Roman" w:cs="Times New Roman"/>
+        </w:rPr>
+        <w:t>，</w:t>
+      </w:r>
+      <w:r>
+        <w:rPr>
+          <w:rFonts w:hint="eastAsia" w:ascii="Times New Roman" w:hAnsi="Times New Roman" w:eastAsia="FangSong" w:cs="Times New Roman"/>
+        </w:rPr>
+        <w:t>一个</w:t>
+      </w:r>
+      <w:r>
+        <w:rPr>
+          <w:rFonts w:ascii="Times New Roman" w:hAnsi="Times New Roman" w:eastAsia="Times New Roman" w:cs="Times New Roman"/>
+        </w:rPr>
+        <w:t xml:space="preserve"> Cl· </w:t>
+      </w:r>
+      <w:r>
+        <w:rPr>
+          <w:rFonts w:hint="eastAsia" w:ascii="Times New Roman" w:hAnsi="Times New Roman" w:eastAsia="FangSong" w:cs="Times New Roman"/>
+        </w:rPr>
+        <w:t xml:space="preserve">可产生大量</w:t>
+      </w:r>
+      <w:r>
+        <w:rPr>
+          <w:rFonts w:ascii="Times New Roman" w:hAnsi="Times New Roman" w:eastAsia="Times New Roman" w:cs="Times New Roman"/>
+        </w:rPr>
+        <w:t xml:space="preserve"> </w:t>
+      </w:r>
+      <w:r>
+        <w:rPr>
+          <w:rFonts w:hint="eastAsia" w:ascii="Times New Roman" w:hAnsi="Times New Roman" w:eastAsia="Times New Roman" w:cs="Times New Roman"/>
+        </w:rPr>
+        <w:t>CH</w:t>
+      </w:r>
+      <w:r>
+        <w:rPr>
+          <w:rFonts w:hint="eastAsia" w:ascii="Times New Roman" w:hAnsi="Times New Roman" w:eastAsia="Times New Roman" w:cs="Times New Roman"/>
+          <w:vertAlign w:val="subscript"/>
+        </w:rPr>
+        <w:t>3</w:t>
+      </w:r>
+      <w:r>
+        <w:rPr>
+          <w:rFonts w:hint="eastAsia" w:ascii="Times New Roman" w:hAnsi="Times New Roman" w:eastAsia="Times New Roman" w:cs="Times New Roman"/>
+        </w:rPr>
+        <w:t>Cl）</w:t>
+      </w:r>
+    </w:p>
+    <w:p>
+      <w:pPr>
+        <w:pStyle w:val="BodyText"/>
+        <w:ind w:firstLine="420"/>
+      </w:pPr>
+      <w:r>
+        <w:rPr>
+          <w:rFonts w:hint="eastAsia" w:ascii="Times New Roman" w:hAnsi="Times New Roman" w:eastAsia="FangSong" w:cs="Times New Roman"/>
+          <w:b/>
+          <w:bCs/>
+        </w:rPr>
+        <w:t xml:space="preserve">链终止</w:t>
+      </w:r>
+      <w:r>
+        <w:rPr>
+          <w:rFonts w:hint="eastAsia" w:ascii="Times New Roman" w:hAnsi="Times New Roman" w:eastAsia="Times New Roman" w:cs="Times New Roman"/>
+        </w:rPr>
+        <w:t xml:space="preserve">：</w:t>
+      </w:r>
+      <w:r>
+        <w:rPr>
+          <w:rFonts w:ascii="Times New Roman" w:hAnsi="Times New Roman" w:eastAsia="Times New Roman" w:cs="Times New Roman"/>
+        </w:rPr>
+        <w:t xml:space="preserve"> </w:t>
+      </w:r>
+      <w:r>
+        <w:rPr>
+          <w:rFonts w:ascii="Times New Roman" w:hAnsi="Times New Roman" w:eastAsia="Times New Roman" w:cs="Times New Roman"/>
+        </w:rPr>
+        <w:t>Cl· + Cl· → Cl</w:t>
+      </w:r>
+      <w:r>
+        <w:rPr>
+          <w:rFonts w:ascii="Times New Roman" w:hAnsi="Times New Roman" w:eastAsia="Times New Roman" w:cs="Times New Roman"/>
+          <w:vertAlign w:val="subscript"/>
+        </w:rPr>
+        <w:t>2</w:t>
       </w:r>
     </w:p>
     <w:p>
@@ -8007,42 +8412,22 @@
       </w:pPr>
       <w:r>
         <w:rPr>
-          <w:rFonts w:hint="eastAsia" w:ascii="Times New Roman" w:hAnsi="Times New Roman" w:eastAsia="FangSong" w:cs="Times New Roman"/>
-          <w:b/>
-          <w:bCs/>
-        </w:rPr>
-        <w:t xml:space="preserve">链增长</w:t>
-      </w:r>
-      <w:r>
-        <w:rPr>
-          <w:rFonts w:hint="eastAsia" w:ascii="Times New Roman" w:hAnsi="Times New Roman" w:eastAsia="Times New Roman" w:cs="Times New Roman"/>
-        </w:rPr>
-        <w:t xml:space="preserve">：</w:t>
-      </w:r>
-      <w:r>
-        <w:rPr>
-          <w:rFonts w:ascii="Times New Roman" w:hAnsi="Times New Roman" w:eastAsia="Times New Roman" w:cs="Times New Roman"/>
-        </w:rPr>
-        <w:t xml:space="preserve"> </w:t>
-      </w:r>
-      <w:r>
-        <w:rPr>
-          <w:rFonts w:ascii="Times New Roman" w:hAnsi="Times New Roman" w:eastAsia="Times New Roman" w:cs="Times New Roman"/>
-        </w:rPr>
-        <w:t>Cl· + CH</w:t>
+          <w:rFonts w:ascii="Times New Roman" w:hAnsi="Times New Roman" w:eastAsia="Times New Roman" w:cs="Times New Roman"/>
+        </w:rPr>
+        <w:t>CH</w:t>
       </w:r>
       <w:r>
         <w:rPr>
           <w:rFonts w:ascii="Times New Roman" w:hAnsi="Times New Roman" w:eastAsia="Times New Roman" w:cs="Times New Roman"/>
           <w:vertAlign w:val="subscript"/>
         </w:rPr>
-        <w:t>4</w:t>
-      </w:r>
-      <w:r>
-        <w:rPr>
-          <w:rFonts w:ascii="Times New Roman" w:hAnsi="Times New Roman" w:eastAsia="Times New Roman" w:cs="Times New Roman"/>
-        </w:rPr>
-        <w:t xml:space="preserve"> → CH</w:t>
+        <w:t>3</w:t>
+      </w:r>
+      <w:r>
+        <w:rPr>
+          <w:rFonts w:ascii="Times New Roman" w:hAnsi="Times New Roman" w:eastAsia="Times New Roman" w:cs="Times New Roman"/>
+        </w:rPr>
+        <w:t>· + Cl· → CH</w:t>
       </w:r>
       <w:r>
         <w:rPr>
@@ -8055,289 +8440,13 @@
         <w:rPr>
           <w:rFonts w:ascii="Times New Roman" w:hAnsi="Times New Roman" w:eastAsia="Times New Roman" w:cs="Times New Roman"/>
         </w:rPr>
-        <w:t xml:space="preserve">· + HCl (Cl· </w:t>
-      </w:r>
-      <w:r>
-        <w:rPr>
-          <w:rFonts w:hint="eastAsia" w:ascii="Times New Roman" w:hAnsi="Times New Roman" w:eastAsia="FangSong" w:cs="Times New Roman"/>
-        </w:rPr>
-        <w:t>抽氢</w:t>
-      </w:r>
-      <w:r>
-        <w:rPr>
-          <w:rFonts w:hint="eastAsia" w:ascii="Times New Roman" w:hAnsi="Times New Roman" w:eastAsia="Times New Roman" w:cs="Times New Roman"/>
-        </w:rPr>
-        <w:t>，</w:t>
-      </w:r>
-      <w:r>
-        <w:rPr>
-          <w:rFonts w:hint="eastAsia" w:ascii="Times New Roman" w:hAnsi="Times New Roman" w:eastAsia="FangSong" w:cs="Times New Roman"/>
-        </w:rPr>
-        <w:t>生成甲基自由基</w:t>
-      </w:r>
-      <w:r>
-        <w:rPr>
-          <w:rFonts w:hint="eastAsia" w:ascii="Times New Roman" w:hAnsi="Times New Roman" w:eastAsia="Times New Roman" w:cs="Times New Roman"/>
-        </w:rPr>
-        <w:t>)</w:t>
+        <w:t>Cl</w:t>
       </w:r>
     </w:p>
     <w:p>
       <w:pPr>
         <w:pStyle w:val="BodyText"/>
-      </w:pPr>
-      <w:r>
-        <w:rPr>
-          <w:rFonts w:ascii="Times New Roman" w:hAnsi="Times New Roman" w:eastAsia="Times New Roman" w:cs="Times New Roman"/>
-        </w:rPr>
-        <w:t>CH</w:t>
-      </w:r>
-      <w:r>
-        <w:rPr>
-          <w:rFonts w:ascii="Times New Roman" w:hAnsi="Times New Roman" w:eastAsia="Times New Roman" w:cs="Times New Roman"/>
-          <w:vertAlign w:val="subscript"/>
-        </w:rPr>
-        <w:t>3</w:t>
-      </w:r>
-      <w:r>
-        <w:rPr>
-          <w:rFonts w:ascii="Times New Roman" w:hAnsi="Times New Roman" w:eastAsia="Times New Roman" w:cs="Times New Roman"/>
-        </w:rPr>
-        <w:t>· + Cl</w:t>
-      </w:r>
-      <w:r>
-        <w:rPr>
-          <w:rFonts w:ascii="Times New Roman" w:hAnsi="Times New Roman" w:eastAsia="Times New Roman" w:cs="Times New Roman"/>
-          <w:vertAlign w:val="subscript"/>
-        </w:rPr>
-        <w:t>2</w:t>
-      </w:r>
-      <w:r>
-        <w:rPr>
-          <w:rFonts w:ascii="Times New Roman" w:hAnsi="Times New Roman" w:eastAsia="Times New Roman" w:cs="Times New Roman"/>
-        </w:rPr>
-        <w:t xml:space="preserve"> → CH</w:t>
-      </w:r>
-      <w:r>
-        <w:rPr>
-          <w:rFonts w:ascii="Times New Roman" w:hAnsi="Times New Roman" w:eastAsia="Times New Roman" w:cs="Times New Roman"/>
-          <w:vertAlign w:val="subscript"/>
-        </w:rPr>
-        <w:t>3</w:t>
-      </w:r>
-      <w:r>
-        <w:rPr>
-          <w:rFonts w:ascii="Times New Roman" w:hAnsi="Times New Roman" w:eastAsia="Times New Roman" w:cs="Times New Roman"/>
-        </w:rPr>
-        <w:t xml:space="preserve">Cl + Cl· </w:t>
-      </w:r>
-      <w:r>
-        <w:rPr>
-          <w:rFonts w:hint="eastAsia" w:ascii="Times New Roman" w:hAnsi="Times New Roman" w:eastAsia="Times New Roman" w:cs="Times New Roman"/>
-        </w:rPr>
-        <w:t>(</w:t>
-      </w:r>
-      <w:r>
-        <w:rPr>
-          <w:rFonts w:hint="eastAsia" w:ascii="Times New Roman" w:hAnsi="Times New Roman" w:eastAsia="FangSong" w:cs="Times New Roman"/>
-        </w:rPr>
-        <w:t>甲基自由基夺取</w:t>
-      </w:r>
-      <w:r>
-        <w:rPr>
-          <w:rFonts w:ascii="Times New Roman" w:hAnsi="Times New Roman" w:eastAsia="Times New Roman" w:cs="Times New Roman"/>
-        </w:rPr>
-        <w:t xml:space="preserve"> Cl</w:t>
-      </w:r>
-      <w:r>
-        <w:rPr>
-          <w:rFonts w:ascii="Times New Roman" w:hAnsi="Times New Roman" w:eastAsia="Times New Roman" w:cs="Times New Roman"/>
-          <w:vertAlign w:val="subscript"/>
-        </w:rPr>
-        <w:t>2</w:t>
-      </w:r>
-      <w:r>
-        <w:rPr>
-          <w:rFonts w:ascii="Times New Roman" w:hAnsi="Times New Roman" w:eastAsia="Times New Roman" w:cs="Times New Roman"/>
-        </w:rPr>
-        <w:t xml:space="preserve"> </w:t>
-      </w:r>
-      <w:r>
-        <w:rPr>
-          <w:rFonts w:hint="eastAsia" w:ascii="Times New Roman" w:hAnsi="Times New Roman" w:eastAsia="FangSong" w:cs="Times New Roman"/>
-        </w:rPr>
-        <w:t xml:space="preserve">中的</w:t>
-      </w:r>
-      <w:r>
-        <w:rPr>
-          <w:rFonts w:ascii="Times New Roman" w:hAnsi="Times New Roman" w:eastAsia="Times New Roman" w:cs="Times New Roman"/>
-        </w:rPr>
-        <w:t xml:space="preserve"> </w:t>
-      </w:r>
-      <w:r>
-        <w:rPr>
-          <w:rFonts w:hint="eastAsia" w:ascii="Times New Roman" w:hAnsi="Times New Roman" w:eastAsia="Times New Roman" w:cs="Times New Roman"/>
-        </w:rPr>
-        <w:t>Cl，</w:t>
-      </w:r>
-      <w:r>
-        <w:rPr>
-          <w:rFonts w:hint="eastAsia" w:ascii="Times New Roman" w:hAnsi="Times New Roman" w:eastAsia="FangSong" w:cs="Times New Roman"/>
-        </w:rPr>
-        <w:t>再生</w:t>
-      </w:r>
-      <w:r>
-        <w:rPr>
-          <w:rFonts w:ascii="Times New Roman" w:hAnsi="Times New Roman" w:eastAsia="Times New Roman" w:cs="Times New Roman"/>
-        </w:rPr>
-        <w:t xml:space="preserve"> Cl·)</w:t>
-      </w:r>
-      <w:r>
-        <w:rPr>
-          <w:rFonts w:ascii="Times New Roman" w:hAnsi="Times New Roman" w:eastAsia="Times New Roman" w:cs="Times New Roman"/>
-        </w:rPr>
-        <w:t xml:space="preserve"> </w:t>
-      </w:r>
-      <w:r>
-        <w:rPr>
-          <w:rFonts w:hint="eastAsia" w:ascii="Times New Roman" w:hAnsi="Times New Roman" w:eastAsia="Times New Roman" w:cs="Times New Roman"/>
-        </w:rPr>
-        <w:t>（</w:t>
-      </w:r>
-      <w:r>
-        <w:rPr>
-          <w:rFonts w:hint="eastAsia" w:ascii="Times New Roman" w:hAnsi="Times New Roman" w:eastAsia="FangSong" w:cs="Times New Roman"/>
-        </w:rPr>
-        <w:t>循环往复</w:t>
-      </w:r>
-      <w:r>
-        <w:rPr>
-          <w:rFonts w:hint="eastAsia" w:ascii="Times New Roman" w:hAnsi="Times New Roman" w:eastAsia="Times New Roman" w:cs="Times New Roman"/>
-        </w:rPr>
-        <w:t>，</w:t>
-      </w:r>
-      <w:r>
-        <w:rPr>
-          <w:rFonts w:hint="eastAsia" w:ascii="Times New Roman" w:hAnsi="Times New Roman" w:eastAsia="FangSong" w:cs="Times New Roman"/>
-        </w:rPr>
-        <w:t>一个</w:t>
-      </w:r>
-      <w:r>
-        <w:rPr>
-          <w:rFonts w:ascii="Times New Roman" w:hAnsi="Times New Roman" w:eastAsia="Times New Roman" w:cs="Times New Roman"/>
-        </w:rPr>
-        <w:t xml:space="preserve"> Cl· </w:t>
-      </w:r>
-      <w:r>
-        <w:rPr>
-          <w:rFonts w:hint="eastAsia" w:ascii="Times New Roman" w:hAnsi="Times New Roman" w:eastAsia="FangSong" w:cs="Times New Roman"/>
-        </w:rPr>
-        <w:t xml:space="preserve">可产生大量</w:t>
-      </w:r>
-      <w:r>
-        <w:rPr>
-          <w:rFonts w:ascii="Times New Roman" w:hAnsi="Times New Roman" w:eastAsia="Times New Roman" w:cs="Times New Roman"/>
-        </w:rPr>
-        <w:t xml:space="preserve"> </w:t>
-      </w:r>
-      <w:r>
-        <w:rPr>
-          <w:rFonts w:hint="eastAsia" w:ascii="Times New Roman" w:hAnsi="Times New Roman" w:eastAsia="Times New Roman" w:cs="Times New Roman"/>
-        </w:rPr>
-        <w:t>CH</w:t>
-      </w:r>
-      <w:r>
-        <w:rPr>
-          <w:rFonts w:hint="eastAsia" w:ascii="Times New Roman" w:hAnsi="Times New Roman" w:eastAsia="Times New Roman" w:cs="Times New Roman"/>
-          <w:vertAlign w:val="subscript"/>
-        </w:rPr>
-        <w:t>3</w:t>
-      </w:r>
-      <w:r>
-        <w:rPr>
-          <w:rFonts w:hint="eastAsia" w:ascii="Times New Roman" w:hAnsi="Times New Roman" w:eastAsia="Times New Roman" w:cs="Times New Roman"/>
-        </w:rPr>
-        <w:t>Cl）</w:t>
-      </w:r>
-    </w:p>
-    <w:p>
-      <w:pPr>
-        <w:pStyle w:val="BodyText"/>
-      </w:pPr>
-      <w:r>
-        <w:rPr>
-          <w:rFonts w:hint="eastAsia" w:ascii="Times New Roman" w:hAnsi="Times New Roman" w:eastAsia="FangSong" w:cs="Times New Roman"/>
-          <w:b/>
-          <w:bCs/>
-        </w:rPr>
-        <w:t xml:space="preserve">链终止</w:t>
-      </w:r>
-      <w:r>
-        <w:rPr>
-          <w:rFonts w:hint="eastAsia" w:ascii="Times New Roman" w:hAnsi="Times New Roman" w:eastAsia="Times New Roman" w:cs="Times New Roman"/>
-        </w:rPr>
-        <w:t xml:space="preserve">：</w:t>
-      </w:r>
-      <w:r>
-        <w:rPr>
-          <w:rFonts w:ascii="Times New Roman" w:hAnsi="Times New Roman" w:eastAsia="Times New Roman" w:cs="Times New Roman"/>
-        </w:rPr>
-        <w:t xml:space="preserve"> </w:t>
-      </w:r>
-      <w:r>
-        <w:rPr>
-          <w:rFonts w:ascii="Times New Roman" w:hAnsi="Times New Roman" w:eastAsia="Times New Roman" w:cs="Times New Roman"/>
-        </w:rPr>
-        <w:t>Cl· + Cl· → Cl</w:t>
-      </w:r>
-      <w:r>
-        <w:rPr>
-          <w:rFonts w:ascii="Times New Roman" w:hAnsi="Times New Roman" w:eastAsia="Times New Roman" w:cs="Times New Roman"/>
-          <w:vertAlign w:val="subscript"/>
-        </w:rPr>
-        <w:t>2</w:t>
-      </w:r>
-    </w:p>
-    <w:p>
-      <w:pPr>
-        <w:pStyle w:val="BodyText"/>
-      </w:pPr>
-      <w:r>
-        <w:rPr>
-          <w:rFonts w:ascii="Times New Roman" w:hAnsi="Times New Roman" w:eastAsia="Times New Roman" w:cs="Times New Roman"/>
-        </w:rPr>
-        <w:t>CH</w:t>
-      </w:r>
-      <w:r>
-        <w:rPr>
-          <w:rFonts w:ascii="Times New Roman" w:hAnsi="Times New Roman" w:eastAsia="Times New Roman" w:cs="Times New Roman"/>
-          <w:vertAlign w:val="subscript"/>
-        </w:rPr>
-        <w:t>3</w:t>
-      </w:r>
-      <w:r>
-        <w:rPr>
-          <w:rFonts w:ascii="Times New Roman" w:hAnsi="Times New Roman" w:eastAsia="Times New Roman" w:cs="Times New Roman"/>
-        </w:rPr>
-        <w:t>· + Cl· → CH</w:t>
-      </w:r>
-      <w:r>
-        <w:rPr>
-          <w:rFonts w:ascii="Times New Roman" w:hAnsi="Times New Roman" w:eastAsia="Times New Roman" w:cs="Times New Roman"/>
-          <w:vertAlign w:val="subscript"/>
-        </w:rPr>
-        <w:t>3</w:t>
-      </w:r>
-      <w:r>
-        <w:rPr>
-          <w:rFonts w:ascii="Times New Roman" w:hAnsi="Times New Roman" w:eastAsia="Times New Roman" w:cs="Times New Roman"/>
-        </w:rPr>
-        <w:t>Cl</w:t>
-      </w:r>
-    </w:p>
-    <w:p>
-      <w:pPr>
-        <w:pStyle w:val="BodyText"/>
+        <w:ind w:firstLine="420"/>
       </w:pPr>
       <w:r>
         <w:rPr>
@@ -8478,6 +8587,7 @@
       <w:pPr>
         <w:pStyle w:val="FirstParagraph"/>
         <w:spacing w:after="80"/>
+        <w:ind w:firstLine="420"/>
       </w:pPr>
       <w:r>
         <w:rPr>
@@ -8511,6 +8621,15 @@
         <w:tblStyle w:val="Table"/>
         <w:tblW w:type="auto" w:w="0"/>
         <w:tblLook w:firstRow="1" w:lastRow="0" w:firstColumn="0" w:lastColumn="0" w:noHBand="0" w:noVBand="0" w:val="0020"/>
+        <w:jc w:val="center"/>
+        <w:tblBorders>
+          <w:top w:val="single" w:sz="12" w:space="0" w:color="333333"/>
+          <w:bottom w:val="single" w:sz="12" w:space="0" w:color="333333"/>
+          <w:left w:val="none"/>
+          <w:right w:val="none"/>
+          <w:insideH w:val="none"/>
+          <w:insideV w:val="none"/>
+        </w:tblBorders>
       </w:tblPr>
       <w:tblGrid>
         <w:gridCol w:w="2640"/>
@@ -8522,7 +8641,11 @@
           <w:tblHeader w:val="on"/>
         </w:trPr>
         <w:tc>
-          <w:tcPr/>
+          <w:tcPr>
+            <w:tcBorders>
+              <w:bottom w:val="single" w:sz="6" w:space="0" w:color="333333"/>
+            </w:tcBorders>
+          </w:tcPr>
           <w:p>
             <w:pPr>
               <w:pStyle w:val="Compact"/>
@@ -8538,7 +8661,11 @@
           </w:p>
         </w:tc>
         <w:tc>
-          <w:tcPr/>
+          <w:tcPr>
+            <w:tcBorders>
+              <w:bottom w:val="single" w:sz="6" w:space="0" w:color="333333"/>
+            </w:tcBorders>
+          </w:tcPr>
           <w:p>
             <w:pPr>
               <w:pStyle w:val="Compact"/>
@@ -8576,7 +8703,11 @@
           </w:p>
         </w:tc>
         <w:tc>
-          <w:tcPr/>
+          <w:tcPr>
+            <w:tcBorders>
+              <w:bottom w:val="single" w:sz="6" w:space="0" w:color="333333"/>
+            </w:tcBorders>
+          </w:tcPr>
           <w:p>
             <w:pPr>
               <w:pStyle w:val="Compact"/>
@@ -9024,6 +9155,7 @@
       <w:pPr>
         <w:pStyle w:val="BodyText"/>
         <w:spacing w:before="120"/>
+        <w:ind w:firstLine="420"/>
       </w:pPr>
       <w:r>
         <w:rPr>
@@ -9372,6 +9504,7 @@
       <w:pPr>
         <w:pStyle w:val="FirstParagraph"/>
         <w:spacing w:after="80"/>
+        <w:ind w:firstLine="420"/>
       </w:pPr>
       <w:r>
         <w:rPr>
@@ -9454,6 +9587,15 @@
         <w:tblStyle w:val="Table"/>
         <w:tblW w:type="auto" w:w="0"/>
         <w:tblLook w:firstRow="1" w:lastRow="0" w:firstColumn="0" w:lastColumn="0" w:noHBand="0" w:noVBand="0" w:val="0020"/>
+        <w:jc w:val="center"/>
+        <w:tblBorders>
+          <w:top w:val="single" w:sz="12" w:space="0" w:color="333333"/>
+          <w:bottom w:val="single" w:sz="12" w:space="0" w:color="333333"/>
+          <w:left w:val="none"/>
+          <w:right w:val="none"/>
+          <w:insideH w:val="none"/>
+          <w:insideV w:val="none"/>
+        </w:tblBorders>
       </w:tblPr>
       <w:tblGrid>
         <w:gridCol w:w="1320"/>
@@ -9468,7 +9610,11 @@
           <w:tblHeader w:val="on"/>
         </w:trPr>
         <w:tc>
-          <w:tcPr/>
+          <w:tcPr>
+            <w:tcBorders>
+              <w:bottom w:val="single" w:sz="6" w:space="0" w:color="333333"/>
+            </w:tcBorders>
+          </w:tcPr>
           <w:p>
             <w:pPr>
               <w:pStyle w:val="Compact"/>
@@ -9491,7 +9637,11 @@
           </w:p>
         </w:tc>
         <w:tc>
-          <w:tcPr/>
+          <w:tcPr>
+            <w:tcBorders>
+              <w:bottom w:val="single" w:sz="6" w:space="0" w:color="333333"/>
+            </w:tcBorders>
+          </w:tcPr>
           <w:p>
             <w:pPr>
               <w:pStyle w:val="Compact"/>
@@ -9507,7 +9657,11 @@
           </w:p>
         </w:tc>
         <w:tc>
-          <w:tcPr/>
+          <w:tcPr>
+            <w:tcBorders>
+              <w:bottom w:val="single" w:sz="6" w:space="0" w:color="333333"/>
+            </w:tcBorders>
+          </w:tcPr>
           <w:p>
             <w:pPr>
               <w:pStyle w:val="Compact"/>
@@ -9537,7 +9691,11 @@
           </w:p>
         </w:tc>
         <w:tc>
-          <w:tcPr/>
+          <w:tcPr>
+            <w:tcBorders>
+              <w:bottom w:val="single" w:sz="6" w:space="0" w:color="333333"/>
+            </w:tcBorders>
+          </w:tcPr>
           <w:p>
             <w:pPr>
               <w:pStyle w:val="Compact"/>
@@ -9560,7 +9718,11 @@
           </w:p>
         </w:tc>
         <w:tc>
-          <w:tcPr/>
+          <w:tcPr>
+            <w:tcBorders>
+              <w:bottom w:val="single" w:sz="6" w:space="0" w:color="333333"/>
+            </w:tcBorders>
+          </w:tcPr>
           <w:p>
             <w:pPr>
               <w:pStyle w:val="Compact"/>
@@ -9576,7 +9738,11 @@
           </w:p>
         </w:tc>
         <w:tc>
-          <w:tcPr/>
+          <w:tcPr>
+            <w:tcBorders>
+              <w:bottom w:val="single" w:sz="6" w:space="0" w:color="333333"/>
+            </w:tcBorders>
+          </w:tcPr>
           <w:p>
             <w:pPr>
               <w:pStyle w:val="Compact"/>
@@ -9878,6 +10044,7 @@
       <w:pPr>
         <w:pStyle w:val="BodyText"/>
         <w:spacing w:before="120"/>
+        <w:ind w:firstLine="420"/>
       </w:pPr>
       <w:r>
         <w:rPr>
@@ -9962,6 +10129,7 @@
     <w:p>
       <w:pPr>
         <w:pStyle w:val="BodyText"/>
+        <w:ind w:firstLine="420"/>
       </w:pPr>
       <w:r>
         <w:rPr>
@@ -10101,6 +10269,7 @@
     <w:p>
       <w:pPr>
         <w:pStyle w:val="BlockText"/>
+        <w:ind w:firstLine="420"/>
       </w:pPr>
       <w:r>
         <w:rPr>
@@ -10298,6 +10467,15 @@
         <w:tblStyle w:val="Table"/>
         <w:tblW w:type="auto" w:w="0"/>
         <w:tblLook w:firstRow="1" w:lastRow="0" w:firstColumn="0" w:lastColumn="0" w:noHBand="0" w:noVBand="0" w:val="0020"/>
+        <w:jc w:val="center"/>
+        <w:tblBorders>
+          <w:top w:val="single" w:sz="12" w:space="0" w:color="333333"/>
+          <w:bottom w:val="single" w:sz="12" w:space="0" w:color="333333"/>
+          <w:left w:val="none"/>
+          <w:right w:val="none"/>
+          <w:insideH w:val="none"/>
+          <w:insideV w:val="none"/>
+        </w:tblBorders>
       </w:tblPr>
       <w:tblGrid>
         <w:gridCol w:w="1584"/>
@@ -10311,7 +10489,11 @@
           <w:tblHeader w:val="on"/>
         </w:trPr>
         <w:tc>
-          <w:tcPr/>
+          <w:tcPr>
+            <w:tcBorders>
+              <w:bottom w:val="single" w:sz="6" w:space="0" w:color="333333"/>
+            </w:tcBorders>
+          </w:tcPr>
           <w:p>
             <w:pPr>
               <w:pStyle w:val="Compact"/>
@@ -10327,7 +10509,11 @@
           </w:p>
         </w:tc>
         <w:tc>
-          <w:tcPr/>
+          <w:tcPr>
+            <w:tcBorders>
+              <w:bottom w:val="single" w:sz="6" w:space="0" w:color="333333"/>
+            </w:tcBorders>
+          </w:tcPr>
           <w:p>
             <w:pPr>
               <w:pStyle w:val="Compact"/>
@@ -10343,7 +10529,11 @@
           </w:p>
         </w:tc>
         <w:tc>
-          <w:tcPr/>
+          <w:tcPr>
+            <w:tcBorders>
+              <w:bottom w:val="single" w:sz="6" w:space="0" w:color="333333"/>
+            </w:tcBorders>
+          </w:tcPr>
           <w:p>
             <w:pPr>
               <w:pStyle w:val="Compact"/>
@@ -10359,7 +10549,11 @@
           </w:p>
         </w:tc>
         <w:tc>
-          <w:tcPr/>
+          <w:tcPr>
+            <w:tcBorders>
+              <w:bottom w:val="single" w:sz="6" w:space="0" w:color="333333"/>
+            </w:tcBorders>
+          </w:tcPr>
           <w:p>
             <w:pPr>
               <w:pStyle w:val="Compact"/>
@@ -10375,7 +10569,11 @@
           </w:p>
         </w:tc>
         <w:tc>
-          <w:tcPr/>
+          <w:tcPr>
+            <w:tcBorders>
+              <w:bottom w:val="single" w:sz="6" w:space="0" w:color="333333"/>
+            </w:tcBorders>
+          </w:tcPr>
           <w:p>
             <w:pPr>
               <w:pStyle w:val="Compact"/>
@@ -10861,6 +11059,7 @@
     <w:p>
       <w:pPr>
         <w:pStyle w:val="FirstParagraph"/>
+        <w:ind w:firstLine="420"/>
       </w:pPr>
       <w:r>
         <w:rPr>
@@ -10940,6 +11139,7 @@
     <w:p>
       <w:pPr>
         <w:pStyle w:val="BodyText"/>
+        <w:ind w:firstLine="420"/>
       </w:pPr>
       <w:r>
         <w:rPr>
@@ -11079,6 +11279,7 @@
     <w:p>
       <w:pPr>
         <w:pStyle w:val="FirstParagraph"/>
+        <w:ind w:firstLine="420"/>
       </w:pPr>
       <w:r>
         <w:rPr>
@@ -11128,6 +11329,7 @@
     <w:p>
       <w:pPr>
         <w:pStyle w:val="BodyText"/>
+        <w:ind w:firstLine="420"/>
       </w:pPr>
       <w:r>
         <w:rPr>
@@ -11157,6 +11359,7 @@
     <w:p>
       <w:pPr>
         <w:pStyle w:val="BodyText"/>
+        <w:ind w:firstLine="420"/>
       </w:pPr>
       <w:r>
         <w:rPr>
@@ -11295,6 +11498,7 @@
     <w:p>
       <w:pPr>
         <w:pStyle w:val="BodyText"/>
+        <w:ind w:firstLine="420"/>
       </w:pPr>
       <w:r>
         <w:rPr>
@@ -11419,6 +11623,7 @@
     <w:p>
       <w:pPr>
         <w:pStyle w:val="BodyText"/>
+        <w:ind w:firstLine="420"/>
       </w:pPr>
       <w:r>
         <w:rPr>
@@ -11514,6 +11719,15 @@
         <w:tblW w:type="pct" w:w="5000"/>
         <w:tblLayout w:type="fixed"/>
         <w:tblLook w:firstRow="1" w:lastRow="0" w:firstColumn="0" w:lastColumn="0" w:noHBand="0" w:noVBand="0" w:val="0020"/>
+        <w:jc w:val="center"/>
+        <w:tblBorders>
+          <w:top w:val="single" w:sz="12" w:space="0" w:color="333333"/>
+          <w:bottom w:val="single" w:sz="12" w:space="0" w:color="333333"/>
+          <w:left w:val="none"/>
+          <w:right w:val="none"/>
+          <w:insideH w:val="none"/>
+          <w:insideV w:val="none"/>
+        </w:tblBorders>
       </w:tblPr>
       <w:tblGrid>
         <w:gridCol w:w="1760"/>
@@ -11526,7 +11740,11 @@
           <w:tblHeader w:val="on"/>
         </w:trPr>
         <w:tc>
-          <w:tcPr/>
+          <w:tcPr>
+            <w:tcBorders>
+              <w:bottom w:val="single" w:sz="6" w:space="0" w:color="333333"/>
+            </w:tcBorders>
+          </w:tcPr>
           <w:p>
             <w:pPr>
               <w:pStyle w:val="Compact"/>
@@ -11542,7 +11760,11 @@
           </w:p>
         </w:tc>
         <w:tc>
-          <w:tcPr/>
+          <w:tcPr>
+            <w:tcBorders>
+              <w:bottom w:val="single" w:sz="6" w:space="0" w:color="333333"/>
+            </w:tcBorders>
+          </w:tcPr>
           <w:p>
             <w:pPr>
               <w:pStyle w:val="Compact"/>
@@ -11558,7 +11780,11 @@
           </w:p>
         </w:tc>
         <w:tc>
-          <w:tcPr/>
+          <w:tcPr>
+            <w:tcBorders>
+              <w:bottom w:val="single" w:sz="6" w:space="0" w:color="333333"/>
+            </w:tcBorders>
+          </w:tcPr>
           <w:p>
             <w:pPr>
               <w:pStyle w:val="Compact"/>
@@ -11574,7 +11800,11 @@
           </w:p>
         </w:tc>
         <w:tc>
-          <w:tcPr/>
+          <w:tcPr>
+            <w:tcBorders>
+              <w:bottom w:val="single" w:sz="6" w:space="0" w:color="333333"/>
+            </w:tcBorders>
+          </w:tcPr>
           <w:p>
             <w:pPr>
               <w:pStyle w:val="Compact"/>
@@ -11900,6 +12130,7 @@
       <w:pPr>
         <w:pStyle w:val="BodyText"/>
         <w:spacing w:before="120"/>
+        <w:ind w:firstLine="420"/>
       </w:pPr>
       <w:r>
         <w:rPr>
@@ -12002,6 +12233,15 @@
         <w:tblW w:type="pct" w:w="5000"/>
         <w:tblLayout w:type="fixed"/>
         <w:tblLook w:firstRow="1" w:lastRow="0" w:firstColumn="0" w:lastColumn="0" w:noHBand="0" w:noVBand="0" w:val="0020"/>
+        <w:jc w:val="center"/>
+        <w:tblBorders>
+          <w:top w:val="single" w:sz="12" w:space="0" w:color="333333"/>
+          <w:bottom w:val="single" w:sz="12" w:space="0" w:color="333333"/>
+          <w:left w:val="none"/>
+          <w:right w:val="none"/>
+          <w:insideH w:val="none"/>
+          <w:insideV w:val="none"/>
+        </w:tblBorders>
       </w:tblPr>
       <w:tblGrid>
         <w:gridCol w:w="1650"/>
@@ -12015,7 +12255,11 @@
           <w:tblHeader w:val="on"/>
         </w:trPr>
         <w:tc>
-          <w:tcPr/>
+          <w:tcPr>
+            <w:tcBorders>
+              <w:bottom w:val="single" w:sz="6" w:space="0" w:color="333333"/>
+            </w:tcBorders>
+          </w:tcPr>
           <w:p>
             <w:pPr>
               <w:pStyle w:val="Compact"/>
@@ -12031,7 +12275,11 @@
           </w:p>
         </w:tc>
         <w:tc>
-          <w:tcPr/>
+          <w:tcPr>
+            <w:tcBorders>
+              <w:bottom w:val="single" w:sz="6" w:space="0" w:color="333333"/>
+            </w:tcBorders>
+          </w:tcPr>
           <w:p>
             <w:pPr>
               <w:pStyle w:val="Compact"/>
@@ -12061,7 +12309,11 @@
           </w:p>
         </w:tc>
         <w:tc>
-          <w:tcPr/>
+          <w:tcPr>
+            <w:tcBorders>
+              <w:bottom w:val="single" w:sz="6" w:space="0" w:color="333333"/>
+            </w:tcBorders>
+          </w:tcPr>
           <w:p>
             <w:pPr>
               <w:pStyle w:val="Compact"/>
@@ -12084,7 +12336,11 @@
           </w:p>
         </w:tc>
         <w:tc>
-          <w:tcPr/>
+          <w:tcPr>
+            <w:tcBorders>
+              <w:bottom w:val="single" w:sz="6" w:space="0" w:color="333333"/>
+            </w:tcBorders>
+          </w:tcPr>
           <w:p>
             <w:pPr>
               <w:pStyle w:val="Compact"/>
@@ -12100,7 +12356,11 @@
           </w:p>
         </w:tc>
         <w:tc>
-          <w:tcPr/>
+          <w:tcPr>
+            <w:tcBorders>
+              <w:bottom w:val="single" w:sz="6" w:space="0" w:color="333333"/>
+            </w:tcBorders>
+          </w:tcPr>
           <w:p>
             <w:pPr>
               <w:pStyle w:val="Compact"/>
@@ -12621,6 +12881,7 @@
       <w:pPr>
         <w:pStyle w:val="BodyText"/>
         <w:spacing w:before="120"/>
+        <w:ind w:firstLine="420"/>
       </w:pPr>
       <w:r>
         <w:rPr>
@@ -12777,6 +13038,15 @@
         <w:tblW w:type="pct" w:w="5000"/>
         <w:tblLayout w:type="fixed"/>
         <w:tblLook w:firstRow="1" w:lastRow="0" w:firstColumn="0" w:lastColumn="0" w:noHBand="0" w:noVBand="0" w:val="0020"/>
+        <w:jc w:val="center"/>
+        <w:tblBorders>
+          <w:top w:val="single" w:sz="12" w:space="0" w:color="333333"/>
+          <w:bottom w:val="single" w:sz="12" w:space="0" w:color="333333"/>
+          <w:left w:val="none"/>
+          <w:right w:val="none"/>
+          <w:insideH w:val="none"/>
+          <w:insideV w:val="none"/>
+        </w:tblBorders>
       </w:tblPr>
       <w:tblGrid>
         <w:gridCol w:w="1508"/>
@@ -12790,7 +13060,11 @@
           <w:tblHeader w:val="on"/>
         </w:trPr>
         <w:tc>
-          <w:tcPr/>
+          <w:tcPr>
+            <w:tcBorders>
+              <w:bottom w:val="single" w:sz="6" w:space="0" w:color="333333"/>
+            </w:tcBorders>
+          </w:tcPr>
           <w:p>
             <w:pPr>
               <w:pStyle w:val="Compact"/>
@@ -12806,7 +13080,11 @@
           </w:p>
         </w:tc>
         <w:tc>
-          <w:tcPr/>
+          <w:tcPr>
+            <w:tcBorders>
+              <w:bottom w:val="single" w:sz="6" w:space="0" w:color="333333"/>
+            </w:tcBorders>
+          </w:tcPr>
           <w:p>
             <w:pPr>
               <w:pStyle w:val="Compact"/>
@@ -12822,7 +13100,11 @@
           </w:p>
         </w:tc>
         <w:tc>
-          <w:tcPr/>
+          <w:tcPr>
+            <w:tcBorders>
+              <w:bottom w:val="single" w:sz="6" w:space="0" w:color="333333"/>
+            </w:tcBorders>
+          </w:tcPr>
           <w:p>
             <w:pPr>
               <w:pStyle w:val="Compact"/>
@@ -12838,7 +13120,11 @@
           </w:p>
         </w:tc>
         <w:tc>
-          <w:tcPr/>
+          <w:tcPr>
+            <w:tcBorders>
+              <w:bottom w:val="single" w:sz="6" w:space="0" w:color="333333"/>
+            </w:tcBorders>
+          </w:tcPr>
           <w:p>
             <w:pPr>
               <w:pStyle w:val="Compact"/>
@@ -12854,7 +13140,11 @@
           </w:p>
         </w:tc>
         <w:tc>
-          <w:tcPr/>
+          <w:tcPr>
+            <w:tcBorders>
+              <w:bottom w:val="single" w:sz="6" w:space="0" w:color="333333"/>
+            </w:tcBorders>
+          </w:tcPr>
           <w:p>
             <w:pPr>
               <w:pStyle w:val="Compact"/>
@@ -13286,6 +13576,7 @@
     <w:p>
       <w:pPr>
         <w:pStyle w:val="FirstParagraph"/>
+        <w:ind w:firstLine="420"/>
       </w:pPr>
       <w:r>
         <w:rPr>
@@ -13357,7 +13648,7 @@
         </w:rPr>
         <w:drawing>
           <wp:inline>
-            <wp:extent cx="2389386" cy="2430741"/>
+            <wp:extent cx="2667000" cy="2807368"/>
             <wp:effectExtent b="0" l="0" r="0" t="0"/>
             <wp:docPr descr="NBS（N-溴代丁二酰亚胺）结构式" title="" id="33" name="Picture"/>
             <a:graphic>
@@ -13378,7 +13669,7 @@
                   <pic:spPr bwMode="auto">
                     <a:xfrm>
                       <a:off x="0" y="0"/>
-                      <a:ext cx="2389386" cy="2430741"/>
+                      <a:ext cx="2667000" cy="2807368"/>
                     </a:xfrm>
                     <a:prstGeom prst="rect">
                       <a:avLst/>
@@ -13621,6 +13912,7 @@
     <w:p>
       <w:pPr>
         <w:pStyle w:val="BodyText"/>
+        <w:ind w:firstLine="420"/>
       </w:pPr>
       <w:r>
         <w:rPr>
@@ -13749,6 +14041,7 @@
     <w:p>
       <w:pPr>
         <w:pStyle w:val="FirstParagraph"/>
+        <w:ind w:firstLine="420"/>
       </w:pPr>
       <w:r>
         <w:rPr>
@@ -13868,6 +14161,7 @@
     <w:p>
       <w:pPr>
         <w:pStyle w:val="BodyText"/>
+        <w:ind w:firstLine="420"/>
       </w:pPr>
       <w:r>
         <w:rPr>
@@ -13899,6 +14193,7 @@
       <w:pPr>
         <w:pStyle w:val="BodyText"/>
         <w:spacing w:after="80"/>
+        <w:ind w:firstLine="420"/>
       </w:pPr>
       <w:r>
         <w:rPr>
@@ -13956,6 +14251,15 @@
         <w:tblW w:type="pct" w:w="5000"/>
         <w:tblLayout w:type="fixed"/>
         <w:tblLook w:firstRow="1" w:lastRow="0" w:firstColumn="0" w:lastColumn="0" w:noHBand="0" w:noVBand="0" w:val="0020"/>
+        <w:jc w:val="center"/>
+        <w:tblBorders>
+          <w:top w:val="single" w:sz="12" w:space="0" w:color="333333"/>
+          <w:bottom w:val="single" w:sz="12" w:space="0" w:color="333333"/>
+          <w:left w:val="none"/>
+          <w:right w:val="none"/>
+          <w:insideH w:val="none"/>
+          <w:insideV w:val="none"/>
+        </w:tblBorders>
       </w:tblPr>
       <w:tblGrid>
         <w:gridCol w:w="1863"/>
@@ -13968,7 +14272,11 @@
           <w:tblHeader w:val="on"/>
         </w:trPr>
         <w:tc>
-          <w:tcPr/>
+          <w:tcPr>
+            <w:tcBorders>
+              <w:bottom w:val="single" w:sz="6" w:space="0" w:color="333333"/>
+            </w:tcBorders>
+          </w:tcPr>
           <w:p>
             <w:pPr>
               <w:pStyle w:val="Compact"/>
@@ -13984,7 +14292,11 @@
           </w:p>
         </w:tc>
         <w:tc>
-          <w:tcPr/>
+          <w:tcPr>
+            <w:tcBorders>
+              <w:bottom w:val="single" w:sz="6" w:space="0" w:color="333333"/>
+            </w:tcBorders>
+          </w:tcPr>
           <w:p>
             <w:pPr>
               <w:pStyle w:val="Compact"/>
@@ -14022,7 +14334,11 @@
           </w:p>
         </w:tc>
         <w:tc>
-          <w:tcPr/>
+          <w:tcPr>
+            <w:tcBorders>
+              <w:bottom w:val="single" w:sz="6" w:space="0" w:color="333333"/>
+            </w:tcBorders>
+          </w:tcPr>
           <w:p>
             <w:pPr>
               <w:pStyle w:val="Compact"/>
@@ -14038,7 +14354,11 @@
           </w:p>
         </w:tc>
         <w:tc>
-          <w:tcPr/>
+          <w:tcPr>
+            <w:tcBorders>
+              <w:bottom w:val="single" w:sz="6" w:space="0" w:color="333333"/>
+            </w:tcBorders>
+          </w:tcPr>
           <w:p>
             <w:pPr>
               <w:pStyle w:val="Compact"/>
@@ -14307,6 +14627,7 @@
       <w:pPr>
         <w:pStyle w:val="BodyText"/>
         <w:spacing w:before="120"/>
+        <w:ind w:firstLine="420"/>
       </w:pPr>
       <w:r>
         <w:rPr>
@@ -14454,6 +14775,7 @@
     <w:p>
       <w:pPr>
         <w:pStyle w:val="FirstParagraph"/>
+        <w:ind w:firstLine="420"/>
       </w:pPr>
       <w:r>
         <w:rPr>
@@ -14518,6 +14840,7 @@
     <w:p>
       <w:pPr>
         <w:pStyle w:val="BodyText"/>
+        <w:ind w:firstLine="420"/>
       </w:pPr>
       <w:r>
         <w:rPr>
@@ -14587,6 +14910,7 @@
     <w:p>
       <w:pPr>
         <w:pStyle w:val="BodyText"/>
+        <w:ind w:firstLine="420"/>
       </w:pPr>
       <w:r>
         <w:rPr>
@@ -14634,6 +14958,7 @@
     <w:p>
       <w:pPr>
         <w:pStyle w:val="BodyText"/>
+        <w:ind w:firstLine="420"/>
       </w:pPr>
       <w:r>
         <w:rPr>
@@ -14712,6 +15037,7 @@
     <w:p>
       <w:pPr>
         <w:pStyle w:val="BodyText"/>
+        <w:ind w:firstLine="420"/>
       </w:pPr>
       <w:r>
         <w:rPr>
@@ -14731,6 +15057,7 @@
     <w:p>
       <w:pPr>
         <w:pStyle w:val="BodyText"/>
+        <w:ind w:firstLine="420"/>
       </w:pPr>
       <w:r>
         <w:rPr>
@@ -14796,6 +15123,7 @@
     <w:p>
       <w:pPr>
         <w:pStyle w:val="BodyText"/>
+        <w:ind w:firstLine="420"/>
       </w:pPr>
       <w:r>
         <w:rPr>
@@ -14837,6 +15165,7 @@
     <w:p>
       <w:pPr>
         <w:pStyle w:val="BodyText"/>
+        <w:ind w:firstLine="420"/>
       </w:pPr>
       <w:r>
         <w:rPr>
@@ -14925,6 +15254,15 @@
         <w:tblStyle w:val="Table"/>
         <w:tblW w:type="auto" w:w="0"/>
         <w:tblLook w:firstRow="1" w:lastRow="0" w:firstColumn="0" w:lastColumn="0" w:noHBand="0" w:noVBand="0" w:val="0020"/>
+        <w:jc w:val="center"/>
+        <w:tblBorders>
+          <w:top w:val="single" w:sz="12" w:space="0" w:color="333333"/>
+          <w:bottom w:val="single" w:sz="12" w:space="0" w:color="333333"/>
+          <w:left w:val="none"/>
+          <w:right w:val="none"/>
+          <w:insideH w:val="none"/>
+          <w:insideV w:val="none"/>
+        </w:tblBorders>
       </w:tblPr>
       <w:tblGrid>
         <w:gridCol w:w="2640"/>
@@ -14936,7 +15274,11 @@
           <w:tblHeader w:val="on"/>
         </w:trPr>
         <w:tc>
-          <w:tcPr/>
+          <w:tcPr>
+            <w:tcBorders>
+              <w:bottom w:val="single" w:sz="6" w:space="0" w:color="333333"/>
+            </w:tcBorders>
+          </w:tcPr>
           <w:p>
             <w:pPr>
               <w:pStyle w:val="Compact"/>
@@ -14952,7 +15294,11 @@
           </w:p>
         </w:tc>
         <w:tc>
-          <w:tcPr/>
+          <w:tcPr>
+            <w:tcBorders>
+              <w:bottom w:val="single" w:sz="6" w:space="0" w:color="333333"/>
+            </w:tcBorders>
+          </w:tcPr>
           <w:p>
             <w:pPr>
               <w:pStyle w:val="Compact"/>
@@ -14968,7 +15314,11 @@
           </w:p>
         </w:tc>
         <w:tc>
-          <w:tcPr/>
+          <w:tcPr>
+            <w:tcBorders>
+              <w:bottom w:val="single" w:sz="6" w:space="0" w:color="333333"/>
+            </w:tcBorders>
+          </w:tcPr>
           <w:p>
             <w:pPr>
               <w:pStyle w:val="Compact"/>
@@ -15371,6 +15721,7 @@
       <w:pPr>
         <w:pStyle w:val="BodyText"/>
         <w:spacing w:before="120"/>
+        <w:ind w:firstLine="420"/>
       </w:pPr>
       <w:r>
         <w:rPr>
@@ -15575,6 +15926,7 @@
       <w:pPr>
         <w:pStyle w:val="FirstParagraph"/>
         <w:spacing w:after="80"/>
+        <w:ind w:firstLine="420"/>
       </w:pPr>
       <w:r>
         <w:rPr>
@@ -15608,6 +15960,15 @@
         <w:tblStyle w:val="Table"/>
         <w:tblW w:type="auto" w:w="0"/>
         <w:tblLook w:firstRow="1" w:lastRow="0" w:firstColumn="0" w:lastColumn="0" w:noHBand="0" w:noVBand="0" w:val="0020"/>
+        <w:jc w:val="center"/>
+        <w:tblBorders>
+          <w:top w:val="single" w:sz="12" w:space="0" w:color="333333"/>
+          <w:bottom w:val="single" w:sz="12" w:space="0" w:color="333333"/>
+          <w:left w:val="none"/>
+          <w:right w:val="none"/>
+          <w:insideH w:val="none"/>
+          <w:insideV w:val="none"/>
+        </w:tblBorders>
       </w:tblPr>
       <w:tblGrid>
         <w:gridCol w:w="2640"/>
@@ -15619,7 +15980,11 @@
           <w:tblHeader w:val="on"/>
         </w:trPr>
         <w:tc>
-          <w:tcPr/>
+          <w:tcPr>
+            <w:tcBorders>
+              <w:bottom w:val="single" w:sz="6" w:space="0" w:color="333333"/>
+            </w:tcBorders>
+          </w:tcPr>
           <w:p>
             <w:pPr>
               <w:pStyle w:val="Compact"/>
@@ -15642,7 +16007,11 @@
           </w:p>
         </w:tc>
         <w:tc>
-          <w:tcPr/>
+          <w:tcPr>
+            <w:tcBorders>
+              <w:bottom w:val="single" w:sz="6" w:space="0" w:color="333333"/>
+            </w:tcBorders>
+          </w:tcPr>
           <w:p>
             <w:pPr>
               <w:pStyle w:val="Compact"/>
@@ -15658,7 +16027,11 @@
           </w:p>
         </w:tc>
         <w:tc>
-          <w:tcPr/>
+          <w:tcPr>
+            <w:tcBorders>
+              <w:bottom w:val="single" w:sz="6" w:space="0" w:color="333333"/>
+            </w:tcBorders>
+          </w:tcPr>
           <w:p>
             <w:pPr>
               <w:pStyle w:val="Compact"/>
@@ -15998,6 +16371,7 @@
       <w:pPr>
         <w:pStyle w:val="BodyText"/>
         <w:spacing w:before="120"/>
+        <w:ind w:firstLine="420"/>
       </w:pPr>
       <w:r>
         <w:rPr>
@@ -16139,6 +16513,7 @@
     <w:p>
       <w:pPr>
         <w:pStyle w:val="BlockText"/>
+        <w:ind w:firstLine="420"/>
       </w:pPr>
       <w:r>
         <w:rPr>
@@ -16457,6 +16832,7 @@
     <w:p>
       <w:pPr>
         <w:pStyle w:val="FirstParagraph"/>
+        <w:ind w:firstLine="420"/>
       </w:pPr>
       <w:r>
         <w:rPr>
@@ -16555,6 +16931,7 @@
     <w:p>
       <w:pPr>
         <w:pStyle w:val="BodyText"/>
+        <w:ind w:firstLine="420"/>
       </w:pPr>
       <w:r>
         <w:rPr>
@@ -16675,6 +17052,15 @@
         <w:tblW w:type="pct" w:w="5000"/>
         <w:tblLayout w:type="fixed"/>
         <w:tblLook w:firstRow="1" w:lastRow="0" w:firstColumn="0" w:lastColumn="0" w:noHBand="0" w:noVBand="0" w:val="0020"/>
+        <w:jc w:val="center"/>
+        <w:tblBorders>
+          <w:top w:val="single" w:sz="12" w:space="0" w:color="333333"/>
+          <w:bottom w:val="single" w:sz="12" w:space="0" w:color="333333"/>
+          <w:left w:val="none"/>
+          <w:right w:val="none"/>
+          <w:insideH w:val="none"/>
+          <w:insideV w:val="none"/>
+        </w:tblBorders>
       </w:tblPr>
       <w:tblGrid>
         <w:gridCol w:w="1440"/>
@@ -16688,7 +17074,11 @@
           <w:tblHeader w:val="on"/>
         </w:trPr>
         <w:tc>
-          <w:tcPr/>
+          <w:tcPr>
+            <w:tcBorders>
+              <w:bottom w:val="single" w:sz="6" w:space="0" w:color="333333"/>
+            </w:tcBorders>
+          </w:tcPr>
           <w:p>
             <w:pPr>
               <w:pStyle w:val="Compact"/>
@@ -16704,7 +17094,11 @@
           </w:p>
         </w:tc>
         <w:tc>
-          <w:tcPr/>
+          <w:tcPr>
+            <w:tcBorders>
+              <w:bottom w:val="single" w:sz="6" w:space="0" w:color="333333"/>
+            </w:tcBorders>
+          </w:tcPr>
           <w:p>
             <w:pPr>
               <w:pStyle w:val="Compact"/>
@@ -16720,7 +17114,11 @@
           </w:p>
         </w:tc>
         <w:tc>
-          <w:tcPr/>
+          <w:tcPr>
+            <w:tcBorders>
+              <w:bottom w:val="single" w:sz="6" w:space="0" w:color="333333"/>
+            </w:tcBorders>
+          </w:tcPr>
           <w:p>
             <w:pPr>
               <w:pStyle w:val="Compact"/>
@@ -16736,7 +17134,11 @@
           </w:p>
         </w:tc>
         <w:tc>
-          <w:tcPr/>
+          <w:tcPr>
+            <w:tcBorders>
+              <w:bottom w:val="single" w:sz="6" w:space="0" w:color="333333"/>
+            </w:tcBorders>
+          </w:tcPr>
           <w:p>
             <w:pPr>
               <w:pStyle w:val="Compact"/>
@@ -16752,7 +17154,11 @@
           </w:p>
         </w:tc>
         <w:tc>
-          <w:tcPr/>
+          <w:tcPr>
+            <w:tcBorders>
+              <w:bottom w:val="single" w:sz="6" w:space="0" w:color="333333"/>
+            </w:tcBorders>
+          </w:tcPr>
           <w:p>
             <w:pPr>
               <w:pStyle w:val="Compact"/>
@@ -17372,6 +17778,7 @@
       <w:pPr>
         <w:pStyle w:val="BodyText"/>
         <w:spacing w:before="120" w:after="80"/>
+        <w:ind w:firstLine="420"/>
       </w:pPr>
       <w:r>
         <w:rPr>
@@ -17394,6 +17801,15 @@
         <w:tblW w:type="pct" w:w="5000"/>
         <w:tblLayout w:type="fixed"/>
         <w:tblLook w:firstRow="1" w:lastRow="0" w:firstColumn="0" w:lastColumn="0" w:noHBand="0" w:noVBand="0" w:val="0020"/>
+        <w:jc w:val="center"/>
+        <w:tblBorders>
+          <w:top w:val="single" w:sz="12" w:space="0" w:color="333333"/>
+          <w:bottom w:val="single" w:sz="12" w:space="0" w:color="333333"/>
+          <w:left w:val="none"/>
+          <w:right w:val="none"/>
+          <w:insideH w:val="none"/>
+          <w:insideV w:val="none"/>
+        </w:tblBorders>
       </w:tblPr>
       <w:tblGrid>
         <w:gridCol w:w="1667"/>
@@ -17406,7 +17822,11 @@
           <w:tblHeader w:val="on"/>
         </w:trPr>
         <w:tc>
-          <w:tcPr/>
+          <w:tcPr>
+            <w:tcBorders>
+              <w:bottom w:val="single" w:sz="6" w:space="0" w:color="333333"/>
+            </w:tcBorders>
+          </w:tcPr>
           <w:p>
             <w:pPr>
               <w:pStyle w:val="Compact"/>
@@ -17422,7 +17842,11 @@
           </w:p>
         </w:tc>
         <w:tc>
-          <w:tcPr/>
+          <w:tcPr>
+            <w:tcBorders>
+              <w:bottom w:val="single" w:sz="6" w:space="0" w:color="333333"/>
+            </w:tcBorders>
+          </w:tcPr>
           <w:p>
             <w:pPr>
               <w:pStyle w:val="Compact"/>
@@ -17438,7 +17862,11 @@
           </w:p>
         </w:tc>
         <w:tc>
-          <w:tcPr/>
+          <w:tcPr>
+            <w:tcBorders>
+              <w:bottom w:val="single" w:sz="6" w:space="0" w:color="333333"/>
+            </w:tcBorders>
+          </w:tcPr>
           <w:p>
             <w:pPr>
               <w:pStyle w:val="Compact"/>
@@ -17454,7 +17882,11 @@
           </w:p>
         </w:tc>
         <w:tc>
-          <w:tcPr/>
+          <w:tcPr>
+            <w:tcBorders>
+              <w:bottom w:val="single" w:sz="6" w:space="0" w:color="333333"/>
+            </w:tcBorders>
+          </w:tcPr>
           <w:p>
             <w:pPr>
               <w:pStyle w:val="Compact"/>
@@ -17889,6 +18321,7 @@
     <w:p>
       <w:pPr>
         <w:pStyle w:val="FirstParagraph"/>
+        <w:ind w:firstLine="420"/>
       </w:pPr>
       <w:r>
         <w:rPr>
@@ -17957,6 +18390,7 @@
     <w:p>
       <w:pPr>
         <w:pStyle w:val="BodyText"/>
+        <w:ind w:firstLine="420"/>
       </w:pPr>
       <w:r>
         <w:rPr>
@@ -18042,6 +18476,7 @@
     <w:p>
       <w:pPr>
         <w:pStyle w:val="BodyText"/>
+        <w:ind w:firstLine="420"/>
       </w:pPr>
       <w:r>
         <w:rPr>
@@ -18061,6 +18496,7 @@
     <w:p>
       <w:pPr>
         <w:pStyle w:val="BodyText"/>
+        <w:ind w:firstLine="420"/>
       </w:pPr>
       <w:r>
         <w:rPr>
@@ -18213,6 +18649,7 @@
     <w:p>
       <w:pPr>
         <w:pStyle w:val="BodyText"/>
+        <w:ind w:firstLine="420"/>
       </w:pPr>
       <w:r>
         <w:rPr>
@@ -18284,6 +18721,7 @@
     <w:p>
       <w:pPr>
         <w:pStyle w:val="BodyText"/>
+        <w:ind w:firstLine="420"/>
       </w:pPr>
       <w:r>
         <w:rPr>
@@ -18307,6 +18745,7 @@
     <w:p>
       <w:pPr>
         <w:pStyle w:val="BodyText"/>
+        <w:ind w:firstLine="420"/>
       </w:pPr>
       <w:r>
         <w:rPr>
@@ -18400,6 +18839,7 @@
     <w:p>
       <w:pPr>
         <w:pStyle w:val="BodyText"/>
+        <w:ind w:firstLine="420"/>
       </w:pPr>
       <w:r>
         <w:rPr>
@@ -18506,6 +18946,7 @@
     <w:p>
       <w:pPr>
         <w:pStyle w:val="BodyText"/>
+        <w:ind w:firstLine="420"/>
       </w:pPr>
       <w:r>
         <w:rPr>
@@ -18619,6 +19060,7 @@
     <w:p>
       <w:pPr>
         <w:pStyle w:val="BodyText"/>
+        <w:ind w:firstLine="420"/>
       </w:pPr>
       <w:r>
         <w:rPr>
@@ -18891,6 +19333,7 @@
     <w:p>
       <w:pPr>
         <w:pStyle w:val="FirstParagraph"/>
+        <w:ind w:firstLine="420"/>
       </w:pPr>
       <w:r>
         <w:rPr>
@@ -19028,6 +19471,7 @@
     <w:p>
       <w:pPr>
         <w:pStyle w:val="BodyText"/>
+        <w:ind w:firstLine="420"/>
       </w:pPr>
       <w:r>
         <w:rPr>
@@ -19083,6 +19527,7 @@
     <w:p>
       <w:pPr>
         <w:pStyle w:val="BodyText"/>
+        <w:ind w:firstLine="420"/>
       </w:pPr>
       <w:r>
         <w:rPr>
@@ -19106,6 +19551,7 @@
           <w:ilvl w:val="0"/>
           <w:numId w:val="1001"/>
         </w:numPr>
+        <w:ind w:firstLine="420"/>
       </w:pPr>
       <w:r>
         <w:rPr>
@@ -19153,6 +19599,7 @@
           <w:ilvl w:val="0"/>
           <w:numId w:val="1002"/>
         </w:numPr>
+        <w:ind w:firstLine="420"/>
       </w:pPr>
       <w:r>
         <w:rPr>
@@ -19267,6 +19714,7 @@
           <w:ilvl w:val="0"/>
           <w:numId w:val="1002"/>
         </w:numPr>
+        <w:ind w:firstLine="420"/>
       </w:pPr>
       <w:r>
         <w:rPr>
@@ -19519,6 +19967,7 @@
           <w:ilvl w:val="0"/>
           <w:numId w:val="1003"/>
         </w:numPr>
+        <w:ind w:firstLine="420"/>
       </w:pPr>
       <w:r>
         <w:rPr>
@@ -19582,6 +20031,7 @@
           <w:ilvl w:val="0"/>
           <w:numId w:val="1004"/>
         </w:numPr>
+        <w:ind w:firstLine="420"/>
       </w:pPr>
       <w:r>
         <w:rPr>
@@ -19639,6 +20089,7 @@
           <w:ilvl w:val="0"/>
           <w:numId w:val="1004"/>
         </w:numPr>
+        <w:ind w:firstLine="420"/>
       </w:pPr>
       <w:r>
         <w:rPr>
@@ -19709,6 +20160,7 @@
           <w:ilvl w:val="0"/>
           <w:numId w:val="1004"/>
         </w:numPr>
+        <w:ind w:firstLine="420"/>
       </w:pPr>
       <w:r>
         <w:rPr>
@@ -19924,6 +20376,7 @@
     <w:p>
       <w:pPr>
         <w:pStyle w:val="BodyText"/>
+        <w:ind w:firstLine="420"/>
       </w:pPr>
       <w:r>
         <w:rPr>
@@ -20015,6 +20468,7 @@
     <w:p>
       <w:pPr>
         <w:pStyle w:val="BodyText"/>
+        <w:ind w:firstLine="420"/>
       </w:pPr>
       <w:r>
         <w:rPr>
@@ -20226,6 +20680,7 @@
     <w:p>
       <w:pPr>
         <w:pStyle w:val="FirstParagraph"/>
+        <w:ind w:firstLine="420"/>
       </w:pPr>
       <w:r>
         <w:rPr>
@@ -20377,6 +20832,7 @@
     <w:p>
       <w:pPr>
         <w:pStyle w:val="BodyText"/>
+        <w:ind w:firstLine="420"/>
       </w:pPr>
       <w:r>
         <w:rPr>
@@ -20480,6 +20936,7 @@
     <w:p>
       <w:pPr>
         <w:pStyle w:val="BodyText"/>
+        <w:ind w:firstLine="420"/>
       </w:pPr>
       <w:r>
         <w:rPr>
@@ -20499,6 +20956,7 @@
     <w:p>
       <w:pPr>
         <w:pStyle w:val="BodyText"/>
+        <w:ind w:firstLine="420"/>
       </w:pPr>
       <w:r>
         <w:rPr>
@@ -20548,6 +21006,7 @@
     <w:p>
       <w:pPr>
         <w:pStyle w:val="BodyText"/>
+        <w:ind w:firstLine="420"/>
       </w:pPr>
       <w:r>
         <w:rPr>
@@ -20577,6 +21036,7 @@
     <w:p>
       <w:pPr>
         <w:pStyle w:val="BodyText"/>
+        <w:ind w:firstLine="420"/>
       </w:pPr>
       <w:r>
         <w:rPr>
@@ -20618,6 +21078,7 @@
           <w:ilvl w:val="0"/>
           <w:numId w:val="1005"/>
         </w:numPr>
+        <w:ind w:firstLine="420"/>
       </w:pPr>
       <w:r>
         <w:rPr>
@@ -20860,6 +21321,7 @@
           <w:ilvl w:val="0"/>
           <w:numId w:val="1005"/>
         </w:numPr>
+        <w:ind w:firstLine="420"/>
       </w:pPr>
       <w:r>
         <w:rPr>
@@ -21004,6 +21466,7 @@
     <w:p>
       <w:pPr>
         <w:pStyle w:val="FirstParagraph"/>
+        <w:ind w:firstLine="420"/>
       </w:pPr>
       <w:r>
         <w:rPr>
@@ -21108,6 +21571,7 @@
     <w:p>
       <w:pPr>
         <w:pStyle w:val="BodyText"/>
+        <w:ind w:firstLine="420"/>
       </w:pPr>
       <w:r>
         <w:rPr>
@@ -21253,6 +21717,7 @@
     <w:p>
       <w:pPr>
         <w:pStyle w:val="FirstParagraph"/>
+        <w:ind w:firstLine="420"/>
       </w:pPr>
       <w:r>
         <w:rPr>
@@ -21346,6 +21811,7 @@
     <w:p>
       <w:pPr>
         <w:pStyle w:val="BodyText"/>
+        <w:ind w:firstLine="420"/>
       </w:pPr>
       <w:r>
         <w:rPr>
@@ -21462,6 +21928,7 @@
     <w:p>
       <w:pPr>
         <w:pStyle w:val="BodyText"/>
+        <w:ind w:firstLine="420"/>
       </w:pPr>
       <w:r>
         <w:rPr>
@@ -21481,6 +21948,7 @@
     <w:p>
       <w:pPr>
         <w:pStyle w:val="BodyText"/>
+        <w:ind w:firstLine="420"/>
       </w:pPr>
       <w:r>
         <w:rPr>
@@ -21555,7 +22023,7 @@
         </w:rPr>
         <w:drawing>
           <wp:inline>
-            <wp:extent cx="3600000" cy="1607829"/>
+            <wp:extent cx="2667000" cy="1088735"/>
             <wp:effectExtent b="0" l="0" r="0" t="0"/>
             <wp:docPr descr="" title="" id="47" name="Picture"/>
             <a:graphic>
@@ -21576,7 +22044,7 @@
                   <pic:spPr bwMode="auto">
                     <a:xfrm>
                       <a:off x="0" y="0"/>
-                      <a:ext cx="3600000" cy="1607829"/>
+                      <a:ext cx="2667000" cy="1088735"/>
                     </a:xfrm>
                     <a:prstGeom prst="rect">
                       <a:avLst/>
@@ -21598,6 +22066,7 @@
     <w:p>
       <w:pPr>
         <w:pStyle w:val="BodyText"/>
+        <w:ind w:firstLine="420"/>
       </w:pPr>
       <w:r>
         <w:rPr>
@@ -21668,6 +22137,7 @@
     <w:p>
       <w:pPr>
         <w:pStyle w:val="BodyText"/>
+        <w:ind w:firstLine="420"/>
       </w:pPr>
       <w:r>
         <w:rPr>
@@ -21722,6 +22192,7 @@
     <w:p>
       <w:pPr>
         <w:pStyle w:val="BodyText"/>
+        <w:ind w:firstLine="420"/>
       </w:pPr>
       <w:r>
         <w:rPr>
@@ -21942,6 +22413,7 @@
     <w:p>
       <w:pPr>
         <w:pStyle w:val="BodyText"/>
+        <w:ind w:firstLine="420"/>
       </w:pPr>
       <w:r>
         <w:rPr>
@@ -21991,6 +22463,7 @@
     <w:p>
       <w:pPr>
         <w:pStyle w:val="BlockText"/>
+        <w:ind w:firstLine="420"/>
       </w:pPr>
       <w:r>
         <w:rPr>
@@ -22074,6 +22547,7 @@
     <w:p>
       <w:pPr>
         <w:pStyle w:val="FirstParagraph"/>
+        <w:ind w:firstLine="420"/>
       </w:pPr>
       <w:r>
         <w:rPr>
@@ -22166,6 +22640,7 @@
     <w:p>
       <w:pPr>
         <w:pStyle w:val="BodyText"/>
+        <w:ind w:firstLine="420"/>
       </w:pPr>
       <w:r>
         <w:rPr>
@@ -22387,6 +22862,7 @@
     <w:p>
       <w:pPr>
         <w:pStyle w:val="FirstParagraph"/>
+        <w:ind w:firstLine="420"/>
       </w:pPr>
       <w:r>
         <w:rPr>
@@ -22519,6 +22995,7 @@
     <w:p>
       <w:pPr>
         <w:pStyle w:val="BodyText"/>
+        <w:ind w:firstLine="420"/>
       </w:pPr>
       <w:r>
         <w:rPr>
@@ -22616,6 +23093,7 @@
     <w:p>
       <w:pPr>
         <w:pStyle w:val="BodyText"/>
+        <w:ind w:firstLine="420"/>
       </w:pPr>
       <w:r>
         <w:rPr>
@@ -22635,6 +23113,7 @@
     <w:p>
       <w:pPr>
         <w:pStyle w:val="BodyText"/>
+        <w:ind w:firstLine="420"/>
       </w:pPr>
       <w:r>
         <w:rPr>
@@ -22711,6 +23190,7 @@
     <w:p>
       <w:pPr>
         <w:pStyle w:val="BodyText"/>
+        <w:ind w:firstLine="420"/>
       </w:pPr>
       <w:r>
         <w:rPr>
@@ -22852,6 +23332,7 @@
     <w:p>
       <w:pPr>
         <w:pStyle w:val="BodyText"/>
+        <w:ind w:firstLine="420"/>
       </w:pPr>
       <w:r>
         <w:rPr>
@@ -22982,6 +23463,7 @@
       <w:pPr>
         <w:pStyle w:val="BodyText"/>
         <w:spacing w:after="80"/>
+        <w:ind w:firstLine="420"/>
       </w:pPr>
       <w:r>
         <w:rPr>
@@ -23011,6 +23493,15 @@
         <w:tblStyle w:val="Table"/>
         <w:tblW w:type="auto" w:w="0"/>
         <w:tblLook w:firstRow="1" w:lastRow="0" w:firstColumn="0" w:lastColumn="0" w:noHBand="0" w:noVBand="0" w:val="0020"/>
+        <w:jc w:val="center"/>
+        <w:tblBorders>
+          <w:top w:val="single" w:sz="12" w:space="0" w:color="333333"/>
+          <w:bottom w:val="single" w:sz="12" w:space="0" w:color="333333"/>
+          <w:left w:val="none"/>
+          <w:right w:val="none"/>
+          <w:insideH w:val="none"/>
+          <w:insideV w:val="none"/>
+        </w:tblBorders>
       </w:tblPr>
       <w:tblGrid>
         <w:gridCol w:w="2640"/>
@@ -23022,7 +23513,11 @@
           <w:tblHeader w:val="on"/>
         </w:trPr>
         <w:tc>
-          <w:tcPr/>
+          <w:tcPr>
+            <w:tcBorders>
+              <w:bottom w:val="single" w:sz="6" w:space="0" w:color="333333"/>
+            </w:tcBorders>
+          </w:tcPr>
           <w:p>
             <w:pPr>
               <w:pStyle w:val="Compact"/>
@@ -23038,7 +23533,11 @@
           </w:p>
         </w:tc>
         <w:tc>
-          <w:tcPr/>
+          <w:tcPr>
+            <w:tcBorders>
+              <w:bottom w:val="single" w:sz="6" w:space="0" w:color="333333"/>
+            </w:tcBorders>
+          </w:tcPr>
           <w:p>
             <w:pPr>
               <w:pStyle w:val="Compact"/>
@@ -23061,7 +23560,11 @@
           </w:p>
         </w:tc>
         <w:tc>
-          <w:tcPr/>
+          <w:tcPr>
+            <w:tcBorders>
+              <w:bottom w:val="single" w:sz="6" w:space="0" w:color="333333"/>
+            </w:tcBorders>
+          </w:tcPr>
           <w:p>
             <w:pPr>
               <w:pStyle w:val="Compact"/>
@@ -23178,6 +23681,7 @@
       <w:pPr>
         <w:pStyle w:val="BodyText"/>
         <w:spacing w:before="120"/>
+        <w:ind w:firstLine="420"/>
       </w:pPr>
       <w:r>
         <w:rPr>
@@ -23231,6 +23735,7 @@
     <w:p>
       <w:pPr>
         <w:pStyle w:val="BodyText"/>
+        <w:ind w:firstLine="420"/>
       </w:pPr>
       <w:r>
         <w:rPr>
@@ -23524,6 +24029,7 @@
     <w:p>
       <w:pPr>
         <w:pStyle w:val="BodyText"/>
+        <w:ind w:firstLine="420"/>
       </w:pPr>
       <w:r>
         <w:rPr>
@@ -23609,6 +24115,7 @@
     <w:p>
       <w:pPr>
         <w:pStyle w:val="BodyText"/>
+        <w:ind w:firstLine="420"/>
       </w:pPr>
       <w:r>
         <w:rPr>
@@ -23790,6 +24297,7 @@
     <w:p>
       <w:pPr>
         <w:pStyle w:val="FirstParagraph"/>
+        <w:ind w:firstLine="420"/>
       </w:pPr>
       <w:r>
         <w:rPr>
@@ -23936,6 +24444,7 @@
     <w:p>
       <w:pPr>
         <w:pStyle w:val="BodyText"/>
+        <w:ind w:firstLine="420"/>
       </w:pPr>
       <w:r>
         <w:rPr>
@@ -24028,6 +24537,7 @@
       <w:pPr>
         <w:pStyle w:val="BodyText"/>
         <w:spacing w:after="80"/>
+        <w:ind w:firstLine="420"/>
       </w:pPr>
       <w:r>
         <w:rPr>
@@ -24050,6 +24560,15 @@
         <w:tblW w:type="pct" w:w="5000"/>
         <w:tblLayout w:type="fixed"/>
         <w:tblLook w:firstRow="1" w:lastRow="0" w:firstColumn="0" w:lastColumn="0" w:noHBand="0" w:noVBand="0" w:val="0020"/>
+        <w:jc w:val="center"/>
+        <w:tblBorders>
+          <w:top w:val="single" w:sz="12" w:space="0" w:color="333333"/>
+          <w:bottom w:val="single" w:sz="12" w:space="0" w:color="333333"/>
+          <w:left w:val="none"/>
+          <w:right w:val="none"/>
+          <w:insideH w:val="none"/>
+          <w:insideV w:val="none"/>
+        </w:tblBorders>
       </w:tblPr>
       <w:tblGrid>
         <w:gridCol w:w="2640"/>
@@ -24061,7 +24580,11 @@
           <w:tblHeader w:val="on"/>
         </w:trPr>
         <w:tc>
-          <w:tcPr/>
+          <w:tcPr>
+            <w:tcBorders>
+              <w:bottom w:val="single" w:sz="6" w:space="0" w:color="333333"/>
+            </w:tcBorders>
+          </w:tcPr>
           <w:p>
             <w:pPr>
               <w:pStyle w:val="Compact"/>
@@ -24077,7 +24600,11 @@
           </w:p>
         </w:tc>
         <w:tc>
-          <w:tcPr/>
+          <w:tcPr>
+            <w:tcBorders>
+              <w:bottom w:val="single" w:sz="6" w:space="0" w:color="333333"/>
+            </w:tcBorders>
+          </w:tcPr>
           <w:p>
             <w:pPr>
               <w:pStyle w:val="Compact"/>
@@ -24093,7 +24620,11 @@
           </w:p>
         </w:tc>
         <w:tc>
-          <w:tcPr/>
+          <w:tcPr>
+            <w:tcBorders>
+              <w:bottom w:val="single" w:sz="6" w:space="0" w:color="333333"/>
+            </w:tcBorders>
+          </w:tcPr>
           <w:p>
             <w:pPr>
               <w:pStyle w:val="Compact"/>
@@ -24708,6 +25239,7 @@
       <w:pPr>
         <w:pStyle w:val="BodyText"/>
         <w:spacing w:before="120"/>
+        <w:ind w:firstLine="420"/>
       </w:pPr>
       <w:r>
         <w:rPr>
@@ -24812,6 +25344,7 @@
     <w:p>
       <w:pPr>
         <w:pStyle w:val="BodyText"/>
+        <w:ind w:firstLine="420"/>
       </w:pPr>
       <w:r>
         <w:rPr>
@@ -25147,7 +25680,8 @@
     </w:p>
     <w:p>
       <w:pPr>
-        <w:pStyle w:val="MistakeBlock"/>
+        <w:pStyle w:val="FirstParagraph"/>
+        <w:ind w:firstLine="420"/>
       </w:pPr>
       <w:r>
         <w:rPr>
@@ -25186,6 +25720,12 @@
           <w:rFonts w:ascii="Times New Roman" w:hAnsi="Times New Roman" w:eastAsia="Times New Roman" w:cs="Times New Roman"/>
         </w:rPr>
         <w:t xml:space="preserve"> </w:t>
+      </w:r>
+      <w:r>
+        <w:rPr>
+          <w:rFonts w:ascii="Times New Roman" w:hAnsi="Times New Roman" w:eastAsia="Times New Roman" w:cs="Times New Roman"/>
+        </w:rPr>
+        <w:t xml:space="preserve">&gt; </w:t>
       </w:r>
       <w:r>
         <w:rPr>
@@ -25364,7 +25904,8 @@
     </w:p>
     <w:p>
       <w:pPr>
-        <w:pStyle w:val="MistakeBlock"/>
+        <w:pStyle w:val="BodyText"/>
+        <w:ind w:firstLine="420"/>
       </w:pPr>
       <w:r>
         <w:rPr>
@@ -25419,6 +25960,12 @@
           <w:rFonts w:ascii="Times New Roman" w:hAnsi="Times New Roman" w:eastAsia="Times New Roman" w:cs="Times New Roman"/>
         </w:rPr>
         <w:t xml:space="preserve"> </w:t>
+      </w:r>
+      <w:r>
+        <w:rPr>
+          <w:rFonts w:ascii="Times New Roman" w:hAnsi="Times New Roman" w:eastAsia="Times New Roman" w:cs="Times New Roman"/>
+        </w:rPr>
+        <w:t xml:space="preserve">&gt; </w:t>
       </w:r>
       <w:r>
         <w:rPr>
@@ -25679,7 +26226,8 @@
     </w:p>
     <w:p>
       <w:pPr>
-        <w:pStyle w:val="MistakeBlock"/>
+        <w:pStyle w:val="BodyText"/>
+        <w:ind w:firstLine="420"/>
       </w:pPr>
       <w:r>
         <w:rPr>
@@ -25770,6 +26318,12 @@
       </w:r>
       <w:r>
         <w:rPr>
+          <w:rFonts w:ascii="Times New Roman" w:hAnsi="Times New Roman" w:eastAsia="Times New Roman" w:cs="Times New Roman"/>
+        </w:rPr>
+        <w:t xml:space="preserve">&gt; </w:t>
+      </w:r>
+      <w:r>
+        <w:rPr>
           <w:rFonts w:hint="eastAsia" w:ascii="Times New Roman" w:hAnsi="Times New Roman" w:eastAsia="FangSong" w:cs="Times New Roman"/>
         </w:rPr>
         <w:t>学生看到溴试剂就写邻二溴化物</w:t>
@@ -25949,7 +26503,8 @@
     </w:p>
     <w:p>
       <w:pPr>
-        <w:pStyle w:val="MistakeBlock"/>
+        <w:pStyle w:val="BodyText"/>
+        <w:ind w:firstLine="420"/>
       </w:pPr>
       <w:r>
         <w:rPr>
@@ -25988,6 +26543,12 @@
           <w:rFonts w:ascii="Times New Roman" w:hAnsi="Times New Roman" w:eastAsia="Times New Roman" w:cs="Times New Roman"/>
         </w:rPr>
         <w:t xml:space="preserve"> </w:t>
+      </w:r>
+      <w:r>
+        <w:rPr>
+          <w:rFonts w:ascii="Times New Roman" w:hAnsi="Times New Roman" w:eastAsia="Times New Roman" w:cs="Times New Roman"/>
+        </w:rPr>
+        <w:t xml:space="preserve">&gt; </w:t>
       </w:r>
       <w:r>
         <w:rPr>
@@ -26080,7 +26641,8 @@
     </w:p>
     <w:p>
       <w:pPr>
-        <w:pStyle w:val="MistakeBlock"/>
+        <w:pStyle w:val="BodyText"/>
+        <w:ind w:firstLine="420"/>
       </w:pPr>
       <w:r>
         <w:rPr>
@@ -26119,6 +26681,12 @@
           <w:rFonts w:ascii="Times New Roman" w:hAnsi="Times New Roman" w:eastAsia="Times New Roman" w:cs="Times New Roman"/>
         </w:rPr>
         <w:t xml:space="preserve"> </w:t>
+      </w:r>
+      <w:r>
+        <w:rPr>
+          <w:rFonts w:ascii="Times New Roman" w:hAnsi="Times New Roman" w:eastAsia="Times New Roman" w:cs="Times New Roman"/>
+        </w:rPr>
+        <w:t xml:space="preserve">&gt; </w:t>
       </w:r>
       <w:r>
         <w:rPr>
@@ -26171,7 +26739,8 @@
     </w:p>
     <w:p>
       <w:pPr>
-        <w:pStyle w:val="MistakeBlock"/>
+        <w:pStyle w:val="BodyText"/>
+        <w:ind w:firstLine="420"/>
       </w:pPr>
       <w:r>
         <w:rPr>
@@ -26248,7 +26817,7 @@
         <w:rPr>
           <w:rFonts w:ascii="Times New Roman" w:hAnsi="Times New Roman" w:eastAsia="Times New Roman" w:cs="Times New Roman"/>
         </w:rPr>
-        <w:t>O</w:t>
+        <w:t>&gt; O</w:t>
       </w:r>
       <w:r>
         <w:rPr>
@@ -26326,7 +26895,8 @@
     </w:p>
     <w:p>
       <w:pPr>
-        <w:pStyle w:val="MistakeBlock"/>
+        <w:pStyle w:val="BodyText"/>
+        <w:ind w:firstLine="420"/>
       </w:pPr>
       <w:r>
         <w:rPr>
@@ -26365,6 +26935,12 @@
           <w:rFonts w:ascii="Times New Roman" w:hAnsi="Times New Roman" w:eastAsia="Times New Roman" w:cs="Times New Roman"/>
         </w:rPr>
         <w:t xml:space="preserve"> </w:t>
+      </w:r>
+      <w:r>
+        <w:rPr>
+          <w:rFonts w:ascii="Times New Roman" w:hAnsi="Times New Roman" w:eastAsia="Times New Roman" w:cs="Times New Roman"/>
+        </w:rPr>
+        <w:t xml:space="preserve">&gt; </w:t>
       </w:r>
       <w:r>
         <w:rPr>
@@ -26573,6 +27149,7 @@
     <w:p>
       <w:pPr>
         <w:pStyle w:val="FirstParagraph"/>
+        <w:ind w:firstLine="420"/>
       </w:pPr>
       <w:r>
         <w:rPr>
@@ -26606,6 +27183,7 @@
           <w:ilvl w:val="0"/>
           <w:numId w:val="1006"/>
         </w:numPr>
+        <w:ind w:firstLine="420"/>
       </w:pPr>
       <w:r>
         <w:rPr>
@@ -26627,6 +27205,7 @@
           <w:ilvl w:val="0"/>
           <w:numId w:val="1007"/>
         </w:numPr>
+        <w:ind w:firstLine="420"/>
       </w:pPr>
       <w:r>
         <w:rPr>
@@ -26660,6 +27239,7 @@
           <w:ilvl w:val="0"/>
           <w:numId w:val="1007"/>
         </w:numPr>
+        <w:ind w:firstLine="420"/>
       </w:pPr>
       <w:r>
         <w:rPr>
@@ -26693,6 +27273,7 @@
           <w:ilvl w:val="0"/>
           <w:numId w:val="1008"/>
         </w:numPr>
+        <w:ind w:firstLine="420"/>
       </w:pPr>
       <w:r>
         <w:rPr>
@@ -26777,6 +27358,7 @@
           <w:ilvl w:val="0"/>
           <w:numId w:val="1010"/>
         </w:numPr>
+        <w:ind w:firstLine="420"/>
       </w:pPr>
       <w:r>
         <w:rPr>
@@ -26873,6 +27455,7 @@
           <w:ilvl w:val="0"/>
           <w:numId w:val="1012"/>
         </w:numPr>
+        <w:ind w:firstLine="420"/>
       </w:pPr>
       <w:r>
         <w:rPr>
@@ -26980,6 +27563,7 @@
           <w:ilvl w:val="0"/>
           <w:numId w:val="1013"/>
         </w:numPr>
+        <w:ind w:firstLine="420"/>
       </w:pPr>
       <w:r>
         <w:rPr>
@@ -27013,6 +27597,7 @@
           <w:ilvl w:val="0"/>
           <w:numId w:val="1013"/>
         </w:numPr>
+        <w:ind w:firstLine="420"/>
       </w:pPr>
       <w:r>
         <w:rPr>
@@ -27058,6 +27643,7 @@
           <w:ilvl w:val="1"/>
           <w:numId w:val="1014"/>
         </w:numPr>
+        <w:ind w:firstLine="420"/>
       </w:pPr>
       <w:r>
         <w:rPr>
@@ -27121,6 +27707,7 @@
           <w:ilvl w:val="1"/>
           <w:numId w:val="1014"/>
         </w:numPr>
+        <w:ind w:firstLine="420"/>
       </w:pPr>
       <w:r>
         <w:rPr>
@@ -27148,6 +27735,7 @@
           <w:ilvl w:val="0"/>
           <w:numId w:val="1013"/>
         </w:numPr>
+        <w:ind w:firstLine="420"/>
       </w:pPr>
       <w:r>
         <w:rPr>
@@ -27181,6 +27769,7 @@
           <w:ilvl w:val="1"/>
           <w:numId w:val="1015"/>
         </w:numPr>
+        <w:ind w:firstLine="420"/>
       </w:pPr>
       <w:r>
         <w:rPr>
@@ -27208,6 +27797,7 @@
           <w:ilvl w:val="2"/>
           <w:numId w:val="1016"/>
         </w:numPr>
+        <w:ind w:firstLine="420"/>
       </w:pPr>
       <w:r>
         <w:rPr>
@@ -27266,6 +27856,7 @@
           <w:ilvl w:val="2"/>
           <w:numId w:val="1016"/>
         </w:numPr>
+        <w:ind w:firstLine="420"/>
       </w:pPr>
       <w:r>
         <w:rPr>
@@ -27318,6 +27909,7 @@
           <w:ilvl w:val="1"/>
           <w:numId w:val="1015"/>
         </w:numPr>
+        <w:ind w:firstLine="420"/>
       </w:pPr>
       <w:r>
         <w:rPr>
@@ -27373,6 +27965,7 @@
     <w:p>
       <w:pPr>
         <w:pStyle w:val="FirstParagraph"/>
+        <w:ind w:firstLine="420"/>
       </w:pPr>
       <w:r>
         <w:rPr>
@@ -27414,6 +28007,7 @@
     <w:p>
       <w:pPr>
         <w:pStyle w:val="BodyText"/>
+        <w:ind w:firstLine="420"/>
       </w:pPr>
       <w:r>
         <w:rPr>
@@ -27455,6 +28049,7 @@
     <w:p>
       <w:pPr>
         <w:pStyle w:val="BodyText"/>
+        <w:ind w:firstLine="420"/>
       </w:pPr>
       <w:r>
         <w:rPr>
@@ -27496,6 +28091,7 @@
     <w:p>
       <w:pPr>
         <w:pStyle w:val="BodyText"/>
+        <w:ind w:firstLine="420"/>
       </w:pPr>
       <w:r>
         <w:rPr>
@@ -27537,6 +28133,7 @@
     <w:p>
       <w:pPr>
         <w:pStyle w:val="BodyText"/>
+        <w:ind w:firstLine="420"/>
       </w:pPr>
       <w:r>
         <w:rPr>
@@ -27578,6 +28175,7 @@
     <w:p>
       <w:pPr>
         <w:pStyle w:val="BodyText"/>
+        <w:ind w:firstLine="420"/>
       </w:pPr>
       <w:r>
         <w:rPr>
@@ -27613,6 +28211,7 @@
     <w:p>
       <w:pPr>
         <w:pStyle w:val="BodyText"/>
+        <w:ind w:firstLine="420"/>
       </w:pPr>
       <w:r>
         <w:rPr>
@@ -27706,6 +28305,15 @@
         <w:tblStyle w:val="Table"/>
         <w:tblW w:type="auto" w:w="0"/>
         <w:tblLook w:firstRow="1" w:lastRow="0" w:firstColumn="0" w:lastColumn="0" w:noHBand="0" w:noVBand="0" w:val="0020"/>
+        <w:jc w:val="center"/>
+        <w:tblBorders>
+          <w:top w:val="single" w:sz="12" w:space="0" w:color="333333"/>
+          <w:bottom w:val="single" w:sz="12" w:space="0" w:color="333333"/>
+          <w:left w:val="none"/>
+          <w:right w:val="none"/>
+          <w:insideH w:val="none"/>
+          <w:insideV w:val="none"/>
+        </w:tblBorders>
       </w:tblPr>
       <w:tblGrid>
         <w:gridCol w:w="1980"/>
@@ -27718,7 +28326,11 @@
           <w:tblHeader w:val="on"/>
         </w:trPr>
         <w:tc>
-          <w:tcPr/>
+          <w:tcPr>
+            <w:tcBorders>
+              <w:bottom w:val="single" w:sz="6" w:space="0" w:color="333333"/>
+            </w:tcBorders>
+          </w:tcPr>
           <w:p>
             <w:pPr>
               <w:pStyle w:val="Compact"/>
@@ -27734,7 +28346,11 @@
           </w:p>
         </w:tc>
         <w:tc>
-          <w:tcPr/>
+          <w:tcPr>
+            <w:tcBorders>
+              <w:bottom w:val="single" w:sz="6" w:space="0" w:color="333333"/>
+            </w:tcBorders>
+          </w:tcPr>
           <w:p>
             <w:pPr>
               <w:pStyle w:val="Compact"/>
@@ -27750,7 +28366,11 @@
           </w:p>
         </w:tc>
         <w:tc>
-          <w:tcPr/>
+          <w:tcPr>
+            <w:tcBorders>
+              <w:bottom w:val="single" w:sz="6" w:space="0" w:color="333333"/>
+            </w:tcBorders>
+          </w:tcPr>
           <w:p>
             <w:pPr>
               <w:pStyle w:val="Compact"/>
@@ -27766,7 +28386,11 @@
           </w:p>
         </w:tc>
         <w:tc>
-          <w:tcPr/>
+          <w:tcPr>
+            <w:tcBorders>
+              <w:bottom w:val="single" w:sz="6" w:space="0" w:color="333333"/>
+            </w:tcBorders>
+          </w:tcPr>
           <w:p>
             <w:pPr>
               <w:pStyle w:val="Compact"/>
@@ -28147,6 +28771,15 @@
         <w:tblStyle w:val="Table"/>
         <w:tblW w:type="auto" w:w="0"/>
         <w:tblLook w:firstRow="1" w:lastRow="0" w:firstColumn="0" w:lastColumn="0" w:noHBand="0" w:noVBand="0" w:val="0020"/>
+        <w:jc w:val="center"/>
+        <w:tblBorders>
+          <w:top w:val="single" w:sz="12" w:space="0" w:color="333333"/>
+          <w:bottom w:val="single" w:sz="12" w:space="0" w:color="333333"/>
+          <w:left w:val="none"/>
+          <w:right w:val="none"/>
+          <w:insideH w:val="none"/>
+          <w:insideV w:val="none"/>
+        </w:tblBorders>
       </w:tblPr>
       <w:tblGrid>
         <w:gridCol w:w="2640"/>
@@ -28158,7 +28791,11 @@
           <w:tblHeader w:val="on"/>
         </w:trPr>
         <w:tc>
-          <w:tcPr/>
+          <w:tcPr>
+            <w:tcBorders>
+              <w:bottom w:val="single" w:sz="6" w:space="0" w:color="333333"/>
+            </w:tcBorders>
+          </w:tcPr>
           <w:p>
             <w:pPr>
               <w:pStyle w:val="Compact"/>
@@ -28188,7 +28825,11 @@
           </w:p>
         </w:tc>
         <w:tc>
-          <w:tcPr/>
+          <w:tcPr>
+            <w:tcBorders>
+              <w:bottom w:val="single" w:sz="6" w:space="0" w:color="333333"/>
+            </w:tcBorders>
+          </w:tcPr>
           <w:p>
             <w:pPr>
               <w:pStyle w:val="Compact"/>
@@ -28211,7 +28852,11 @@
           </w:p>
         </w:tc>
         <w:tc>
-          <w:tcPr/>
+          <w:tcPr>
+            <w:tcBorders>
+              <w:bottom w:val="single" w:sz="6" w:space="0" w:color="333333"/>
+            </w:tcBorders>
+          </w:tcPr>
           <w:p>
             <w:pPr>
               <w:pStyle w:val="Compact"/>
@@ -28460,6 +29105,7 @@
     <w:p>
       <w:pPr>
         <w:pStyle w:val="FirstParagraph"/>
+        <w:ind w:firstLine="420"/>
       </w:pPr>
       <w:r>
         <w:rPr>
@@ -28747,6 +29393,15 @@
         <w:tblStyle w:val="Table"/>
         <w:tblW w:type="auto" w:w="0"/>
         <w:tblLook w:firstRow="1" w:lastRow="0" w:firstColumn="0" w:lastColumn="0" w:noHBand="0" w:noVBand="0" w:val="0020"/>
+        <w:jc w:val="center"/>
+        <w:tblBorders>
+          <w:top w:val="single" w:sz="12" w:space="0" w:color="333333"/>
+          <w:bottom w:val="single" w:sz="12" w:space="0" w:color="333333"/>
+          <w:left w:val="none"/>
+          <w:right w:val="none"/>
+          <w:insideH w:val="none"/>
+          <w:insideV w:val="none"/>
+        </w:tblBorders>
       </w:tblPr>
       <w:tblGrid>
         <w:gridCol w:w="2640"/>
@@ -28758,7 +29413,11 @@
           <w:tblHeader w:val="on"/>
         </w:trPr>
         <w:tc>
-          <w:tcPr/>
+          <w:tcPr>
+            <w:tcBorders>
+              <w:bottom w:val="single" w:sz="6" w:space="0" w:color="333333"/>
+            </w:tcBorders>
+          </w:tcPr>
           <w:p>
             <w:pPr>
               <w:pStyle w:val="Compact"/>
@@ -28774,7 +29433,11 @@
           </w:p>
         </w:tc>
         <w:tc>
-          <w:tcPr/>
+          <w:tcPr>
+            <w:tcBorders>
+              <w:bottom w:val="single" w:sz="6" w:space="0" w:color="333333"/>
+            </w:tcBorders>
+          </w:tcPr>
           <w:p>
             <w:pPr>
               <w:pStyle w:val="Compact"/>
@@ -28790,7 +29453,11 @@
           </w:p>
         </w:tc>
         <w:tc>
-          <w:tcPr/>
+          <w:tcPr>
+            <w:tcBorders>
+              <w:bottom w:val="single" w:sz="6" w:space="0" w:color="333333"/>
+            </w:tcBorders>
+          </w:tcPr>
           <w:p>
             <w:pPr>
               <w:pStyle w:val="Compact"/>
@@ -29045,6 +29712,15 @@
         <w:tblStyle w:val="Table"/>
         <w:tblW w:type="auto" w:w="0"/>
         <w:tblLook w:firstRow="1" w:lastRow="0" w:firstColumn="0" w:lastColumn="0" w:noHBand="0" w:noVBand="0" w:val="0020"/>
+        <w:jc w:val="center"/>
+        <w:tblBorders>
+          <w:top w:val="single" w:sz="12" w:space="0" w:color="333333"/>
+          <w:bottom w:val="single" w:sz="12" w:space="0" w:color="333333"/>
+          <w:left w:val="none"/>
+          <w:right w:val="none"/>
+          <w:insideH w:val="none"/>
+          <w:insideV w:val="none"/>
+        </w:tblBorders>
       </w:tblPr>
       <w:tblGrid>
         <w:gridCol w:w="2640"/>
@@ -29056,7 +29732,11 @@
           <w:tblHeader w:val="on"/>
         </w:trPr>
         <w:tc>
-          <w:tcPr/>
+          <w:tcPr>
+            <w:tcBorders>
+              <w:bottom w:val="single" w:sz="6" w:space="0" w:color="333333"/>
+            </w:tcBorders>
+          </w:tcPr>
           <w:p>
             <w:pPr>
               <w:pStyle w:val="Compact"/>
@@ -29072,7 +29752,11 @@
           </w:p>
         </w:tc>
         <w:tc>
-          <w:tcPr/>
+          <w:tcPr>
+            <w:tcBorders>
+              <w:bottom w:val="single" w:sz="6" w:space="0" w:color="333333"/>
+            </w:tcBorders>
+          </w:tcPr>
           <w:p>
             <w:pPr>
               <w:pStyle w:val="Compact"/>
@@ -29088,7 +29772,11 @@
           </w:p>
         </w:tc>
         <w:tc>
-          <w:tcPr/>
+          <w:tcPr>
+            <w:tcBorders>
+              <w:bottom w:val="single" w:sz="6" w:space="0" w:color="333333"/>
+            </w:tcBorders>
+          </w:tcPr>
           <w:p>
             <w:pPr>
               <w:pStyle w:val="Compact"/>
@@ -29414,6 +30102,7 @@
     <w:p>
       <w:pPr>
         <w:pStyle w:val="FirstParagraph"/>
+        <w:ind w:firstLine="420"/>
       </w:pPr>
       <w:r>
         <w:rPr>
@@ -29551,6 +30240,7 @@
     <w:p>
       <w:pPr>
         <w:pStyle w:val="BodyText"/>
+        <w:ind w:firstLine="420"/>
       </w:pPr>
       <w:r>
         <w:rPr>
@@ -29619,6 +30309,7 @@
     <w:p>
       <w:pPr>
         <w:pStyle w:val="BodyText"/>
+        <w:ind w:firstLine="420"/>
       </w:pPr>
       <w:r>
         <w:rPr>
@@ -29698,6 +30389,7 @@
     <w:p>
       <w:pPr>
         <w:pStyle w:val="BodyText"/>
+        <w:ind w:firstLine="420"/>
       </w:pPr>
       <w:r>
         <w:rPr>
@@ -29779,6 +30471,7 @@
     <w:p>
       <w:pPr>
         <w:pStyle w:val="FirstParagraph"/>
+        <w:ind w:firstLine="420"/>
       </w:pPr>
       <w:r>
         <w:rPr>
@@ -29912,6 +30605,7 @@
     <w:p>
       <w:pPr>
         <w:pStyle w:val="BodyText"/>
+        <w:ind w:firstLine="420"/>
       </w:pPr>
       <w:r>
         <w:rPr>
@@ -30065,6 +30759,7 @@
     <w:p>
       <w:pPr>
         <w:pStyle w:val="BodyText"/>
+        <w:ind w:firstLine="420"/>
       </w:pPr>
       <w:r>
         <w:rPr>
@@ -30244,6 +30939,7 @@
     <w:p>
       <w:pPr>
         <w:pStyle w:val="BodyText"/>
+        <w:ind w:firstLine="420"/>
       </w:pPr>
       <w:r>
         <w:rPr>
@@ -30398,6 +31094,7 @@
     <w:p>
       <w:pPr>
         <w:pStyle w:val="FirstParagraph"/>
+        <w:ind w:firstLine="420"/>
       </w:pPr>
       <w:r>
         <w:rPr>
@@ -30567,6 +31264,7 @@
     <w:p>
       <w:pPr>
         <w:pStyle w:val="BodyText"/>
+        <w:ind w:firstLine="420"/>
       </w:pPr>
       <w:r>
         <w:rPr>
@@ -30628,6 +31326,7 @@
     <w:p>
       <w:pPr>
         <w:pStyle w:val="BodyText"/>
+        <w:ind w:firstLine="420"/>
       </w:pPr>
       <w:r>
         <w:rPr>
@@ -30779,6 +31478,7 @@
     <w:p>
       <w:pPr>
         <w:pStyle w:val="BodyText"/>
+        <w:ind w:firstLine="420"/>
       </w:pPr>
       <w:r>
         <w:rPr>
@@ -30840,6 +31540,7 @@
     <w:p>
       <w:pPr>
         <w:pStyle w:val="BodyText"/>
+        <w:ind w:firstLine="420"/>
       </w:pPr>
       <w:r>
         <w:rPr>
@@ -31179,6 +31880,7 @@
     <w:p>
       <w:pPr>
         <w:pStyle w:val="BodyText"/>
+        <w:ind w:firstLine="420"/>
       </w:pPr>
       <w:r>
         <w:rPr>
@@ -31548,6 +32250,7 @@
     <w:p>
       <w:pPr>
         <w:pStyle w:val="BodyText"/>
+        <w:ind w:firstLine="420"/>
       </w:pPr>
       <w:r>
         <w:rPr>
@@ -31849,6 +32552,7 @@
     <w:p>
       <w:pPr>
         <w:pStyle w:val="BodyText"/>
+        <w:ind w:firstLine="420"/>
       </w:pPr>
       <w:r>
         <w:rPr>
@@ -33808,22 +34512,6 @@
       <ns0:color ns0:themeColor="accent1" ns0:themeShade="BF" ns0:val="365F91"/>
     </ns0:rPr>
   </ns0:style>
-  <w:style w:type="paragraph" w:customStyle="1" w:styleId="MethodologyBlock">
-    <w:name w:val="Methodology Block"/>
-    <w:basedOn w:val="BodyText"/>
-    <w:qFormat/>
-    <ns0:rPr>
-      <w:rFonts ns0:ascii="Times New Roman" ns0:hAnsi="Times New Roman" ns0:eastAsia="FangSong" ns0:cs="Times New Roman"/>
-    </ns0:rPr>
-  </w:style>
-  <w:style w:type="paragraph" w:customStyle="1" w:styleId="MistakeBlock">
-    <w:name w:val="Mistake Block"/>
-    <w:basedOn w:val="BodyText"/>
-    <w:qFormat/>
-    <ns0:rPr>
-      <w:rFonts ns0:ascii="Times New Roman" ns0:hAnsi="Times New Roman" ns0:eastAsia="FangSong" ns0:cs="Times New Roman"/>
-    </ns0:rPr>
-  </w:style>
   <w:style w:type="paragraph" w:customStyle="1" w:styleId="SourceCode">
     <w:name w:val="Source Code"/>
     <w:basedOn w:val="Normal"/>

--- a/06-学生侧材料/讲义/6-有机化学/自由基反应.docx
+++ b/06-学生侧材料/讲义/6-有机化学/自由基反应.docx
@@ -5944,11 +5944,11 @@
         </w:tblBorders>
       </w:tblPr>
       <w:tblGrid>
-        <w:gridCol w:w="1508"/>
-        <w:gridCol w:w="1508"/>
-        <w:gridCol w:w="1885"/>
-        <w:gridCol w:w="1508"/>
-        <w:gridCol w:w="1508"/>
+        <w:gridCol w:w="1188"/>
+        <w:gridCol w:w="3168"/>
+        <w:gridCol w:w="1188"/>
+        <w:gridCol w:w="1254"/>
+        <w:gridCol w:w="1122"/>
       </w:tblGrid>
       <w:tr>
         <w:trPr>
